--- a/Entregables_individuales/Requerimientos_funcionales.docx
+++ b/Entregables_individuales/Requerimientos_funcionales.docx
@@ -5,6 +5,7 @@
     <w:p>
       <w:pPr>
         <w:spacing w:line="360" w:lineRule="auto"/>
+        <w:jc w:val="both"/>
         <w:rPr>
           <w:rFonts w:ascii="Arial" w:hAnsi="Arial" w:cs="Arial"/>
           <w:b/>
@@ -19,12 +20,34 @@
           <w:sz w:val="24"/>
           <w:szCs w:val="24"/>
         </w:rPr>
+        <w:softHyphen/>
+      </w:r>
+    </w:p>
+    <w:p>
+      <w:pPr>
+        <w:spacing w:line="360" w:lineRule="auto"/>
+        <w:jc w:val="both"/>
+        <w:rPr>
+          <w:rFonts w:ascii="Arial" w:hAnsi="Arial" w:cs="Arial"/>
+          <w:b/>
+          <w:sz w:val="24"/>
+          <w:szCs w:val="24"/>
+        </w:rPr>
+      </w:pPr>
+      <w:r>
+        <w:rPr>
+          <w:rFonts w:ascii="Arial" w:hAnsi="Arial" w:cs="Arial"/>
+          <w:b/>
+          <w:sz w:val="24"/>
+          <w:szCs w:val="24"/>
+        </w:rPr>
         <w:t>REQUERIMIENTOS FUNCIONALES</w:t>
       </w:r>
     </w:p>
     <w:p>
       <w:pPr>
         <w:spacing w:line="360" w:lineRule="auto"/>
+        <w:jc w:val="both"/>
         <w:rPr>
           <w:rFonts w:ascii="Arial" w:hAnsi="Arial" w:cs="Arial"/>
           <w:b/>
@@ -40,30 +63,6 @@
           <w:szCs w:val="24"/>
         </w:rPr>
         <w:t>USUARIO PACIENTE</w:t>
-      </w:r>
-    </w:p>
-    <w:p>
-      <w:pPr>
-        <w:numPr>
-          <w:ilvl w:val="0"/>
-          <w:numId w:val="3"/>
-        </w:numPr>
-        <w:spacing w:before="100" w:beforeAutospacing="1" w:after="100" w:afterAutospacing="1" w:line="360" w:lineRule="auto"/>
-        <w:rPr>
-          <w:rFonts w:ascii="Arial" w:eastAsia="Times New Roman" w:hAnsi="Arial" w:cs="Arial"/>
-          <w:sz w:val="24"/>
-          <w:szCs w:val="24"/>
-          <w:lang w:eastAsia="es-MX"/>
-        </w:rPr>
-      </w:pPr>
-      <w:r>
-        <w:rPr>
-          <w:rFonts w:ascii="Arial" w:eastAsia="Times New Roman" w:hAnsi="Arial" w:cs="Arial"/>
-          <w:sz w:val="24"/>
-          <w:szCs w:val="24"/>
-          <w:lang w:eastAsia="es-MX"/>
-        </w:rPr>
-        <w:t>El sistema permitirá al usuario agendar una cita de forma sencilla mediante una serie de pasos que soliciten únicamente los siguientes datos: nombre completo, número de teléfono, horario deseado y el servicio que desea recibir.</w:t>
       </w:r>
     </w:p>
     <w:p>
@@ -83,7 +82,7 @@
         <w:rPr>
           <w:rFonts w:ascii="Arial" w:hAnsi="Arial" w:cs="Arial"/>
         </w:rPr>
-        <w:t>El sistema deberá presentar la lista completa de servicios disponibles a través de un campo de selección (combo box), el cual cargará automáticamente todos los datos correspondientes.</w:t>
+        <w:t>El sistema permitirá al usuario agendar una cita de manera sencilla, solicitando únicamente los siguientes datos: nombre completo, número de teléfono, horario deseado y servicio requerido. Adicionalmente, se habilitará un campo de descripción de carácter opcional, que el usuario podrá completar si lo considera necesario.</w:t>
       </w:r>
     </w:p>
     <w:p>
@@ -103,39 +102,60 @@
         <w:rPr>
           <w:rFonts w:ascii="Arial" w:hAnsi="Arial" w:cs="Arial"/>
         </w:rPr>
-        <w:t xml:space="preserve">Al momento en que el usuario haga clic en la opción </w:t>
-      </w:r>
-      <w:r>
-        <w:rPr>
-          <w:rStyle w:val="nfasis"/>
-          <w:rFonts w:ascii="Arial" w:hAnsi="Arial" w:cs="Arial"/>
-        </w:rPr>
-        <w:t>“Seleccionar horario”</w:t>
-      </w:r>
-      <w:r>
-        <w:rPr>
-          <w:rFonts w:ascii="Arial" w:hAnsi="Arial" w:cs="Arial"/>
-        </w:rPr>
-        <w:t xml:space="preserve">, el sistema </w:t>
-      </w:r>
-      <w:r>
-        <w:rPr>
-          <w:rFonts w:ascii="Arial" w:hAnsi="Arial" w:cs="Arial"/>
-        </w:rPr>
-        <w:t>mostrará</w:t>
-      </w:r>
-      <w:r>
-        <w:rPr>
-          <w:rFonts w:ascii="Arial" w:hAnsi="Arial" w:cs="Arial"/>
-        </w:rPr>
-        <w:t xml:space="preserve"> únicamente los horarios disponibles dentro de los próximos seis meses.</w:t>
-      </w:r>
-      <w:r>
-        <w:rPr>
-          <w:rFonts w:ascii="Arial" w:hAnsi="Arial" w:cs="Arial"/>
-          <w:b/>
-        </w:rPr>
-        <w:t xml:space="preserve"> </w:t>
+        <w:t>El sistema deberá presentar la lista completa de servicios disponibles a través de un campo de selección (combo box), el cual cargará automáticamente todos los datos correspondientes.</w:t>
+      </w:r>
+    </w:p>
+    <w:p>
+      <w:pPr>
+        <w:pStyle w:val="Prrafodelista"/>
+        <w:numPr>
+          <w:ilvl w:val="0"/>
+          <w:numId w:val="3"/>
+        </w:numPr>
+        <w:spacing w:before="100" w:beforeAutospacing="1" w:after="100" w:afterAutospacing="1" w:line="360" w:lineRule="auto"/>
+        <w:jc w:val="both"/>
+        <w:rPr>
+          <w:rFonts w:ascii="Arial" w:eastAsia="Times New Roman" w:hAnsi="Arial" w:cs="Arial"/>
+          <w:sz w:val="24"/>
+          <w:szCs w:val="24"/>
+          <w:lang w:eastAsia="es-MX"/>
+        </w:rPr>
+      </w:pPr>
+      <w:r>
+        <w:rPr>
+          <w:rFonts w:ascii="Arial" w:eastAsia="Times New Roman" w:hAnsi="Arial" w:cs="Arial"/>
+          <w:sz w:val="24"/>
+          <w:szCs w:val="24"/>
+          <w:lang w:eastAsia="es-MX"/>
+        </w:rPr>
+        <w:t xml:space="preserve">Al hacer clic en la opción “Seleccionar horario”, el sistema mostrará únicamente los horarios disponibles dentro de los próximos seis meses. Los horarios se diferenciarán mediante colores: </w:t>
+      </w:r>
+      <w:r>
+        <w:rPr>
+          <w:rFonts w:ascii="Arial" w:eastAsia="Times New Roman" w:hAnsi="Arial" w:cs="Arial"/>
+          <w:sz w:val="24"/>
+          <w:szCs w:val="24"/>
+          <w:lang w:eastAsia="es-MX"/>
+        </w:rPr>
+        <w:t>gris</w:t>
+      </w:r>
+      <w:r>
+        <w:rPr>
+          <w:rFonts w:ascii="Arial" w:eastAsia="Times New Roman" w:hAnsi="Arial" w:cs="Arial"/>
+          <w:sz w:val="24"/>
+          <w:szCs w:val="24"/>
+          <w:lang w:eastAsia="es-MX"/>
+        </w:rPr>
+        <w:t xml:space="preserve"> para los ya agendados, verde para los disponibles</w:t>
+      </w:r>
+      <w:r>
+        <w:rPr>
+          <w:rFonts w:ascii="Arial" w:eastAsia="Times New Roman" w:hAnsi="Arial" w:cs="Arial"/>
+          <w:sz w:val="24"/>
+          <w:szCs w:val="24"/>
+          <w:lang w:eastAsia="es-MX"/>
+        </w:rPr>
+        <w:t>.</w:t>
       </w:r>
     </w:p>
     <w:p>
@@ -155,25 +175,7 @@
         <w:rPr>
           <w:rFonts w:ascii="Arial" w:hAnsi="Arial" w:cs="Arial"/>
         </w:rPr>
-        <w:t xml:space="preserve">El usuario podrá elegir el horario que desee, </w:t>
-      </w:r>
-      <w:r>
-        <w:rPr>
-          <w:rFonts w:ascii="Arial" w:hAnsi="Arial" w:cs="Arial"/>
-        </w:rPr>
-        <w:t>de acuerdo</w:t>
-      </w:r>
-      <w:r>
-        <w:rPr>
-          <w:rFonts w:ascii="Arial" w:hAnsi="Arial" w:cs="Arial"/>
-        </w:rPr>
-        <w:t xml:space="preserve"> a los horarios disponibles registrados en el sistema</w:t>
-      </w:r>
-      <w:r>
-        <w:rPr>
-          <w:rFonts w:ascii="Arial" w:hAnsi="Arial" w:cs="Arial"/>
-        </w:rPr>
-        <w:t xml:space="preserve"> es decir </w:t>
+        <w:t xml:space="preserve">El usuario podrá elegir el horario que desee, de acuerdo a los horarios disponibles registrados en el sistema es decir </w:t>
       </w:r>
       <w:r>
         <w:rPr>
@@ -247,7 +249,7 @@
         <w:rPr>
           <w:rFonts w:ascii="Arial" w:hAnsi="Arial" w:cs="Arial"/>
         </w:rPr>
-        <w:t>, incluyendo: nombre completo del paciente, servicio solicitado, fecha, ubicación del consultorio, teléfono de la clínica y un mensaje recordatorio de asistencia.</w:t>
+        <w:t>, incluyendo: nombre completo del paciente, servicio solicitado, fecha, ubicación del consultorio y un mensaje recordatorio de asistencia.</w:t>
       </w:r>
     </w:p>
     <w:p>
@@ -267,13 +269,7 @@
         <w:rPr>
           <w:rFonts w:ascii="Arial" w:hAnsi="Arial" w:cs="Arial"/>
         </w:rPr>
-        <w:t xml:space="preserve">En caso que el usuario llegará a olvidar </w:t>
-      </w:r>
-      <w:r>
-        <w:rPr>
-          <w:rFonts w:ascii="Arial" w:hAnsi="Arial" w:cs="Arial"/>
-        </w:rPr>
-        <w:t>la fecha de una cita previamente programada, podrá consultarla ingresando su número de teléfono registrado en la página principal del sistema. Solo se mostrará la cita más reciente registrada.</w:t>
+        <w:t>El usuario podrá consultar la cita más próxima utilizando el número de teléfono registrado en la misma.</w:t>
       </w:r>
     </w:p>
     <w:p>
@@ -310,29 +306,8 @@
     </w:p>
     <w:p>
       <w:pPr>
-        <w:pStyle w:val="NormalWeb"/>
         <w:spacing w:line="360" w:lineRule="auto"/>
-        <w:ind w:left="720"/>
-        <w:jc w:val="both"/>
-        <w:rPr>
-          <w:rFonts w:ascii="Arial" w:hAnsi="Arial" w:cs="Arial"/>
-        </w:rPr>
-      </w:pPr>
-    </w:p>
-    <w:p>
-      <w:pPr>
-        <w:pStyle w:val="NormalWeb"/>
-        <w:spacing w:line="360" w:lineRule="auto"/>
-        <w:ind w:left="720"/>
-        <w:jc w:val="both"/>
-        <w:rPr>
-          <w:rFonts w:ascii="Arial" w:hAnsi="Arial" w:cs="Arial"/>
-        </w:rPr>
-      </w:pPr>
-    </w:p>
-    <w:p>
-      <w:pPr>
-        <w:spacing w:line="360" w:lineRule="auto"/>
+        <w:jc w:val="both"/>
         <w:rPr>
           <w:rFonts w:ascii="Arial" w:hAnsi="Arial" w:cs="Arial"/>
           <w:b/>
@@ -347,7 +322,6 @@
           <w:sz w:val="24"/>
           <w:szCs w:val="24"/>
         </w:rPr>
-        <w:lastRenderedPageBreak/>
         <w:t>ADMINISTRADOR</w:t>
       </w:r>
     </w:p>
@@ -408,7 +382,46 @@
         <w:rPr>
           <w:rFonts w:ascii="Arial" w:hAnsi="Arial" w:cs="Arial"/>
         </w:rPr>
-        <w:t>El sistema permitirá al administrador agendar una cita de manera sencilla mediante una serie de pasos  que soliciten únicamente los siguientes datos: nombre completo del paciente, número de teléfono, horario deseado y servicio a recibir.</w:t>
+        <w:t xml:space="preserve">El sistema permitirá al administrador agendar una cita de manera sencilla, solicitando únicamente los siguientes datos: nombre completo del paciente, número de teléfono, horario </w:t>
+      </w:r>
+    </w:p>
+    <w:p>
+      <w:pPr>
+        <w:pStyle w:val="NormalWeb"/>
+        <w:spacing w:line="360" w:lineRule="auto"/>
+        <w:ind w:left="1080"/>
+        <w:jc w:val="both"/>
+        <w:rPr>
+          <w:rFonts w:ascii="Arial" w:hAnsi="Arial" w:cs="Arial"/>
+        </w:rPr>
+      </w:pPr>
+    </w:p>
+    <w:p>
+      <w:pPr>
+        <w:pStyle w:val="NormalWeb"/>
+        <w:spacing w:line="360" w:lineRule="auto"/>
+        <w:ind w:left="1080"/>
+        <w:jc w:val="both"/>
+        <w:rPr>
+          <w:rFonts w:ascii="Arial" w:hAnsi="Arial" w:cs="Arial"/>
+        </w:rPr>
+      </w:pPr>
+    </w:p>
+    <w:p>
+      <w:pPr>
+        <w:pStyle w:val="NormalWeb"/>
+        <w:spacing w:line="360" w:lineRule="auto"/>
+        <w:ind w:left="1080"/>
+        <w:jc w:val="both"/>
+        <w:rPr>
+          <w:rFonts w:ascii="Arial" w:hAnsi="Arial" w:cs="Arial"/>
+        </w:rPr>
+      </w:pPr>
+      <w:r>
+        <w:rPr>
+          <w:rFonts w:ascii="Arial" w:hAnsi="Arial" w:cs="Arial"/>
+        </w:rPr>
+        <w:t>deseado, servicio requerido y, en caso necesario, una descripción adicional proporcionada por el administrador, es decir este campo es opcional.</w:t>
       </w:r>
     </w:p>
     <w:p>
@@ -428,19 +441,19 @@
         <w:rPr>
           <w:rFonts w:ascii="Arial" w:hAnsi="Arial" w:cs="Arial"/>
         </w:rPr>
-        <w:t>El sistema asignará horarios</w:t>
-      </w:r>
-      <w:r>
-        <w:rPr>
-          <w:rFonts w:ascii="Arial" w:hAnsi="Arial" w:cs="Arial"/>
-        </w:rPr>
-        <w:t xml:space="preserve"> con un rango de 30 min</w:t>
-      </w:r>
-      <w:r>
-        <w:rPr>
-          <w:rFonts w:ascii="Arial" w:hAnsi="Arial" w:cs="Arial"/>
-        </w:rPr>
-        <w:t xml:space="preserve"> por defecto según la disponibilidad establecida dentro de la jornada laboral, considerando únicamente un periodo máximo de seis meses a partir de la fecha actual.</w:t>
+        <w:t xml:space="preserve">El sistema asignará horarios con un rango de </w:t>
+      </w:r>
+      <w:r>
+        <w:rPr>
+          <w:rFonts w:ascii="Arial" w:hAnsi="Arial" w:cs="Arial"/>
+        </w:rPr>
+        <w:t>20</w:t>
+      </w:r>
+      <w:r>
+        <w:rPr>
+          <w:rFonts w:ascii="Arial" w:hAnsi="Arial" w:cs="Arial"/>
+        </w:rPr>
+        <w:t xml:space="preserve"> min por defecto según la disponibilidad establecida dentro de la jornada laboral, considerando únicamente un periodo máximo de seis meses a partir de la fecha actual.</w:t>
       </w:r>
     </w:p>
     <w:p>
@@ -460,7 +473,19 @@
         <w:rPr>
           <w:rFonts w:ascii="Arial" w:hAnsi="Arial" w:cs="Arial"/>
         </w:rPr>
-        <w:t>El sistema gestionará los horarios en intervalos de 30 minutos, organizando las citas de acuerdo con la duración de cada servicio.</w:t>
+        <w:t xml:space="preserve">El sistema gestionará los horarios en intervalos de </w:t>
+      </w:r>
+      <w:r>
+        <w:rPr>
+          <w:rFonts w:ascii="Arial" w:hAnsi="Arial" w:cs="Arial"/>
+        </w:rPr>
+        <w:t>20</w:t>
+      </w:r>
+      <w:r>
+        <w:rPr>
+          <w:rFonts w:ascii="Arial" w:hAnsi="Arial" w:cs="Arial"/>
+        </w:rPr>
+        <w:t xml:space="preserve"> minutos, organizando las citas de acuerdo con la duración de cada servicio.</w:t>
       </w:r>
     </w:p>
     <w:p>
@@ -476,12 +501,1184 @@
           <w:rFonts w:ascii="Arial" w:hAnsi="Arial" w:cs="Arial"/>
         </w:rPr>
       </w:pPr>
+      <w:r>
+        <w:rPr>
+          <w:rFonts w:ascii="Arial" w:hAnsi="Arial" w:cs="Arial"/>
+        </w:rPr>
+        <w:t>El sistema deberá gestionar la duración de las citas utilizando intervalos de 20 minutos.</w:t>
+      </w:r>
+    </w:p>
+    <w:p>
+      <w:pPr>
+        <w:pStyle w:val="NormalWeb"/>
+        <w:numPr>
+          <w:ilvl w:val="0"/>
+          <w:numId w:val="9"/>
+        </w:numPr>
+        <w:spacing w:line="360" w:lineRule="auto"/>
+        <w:jc w:val="both"/>
+        <w:rPr>
+          <w:rFonts w:ascii="Arial" w:hAnsi="Arial" w:cs="Arial"/>
+        </w:rPr>
+      </w:pPr>
+      <w:r>
+        <w:rPr>
+          <w:rFonts w:ascii="Arial" w:hAnsi="Arial" w:cs="Arial"/>
+        </w:rPr>
+        <w:t>La duración del servicio determinará el número de intervalos necesarios.</w:t>
+      </w:r>
+    </w:p>
+    <w:p>
+      <w:pPr>
+        <w:pStyle w:val="NormalWeb"/>
+        <w:numPr>
+          <w:ilvl w:val="0"/>
+          <w:numId w:val="9"/>
+        </w:numPr>
+        <w:spacing w:line="360" w:lineRule="auto"/>
+        <w:jc w:val="both"/>
+        <w:rPr>
+          <w:rFonts w:ascii="Arial" w:hAnsi="Arial" w:cs="Arial"/>
+        </w:rPr>
+      </w:pPr>
+      <w:r>
+        <w:rPr>
+          <w:rFonts w:ascii="Arial" w:hAnsi="Arial" w:cs="Arial"/>
+        </w:rPr>
+        <w:t xml:space="preserve">Por ejemplo: si un servicio dura </w:t>
+      </w:r>
+      <w:r>
+        <w:rPr>
+          <w:rStyle w:val="Textoennegrita"/>
+          <w:rFonts w:ascii="Arial" w:hAnsi="Arial" w:cs="Arial"/>
+        </w:rPr>
+        <w:t>1 hora 40 minutos (100 minutos)</w:t>
+      </w:r>
+      <w:r>
+        <w:rPr>
+          <w:rFonts w:ascii="Arial" w:hAnsi="Arial" w:cs="Arial"/>
+        </w:rPr>
+        <w:t xml:space="preserve"> y se agenda a las </w:t>
+      </w:r>
+      <w:r>
+        <w:rPr>
+          <w:rStyle w:val="Textoennegrita"/>
+          <w:rFonts w:ascii="Arial" w:hAnsi="Arial" w:cs="Arial"/>
+        </w:rPr>
+        <w:t>9:00 a.m.</w:t>
+      </w:r>
+      <w:r>
+        <w:rPr>
+          <w:rFonts w:ascii="Arial" w:hAnsi="Arial" w:cs="Arial"/>
+        </w:rPr>
+        <w:t xml:space="preserve">, la cita finalizará a las </w:t>
+      </w:r>
+      <w:r>
+        <w:rPr>
+          <w:rStyle w:val="Textoennegrita"/>
+          <w:rFonts w:ascii="Arial" w:hAnsi="Arial" w:cs="Arial"/>
+        </w:rPr>
+        <w:t>10:40 a.m.</w:t>
+      </w:r>
+      <w:r>
+        <w:rPr>
+          <w:rFonts w:ascii="Arial" w:hAnsi="Arial" w:cs="Arial"/>
+        </w:rPr>
+        <w:t xml:space="preserve"> y ocupará </w:t>
+      </w:r>
+      <w:r>
+        <w:rPr>
+          <w:rStyle w:val="Textoennegrita"/>
+          <w:rFonts w:ascii="Arial" w:hAnsi="Arial" w:cs="Arial"/>
+        </w:rPr>
+        <w:t>5 intervalos consecutivos</w:t>
+      </w:r>
+      <w:r>
+        <w:rPr>
+          <w:rFonts w:ascii="Arial" w:hAnsi="Arial" w:cs="Arial"/>
+        </w:rPr>
+        <w:t xml:space="preserve"> que irán con un color definido de acuerdo al tipo de servicio seleccionado.</w:t>
+      </w:r>
+    </w:p>
+    <w:p>
+      <w:pPr>
+        <w:pStyle w:val="NormalWeb"/>
+        <w:numPr>
+          <w:ilvl w:val="0"/>
+          <w:numId w:val="5"/>
+        </w:numPr>
+        <w:spacing w:line="360" w:lineRule="auto"/>
+        <w:jc w:val="both"/>
+        <w:rPr>
+          <w:rFonts w:ascii="Arial" w:hAnsi="Arial" w:cs="Arial"/>
+        </w:rPr>
+      </w:pPr>
+      <w:r>
+        <w:rPr>
+          <w:rFonts w:ascii="Arial" w:hAnsi="Arial" w:cs="Arial"/>
+        </w:rPr>
+        <w:t>El sistema permitirá al administrador modificar citas previamente agendadas, limitando la edición únicamente al cambio de fecha y servicio. Para realizar esta acción, el administrador deberá hacer clic en el ícono “Editar” de la cita correspondiente. Al seleccionarlo, se desplegará un modal que mostrará los datos registrados: nombre completo, número de teléfono, servicio, y descripción (en caso de existir; de lo contrario, el campo se visualizará vacío).</w:t>
+      </w:r>
+    </w:p>
+    <w:p>
+      <w:pPr>
+        <w:pStyle w:val="NormalWeb"/>
+        <w:numPr>
+          <w:ilvl w:val="0"/>
+          <w:numId w:val="5"/>
+        </w:numPr>
+        <w:spacing w:line="360" w:lineRule="auto"/>
+        <w:jc w:val="both"/>
+        <w:rPr>
+          <w:rFonts w:ascii="Arial" w:hAnsi="Arial" w:cs="Arial"/>
+        </w:rPr>
+      </w:pPr>
+      <w:r>
+        <w:rPr>
+          <w:rFonts w:ascii="Arial" w:hAnsi="Arial" w:cs="Arial"/>
+        </w:rPr>
+        <w:t>El sistema realizará una validación al momento en que el administrador seleccione una nueva fecha para agendar. En caso de que la fecha ya cuente con citas registradas, se mostrará una alerta indicando que dicha fecha no está disponible.</w:t>
+      </w:r>
+    </w:p>
+    <w:p>
+      <w:pPr>
+        <w:pStyle w:val="Prrafodelista"/>
+        <w:numPr>
+          <w:ilvl w:val="0"/>
+          <w:numId w:val="5"/>
+        </w:numPr>
+        <w:spacing w:before="100" w:beforeAutospacing="1" w:after="100" w:afterAutospacing="1" w:line="360" w:lineRule="auto"/>
+        <w:jc w:val="both"/>
+        <w:rPr>
+          <w:rFonts w:ascii="Arial" w:eastAsia="Times New Roman" w:hAnsi="Arial" w:cs="Arial"/>
+          <w:sz w:val="24"/>
+          <w:szCs w:val="24"/>
+          <w:lang w:eastAsia="es-MX"/>
+        </w:rPr>
+      </w:pPr>
+      <w:r>
+        <w:rPr>
+          <w:rFonts w:ascii="Arial" w:eastAsia="Times New Roman" w:hAnsi="Arial" w:cs="Arial"/>
+          <w:sz w:val="24"/>
+          <w:szCs w:val="24"/>
+          <w:lang w:eastAsia="es-MX"/>
+        </w:rPr>
+        <w:t>El sistema deberá permitir al administrador reagendar citas de pacientes que ya tengan una cita previamente registrada. Para ello, el administrador deberá hacer clic en el icono “Reagendar”, lo que iniciará el proceso de cancelar la cita actual y actualizarla con la nueva fecha seleccionada. La nueva fecha estará sujeta a una validación de disponibilidad: si ya existen citas registradas en esa fecha, el sistema mostrará una alerta indicando que no es posible agendar en ese horario.</w:t>
+      </w:r>
+    </w:p>
+    <w:p>
+      <w:pPr>
+        <w:pStyle w:val="Prrafodelista"/>
+        <w:numPr>
+          <w:ilvl w:val="0"/>
+          <w:numId w:val="5"/>
+        </w:numPr>
+        <w:spacing w:before="100" w:beforeAutospacing="1" w:after="100" w:afterAutospacing="1" w:line="360" w:lineRule="auto"/>
+        <w:jc w:val="both"/>
+        <w:rPr>
+          <w:rFonts w:ascii="Arial" w:eastAsia="Times New Roman" w:hAnsi="Arial" w:cs="Arial"/>
+          <w:sz w:val="24"/>
+          <w:szCs w:val="24"/>
+          <w:lang w:eastAsia="es-MX"/>
+        </w:rPr>
+      </w:pPr>
+      <w:r>
+        <w:rPr>
+          <w:rFonts w:ascii="Arial" w:hAnsi="Arial" w:cs="Arial"/>
+          <w:sz w:val="24"/>
+          <w:szCs w:val="24"/>
+        </w:rPr>
+        <w:t>El sistema permitirá al administrador cancelar citas mediante el ícono “Cancelar”. Al seleccionarlo, se mostrará una alerta de confirmación y, una vez aceptada, la cita será eliminada y la fecha quedará disponible nuevamente.</w:t>
+      </w:r>
+    </w:p>
+    <w:p>
+      <w:pPr>
+        <w:spacing w:line="360" w:lineRule="auto"/>
+        <w:jc w:val="both"/>
+        <w:rPr>
+          <w:rFonts w:ascii="Arial" w:hAnsi="Arial" w:cs="Arial"/>
+          <w:b/>
+          <w:bCs/>
+          <w:sz w:val="24"/>
+        </w:rPr>
+      </w:pPr>
+    </w:p>
+    <w:p>
+      <w:pPr>
+        <w:spacing w:line="276" w:lineRule="auto"/>
+        <w:jc w:val="both"/>
+        <w:rPr>
+          <w:rFonts w:ascii="Arial" w:hAnsi="Arial" w:cs="Arial"/>
+          <w:b/>
+          <w:bCs/>
+          <w:sz w:val="24"/>
+        </w:rPr>
+      </w:pPr>
+      <w:r>
+        <w:rPr>
+          <w:rFonts w:ascii="Arial" w:hAnsi="Arial" w:cs="Arial"/>
+          <w:b/>
+          <w:bCs/>
+          <w:sz w:val="24"/>
+        </w:rPr>
+        <w:t>REQUERIMIENTOS NO FUNCIONALES</w:t>
+      </w:r>
+    </w:p>
+    <w:p>
+      <w:pPr>
+        <w:spacing w:line="276" w:lineRule="auto"/>
+        <w:jc w:val="both"/>
+        <w:rPr>
+          <w:rFonts w:ascii="Arial" w:hAnsi="Arial" w:cs="Arial"/>
+          <w:b/>
+          <w:bCs/>
+          <w:sz w:val="24"/>
+        </w:rPr>
+      </w:pPr>
+      <w:r>
+        <w:rPr>
+          <w:rFonts w:ascii="Arial" w:hAnsi="Arial" w:cs="Arial"/>
+          <w:b/>
+          <w:bCs/>
+          <w:sz w:val="24"/>
+        </w:rPr>
+        <w:t>1. Usabilidad</w:t>
+      </w:r>
+    </w:p>
+    <w:p>
+      <w:pPr>
+        <w:numPr>
+          <w:ilvl w:val="0"/>
+          <w:numId w:val="16"/>
+        </w:numPr>
+        <w:spacing w:line="276" w:lineRule="auto"/>
+        <w:jc w:val="both"/>
+        <w:rPr>
+          <w:rFonts w:ascii="Arial" w:hAnsi="Arial" w:cs="Arial"/>
+          <w:sz w:val="24"/>
+        </w:rPr>
+      </w:pPr>
+      <w:r>
+        <w:rPr>
+          <w:rFonts w:ascii="Arial" w:hAnsi="Arial" w:cs="Arial"/>
+          <w:sz w:val="24"/>
+        </w:rPr>
+        <w:t>La interfaz debe ser intuitiva para clientes y personal del consultorio.</w:t>
+      </w:r>
+    </w:p>
+    <w:p>
+      <w:pPr>
+        <w:numPr>
+          <w:ilvl w:val="0"/>
+          <w:numId w:val="16"/>
+        </w:numPr>
+        <w:spacing w:line="276" w:lineRule="auto"/>
+        <w:jc w:val="both"/>
+        <w:rPr>
+          <w:rFonts w:ascii="Arial" w:hAnsi="Arial" w:cs="Arial"/>
+          <w:sz w:val="24"/>
+        </w:rPr>
+      </w:pPr>
+      <w:r>
+        <w:rPr>
+          <w:rFonts w:ascii="Arial" w:hAnsi="Arial" w:cs="Arial"/>
+          <w:sz w:val="24"/>
+        </w:rPr>
+        <w:t>Los botones, formularios y menús deben estar bien organizados y claros.</w:t>
+      </w:r>
+    </w:p>
+    <w:p>
+      <w:pPr>
+        <w:spacing w:line="276" w:lineRule="auto"/>
+        <w:jc w:val="both"/>
+        <w:rPr>
+          <w:rFonts w:ascii="Arial" w:hAnsi="Arial" w:cs="Arial"/>
+          <w:b/>
+          <w:bCs/>
+          <w:sz w:val="24"/>
+        </w:rPr>
+      </w:pPr>
+      <w:r>
+        <w:rPr>
+          <w:rFonts w:ascii="Arial" w:hAnsi="Arial" w:cs="Arial"/>
+          <w:b/>
+          <w:bCs/>
+          <w:sz w:val="24"/>
+        </w:rPr>
+        <w:t>2. Rendimiento / Velocidad</w:t>
+      </w:r>
+    </w:p>
+    <w:p>
+      <w:pPr>
+        <w:numPr>
+          <w:ilvl w:val="0"/>
+          <w:numId w:val="17"/>
+        </w:numPr>
+        <w:spacing w:line="276" w:lineRule="auto"/>
+        <w:jc w:val="both"/>
+        <w:rPr>
+          <w:rFonts w:ascii="Arial" w:hAnsi="Arial" w:cs="Arial"/>
+          <w:sz w:val="24"/>
+        </w:rPr>
+      </w:pPr>
+      <w:r>
+        <w:rPr>
+          <w:rFonts w:ascii="Arial" w:hAnsi="Arial" w:cs="Arial"/>
+          <w:sz w:val="24"/>
+        </w:rPr>
+        <w:t>Las páginas y el calendario deben cargar en un tiempo corto aun cuando haya muchas citas registradas.</w:t>
+      </w:r>
+    </w:p>
+    <w:p>
+      <w:pPr>
+        <w:numPr>
+          <w:ilvl w:val="0"/>
+          <w:numId w:val="17"/>
+        </w:numPr>
+        <w:spacing w:line="276" w:lineRule="auto"/>
+        <w:jc w:val="both"/>
+        <w:rPr>
+          <w:rFonts w:ascii="Arial" w:hAnsi="Arial" w:cs="Arial"/>
+          <w:sz w:val="24"/>
+        </w:rPr>
+      </w:pPr>
+      <w:r>
+        <w:rPr>
+          <w:rFonts w:ascii="Arial" w:hAnsi="Arial" w:cs="Arial"/>
+          <w:sz w:val="24"/>
+        </w:rPr>
+        <w:t>Las operaciones críticas (reservar cita, enviar confirmación) deben ejecutarse de manera rápida.</w:t>
+      </w:r>
+    </w:p>
+    <w:p>
+      <w:pPr>
+        <w:spacing w:line="276" w:lineRule="auto"/>
+        <w:jc w:val="both"/>
+        <w:rPr>
+          <w:rFonts w:ascii="Arial" w:hAnsi="Arial" w:cs="Arial"/>
+          <w:b/>
+          <w:bCs/>
+          <w:sz w:val="24"/>
+        </w:rPr>
+      </w:pPr>
+      <w:r>
+        <w:rPr>
+          <w:rFonts w:ascii="Arial" w:hAnsi="Arial" w:cs="Arial"/>
+          <w:b/>
+          <w:bCs/>
+          <w:sz w:val="24"/>
+        </w:rPr>
+        <w:t>3. Seguridad</w:t>
+      </w:r>
+    </w:p>
+    <w:p>
+      <w:pPr>
+        <w:numPr>
+          <w:ilvl w:val="0"/>
+          <w:numId w:val="18"/>
+        </w:numPr>
+        <w:spacing w:line="276" w:lineRule="auto"/>
+        <w:jc w:val="both"/>
+        <w:rPr>
+          <w:rFonts w:ascii="Arial" w:hAnsi="Arial" w:cs="Arial"/>
+          <w:sz w:val="24"/>
+        </w:rPr>
+      </w:pPr>
+      <w:r>
+        <w:rPr>
+          <w:rFonts w:ascii="Arial" w:hAnsi="Arial" w:cs="Arial"/>
+          <w:sz w:val="24"/>
+        </w:rPr>
+        <w:t>Los datos sensibles (como contraseñas) se muestran como asteriscos ******** en la interfaz para proteger la privacidad del usuario.</w:t>
+      </w:r>
+    </w:p>
+    <w:p>
+      <w:pPr>
+        <w:numPr>
+          <w:ilvl w:val="0"/>
+          <w:numId w:val="18"/>
+        </w:numPr>
+        <w:spacing w:line="276" w:lineRule="auto"/>
+        <w:jc w:val="both"/>
+        <w:rPr>
+          <w:rFonts w:ascii="Arial" w:hAnsi="Arial" w:cs="Arial"/>
+          <w:sz w:val="24"/>
+        </w:rPr>
+      </w:pPr>
+      <w:r>
+        <w:rPr>
+          <w:rFonts w:ascii="Arial" w:hAnsi="Arial" w:cs="Arial"/>
+          <w:sz w:val="24"/>
+        </w:rPr>
+        <w:t xml:space="preserve">Autenticación segura en el registro y </w:t>
+      </w:r>
+      <w:proofErr w:type="spellStart"/>
+      <w:r>
+        <w:rPr>
+          <w:rFonts w:ascii="Arial" w:hAnsi="Arial" w:cs="Arial"/>
+          <w:sz w:val="24"/>
+        </w:rPr>
+        <w:t>login</w:t>
+      </w:r>
+      <w:proofErr w:type="spellEnd"/>
+      <w:r>
+        <w:rPr>
+          <w:rFonts w:ascii="Arial" w:hAnsi="Arial" w:cs="Arial"/>
+          <w:sz w:val="24"/>
+        </w:rPr>
+        <w:t>, evitando accesos no autorizados.</w:t>
+      </w:r>
+    </w:p>
+    <w:p>
+      <w:pPr>
+        <w:spacing w:line="276" w:lineRule="auto"/>
+        <w:jc w:val="both"/>
+        <w:rPr>
+          <w:rFonts w:ascii="Arial" w:hAnsi="Arial" w:cs="Arial"/>
+          <w:b/>
+          <w:bCs/>
+          <w:sz w:val="24"/>
+        </w:rPr>
+      </w:pPr>
+      <w:r>
+        <w:rPr>
+          <w:rFonts w:ascii="Arial" w:hAnsi="Arial" w:cs="Arial"/>
+          <w:b/>
+          <w:bCs/>
+          <w:sz w:val="24"/>
+        </w:rPr>
+        <w:t>4. Disponibilidad</w:t>
+      </w:r>
+    </w:p>
+    <w:p>
+      <w:pPr>
+        <w:numPr>
+          <w:ilvl w:val="0"/>
+          <w:numId w:val="19"/>
+        </w:numPr>
+        <w:spacing w:line="276" w:lineRule="auto"/>
+        <w:jc w:val="both"/>
+        <w:rPr>
+          <w:rFonts w:ascii="Arial" w:hAnsi="Arial" w:cs="Arial"/>
+          <w:sz w:val="24"/>
+        </w:rPr>
+      </w:pPr>
+      <w:r>
+        <w:rPr>
+          <w:rFonts w:ascii="Arial" w:hAnsi="Arial" w:cs="Arial"/>
+          <w:sz w:val="24"/>
+        </w:rPr>
+        <w:t>El si</w:t>
+      </w:r>
+      <w:r>
+        <w:rPr>
+          <w:rFonts w:ascii="Arial" w:hAnsi="Arial" w:cs="Arial"/>
+          <w:sz w:val="24"/>
+        </w:rPr>
+        <w:t>stema</w:t>
+      </w:r>
+      <w:r>
+        <w:rPr>
+          <w:rFonts w:ascii="Arial" w:hAnsi="Arial" w:cs="Arial"/>
+          <w:sz w:val="24"/>
+        </w:rPr>
+        <w:t xml:space="preserve"> debe estar disponible 24/7, excepto en mantenimientos programados.</w:t>
+      </w:r>
+    </w:p>
+    <w:p>
+      <w:pPr>
+        <w:numPr>
+          <w:ilvl w:val="0"/>
+          <w:numId w:val="19"/>
+        </w:numPr>
+        <w:spacing w:line="276" w:lineRule="auto"/>
+        <w:jc w:val="both"/>
+        <w:rPr>
+          <w:rFonts w:ascii="Arial" w:hAnsi="Arial" w:cs="Arial"/>
+          <w:sz w:val="24"/>
+        </w:rPr>
+      </w:pPr>
+      <w:r>
+        <w:rPr>
+          <w:rFonts w:ascii="Arial" w:hAnsi="Arial" w:cs="Arial"/>
+          <w:sz w:val="24"/>
+        </w:rPr>
+        <w:t>Garantizar que las citas se puedan agendar y consultar en cualquier momento.</w:t>
+      </w:r>
+    </w:p>
+    <w:p>
+      <w:pPr>
+        <w:spacing w:line="276" w:lineRule="auto"/>
+        <w:jc w:val="both"/>
+        <w:rPr>
+          <w:rFonts w:ascii="Arial" w:hAnsi="Arial" w:cs="Arial"/>
+          <w:b/>
+          <w:bCs/>
+          <w:sz w:val="24"/>
+        </w:rPr>
+      </w:pPr>
+      <w:r>
+        <w:rPr>
+          <w:rFonts w:ascii="Arial" w:hAnsi="Arial" w:cs="Arial"/>
+          <w:b/>
+          <w:bCs/>
+          <w:sz w:val="24"/>
+        </w:rPr>
+        <w:t xml:space="preserve">5. Compatibilidad / </w:t>
+      </w:r>
+      <w:proofErr w:type="spellStart"/>
+      <w:r>
+        <w:rPr>
+          <w:rFonts w:ascii="Arial" w:hAnsi="Arial" w:cs="Arial"/>
+          <w:b/>
+          <w:bCs/>
+          <w:sz w:val="24"/>
+        </w:rPr>
+        <w:t>Responsive</w:t>
+      </w:r>
+      <w:proofErr w:type="spellEnd"/>
+    </w:p>
+    <w:p>
+      <w:pPr>
+        <w:numPr>
+          <w:ilvl w:val="0"/>
+          <w:numId w:val="20"/>
+        </w:numPr>
+        <w:spacing w:line="276" w:lineRule="auto"/>
+        <w:jc w:val="both"/>
+        <w:rPr>
+          <w:rFonts w:ascii="Arial" w:hAnsi="Arial" w:cs="Arial"/>
+          <w:sz w:val="24"/>
+        </w:rPr>
+      </w:pPr>
+      <w:r>
+        <w:rPr>
+          <w:rFonts w:ascii="Arial" w:hAnsi="Arial" w:cs="Arial"/>
+          <w:sz w:val="24"/>
+        </w:rPr>
+        <w:t>El sistema debe funcionar correctamente en:</w:t>
+      </w:r>
+    </w:p>
+    <w:p>
+      <w:pPr>
+        <w:pStyle w:val="Prrafodelista"/>
+        <w:numPr>
+          <w:ilvl w:val="0"/>
+          <w:numId w:val="23"/>
+        </w:numPr>
+        <w:spacing w:line="276" w:lineRule="auto"/>
+        <w:jc w:val="both"/>
+        <w:rPr>
+          <w:rFonts w:ascii="Arial" w:hAnsi="Arial" w:cs="Arial"/>
+          <w:sz w:val="24"/>
+        </w:rPr>
+      </w:pPr>
+      <w:r>
+        <w:rPr>
+          <w:rFonts w:ascii="Arial" w:hAnsi="Arial" w:cs="Arial"/>
+          <w:sz w:val="24"/>
+        </w:rPr>
+        <w:t>Computadoras (navegadores Chrome, Edge, Firefox, Safari)</w:t>
+      </w:r>
+    </w:p>
+    <w:p>
+      <w:pPr>
+        <w:pStyle w:val="Prrafodelista"/>
+        <w:numPr>
+          <w:ilvl w:val="0"/>
+          <w:numId w:val="23"/>
+        </w:numPr>
+        <w:spacing w:line="276" w:lineRule="auto"/>
+        <w:jc w:val="both"/>
+        <w:rPr>
+          <w:rFonts w:ascii="Arial" w:hAnsi="Arial" w:cs="Arial"/>
+          <w:sz w:val="24"/>
+        </w:rPr>
+      </w:pPr>
+      <w:proofErr w:type="spellStart"/>
+      <w:r>
+        <w:rPr>
+          <w:rFonts w:ascii="Arial" w:hAnsi="Arial" w:cs="Arial"/>
+          <w:sz w:val="24"/>
+        </w:rPr>
+        <w:t>Tablets</w:t>
+      </w:r>
+      <w:proofErr w:type="spellEnd"/>
+    </w:p>
+    <w:p>
+      <w:pPr>
+        <w:pStyle w:val="Prrafodelista"/>
+        <w:numPr>
+          <w:ilvl w:val="0"/>
+          <w:numId w:val="23"/>
+        </w:numPr>
+        <w:spacing w:line="276" w:lineRule="auto"/>
+        <w:jc w:val="both"/>
+        <w:rPr>
+          <w:rFonts w:ascii="Arial" w:hAnsi="Arial" w:cs="Arial"/>
+          <w:sz w:val="24"/>
+        </w:rPr>
+      </w:pPr>
+      <w:r>
+        <w:rPr>
+          <w:rFonts w:ascii="Arial" w:hAnsi="Arial" w:cs="Arial"/>
+          <w:sz w:val="24"/>
+        </w:rPr>
+        <w:t>Celulares</w:t>
+      </w:r>
+    </w:p>
+    <w:p>
+      <w:pPr>
+        <w:numPr>
+          <w:ilvl w:val="0"/>
+          <w:numId w:val="20"/>
+        </w:numPr>
+        <w:spacing w:line="276" w:lineRule="auto"/>
+        <w:jc w:val="both"/>
+        <w:rPr>
+          <w:rFonts w:ascii="Arial" w:hAnsi="Arial" w:cs="Arial"/>
+          <w:sz w:val="24"/>
+        </w:rPr>
+      </w:pPr>
+      <w:r>
+        <w:rPr>
+          <w:rFonts w:ascii="Arial" w:hAnsi="Arial" w:cs="Arial"/>
+          <w:sz w:val="24"/>
+        </w:rPr>
+        <w:t>El diseño debe adaptarse al tamaño de pantalla (</w:t>
+      </w:r>
+      <w:proofErr w:type="spellStart"/>
+      <w:r>
+        <w:rPr>
+          <w:rFonts w:ascii="Arial" w:hAnsi="Arial" w:cs="Arial"/>
+          <w:sz w:val="24"/>
+        </w:rPr>
+        <w:t>responsive</w:t>
+      </w:r>
+      <w:proofErr w:type="spellEnd"/>
+      <w:r>
+        <w:rPr>
+          <w:rFonts w:ascii="Arial" w:hAnsi="Arial" w:cs="Arial"/>
+          <w:sz w:val="24"/>
+        </w:rPr>
+        <w:t xml:space="preserve"> </w:t>
+      </w:r>
+      <w:proofErr w:type="spellStart"/>
+      <w:r>
+        <w:rPr>
+          <w:rFonts w:ascii="Arial" w:hAnsi="Arial" w:cs="Arial"/>
+          <w:sz w:val="24"/>
+        </w:rPr>
+        <w:t>design</w:t>
+      </w:r>
+      <w:proofErr w:type="spellEnd"/>
+      <w:r>
+        <w:rPr>
+          <w:rFonts w:ascii="Arial" w:hAnsi="Arial" w:cs="Arial"/>
+          <w:sz w:val="24"/>
+        </w:rPr>
+        <w:t>).</w:t>
+      </w:r>
+    </w:p>
+    <w:p>
+      <w:pPr>
+        <w:spacing w:line="276" w:lineRule="auto"/>
+        <w:jc w:val="both"/>
+        <w:rPr>
+          <w:rFonts w:ascii="Arial" w:hAnsi="Arial" w:cs="Arial"/>
+          <w:b/>
+          <w:bCs/>
+          <w:sz w:val="24"/>
+        </w:rPr>
+      </w:pPr>
+      <w:r>
+        <w:rPr>
+          <w:rFonts w:ascii="Arial" w:hAnsi="Arial" w:cs="Arial"/>
+          <w:b/>
+          <w:bCs/>
+          <w:sz w:val="24"/>
+        </w:rPr>
+        <w:t>6. Mantenibilidad</w:t>
+      </w:r>
+    </w:p>
+    <w:p>
+      <w:pPr>
+        <w:numPr>
+          <w:ilvl w:val="0"/>
+          <w:numId w:val="21"/>
+        </w:numPr>
+        <w:spacing w:line="276" w:lineRule="auto"/>
+        <w:jc w:val="both"/>
+        <w:rPr>
+          <w:rFonts w:ascii="Arial" w:hAnsi="Arial" w:cs="Arial"/>
+          <w:sz w:val="24"/>
+        </w:rPr>
+      </w:pPr>
+      <w:r>
+        <w:rPr>
+          <w:rFonts w:ascii="Arial" w:hAnsi="Arial" w:cs="Arial"/>
+          <w:sz w:val="24"/>
+        </w:rPr>
+        <w:t>El sistema debe estar desarrollado de forma que sea fácil de actualizar y agregar nuevas funcionalidades.</w:t>
+      </w:r>
+    </w:p>
+    <w:p>
+      <w:pPr>
+        <w:numPr>
+          <w:ilvl w:val="0"/>
+          <w:numId w:val="21"/>
+        </w:numPr>
+        <w:spacing w:line="276" w:lineRule="auto"/>
+        <w:jc w:val="both"/>
+        <w:rPr>
+          <w:rFonts w:ascii="Arial" w:hAnsi="Arial" w:cs="Arial"/>
+          <w:sz w:val="24"/>
+        </w:rPr>
+      </w:pPr>
+      <w:r>
+        <w:rPr>
+          <w:rFonts w:ascii="Arial" w:hAnsi="Arial" w:cs="Arial"/>
+          <w:sz w:val="24"/>
+        </w:rPr>
+        <w:t>Documentación clara del código y estructura de base de datos para futuros desarrolladores.</w:t>
+      </w:r>
+    </w:p>
+    <w:p>
+      <w:pPr>
+        <w:spacing w:line="276" w:lineRule="auto"/>
+        <w:jc w:val="both"/>
+        <w:rPr>
+          <w:rFonts w:ascii="Arial" w:hAnsi="Arial" w:cs="Arial"/>
+          <w:b/>
+          <w:bCs/>
+          <w:sz w:val="24"/>
+        </w:rPr>
+      </w:pPr>
+      <w:r>
+        <w:rPr>
+          <w:rFonts w:ascii="Arial" w:hAnsi="Arial" w:cs="Arial"/>
+          <w:b/>
+          <w:bCs/>
+          <w:sz w:val="24"/>
+        </w:rPr>
+        <w:t>7. Escalabilidad</w:t>
+      </w:r>
+    </w:p>
+    <w:p>
+      <w:pPr>
+        <w:numPr>
+          <w:ilvl w:val="0"/>
+          <w:numId w:val="22"/>
+        </w:numPr>
+        <w:spacing w:line="276" w:lineRule="auto"/>
+        <w:rPr>
+          <w:rFonts w:ascii="Arial" w:hAnsi="Arial" w:cs="Arial"/>
+          <w:sz w:val="24"/>
+        </w:rPr>
+      </w:pPr>
+      <w:r>
+        <w:rPr>
+          <w:rFonts w:ascii="Arial" w:hAnsi="Arial" w:cs="Arial"/>
+          <w:sz w:val="24"/>
+        </w:rPr>
+        <w:t>Posibilidad de agregar más servicios o sucursales sin afectar el funcionamiento del sistema.</w:t>
+      </w:r>
+    </w:p>
+    <w:p>
+      <w:pPr>
+        <w:numPr>
+          <w:ilvl w:val="0"/>
+          <w:numId w:val="22"/>
+        </w:numPr>
+        <w:spacing w:line="276" w:lineRule="auto"/>
+        <w:rPr>
+          <w:rFonts w:ascii="Arial" w:hAnsi="Arial" w:cs="Arial"/>
+          <w:sz w:val="24"/>
+        </w:rPr>
+      </w:pPr>
+      <w:r>
+        <w:rPr>
+          <w:rFonts w:ascii="Arial" w:hAnsi="Arial" w:cs="Arial"/>
+          <w:sz w:val="24"/>
+        </w:rPr>
+        <w:t>Capacidad de manejar un mayor número de usuarios conforme crezca el negocio.</w:t>
+      </w:r>
+    </w:p>
+    <w:p>
+      <w:pPr>
+        <w:spacing w:line="276" w:lineRule="auto"/>
+      </w:pPr>
+    </w:p>
+    <w:p>
+      <w:pPr>
+        <w:pStyle w:val="NormalWeb"/>
+        <w:spacing w:line="276" w:lineRule="auto"/>
+        <w:jc w:val="both"/>
+        <w:rPr>
+          <w:rStyle w:val="Textoennegrita"/>
+          <w:rFonts w:ascii="Arial" w:hAnsi="Arial" w:cs="Arial"/>
+        </w:rPr>
+      </w:pPr>
+    </w:p>
+    <w:p>
+      <w:pPr>
+        <w:pStyle w:val="NormalWeb"/>
+        <w:spacing w:line="276" w:lineRule="auto"/>
+        <w:jc w:val="both"/>
+        <w:rPr>
+          <w:rStyle w:val="Textoennegrita"/>
+          <w:rFonts w:ascii="Arial" w:hAnsi="Arial" w:cs="Arial"/>
+        </w:rPr>
+      </w:pPr>
+      <w:r>
+        <w:rPr>
+          <w:rStyle w:val="Textoennegrita"/>
+          <w:rFonts w:ascii="Arial" w:hAnsi="Arial" w:cs="Arial"/>
+        </w:rPr>
+        <w:t>PROPUESTA DE VALOR</w:t>
+      </w:r>
+    </w:p>
+    <w:p>
+      <w:pPr>
+        <w:pStyle w:val="NormalWeb"/>
+        <w:spacing w:line="360" w:lineRule="auto"/>
+        <w:jc w:val="both"/>
+        <w:rPr>
+          <w:rFonts w:ascii="Arial" w:hAnsi="Arial" w:cs="Arial"/>
+          <w:bCs/>
+        </w:rPr>
+      </w:pPr>
+      <w:r>
+        <w:rPr>
+          <w:rFonts w:ascii="Arial" w:hAnsi="Arial" w:cs="Arial"/>
+        </w:rPr>
+        <w:br/>
+      </w:r>
+      <w:r>
+        <w:rPr>
+          <w:rFonts w:ascii="Arial" w:hAnsi="Arial" w:cs="Arial"/>
+        </w:rPr>
+        <w:t>¡Estrena tu mejor versión hoy! Agenda fácil en solo 4 pasos.</w:t>
+      </w:r>
+    </w:p>
+    <w:p>
+      <w:pPr>
+        <w:pStyle w:val="NormalWeb"/>
+        <w:spacing w:line="360" w:lineRule="auto"/>
+        <w:jc w:val="both"/>
+        <w:rPr>
+          <w:rFonts w:ascii="Arial" w:hAnsi="Arial" w:cs="Arial"/>
+        </w:rPr>
+      </w:pPr>
+      <w:r>
+        <w:rPr>
+          <w:rFonts w:ascii="Arial" w:hAnsi="Arial" w:cs="Arial"/>
+        </w:rPr>
+        <w:t xml:space="preserve">Nuestro sistema web hace que agendar citas en Médica </w:t>
+      </w:r>
+      <w:proofErr w:type="spellStart"/>
+      <w:r>
+        <w:rPr>
+          <w:rFonts w:ascii="Arial" w:hAnsi="Arial" w:cs="Arial"/>
+        </w:rPr>
+        <w:t>Isor</w:t>
+      </w:r>
+      <w:proofErr w:type="spellEnd"/>
+      <w:r>
+        <w:rPr>
+          <w:rFonts w:ascii="Arial" w:hAnsi="Arial" w:cs="Arial"/>
+        </w:rPr>
+        <w:t xml:space="preserve"> sea </w:t>
+      </w:r>
+      <w:r>
+        <w:rPr>
+          <w:rStyle w:val="Textoennegrita"/>
+          <w:rFonts w:ascii="Arial" w:hAnsi="Arial" w:cs="Arial"/>
+          <w:b w:val="0"/>
+        </w:rPr>
+        <w:t>rápido, sencillo y confiable</w:t>
+      </w:r>
+      <w:r>
+        <w:rPr>
+          <w:rFonts w:ascii="Arial" w:hAnsi="Arial" w:cs="Arial"/>
+        </w:rPr>
+        <w:t>, tanto para pacientes como para el personal administrativo.</w:t>
+      </w:r>
+    </w:p>
+    <w:p>
+      <w:pPr>
+        <w:pStyle w:val="NormalWeb"/>
+        <w:spacing w:line="360" w:lineRule="auto"/>
+        <w:rPr>
+          <w:rFonts w:ascii="Arial" w:hAnsi="Arial" w:cs="Arial"/>
+        </w:rPr>
+      </w:pPr>
+      <w:r>
+        <w:rPr>
+          <w:rStyle w:val="Textoennegrita"/>
+          <w:rFonts w:ascii="Arial" w:hAnsi="Arial" w:cs="Arial"/>
+        </w:rPr>
+        <w:t>Para los pacientes:</w:t>
+      </w:r>
+    </w:p>
+    <w:p>
+      <w:pPr>
+        <w:pStyle w:val="NormalWeb"/>
+        <w:numPr>
+          <w:ilvl w:val="0"/>
+          <w:numId w:val="14"/>
+        </w:numPr>
+        <w:spacing w:line="360" w:lineRule="auto"/>
+        <w:jc w:val="both"/>
+        <w:rPr>
+          <w:rFonts w:ascii="Arial" w:hAnsi="Arial" w:cs="Arial"/>
+        </w:rPr>
+      </w:pPr>
+      <w:r>
+        <w:rPr>
+          <w:rStyle w:val="Textoennegrita"/>
+          <w:rFonts w:ascii="Arial" w:hAnsi="Arial" w:cs="Arial"/>
+        </w:rPr>
+        <w:t>Selección de horarios personalizados:</w:t>
+      </w:r>
+      <w:r>
+        <w:rPr>
+          <w:rFonts w:ascii="Arial" w:hAnsi="Arial" w:cs="Arial"/>
+        </w:rPr>
+        <w:t xml:space="preserve"> El sistema </w:t>
+      </w:r>
+      <w:r>
+        <w:rPr>
+          <w:rFonts w:ascii="Arial" w:hAnsi="Arial" w:cs="Arial"/>
+        </w:rPr>
+        <w:t xml:space="preserve">mostrará </w:t>
+      </w:r>
+      <w:r>
+        <w:rPr>
+          <w:rFonts w:ascii="Arial" w:hAnsi="Arial" w:cs="Arial"/>
+        </w:rPr>
+        <w:t>los horarios</w:t>
+      </w:r>
+      <w:r>
+        <w:rPr>
+          <w:rFonts w:ascii="Arial" w:hAnsi="Arial" w:cs="Arial"/>
+        </w:rPr>
+        <w:t xml:space="preserve"> por medio de colores para que pueda identific</w:t>
+      </w:r>
       <w:bookmarkStart w:id="0" w:name="_GoBack"/>
       <w:bookmarkEnd w:id="0"/>
+      <w:r>
+        <w:rPr>
+          <w:rFonts w:ascii="Arial" w:hAnsi="Arial" w:cs="Arial"/>
+        </w:rPr>
+        <w:t>ar la disponibilidad</w:t>
+      </w:r>
+      <w:r>
+        <w:rPr>
+          <w:rFonts w:ascii="Arial" w:hAnsi="Arial" w:cs="Arial"/>
+        </w:rPr>
+        <w:t xml:space="preserve"> según el historial y tipo de consulta del paciente, facilitando la planificación.</w:t>
+      </w:r>
+    </w:p>
+    <w:p>
+      <w:pPr>
+        <w:pStyle w:val="NormalWeb"/>
+        <w:numPr>
+          <w:ilvl w:val="0"/>
+          <w:numId w:val="14"/>
+        </w:numPr>
+        <w:spacing w:line="360" w:lineRule="auto"/>
+        <w:jc w:val="both"/>
+        <w:rPr>
+          <w:rFonts w:ascii="Arial" w:hAnsi="Arial" w:cs="Arial"/>
+        </w:rPr>
+      </w:pPr>
+      <w:r>
+        <w:rPr>
+          <w:rStyle w:val="Textoennegrita"/>
+          <w:rFonts w:ascii="Arial" w:hAnsi="Arial" w:cs="Arial"/>
+        </w:rPr>
+        <w:t>Agendar en pocos clics:</w:t>
+      </w:r>
+      <w:r>
+        <w:rPr>
+          <w:rFonts w:ascii="Arial" w:hAnsi="Arial" w:cs="Arial"/>
+        </w:rPr>
+        <w:t xml:space="preserve"> Solo se requieren datos básicos y, si se desea, una descripción opcional.</w:t>
+      </w:r>
+    </w:p>
+    <w:p>
+      <w:pPr>
+        <w:pStyle w:val="NormalWeb"/>
+        <w:numPr>
+          <w:ilvl w:val="0"/>
+          <w:numId w:val="14"/>
+        </w:numPr>
+        <w:spacing w:line="360" w:lineRule="auto"/>
+        <w:jc w:val="both"/>
+        <w:rPr>
+          <w:rFonts w:ascii="Arial" w:hAnsi="Arial" w:cs="Arial"/>
+        </w:rPr>
+      </w:pPr>
+      <w:r>
+        <w:rPr>
+          <w:rStyle w:val="Textoennegrita"/>
+          <w:rFonts w:ascii="Arial" w:hAnsi="Arial" w:cs="Arial"/>
+        </w:rPr>
+        <w:t>Recordatorios automáticos:</w:t>
+      </w:r>
+      <w:r>
+        <w:rPr>
+          <w:rFonts w:ascii="Arial" w:hAnsi="Arial" w:cs="Arial"/>
+        </w:rPr>
+        <w:t xml:space="preserve"> Notificaciones vía WhatsApp un día antes de la cita, reduciendo ausencias y olvidos y asegurando el cumplimiento de sus compromisos.</w:t>
+      </w:r>
+    </w:p>
+    <w:p>
+      <w:pPr>
+        <w:pStyle w:val="NormalWeb"/>
+        <w:spacing w:line="360" w:lineRule="auto"/>
+        <w:rPr>
+          <w:rFonts w:ascii="Arial" w:hAnsi="Arial" w:cs="Arial"/>
+        </w:rPr>
+      </w:pPr>
+      <w:r>
+        <w:rPr>
+          <w:rStyle w:val="Textoennegrita"/>
+          <w:rFonts w:ascii="Arial" w:hAnsi="Arial" w:cs="Arial"/>
+        </w:rPr>
+        <w:t>Para el personal administrativo:</w:t>
+      </w:r>
+    </w:p>
+    <w:p>
+      <w:pPr>
+        <w:pStyle w:val="NormalWeb"/>
+        <w:numPr>
+          <w:ilvl w:val="0"/>
+          <w:numId w:val="15"/>
+        </w:numPr>
+        <w:spacing w:line="360" w:lineRule="auto"/>
+        <w:jc w:val="both"/>
+        <w:rPr>
+          <w:rFonts w:ascii="Arial" w:hAnsi="Arial" w:cs="Arial"/>
+        </w:rPr>
+      </w:pPr>
+      <w:r>
+        <w:rPr>
+          <w:rStyle w:val="Textoennegrita"/>
+          <w:rFonts w:ascii="Arial" w:hAnsi="Arial" w:cs="Arial"/>
+        </w:rPr>
+        <w:t>Agenda centralizada:</w:t>
+      </w:r>
+      <w:r>
+        <w:rPr>
+          <w:rFonts w:ascii="Arial" w:hAnsi="Arial" w:cs="Arial"/>
+        </w:rPr>
+        <w:t xml:space="preserve"> Visualización completa y detallada de cada cita, permitiendo un control total sobre la programación.</w:t>
+      </w:r>
+    </w:p>
+    <w:p>
+      <w:pPr>
+        <w:pStyle w:val="NormalWeb"/>
+        <w:numPr>
+          <w:ilvl w:val="0"/>
+          <w:numId w:val="15"/>
+        </w:numPr>
+        <w:spacing w:line="360" w:lineRule="auto"/>
+        <w:jc w:val="both"/>
+        <w:rPr>
+          <w:rStyle w:val="Textoennegrita"/>
+          <w:rFonts w:ascii="Arial" w:hAnsi="Arial" w:cs="Arial"/>
+          <w:b w:val="0"/>
+          <w:bCs w:val="0"/>
+        </w:rPr>
+      </w:pPr>
+      <w:r>
+        <w:rPr>
+          <w:rStyle w:val="Textoennegrita"/>
+          <w:rFonts w:ascii="Arial" w:hAnsi="Arial" w:cs="Arial"/>
+        </w:rPr>
+        <w:t>Gestión eficiente:</w:t>
+      </w:r>
+      <w:r>
+        <w:rPr>
+          <w:rFonts w:ascii="Arial" w:hAnsi="Arial" w:cs="Arial"/>
+        </w:rPr>
+        <w:t xml:space="preserve"> Cancelaciones</w:t>
+      </w:r>
+      <w:r>
+        <w:rPr>
+          <w:rFonts w:ascii="Arial" w:hAnsi="Arial" w:cs="Arial"/>
+        </w:rPr>
+        <w:t xml:space="preserve"> </w:t>
+      </w:r>
+      <w:r>
+        <w:rPr>
+          <w:rFonts w:ascii="Arial" w:hAnsi="Arial" w:cs="Arial"/>
+        </w:rPr>
+        <w:t>y reprogramaciones rápidas, evitando conflictos de horarios y optimizando la administración del consultorio.</w:t>
+      </w:r>
+    </w:p>
+    <w:p>
+      <w:pPr>
+        <w:pStyle w:val="NormalWeb"/>
+        <w:spacing w:line="360" w:lineRule="auto"/>
+        <w:jc w:val="both"/>
+        <w:rPr>
+          <w:rFonts w:ascii="Arial" w:hAnsi="Arial" w:cs="Arial"/>
+          <w:b/>
+          <w:bCs/>
+        </w:rPr>
+      </w:pPr>
+      <w:r>
+        <w:rPr>
+          <w:rStyle w:val="Textoennegrita"/>
+          <w:rFonts w:ascii="Arial" w:hAnsi="Arial" w:cs="Arial"/>
+        </w:rPr>
+        <w:t>Beneficio final:</w:t>
+      </w:r>
+      <w:r>
+        <w:rPr>
+          <w:rFonts w:ascii="Arial" w:hAnsi="Arial" w:cs="Arial"/>
+        </w:rPr>
+        <w:t xml:space="preserve"> </w:t>
+      </w:r>
+      <w:r>
+        <w:rPr>
+          <w:rFonts w:ascii="Arial" w:hAnsi="Arial" w:cs="Arial"/>
+        </w:rPr>
+        <w:t>Una administración más eficiente para el consultorio y una experiencia práctica, confiable y personalizada para los pacientes, aumentando su satisfacción y fidelización.</w:t>
+      </w:r>
+    </w:p>
+    <w:p>
+      <w:pPr>
+        <w:pStyle w:val="NormalWeb"/>
+        <w:spacing w:line="276" w:lineRule="auto"/>
+        <w:jc w:val="both"/>
+        <w:rPr>
+          <w:rFonts w:ascii="Arial" w:hAnsi="Arial" w:cs="Arial"/>
+        </w:rPr>
+      </w:pPr>
+    </w:p>
+    <w:p>
+      <w:pPr>
+        <w:pStyle w:val="Prrafodelista"/>
+        <w:spacing w:before="100" w:beforeAutospacing="1" w:after="100" w:afterAutospacing="1" w:line="360" w:lineRule="auto"/>
+        <w:ind w:left="1080"/>
+        <w:jc w:val="both"/>
+        <w:rPr>
+          <w:rFonts w:ascii="Arial" w:eastAsia="Times New Roman" w:hAnsi="Arial" w:cs="Arial"/>
+          <w:b/>
+          <w:sz w:val="24"/>
+          <w:szCs w:val="24"/>
+          <w:lang w:eastAsia="es-MX"/>
+        </w:rPr>
+      </w:pPr>
     </w:p>
     <w:sectPr>
+      <w:headerReference w:type="default" r:id="rId7"/>
       <w:pgSz w:w="12240" w:h="15840"/>
-      <w:pgMar w:top="1701" w:right="1418" w:bottom="1418" w:left="1418" w:header="709" w:footer="709" w:gutter="0"/>
+      <w:pgMar w:top="720" w:right="720" w:bottom="720" w:left="720" w:header="709" w:footer="709" w:gutter="0"/>
       <w:cols w:space="708"/>
       <w:docGrid w:linePitch="360"/>
     </w:sectPr>
@@ -489,9 +1686,376 @@
 </w:document>
 </file>
 
+<file path=word/endnotes.xml><?xml version="1.0" encoding="utf-8"?>
+<w:endnotes xmlns:wpc="http://schemas.microsoft.com/office/word/2010/wordprocessingCanvas" xmlns:cx="http://schemas.microsoft.com/office/drawing/2014/chartex" xmlns:cx1="http://schemas.microsoft.com/office/drawing/2015/9/8/chartex" xmlns:cx2="http://schemas.microsoft.com/office/drawing/2015/10/21/chartex" xmlns:cx3="http://schemas.microsoft.com/office/drawing/2016/5/9/chartex" xmlns:cx4="http://schemas.microsoft.com/office/drawing/2016/5/10/chartex" xmlns:cx5="http://schemas.microsoft.com/office/drawing/2016/5/11/chartex" xmlns:cx6="http://schemas.microsoft.com/office/drawing/2016/5/12/chartex" xmlns:cx7="http://schemas.microsoft.com/office/drawing/2016/5/13/chartex" xmlns:cx8="http://schemas.microsoft.com/office/drawing/2016/5/14/chartex" xmlns:mc="http://schemas.openxmlformats.org/markup-compatibility/2006" xmlns:aink="http://schemas.microsoft.com/office/drawing/2016/ink" xmlns:am3d="http://schemas.microsoft.com/office/drawing/2017/model3d" xmlns:o="urn:schemas-microsoft-com:office:office" xmlns:r="http://schemas.openxmlformats.org/officeDocument/2006/relationships" xmlns:m="http://schemas.openxmlformats.org/officeDocument/2006/math" xmlns:v="urn:schemas-microsoft-com:vml" xmlns:wp14="http://schemas.microsoft.com/office/word/2010/wordprocessingDrawing" xmlns:wp="http://schemas.openxmlformats.org/drawingml/2006/wordprocessingDrawing" xmlns:w10="urn:schemas-microsoft-com:office:word" xmlns:w="http://schemas.openxmlformats.org/wordprocessingml/2006/main" xmlns:w14="http://schemas.microsoft.com/office/word/2010/wordml" xmlns:w15="http://schemas.microsoft.com/office/word/2012/wordml" xmlns:w16cid="http://schemas.microsoft.com/office/word/2016/wordml/cid" xmlns:w16se="http://schemas.microsoft.com/office/word/2015/wordml/symex" xmlns:wpg="http://schemas.microsoft.com/office/word/2010/wordprocessingGroup" xmlns:wpi="http://schemas.microsoft.com/office/word/2010/wordprocessingInk" xmlns:wne="http://schemas.microsoft.com/office/word/2006/wordml" xmlns:wps="http://schemas.microsoft.com/office/word/2010/wordprocessingShape" mc:Ignorable="w14 w15 w16se w16cid wp14">
+  <w:endnote w:type="separator" w:id="-1">
+    <w:p>
+      <w:pPr>
+        <w:spacing w:after="0" w:line="240" w:lineRule="auto"/>
+      </w:pPr>
+      <w:r>
+        <w:separator/>
+      </w:r>
+    </w:p>
+  </w:endnote>
+  <w:endnote w:type="continuationSeparator" w:id="0">
+    <w:p>
+      <w:pPr>
+        <w:spacing w:after="0" w:line="240" w:lineRule="auto"/>
+      </w:pPr>
+      <w:r>
+        <w:continuationSeparator/>
+      </w:r>
+    </w:p>
+  </w:endnote>
+</w:endnotes>
+</file>
+
+<file path=word/footnotes.xml><?xml version="1.0" encoding="utf-8"?>
+<w:footnotes xmlns:wpc="http://schemas.microsoft.com/office/word/2010/wordprocessingCanvas" xmlns:cx="http://schemas.microsoft.com/office/drawing/2014/chartex" xmlns:cx1="http://schemas.microsoft.com/office/drawing/2015/9/8/chartex" xmlns:cx2="http://schemas.microsoft.com/office/drawing/2015/10/21/chartex" xmlns:cx3="http://schemas.microsoft.com/office/drawing/2016/5/9/chartex" xmlns:cx4="http://schemas.microsoft.com/office/drawing/2016/5/10/chartex" xmlns:cx5="http://schemas.microsoft.com/office/drawing/2016/5/11/chartex" xmlns:cx6="http://schemas.microsoft.com/office/drawing/2016/5/12/chartex" xmlns:cx7="http://schemas.microsoft.com/office/drawing/2016/5/13/chartex" xmlns:cx8="http://schemas.microsoft.com/office/drawing/2016/5/14/chartex" xmlns:mc="http://schemas.openxmlformats.org/markup-compatibility/2006" xmlns:aink="http://schemas.microsoft.com/office/drawing/2016/ink" xmlns:am3d="http://schemas.microsoft.com/office/drawing/2017/model3d" xmlns:o="urn:schemas-microsoft-com:office:office" xmlns:r="http://schemas.openxmlformats.org/officeDocument/2006/relationships" xmlns:m="http://schemas.openxmlformats.org/officeDocument/2006/math" xmlns:v="urn:schemas-microsoft-com:vml" xmlns:wp14="http://schemas.microsoft.com/office/word/2010/wordprocessingDrawing" xmlns:wp="http://schemas.openxmlformats.org/drawingml/2006/wordprocessingDrawing" xmlns:w10="urn:schemas-microsoft-com:office:word" xmlns:w="http://schemas.openxmlformats.org/wordprocessingml/2006/main" xmlns:w14="http://schemas.microsoft.com/office/word/2010/wordml" xmlns:w15="http://schemas.microsoft.com/office/word/2012/wordml" xmlns:w16cid="http://schemas.microsoft.com/office/word/2016/wordml/cid" xmlns:w16se="http://schemas.microsoft.com/office/word/2015/wordml/symex" xmlns:wpg="http://schemas.microsoft.com/office/word/2010/wordprocessingGroup" xmlns:wpi="http://schemas.microsoft.com/office/word/2010/wordprocessingInk" xmlns:wne="http://schemas.microsoft.com/office/word/2006/wordml" xmlns:wps="http://schemas.microsoft.com/office/word/2010/wordprocessingShape" mc:Ignorable="w14 w15 w16se w16cid wp14">
+  <w:footnote w:type="separator" w:id="-1">
+    <w:p>
+      <w:pPr>
+        <w:spacing w:after="0" w:line="240" w:lineRule="auto"/>
+      </w:pPr>
+      <w:r>
+        <w:separator/>
+      </w:r>
+    </w:p>
+  </w:footnote>
+  <w:footnote w:type="continuationSeparator" w:id="0">
+    <w:p>
+      <w:pPr>
+        <w:spacing w:after="0" w:line="240" w:lineRule="auto"/>
+      </w:pPr>
+      <w:r>
+        <w:continuationSeparator/>
+      </w:r>
+    </w:p>
+  </w:footnote>
+</w:footnotes>
+</file>
+
+<file path=word/header1.xml><?xml version="1.0" encoding="utf-8"?>
+<w:hdr xmlns:wpc="http://schemas.microsoft.com/office/word/2010/wordprocessingCanvas" xmlns:cx="http://schemas.microsoft.com/office/drawing/2014/chartex" xmlns:cx1="http://schemas.microsoft.com/office/drawing/2015/9/8/chartex" xmlns:cx2="http://schemas.microsoft.com/office/drawing/2015/10/21/chartex" xmlns:cx3="http://schemas.microsoft.com/office/drawing/2016/5/9/chartex" xmlns:cx4="http://schemas.microsoft.com/office/drawing/2016/5/10/chartex" xmlns:cx5="http://schemas.microsoft.com/office/drawing/2016/5/11/chartex" xmlns:cx6="http://schemas.microsoft.com/office/drawing/2016/5/12/chartex" xmlns:cx7="http://schemas.microsoft.com/office/drawing/2016/5/13/chartex" xmlns:cx8="http://schemas.microsoft.com/office/drawing/2016/5/14/chartex" xmlns:mc="http://schemas.openxmlformats.org/markup-compatibility/2006" xmlns:aink="http://schemas.microsoft.com/office/drawing/2016/ink" xmlns:am3d="http://schemas.microsoft.com/office/drawing/2017/model3d" xmlns:o="urn:schemas-microsoft-com:office:office" xmlns:r="http://schemas.openxmlformats.org/officeDocument/2006/relationships" xmlns:m="http://schemas.openxmlformats.org/officeDocument/2006/math" xmlns:v="urn:schemas-microsoft-com:vml" xmlns:wp14="http://schemas.microsoft.com/office/word/2010/wordprocessingDrawing" xmlns:wp="http://schemas.openxmlformats.org/drawingml/2006/wordprocessingDrawing" xmlns:w10="urn:schemas-microsoft-com:office:word" xmlns:w="http://schemas.openxmlformats.org/wordprocessingml/2006/main" xmlns:w14="http://schemas.microsoft.com/office/word/2010/wordml" xmlns:w15="http://schemas.microsoft.com/office/word/2012/wordml" xmlns:w16cid="http://schemas.microsoft.com/office/word/2016/wordml/cid" xmlns:w16se="http://schemas.microsoft.com/office/word/2015/wordml/symex" xmlns:wpg="http://schemas.microsoft.com/office/word/2010/wordprocessingGroup" xmlns:wpi="http://schemas.microsoft.com/office/word/2010/wordprocessingInk" xmlns:wne="http://schemas.microsoft.com/office/word/2006/wordml" xmlns:wps="http://schemas.microsoft.com/office/word/2010/wordprocessingShape" mc:Ignorable="w14 w15 w16se w16cid wp14">
+  <w:p>
+    <w:pPr>
+      <w:pStyle w:val="Encabezado"/>
+      <w:rPr>
+        <w:sz w:val="20"/>
+      </w:rPr>
+    </w:pPr>
+    <w:r>
+      <w:rPr>
+        <w:sz w:val="20"/>
+      </w:rPr>
+      <w:t>INTEGRANTES: REYNA ITZEL DIEGO ESTRADA, ELI ESPINOZA TREVIÑO, LEVI BRAYAN MUNDO ESCAMILLA, ISRRAEL REYES OLMOS</w:t>
+    </w:r>
+  </w:p>
+</w:hdr>
+</file>
+
 <file path=word/numbering.xml><?xml version="1.0" encoding="utf-8"?>
 <w:numbering xmlns:wpc="http://schemas.microsoft.com/office/word/2010/wordprocessingCanvas" xmlns:cx="http://schemas.microsoft.com/office/drawing/2014/chartex" xmlns:cx1="http://schemas.microsoft.com/office/drawing/2015/9/8/chartex" xmlns:cx2="http://schemas.microsoft.com/office/drawing/2015/10/21/chartex" xmlns:cx3="http://schemas.microsoft.com/office/drawing/2016/5/9/chartex" xmlns:cx4="http://schemas.microsoft.com/office/drawing/2016/5/10/chartex" xmlns:cx5="http://schemas.microsoft.com/office/drawing/2016/5/11/chartex" xmlns:cx6="http://schemas.microsoft.com/office/drawing/2016/5/12/chartex" xmlns:cx7="http://schemas.microsoft.com/office/drawing/2016/5/13/chartex" xmlns:cx8="http://schemas.microsoft.com/office/drawing/2016/5/14/chartex" xmlns:mc="http://schemas.openxmlformats.org/markup-compatibility/2006" xmlns:aink="http://schemas.microsoft.com/office/drawing/2016/ink" xmlns:am3d="http://schemas.microsoft.com/office/drawing/2017/model3d" xmlns:o="urn:schemas-microsoft-com:office:office" xmlns:r="http://schemas.openxmlformats.org/officeDocument/2006/relationships" xmlns:m="http://schemas.openxmlformats.org/officeDocument/2006/math" xmlns:v="urn:schemas-microsoft-com:vml" xmlns:wp14="http://schemas.microsoft.com/office/word/2010/wordprocessingDrawing" xmlns:wp="http://schemas.openxmlformats.org/drawingml/2006/wordprocessingDrawing" xmlns:w10="urn:schemas-microsoft-com:office:word" xmlns:w="http://schemas.openxmlformats.org/wordprocessingml/2006/main" xmlns:w14="http://schemas.microsoft.com/office/word/2010/wordml" xmlns:w15="http://schemas.microsoft.com/office/word/2012/wordml" xmlns:w16cid="http://schemas.microsoft.com/office/word/2016/wordml/cid" xmlns:w16se="http://schemas.microsoft.com/office/word/2015/wordml/symex" xmlns:wpg="http://schemas.microsoft.com/office/word/2010/wordprocessingGroup" xmlns:wpi="http://schemas.microsoft.com/office/word/2010/wordprocessingInk" xmlns:wne="http://schemas.microsoft.com/office/word/2006/wordml" xmlns:wps="http://schemas.microsoft.com/office/word/2010/wordprocessingShape" mc:Ignorable="w14 w15 w16se w16cid wp14">
   <w:abstractNum w:abstractNumId="0" w15:restartNumberingAfterBreak="0">
+    <w:nsid w:val="03D0699B"/>
+    <w:multiLevelType w:val="multilevel"/>
+    <w:tmpl w:val="43A45310"/>
+    <w:lvl w:ilvl="0">
+      <w:start w:val="1"/>
+      <w:numFmt w:val="bullet"/>
+      <w:lvlText w:val=""/>
+      <w:lvlJc w:val="left"/>
+      <w:pPr>
+        <w:tabs>
+          <w:tab w:val="num" w:pos="720"/>
+        </w:tabs>
+        <w:ind w:left="720" w:hanging="360"/>
+      </w:pPr>
+      <w:rPr>
+        <w:rFonts w:ascii="Symbol" w:hAnsi="Symbol" w:hint="default"/>
+        <w:sz w:val="20"/>
+      </w:rPr>
+    </w:lvl>
+    <w:lvl w:ilvl="1" w:tentative="1">
+      <w:start w:val="1"/>
+      <w:numFmt w:val="bullet"/>
+      <w:lvlText w:val="o"/>
+      <w:lvlJc w:val="left"/>
+      <w:pPr>
+        <w:tabs>
+          <w:tab w:val="num" w:pos="1440"/>
+        </w:tabs>
+        <w:ind w:left="1440" w:hanging="360"/>
+      </w:pPr>
+      <w:rPr>
+        <w:rFonts w:ascii="Courier New" w:hAnsi="Courier New" w:hint="default"/>
+        <w:sz w:val="20"/>
+      </w:rPr>
+    </w:lvl>
+    <w:lvl w:ilvl="2" w:tentative="1">
+      <w:start w:val="1"/>
+      <w:numFmt w:val="bullet"/>
+      <w:lvlText w:val=""/>
+      <w:lvlJc w:val="left"/>
+      <w:pPr>
+        <w:tabs>
+          <w:tab w:val="num" w:pos="2160"/>
+        </w:tabs>
+        <w:ind w:left="2160" w:hanging="360"/>
+      </w:pPr>
+      <w:rPr>
+        <w:rFonts w:ascii="Wingdings" w:hAnsi="Wingdings" w:hint="default"/>
+        <w:sz w:val="20"/>
+      </w:rPr>
+    </w:lvl>
+    <w:lvl w:ilvl="3" w:tentative="1">
+      <w:start w:val="1"/>
+      <w:numFmt w:val="bullet"/>
+      <w:lvlText w:val=""/>
+      <w:lvlJc w:val="left"/>
+      <w:pPr>
+        <w:tabs>
+          <w:tab w:val="num" w:pos="2880"/>
+        </w:tabs>
+        <w:ind w:left="2880" w:hanging="360"/>
+      </w:pPr>
+      <w:rPr>
+        <w:rFonts w:ascii="Wingdings" w:hAnsi="Wingdings" w:hint="default"/>
+        <w:sz w:val="20"/>
+      </w:rPr>
+    </w:lvl>
+    <w:lvl w:ilvl="4" w:tentative="1">
+      <w:start w:val="1"/>
+      <w:numFmt w:val="bullet"/>
+      <w:lvlText w:val=""/>
+      <w:lvlJc w:val="left"/>
+      <w:pPr>
+        <w:tabs>
+          <w:tab w:val="num" w:pos="3600"/>
+        </w:tabs>
+        <w:ind w:left="3600" w:hanging="360"/>
+      </w:pPr>
+      <w:rPr>
+        <w:rFonts w:ascii="Wingdings" w:hAnsi="Wingdings" w:hint="default"/>
+        <w:sz w:val="20"/>
+      </w:rPr>
+    </w:lvl>
+    <w:lvl w:ilvl="5" w:tentative="1">
+      <w:start w:val="1"/>
+      <w:numFmt w:val="bullet"/>
+      <w:lvlText w:val=""/>
+      <w:lvlJc w:val="left"/>
+      <w:pPr>
+        <w:tabs>
+          <w:tab w:val="num" w:pos="4320"/>
+        </w:tabs>
+        <w:ind w:left="4320" w:hanging="360"/>
+      </w:pPr>
+      <w:rPr>
+        <w:rFonts w:ascii="Wingdings" w:hAnsi="Wingdings" w:hint="default"/>
+        <w:sz w:val="20"/>
+      </w:rPr>
+    </w:lvl>
+    <w:lvl w:ilvl="6" w:tentative="1">
+      <w:start w:val="1"/>
+      <w:numFmt w:val="bullet"/>
+      <w:lvlText w:val=""/>
+      <w:lvlJc w:val="left"/>
+      <w:pPr>
+        <w:tabs>
+          <w:tab w:val="num" w:pos="5040"/>
+        </w:tabs>
+        <w:ind w:left="5040" w:hanging="360"/>
+      </w:pPr>
+      <w:rPr>
+        <w:rFonts w:ascii="Wingdings" w:hAnsi="Wingdings" w:hint="default"/>
+        <w:sz w:val="20"/>
+      </w:rPr>
+    </w:lvl>
+    <w:lvl w:ilvl="7" w:tentative="1">
+      <w:start w:val="1"/>
+      <w:numFmt w:val="bullet"/>
+      <w:lvlText w:val=""/>
+      <w:lvlJc w:val="left"/>
+      <w:pPr>
+        <w:tabs>
+          <w:tab w:val="num" w:pos="5760"/>
+        </w:tabs>
+        <w:ind w:left="5760" w:hanging="360"/>
+      </w:pPr>
+      <w:rPr>
+        <w:rFonts w:ascii="Wingdings" w:hAnsi="Wingdings" w:hint="default"/>
+        <w:sz w:val="20"/>
+      </w:rPr>
+    </w:lvl>
+    <w:lvl w:ilvl="8" w:tentative="1">
+      <w:start w:val="1"/>
+      <w:numFmt w:val="bullet"/>
+      <w:lvlText w:val=""/>
+      <w:lvlJc w:val="left"/>
+      <w:pPr>
+        <w:tabs>
+          <w:tab w:val="num" w:pos="6480"/>
+        </w:tabs>
+        <w:ind w:left="6480" w:hanging="360"/>
+      </w:pPr>
+      <w:rPr>
+        <w:rFonts w:ascii="Wingdings" w:hAnsi="Wingdings" w:hint="default"/>
+        <w:sz w:val="20"/>
+      </w:rPr>
+    </w:lvl>
+  </w:abstractNum>
+  <w:abstractNum w:abstractNumId="1" w15:restartNumberingAfterBreak="0">
+    <w:nsid w:val="0E987D58"/>
+    <w:multiLevelType w:val="multilevel"/>
+    <w:tmpl w:val="C17EA0DA"/>
+    <w:lvl w:ilvl="0">
+      <w:start w:val="1"/>
+      <w:numFmt w:val="bullet"/>
+      <w:lvlText w:val=""/>
+      <w:lvlJc w:val="left"/>
+      <w:pPr>
+        <w:tabs>
+          <w:tab w:val="num" w:pos="720"/>
+        </w:tabs>
+        <w:ind w:left="720" w:hanging="360"/>
+      </w:pPr>
+      <w:rPr>
+        <w:rFonts w:ascii="Symbol" w:hAnsi="Symbol" w:hint="default"/>
+        <w:sz w:val="20"/>
+      </w:rPr>
+    </w:lvl>
+    <w:lvl w:ilvl="1" w:tentative="1">
+      <w:start w:val="1"/>
+      <w:numFmt w:val="bullet"/>
+      <w:lvlText w:val="o"/>
+      <w:lvlJc w:val="left"/>
+      <w:pPr>
+        <w:tabs>
+          <w:tab w:val="num" w:pos="1440"/>
+        </w:tabs>
+        <w:ind w:left="1440" w:hanging="360"/>
+      </w:pPr>
+      <w:rPr>
+        <w:rFonts w:ascii="Courier New" w:hAnsi="Courier New" w:hint="default"/>
+        <w:sz w:val="20"/>
+      </w:rPr>
+    </w:lvl>
+    <w:lvl w:ilvl="2" w:tentative="1">
+      <w:start w:val="1"/>
+      <w:numFmt w:val="bullet"/>
+      <w:lvlText w:val=""/>
+      <w:lvlJc w:val="left"/>
+      <w:pPr>
+        <w:tabs>
+          <w:tab w:val="num" w:pos="2160"/>
+        </w:tabs>
+        <w:ind w:left="2160" w:hanging="360"/>
+      </w:pPr>
+      <w:rPr>
+        <w:rFonts w:ascii="Wingdings" w:hAnsi="Wingdings" w:hint="default"/>
+        <w:sz w:val="20"/>
+      </w:rPr>
+    </w:lvl>
+    <w:lvl w:ilvl="3" w:tentative="1">
+      <w:start w:val="1"/>
+      <w:numFmt w:val="bullet"/>
+      <w:lvlText w:val=""/>
+      <w:lvlJc w:val="left"/>
+      <w:pPr>
+        <w:tabs>
+          <w:tab w:val="num" w:pos="2880"/>
+        </w:tabs>
+        <w:ind w:left="2880" w:hanging="360"/>
+      </w:pPr>
+      <w:rPr>
+        <w:rFonts w:ascii="Wingdings" w:hAnsi="Wingdings" w:hint="default"/>
+        <w:sz w:val="20"/>
+      </w:rPr>
+    </w:lvl>
+    <w:lvl w:ilvl="4" w:tentative="1">
+      <w:start w:val="1"/>
+      <w:numFmt w:val="bullet"/>
+      <w:lvlText w:val=""/>
+      <w:lvlJc w:val="left"/>
+      <w:pPr>
+        <w:tabs>
+          <w:tab w:val="num" w:pos="3600"/>
+        </w:tabs>
+        <w:ind w:left="3600" w:hanging="360"/>
+      </w:pPr>
+      <w:rPr>
+        <w:rFonts w:ascii="Wingdings" w:hAnsi="Wingdings" w:hint="default"/>
+        <w:sz w:val="20"/>
+      </w:rPr>
+    </w:lvl>
+    <w:lvl w:ilvl="5" w:tentative="1">
+      <w:start w:val="1"/>
+      <w:numFmt w:val="bullet"/>
+      <w:lvlText w:val=""/>
+      <w:lvlJc w:val="left"/>
+      <w:pPr>
+        <w:tabs>
+          <w:tab w:val="num" w:pos="4320"/>
+        </w:tabs>
+        <w:ind w:left="4320" w:hanging="360"/>
+      </w:pPr>
+      <w:rPr>
+        <w:rFonts w:ascii="Wingdings" w:hAnsi="Wingdings" w:hint="default"/>
+        <w:sz w:val="20"/>
+      </w:rPr>
+    </w:lvl>
+    <w:lvl w:ilvl="6" w:tentative="1">
+      <w:start w:val="1"/>
+      <w:numFmt w:val="bullet"/>
+      <w:lvlText w:val=""/>
+      <w:lvlJc w:val="left"/>
+      <w:pPr>
+        <w:tabs>
+          <w:tab w:val="num" w:pos="5040"/>
+        </w:tabs>
+        <w:ind w:left="5040" w:hanging="360"/>
+      </w:pPr>
+      <w:rPr>
+        <w:rFonts w:ascii="Wingdings" w:hAnsi="Wingdings" w:hint="default"/>
+        <w:sz w:val="20"/>
+      </w:rPr>
+    </w:lvl>
+    <w:lvl w:ilvl="7" w:tentative="1">
+      <w:start w:val="1"/>
+      <w:numFmt w:val="bullet"/>
+      <w:lvlText w:val=""/>
+      <w:lvlJc w:val="left"/>
+      <w:pPr>
+        <w:tabs>
+          <w:tab w:val="num" w:pos="5760"/>
+        </w:tabs>
+        <w:ind w:left="5760" w:hanging="360"/>
+      </w:pPr>
+      <w:rPr>
+        <w:rFonts w:ascii="Wingdings" w:hAnsi="Wingdings" w:hint="default"/>
+        <w:sz w:val="20"/>
+      </w:rPr>
+    </w:lvl>
+    <w:lvl w:ilvl="8" w:tentative="1">
+      <w:start w:val="1"/>
+      <w:numFmt w:val="bullet"/>
+      <w:lvlText w:val=""/>
+      <w:lvlJc w:val="left"/>
+      <w:pPr>
+        <w:tabs>
+          <w:tab w:val="num" w:pos="6480"/>
+        </w:tabs>
+        <w:ind w:left="6480" w:hanging="360"/>
+      </w:pPr>
+      <w:rPr>
+        <w:rFonts w:ascii="Wingdings" w:hAnsi="Wingdings" w:hint="default"/>
+        <w:sz w:val="20"/>
+      </w:rPr>
+    </w:lvl>
+  </w:abstractNum>
+  <w:abstractNum w:abstractNumId="2" w15:restartNumberingAfterBreak="0">
     <w:nsid w:val="122C5066"/>
     <w:multiLevelType w:val="multilevel"/>
     <w:tmpl w:val="6304071C"/>
@@ -604,7 +2168,454 @@
       </w:pPr>
     </w:lvl>
   </w:abstractNum>
-  <w:abstractNum w:abstractNumId="1" w15:restartNumberingAfterBreak="0">
+  <w:abstractNum w:abstractNumId="3" w15:restartNumberingAfterBreak="0">
+    <w:nsid w:val="167B321E"/>
+    <w:multiLevelType w:val="multilevel"/>
+    <w:tmpl w:val="DB1692EA"/>
+    <w:lvl w:ilvl="0">
+      <w:start w:val="1"/>
+      <w:numFmt w:val="bullet"/>
+      <w:lvlText w:val=""/>
+      <w:lvlJc w:val="left"/>
+      <w:pPr>
+        <w:tabs>
+          <w:tab w:val="num" w:pos="720"/>
+        </w:tabs>
+        <w:ind w:left="720" w:hanging="360"/>
+      </w:pPr>
+      <w:rPr>
+        <w:rFonts w:ascii="Symbol" w:hAnsi="Symbol" w:hint="default"/>
+        <w:sz w:val="20"/>
+      </w:rPr>
+    </w:lvl>
+    <w:lvl w:ilvl="1" w:tentative="1">
+      <w:start w:val="1"/>
+      <w:numFmt w:val="bullet"/>
+      <w:lvlText w:val="o"/>
+      <w:lvlJc w:val="left"/>
+      <w:pPr>
+        <w:tabs>
+          <w:tab w:val="num" w:pos="1440"/>
+        </w:tabs>
+        <w:ind w:left="1440" w:hanging="360"/>
+      </w:pPr>
+      <w:rPr>
+        <w:rFonts w:ascii="Courier New" w:hAnsi="Courier New" w:hint="default"/>
+        <w:sz w:val="20"/>
+      </w:rPr>
+    </w:lvl>
+    <w:lvl w:ilvl="2" w:tentative="1">
+      <w:start w:val="1"/>
+      <w:numFmt w:val="bullet"/>
+      <w:lvlText w:val=""/>
+      <w:lvlJc w:val="left"/>
+      <w:pPr>
+        <w:tabs>
+          <w:tab w:val="num" w:pos="2160"/>
+        </w:tabs>
+        <w:ind w:left="2160" w:hanging="360"/>
+      </w:pPr>
+      <w:rPr>
+        <w:rFonts w:ascii="Wingdings" w:hAnsi="Wingdings" w:hint="default"/>
+        <w:sz w:val="20"/>
+      </w:rPr>
+    </w:lvl>
+    <w:lvl w:ilvl="3" w:tentative="1">
+      <w:start w:val="1"/>
+      <w:numFmt w:val="bullet"/>
+      <w:lvlText w:val=""/>
+      <w:lvlJc w:val="left"/>
+      <w:pPr>
+        <w:tabs>
+          <w:tab w:val="num" w:pos="2880"/>
+        </w:tabs>
+        <w:ind w:left="2880" w:hanging="360"/>
+      </w:pPr>
+      <w:rPr>
+        <w:rFonts w:ascii="Wingdings" w:hAnsi="Wingdings" w:hint="default"/>
+        <w:sz w:val="20"/>
+      </w:rPr>
+    </w:lvl>
+    <w:lvl w:ilvl="4" w:tentative="1">
+      <w:start w:val="1"/>
+      <w:numFmt w:val="bullet"/>
+      <w:lvlText w:val=""/>
+      <w:lvlJc w:val="left"/>
+      <w:pPr>
+        <w:tabs>
+          <w:tab w:val="num" w:pos="3600"/>
+        </w:tabs>
+        <w:ind w:left="3600" w:hanging="360"/>
+      </w:pPr>
+      <w:rPr>
+        <w:rFonts w:ascii="Wingdings" w:hAnsi="Wingdings" w:hint="default"/>
+        <w:sz w:val="20"/>
+      </w:rPr>
+    </w:lvl>
+    <w:lvl w:ilvl="5" w:tentative="1">
+      <w:start w:val="1"/>
+      <w:numFmt w:val="bullet"/>
+      <w:lvlText w:val=""/>
+      <w:lvlJc w:val="left"/>
+      <w:pPr>
+        <w:tabs>
+          <w:tab w:val="num" w:pos="4320"/>
+        </w:tabs>
+        <w:ind w:left="4320" w:hanging="360"/>
+      </w:pPr>
+      <w:rPr>
+        <w:rFonts w:ascii="Wingdings" w:hAnsi="Wingdings" w:hint="default"/>
+        <w:sz w:val="20"/>
+      </w:rPr>
+    </w:lvl>
+    <w:lvl w:ilvl="6" w:tentative="1">
+      <w:start w:val="1"/>
+      <w:numFmt w:val="bullet"/>
+      <w:lvlText w:val=""/>
+      <w:lvlJc w:val="left"/>
+      <w:pPr>
+        <w:tabs>
+          <w:tab w:val="num" w:pos="5040"/>
+        </w:tabs>
+        <w:ind w:left="5040" w:hanging="360"/>
+      </w:pPr>
+      <w:rPr>
+        <w:rFonts w:ascii="Wingdings" w:hAnsi="Wingdings" w:hint="default"/>
+        <w:sz w:val="20"/>
+      </w:rPr>
+    </w:lvl>
+    <w:lvl w:ilvl="7" w:tentative="1">
+      <w:start w:val="1"/>
+      <w:numFmt w:val="bullet"/>
+      <w:lvlText w:val=""/>
+      <w:lvlJc w:val="left"/>
+      <w:pPr>
+        <w:tabs>
+          <w:tab w:val="num" w:pos="5760"/>
+        </w:tabs>
+        <w:ind w:left="5760" w:hanging="360"/>
+      </w:pPr>
+      <w:rPr>
+        <w:rFonts w:ascii="Wingdings" w:hAnsi="Wingdings" w:hint="default"/>
+        <w:sz w:val="20"/>
+      </w:rPr>
+    </w:lvl>
+    <w:lvl w:ilvl="8" w:tentative="1">
+      <w:start w:val="1"/>
+      <w:numFmt w:val="bullet"/>
+      <w:lvlText w:val=""/>
+      <w:lvlJc w:val="left"/>
+      <w:pPr>
+        <w:tabs>
+          <w:tab w:val="num" w:pos="6480"/>
+        </w:tabs>
+        <w:ind w:left="6480" w:hanging="360"/>
+      </w:pPr>
+      <w:rPr>
+        <w:rFonts w:ascii="Wingdings" w:hAnsi="Wingdings" w:hint="default"/>
+        <w:sz w:val="20"/>
+      </w:rPr>
+    </w:lvl>
+  </w:abstractNum>
+  <w:abstractNum w:abstractNumId="4" w15:restartNumberingAfterBreak="0">
+    <w:nsid w:val="18B511EE"/>
+    <w:multiLevelType w:val="multilevel"/>
+    <w:tmpl w:val="162E4130"/>
+    <w:lvl w:ilvl="0">
+      <w:start w:val="1"/>
+      <w:numFmt w:val="bullet"/>
+      <w:lvlText w:val=""/>
+      <w:lvlJc w:val="left"/>
+      <w:pPr>
+        <w:tabs>
+          <w:tab w:val="num" w:pos="720"/>
+        </w:tabs>
+        <w:ind w:left="720" w:hanging="360"/>
+      </w:pPr>
+      <w:rPr>
+        <w:rFonts w:ascii="Symbol" w:hAnsi="Symbol" w:hint="default"/>
+        <w:sz w:val="20"/>
+      </w:rPr>
+    </w:lvl>
+    <w:lvl w:ilvl="1" w:tentative="1">
+      <w:start w:val="1"/>
+      <w:numFmt w:val="bullet"/>
+      <w:lvlText w:val="o"/>
+      <w:lvlJc w:val="left"/>
+      <w:pPr>
+        <w:tabs>
+          <w:tab w:val="num" w:pos="1440"/>
+        </w:tabs>
+        <w:ind w:left="1440" w:hanging="360"/>
+      </w:pPr>
+      <w:rPr>
+        <w:rFonts w:ascii="Courier New" w:hAnsi="Courier New" w:hint="default"/>
+        <w:sz w:val="20"/>
+      </w:rPr>
+    </w:lvl>
+    <w:lvl w:ilvl="2" w:tentative="1">
+      <w:start w:val="1"/>
+      <w:numFmt w:val="bullet"/>
+      <w:lvlText w:val=""/>
+      <w:lvlJc w:val="left"/>
+      <w:pPr>
+        <w:tabs>
+          <w:tab w:val="num" w:pos="2160"/>
+        </w:tabs>
+        <w:ind w:left="2160" w:hanging="360"/>
+      </w:pPr>
+      <w:rPr>
+        <w:rFonts w:ascii="Wingdings" w:hAnsi="Wingdings" w:hint="default"/>
+        <w:sz w:val="20"/>
+      </w:rPr>
+    </w:lvl>
+    <w:lvl w:ilvl="3" w:tentative="1">
+      <w:start w:val="1"/>
+      <w:numFmt w:val="bullet"/>
+      <w:lvlText w:val=""/>
+      <w:lvlJc w:val="left"/>
+      <w:pPr>
+        <w:tabs>
+          <w:tab w:val="num" w:pos="2880"/>
+        </w:tabs>
+        <w:ind w:left="2880" w:hanging="360"/>
+      </w:pPr>
+      <w:rPr>
+        <w:rFonts w:ascii="Wingdings" w:hAnsi="Wingdings" w:hint="default"/>
+        <w:sz w:val="20"/>
+      </w:rPr>
+    </w:lvl>
+    <w:lvl w:ilvl="4" w:tentative="1">
+      <w:start w:val="1"/>
+      <w:numFmt w:val="bullet"/>
+      <w:lvlText w:val=""/>
+      <w:lvlJc w:val="left"/>
+      <w:pPr>
+        <w:tabs>
+          <w:tab w:val="num" w:pos="3600"/>
+        </w:tabs>
+        <w:ind w:left="3600" w:hanging="360"/>
+      </w:pPr>
+      <w:rPr>
+        <w:rFonts w:ascii="Wingdings" w:hAnsi="Wingdings" w:hint="default"/>
+        <w:sz w:val="20"/>
+      </w:rPr>
+    </w:lvl>
+    <w:lvl w:ilvl="5" w:tentative="1">
+      <w:start w:val="1"/>
+      <w:numFmt w:val="bullet"/>
+      <w:lvlText w:val=""/>
+      <w:lvlJc w:val="left"/>
+      <w:pPr>
+        <w:tabs>
+          <w:tab w:val="num" w:pos="4320"/>
+        </w:tabs>
+        <w:ind w:left="4320" w:hanging="360"/>
+      </w:pPr>
+      <w:rPr>
+        <w:rFonts w:ascii="Wingdings" w:hAnsi="Wingdings" w:hint="default"/>
+        <w:sz w:val="20"/>
+      </w:rPr>
+    </w:lvl>
+    <w:lvl w:ilvl="6" w:tentative="1">
+      <w:start w:val="1"/>
+      <w:numFmt w:val="bullet"/>
+      <w:lvlText w:val=""/>
+      <w:lvlJc w:val="left"/>
+      <w:pPr>
+        <w:tabs>
+          <w:tab w:val="num" w:pos="5040"/>
+        </w:tabs>
+        <w:ind w:left="5040" w:hanging="360"/>
+      </w:pPr>
+      <w:rPr>
+        <w:rFonts w:ascii="Wingdings" w:hAnsi="Wingdings" w:hint="default"/>
+        <w:sz w:val="20"/>
+      </w:rPr>
+    </w:lvl>
+    <w:lvl w:ilvl="7" w:tentative="1">
+      <w:start w:val="1"/>
+      <w:numFmt w:val="bullet"/>
+      <w:lvlText w:val=""/>
+      <w:lvlJc w:val="left"/>
+      <w:pPr>
+        <w:tabs>
+          <w:tab w:val="num" w:pos="5760"/>
+        </w:tabs>
+        <w:ind w:left="5760" w:hanging="360"/>
+      </w:pPr>
+      <w:rPr>
+        <w:rFonts w:ascii="Wingdings" w:hAnsi="Wingdings" w:hint="default"/>
+        <w:sz w:val="20"/>
+      </w:rPr>
+    </w:lvl>
+    <w:lvl w:ilvl="8" w:tentative="1">
+      <w:start w:val="1"/>
+      <w:numFmt w:val="bullet"/>
+      <w:lvlText w:val=""/>
+      <w:lvlJc w:val="left"/>
+      <w:pPr>
+        <w:tabs>
+          <w:tab w:val="num" w:pos="6480"/>
+        </w:tabs>
+        <w:ind w:left="6480" w:hanging="360"/>
+      </w:pPr>
+      <w:rPr>
+        <w:rFonts w:ascii="Wingdings" w:hAnsi="Wingdings" w:hint="default"/>
+        <w:sz w:val="20"/>
+      </w:rPr>
+    </w:lvl>
+  </w:abstractNum>
+  <w:abstractNum w:abstractNumId="5" w15:restartNumberingAfterBreak="0">
+    <w:nsid w:val="1D1F6D6D"/>
+    <w:multiLevelType w:val="multilevel"/>
+    <w:tmpl w:val="9F46C42E"/>
+    <w:lvl w:ilvl="0">
+      <w:start w:val="1"/>
+      <w:numFmt w:val="bullet"/>
+      <w:lvlText w:val=""/>
+      <w:lvlJc w:val="left"/>
+      <w:pPr>
+        <w:tabs>
+          <w:tab w:val="num" w:pos="720"/>
+        </w:tabs>
+        <w:ind w:left="720" w:hanging="360"/>
+      </w:pPr>
+      <w:rPr>
+        <w:rFonts w:ascii="Symbol" w:hAnsi="Symbol" w:hint="default"/>
+        <w:sz w:val="20"/>
+      </w:rPr>
+    </w:lvl>
+    <w:lvl w:ilvl="1" w:tentative="1">
+      <w:start w:val="1"/>
+      <w:numFmt w:val="bullet"/>
+      <w:lvlText w:val="o"/>
+      <w:lvlJc w:val="left"/>
+      <w:pPr>
+        <w:tabs>
+          <w:tab w:val="num" w:pos="1440"/>
+        </w:tabs>
+        <w:ind w:left="1440" w:hanging="360"/>
+      </w:pPr>
+      <w:rPr>
+        <w:rFonts w:ascii="Courier New" w:hAnsi="Courier New" w:hint="default"/>
+        <w:sz w:val="20"/>
+      </w:rPr>
+    </w:lvl>
+    <w:lvl w:ilvl="2" w:tentative="1">
+      <w:start w:val="1"/>
+      <w:numFmt w:val="bullet"/>
+      <w:lvlText w:val=""/>
+      <w:lvlJc w:val="left"/>
+      <w:pPr>
+        <w:tabs>
+          <w:tab w:val="num" w:pos="2160"/>
+        </w:tabs>
+        <w:ind w:left="2160" w:hanging="360"/>
+      </w:pPr>
+      <w:rPr>
+        <w:rFonts w:ascii="Wingdings" w:hAnsi="Wingdings" w:hint="default"/>
+        <w:sz w:val="20"/>
+      </w:rPr>
+    </w:lvl>
+    <w:lvl w:ilvl="3" w:tentative="1">
+      <w:start w:val="1"/>
+      <w:numFmt w:val="bullet"/>
+      <w:lvlText w:val=""/>
+      <w:lvlJc w:val="left"/>
+      <w:pPr>
+        <w:tabs>
+          <w:tab w:val="num" w:pos="2880"/>
+        </w:tabs>
+        <w:ind w:left="2880" w:hanging="360"/>
+      </w:pPr>
+      <w:rPr>
+        <w:rFonts w:ascii="Wingdings" w:hAnsi="Wingdings" w:hint="default"/>
+        <w:sz w:val="20"/>
+      </w:rPr>
+    </w:lvl>
+    <w:lvl w:ilvl="4" w:tentative="1">
+      <w:start w:val="1"/>
+      <w:numFmt w:val="bullet"/>
+      <w:lvlText w:val=""/>
+      <w:lvlJc w:val="left"/>
+      <w:pPr>
+        <w:tabs>
+          <w:tab w:val="num" w:pos="3600"/>
+        </w:tabs>
+        <w:ind w:left="3600" w:hanging="360"/>
+      </w:pPr>
+      <w:rPr>
+        <w:rFonts w:ascii="Wingdings" w:hAnsi="Wingdings" w:hint="default"/>
+        <w:sz w:val="20"/>
+      </w:rPr>
+    </w:lvl>
+    <w:lvl w:ilvl="5" w:tentative="1">
+      <w:start w:val="1"/>
+      <w:numFmt w:val="bullet"/>
+      <w:lvlText w:val=""/>
+      <w:lvlJc w:val="left"/>
+      <w:pPr>
+        <w:tabs>
+          <w:tab w:val="num" w:pos="4320"/>
+        </w:tabs>
+        <w:ind w:left="4320" w:hanging="360"/>
+      </w:pPr>
+      <w:rPr>
+        <w:rFonts w:ascii="Wingdings" w:hAnsi="Wingdings" w:hint="default"/>
+        <w:sz w:val="20"/>
+      </w:rPr>
+    </w:lvl>
+    <w:lvl w:ilvl="6" w:tentative="1">
+      <w:start w:val="1"/>
+      <w:numFmt w:val="bullet"/>
+      <w:lvlText w:val=""/>
+      <w:lvlJc w:val="left"/>
+      <w:pPr>
+        <w:tabs>
+          <w:tab w:val="num" w:pos="5040"/>
+        </w:tabs>
+        <w:ind w:left="5040" w:hanging="360"/>
+      </w:pPr>
+      <w:rPr>
+        <w:rFonts w:ascii="Wingdings" w:hAnsi="Wingdings" w:hint="default"/>
+        <w:sz w:val="20"/>
+      </w:rPr>
+    </w:lvl>
+    <w:lvl w:ilvl="7" w:tentative="1">
+      <w:start w:val="1"/>
+      <w:numFmt w:val="bullet"/>
+      <w:lvlText w:val=""/>
+      <w:lvlJc w:val="left"/>
+      <w:pPr>
+        <w:tabs>
+          <w:tab w:val="num" w:pos="5760"/>
+        </w:tabs>
+        <w:ind w:left="5760" w:hanging="360"/>
+      </w:pPr>
+      <w:rPr>
+        <w:rFonts w:ascii="Wingdings" w:hAnsi="Wingdings" w:hint="default"/>
+        <w:sz w:val="20"/>
+      </w:rPr>
+    </w:lvl>
+    <w:lvl w:ilvl="8" w:tentative="1">
+      <w:start w:val="1"/>
+      <w:numFmt w:val="bullet"/>
+      <w:lvlText w:val=""/>
+      <w:lvlJc w:val="left"/>
+      <w:pPr>
+        <w:tabs>
+          <w:tab w:val="num" w:pos="6480"/>
+        </w:tabs>
+        <w:ind w:left="6480" w:hanging="360"/>
+      </w:pPr>
+      <w:rPr>
+        <w:rFonts w:ascii="Wingdings" w:hAnsi="Wingdings" w:hint="default"/>
+        <w:sz w:val="20"/>
+      </w:rPr>
+    </w:lvl>
+  </w:abstractNum>
+  <w:abstractNum w:abstractNumId="6" w15:restartNumberingAfterBreak="0">
     <w:nsid w:val="2E8264EF"/>
     <w:multiLevelType w:val="hybridMultilevel"/>
     <w:tmpl w:val="D8FE0AEC"/>
@@ -690,7 +2701,418 @@
       </w:pPr>
     </w:lvl>
   </w:abstractNum>
-  <w:abstractNum w:abstractNumId="2" w15:restartNumberingAfterBreak="0">
+  <w:abstractNum w:abstractNumId="7" w15:restartNumberingAfterBreak="0">
+    <w:nsid w:val="2FE04E05"/>
+    <w:multiLevelType w:val="multilevel"/>
+    <w:tmpl w:val="AC98BB50"/>
+    <w:lvl w:ilvl="0">
+      <w:start w:val="1"/>
+      <w:numFmt w:val="bullet"/>
+      <w:lvlText w:val=""/>
+      <w:lvlJc w:val="left"/>
+      <w:pPr>
+        <w:tabs>
+          <w:tab w:val="num" w:pos="720"/>
+        </w:tabs>
+        <w:ind w:left="720" w:hanging="360"/>
+      </w:pPr>
+      <w:rPr>
+        <w:rFonts w:ascii="Symbol" w:hAnsi="Symbol" w:hint="default"/>
+        <w:sz w:val="20"/>
+      </w:rPr>
+    </w:lvl>
+    <w:lvl w:ilvl="1" w:tentative="1">
+      <w:start w:val="1"/>
+      <w:numFmt w:val="bullet"/>
+      <w:lvlText w:val="o"/>
+      <w:lvlJc w:val="left"/>
+      <w:pPr>
+        <w:tabs>
+          <w:tab w:val="num" w:pos="1440"/>
+        </w:tabs>
+        <w:ind w:left="1440" w:hanging="360"/>
+      </w:pPr>
+      <w:rPr>
+        <w:rFonts w:ascii="Courier New" w:hAnsi="Courier New" w:hint="default"/>
+        <w:sz w:val="20"/>
+      </w:rPr>
+    </w:lvl>
+    <w:lvl w:ilvl="2" w:tentative="1">
+      <w:start w:val="1"/>
+      <w:numFmt w:val="bullet"/>
+      <w:lvlText w:val=""/>
+      <w:lvlJc w:val="left"/>
+      <w:pPr>
+        <w:tabs>
+          <w:tab w:val="num" w:pos="2160"/>
+        </w:tabs>
+        <w:ind w:left="2160" w:hanging="360"/>
+      </w:pPr>
+      <w:rPr>
+        <w:rFonts w:ascii="Wingdings" w:hAnsi="Wingdings" w:hint="default"/>
+        <w:sz w:val="20"/>
+      </w:rPr>
+    </w:lvl>
+    <w:lvl w:ilvl="3" w:tentative="1">
+      <w:start w:val="1"/>
+      <w:numFmt w:val="bullet"/>
+      <w:lvlText w:val=""/>
+      <w:lvlJc w:val="left"/>
+      <w:pPr>
+        <w:tabs>
+          <w:tab w:val="num" w:pos="2880"/>
+        </w:tabs>
+        <w:ind w:left="2880" w:hanging="360"/>
+      </w:pPr>
+      <w:rPr>
+        <w:rFonts w:ascii="Wingdings" w:hAnsi="Wingdings" w:hint="default"/>
+        <w:sz w:val="20"/>
+      </w:rPr>
+    </w:lvl>
+    <w:lvl w:ilvl="4" w:tentative="1">
+      <w:start w:val="1"/>
+      <w:numFmt w:val="bullet"/>
+      <w:lvlText w:val=""/>
+      <w:lvlJc w:val="left"/>
+      <w:pPr>
+        <w:tabs>
+          <w:tab w:val="num" w:pos="3600"/>
+        </w:tabs>
+        <w:ind w:left="3600" w:hanging="360"/>
+      </w:pPr>
+      <w:rPr>
+        <w:rFonts w:ascii="Wingdings" w:hAnsi="Wingdings" w:hint="default"/>
+        <w:sz w:val="20"/>
+      </w:rPr>
+    </w:lvl>
+    <w:lvl w:ilvl="5" w:tentative="1">
+      <w:start w:val="1"/>
+      <w:numFmt w:val="bullet"/>
+      <w:lvlText w:val=""/>
+      <w:lvlJc w:val="left"/>
+      <w:pPr>
+        <w:tabs>
+          <w:tab w:val="num" w:pos="4320"/>
+        </w:tabs>
+        <w:ind w:left="4320" w:hanging="360"/>
+      </w:pPr>
+      <w:rPr>
+        <w:rFonts w:ascii="Wingdings" w:hAnsi="Wingdings" w:hint="default"/>
+        <w:sz w:val="20"/>
+      </w:rPr>
+    </w:lvl>
+    <w:lvl w:ilvl="6" w:tentative="1">
+      <w:start w:val="1"/>
+      <w:numFmt w:val="bullet"/>
+      <w:lvlText w:val=""/>
+      <w:lvlJc w:val="left"/>
+      <w:pPr>
+        <w:tabs>
+          <w:tab w:val="num" w:pos="5040"/>
+        </w:tabs>
+        <w:ind w:left="5040" w:hanging="360"/>
+      </w:pPr>
+      <w:rPr>
+        <w:rFonts w:ascii="Wingdings" w:hAnsi="Wingdings" w:hint="default"/>
+        <w:sz w:val="20"/>
+      </w:rPr>
+    </w:lvl>
+    <w:lvl w:ilvl="7" w:tentative="1">
+      <w:start w:val="1"/>
+      <w:numFmt w:val="bullet"/>
+      <w:lvlText w:val=""/>
+      <w:lvlJc w:val="left"/>
+      <w:pPr>
+        <w:tabs>
+          <w:tab w:val="num" w:pos="5760"/>
+        </w:tabs>
+        <w:ind w:left="5760" w:hanging="360"/>
+      </w:pPr>
+      <w:rPr>
+        <w:rFonts w:ascii="Wingdings" w:hAnsi="Wingdings" w:hint="default"/>
+        <w:sz w:val="20"/>
+      </w:rPr>
+    </w:lvl>
+    <w:lvl w:ilvl="8" w:tentative="1">
+      <w:start w:val="1"/>
+      <w:numFmt w:val="bullet"/>
+      <w:lvlText w:val=""/>
+      <w:lvlJc w:val="left"/>
+      <w:pPr>
+        <w:tabs>
+          <w:tab w:val="num" w:pos="6480"/>
+        </w:tabs>
+        <w:ind w:left="6480" w:hanging="360"/>
+      </w:pPr>
+      <w:rPr>
+        <w:rFonts w:ascii="Wingdings" w:hAnsi="Wingdings" w:hint="default"/>
+        <w:sz w:val="20"/>
+      </w:rPr>
+    </w:lvl>
+  </w:abstractNum>
+  <w:abstractNum w:abstractNumId="8" w15:restartNumberingAfterBreak="0">
+    <w:nsid w:val="2FE40CD1"/>
+    <w:multiLevelType w:val="hybridMultilevel"/>
+    <w:tmpl w:val="9C4EFF76"/>
+    <w:lvl w:ilvl="0" w:tplc="04090001">
+      <w:start w:val="1"/>
+      <w:numFmt w:val="bullet"/>
+      <w:lvlText w:val=""/>
+      <w:lvlJc w:val="left"/>
+      <w:pPr>
+        <w:ind w:left="1800" w:hanging="360"/>
+      </w:pPr>
+      <w:rPr>
+        <w:rFonts w:ascii="Symbol" w:hAnsi="Symbol" w:hint="default"/>
+      </w:rPr>
+    </w:lvl>
+    <w:lvl w:ilvl="1" w:tplc="04090003" w:tentative="1">
+      <w:start w:val="1"/>
+      <w:numFmt w:val="bullet"/>
+      <w:lvlText w:val="o"/>
+      <w:lvlJc w:val="left"/>
+      <w:pPr>
+        <w:ind w:left="2520" w:hanging="360"/>
+      </w:pPr>
+      <w:rPr>
+        <w:rFonts w:ascii="Courier New" w:hAnsi="Courier New" w:cs="Courier New" w:hint="default"/>
+      </w:rPr>
+    </w:lvl>
+    <w:lvl w:ilvl="2" w:tplc="04090005" w:tentative="1">
+      <w:start w:val="1"/>
+      <w:numFmt w:val="bullet"/>
+      <w:lvlText w:val=""/>
+      <w:lvlJc w:val="left"/>
+      <w:pPr>
+        <w:ind w:left="3240" w:hanging="360"/>
+      </w:pPr>
+      <w:rPr>
+        <w:rFonts w:ascii="Wingdings" w:hAnsi="Wingdings" w:hint="default"/>
+      </w:rPr>
+    </w:lvl>
+    <w:lvl w:ilvl="3" w:tplc="04090001" w:tentative="1">
+      <w:start w:val="1"/>
+      <w:numFmt w:val="bullet"/>
+      <w:lvlText w:val=""/>
+      <w:lvlJc w:val="left"/>
+      <w:pPr>
+        <w:ind w:left="3960" w:hanging="360"/>
+      </w:pPr>
+      <w:rPr>
+        <w:rFonts w:ascii="Symbol" w:hAnsi="Symbol" w:hint="default"/>
+      </w:rPr>
+    </w:lvl>
+    <w:lvl w:ilvl="4" w:tplc="04090003" w:tentative="1">
+      <w:start w:val="1"/>
+      <w:numFmt w:val="bullet"/>
+      <w:lvlText w:val="o"/>
+      <w:lvlJc w:val="left"/>
+      <w:pPr>
+        <w:ind w:left="4680" w:hanging="360"/>
+      </w:pPr>
+      <w:rPr>
+        <w:rFonts w:ascii="Courier New" w:hAnsi="Courier New" w:cs="Courier New" w:hint="default"/>
+      </w:rPr>
+    </w:lvl>
+    <w:lvl w:ilvl="5" w:tplc="04090005" w:tentative="1">
+      <w:start w:val="1"/>
+      <w:numFmt w:val="bullet"/>
+      <w:lvlText w:val=""/>
+      <w:lvlJc w:val="left"/>
+      <w:pPr>
+        <w:ind w:left="5400" w:hanging="360"/>
+      </w:pPr>
+      <w:rPr>
+        <w:rFonts w:ascii="Wingdings" w:hAnsi="Wingdings" w:hint="default"/>
+      </w:rPr>
+    </w:lvl>
+    <w:lvl w:ilvl="6" w:tplc="04090001" w:tentative="1">
+      <w:start w:val="1"/>
+      <w:numFmt w:val="bullet"/>
+      <w:lvlText w:val=""/>
+      <w:lvlJc w:val="left"/>
+      <w:pPr>
+        <w:ind w:left="6120" w:hanging="360"/>
+      </w:pPr>
+      <w:rPr>
+        <w:rFonts w:ascii="Symbol" w:hAnsi="Symbol" w:hint="default"/>
+      </w:rPr>
+    </w:lvl>
+    <w:lvl w:ilvl="7" w:tplc="04090003" w:tentative="1">
+      <w:start w:val="1"/>
+      <w:numFmt w:val="bullet"/>
+      <w:lvlText w:val="o"/>
+      <w:lvlJc w:val="left"/>
+      <w:pPr>
+        <w:ind w:left="6840" w:hanging="360"/>
+      </w:pPr>
+      <w:rPr>
+        <w:rFonts w:ascii="Courier New" w:hAnsi="Courier New" w:cs="Courier New" w:hint="default"/>
+      </w:rPr>
+    </w:lvl>
+    <w:lvl w:ilvl="8" w:tplc="04090005" w:tentative="1">
+      <w:start w:val="1"/>
+      <w:numFmt w:val="bullet"/>
+      <w:lvlText w:val=""/>
+      <w:lvlJc w:val="left"/>
+      <w:pPr>
+        <w:ind w:left="7560" w:hanging="360"/>
+      </w:pPr>
+      <w:rPr>
+        <w:rFonts w:ascii="Wingdings" w:hAnsi="Wingdings" w:hint="default"/>
+      </w:rPr>
+    </w:lvl>
+  </w:abstractNum>
+  <w:abstractNum w:abstractNumId="9" w15:restartNumberingAfterBreak="0">
+    <w:nsid w:val="38392FD5"/>
+    <w:multiLevelType w:val="multilevel"/>
+    <w:tmpl w:val="7CB6BB6C"/>
+    <w:lvl w:ilvl="0">
+      <w:start w:val="1"/>
+      <w:numFmt w:val="bullet"/>
+      <w:lvlText w:val=""/>
+      <w:lvlJc w:val="left"/>
+      <w:pPr>
+        <w:tabs>
+          <w:tab w:val="num" w:pos="720"/>
+        </w:tabs>
+        <w:ind w:left="720" w:hanging="360"/>
+      </w:pPr>
+      <w:rPr>
+        <w:rFonts w:ascii="Symbol" w:hAnsi="Symbol" w:hint="default"/>
+        <w:sz w:val="20"/>
+      </w:rPr>
+    </w:lvl>
+    <w:lvl w:ilvl="1" w:tentative="1">
+      <w:start w:val="1"/>
+      <w:numFmt w:val="bullet"/>
+      <w:lvlText w:val="o"/>
+      <w:lvlJc w:val="left"/>
+      <w:pPr>
+        <w:tabs>
+          <w:tab w:val="num" w:pos="1440"/>
+        </w:tabs>
+        <w:ind w:left="1440" w:hanging="360"/>
+      </w:pPr>
+      <w:rPr>
+        <w:rFonts w:ascii="Courier New" w:hAnsi="Courier New" w:hint="default"/>
+        <w:sz w:val="20"/>
+      </w:rPr>
+    </w:lvl>
+    <w:lvl w:ilvl="2" w:tentative="1">
+      <w:start w:val="1"/>
+      <w:numFmt w:val="bullet"/>
+      <w:lvlText w:val=""/>
+      <w:lvlJc w:val="left"/>
+      <w:pPr>
+        <w:tabs>
+          <w:tab w:val="num" w:pos="2160"/>
+        </w:tabs>
+        <w:ind w:left="2160" w:hanging="360"/>
+      </w:pPr>
+      <w:rPr>
+        <w:rFonts w:ascii="Wingdings" w:hAnsi="Wingdings" w:hint="default"/>
+        <w:sz w:val="20"/>
+      </w:rPr>
+    </w:lvl>
+    <w:lvl w:ilvl="3" w:tentative="1">
+      <w:start w:val="1"/>
+      <w:numFmt w:val="bullet"/>
+      <w:lvlText w:val=""/>
+      <w:lvlJc w:val="left"/>
+      <w:pPr>
+        <w:tabs>
+          <w:tab w:val="num" w:pos="2880"/>
+        </w:tabs>
+        <w:ind w:left="2880" w:hanging="360"/>
+      </w:pPr>
+      <w:rPr>
+        <w:rFonts w:ascii="Wingdings" w:hAnsi="Wingdings" w:hint="default"/>
+        <w:sz w:val="20"/>
+      </w:rPr>
+    </w:lvl>
+    <w:lvl w:ilvl="4" w:tentative="1">
+      <w:start w:val="1"/>
+      <w:numFmt w:val="bullet"/>
+      <w:lvlText w:val=""/>
+      <w:lvlJc w:val="left"/>
+      <w:pPr>
+        <w:tabs>
+          <w:tab w:val="num" w:pos="3600"/>
+        </w:tabs>
+        <w:ind w:left="3600" w:hanging="360"/>
+      </w:pPr>
+      <w:rPr>
+        <w:rFonts w:ascii="Wingdings" w:hAnsi="Wingdings" w:hint="default"/>
+        <w:sz w:val="20"/>
+      </w:rPr>
+    </w:lvl>
+    <w:lvl w:ilvl="5" w:tentative="1">
+      <w:start w:val="1"/>
+      <w:numFmt w:val="bullet"/>
+      <w:lvlText w:val=""/>
+      <w:lvlJc w:val="left"/>
+      <w:pPr>
+        <w:tabs>
+          <w:tab w:val="num" w:pos="4320"/>
+        </w:tabs>
+        <w:ind w:left="4320" w:hanging="360"/>
+      </w:pPr>
+      <w:rPr>
+        <w:rFonts w:ascii="Wingdings" w:hAnsi="Wingdings" w:hint="default"/>
+        <w:sz w:val="20"/>
+      </w:rPr>
+    </w:lvl>
+    <w:lvl w:ilvl="6" w:tentative="1">
+      <w:start w:val="1"/>
+      <w:numFmt w:val="bullet"/>
+      <w:lvlText w:val=""/>
+      <w:lvlJc w:val="left"/>
+      <w:pPr>
+        <w:tabs>
+          <w:tab w:val="num" w:pos="5040"/>
+        </w:tabs>
+        <w:ind w:left="5040" w:hanging="360"/>
+      </w:pPr>
+      <w:rPr>
+        <w:rFonts w:ascii="Wingdings" w:hAnsi="Wingdings" w:hint="default"/>
+        <w:sz w:val="20"/>
+      </w:rPr>
+    </w:lvl>
+    <w:lvl w:ilvl="7" w:tentative="1">
+      <w:start w:val="1"/>
+      <w:numFmt w:val="bullet"/>
+      <w:lvlText w:val=""/>
+      <w:lvlJc w:val="left"/>
+      <w:pPr>
+        <w:tabs>
+          <w:tab w:val="num" w:pos="5760"/>
+        </w:tabs>
+        <w:ind w:left="5760" w:hanging="360"/>
+      </w:pPr>
+      <w:rPr>
+        <w:rFonts w:ascii="Wingdings" w:hAnsi="Wingdings" w:hint="default"/>
+        <w:sz w:val="20"/>
+      </w:rPr>
+    </w:lvl>
+    <w:lvl w:ilvl="8" w:tentative="1">
+      <w:start w:val="1"/>
+      <w:numFmt w:val="bullet"/>
+      <w:lvlText w:val=""/>
+      <w:lvlJc w:val="left"/>
+      <w:pPr>
+        <w:tabs>
+          <w:tab w:val="num" w:pos="6480"/>
+        </w:tabs>
+        <w:ind w:left="6480" w:hanging="360"/>
+      </w:pPr>
+      <w:rPr>
+        <w:rFonts w:ascii="Wingdings" w:hAnsi="Wingdings" w:hint="default"/>
+        <w:sz w:val="20"/>
+      </w:rPr>
+    </w:lvl>
+  </w:abstractNum>
+  <w:abstractNum w:abstractNumId="10" w15:restartNumberingAfterBreak="0">
     <w:nsid w:val="3AF04B62"/>
     <w:multiLevelType w:val="hybridMultilevel"/>
     <w:tmpl w:val="7CA8B59E"/>
@@ -776,7 +3198,7 @@
       </w:pPr>
     </w:lvl>
   </w:abstractNum>
-  <w:abstractNum w:abstractNumId="3" w15:restartNumberingAfterBreak="0">
+  <w:abstractNum w:abstractNumId="11" w15:restartNumberingAfterBreak="0">
     <w:nsid w:val="3B9F733E"/>
     <w:multiLevelType w:val="hybridMultilevel"/>
     <w:tmpl w:val="D71AA740"/>
@@ -862,7 +3284,603 @@
       </w:pPr>
     </w:lvl>
   </w:abstractNum>
-  <w:abstractNum w:abstractNumId="4" w15:restartNumberingAfterBreak="0">
+  <w:abstractNum w:abstractNumId="12" w15:restartNumberingAfterBreak="0">
+    <w:nsid w:val="4B3C11EC"/>
+    <w:multiLevelType w:val="multilevel"/>
+    <w:tmpl w:val="83C8FD72"/>
+    <w:lvl w:ilvl="0">
+      <w:start w:val="1"/>
+      <w:numFmt w:val="bullet"/>
+      <w:lvlText w:val=""/>
+      <w:lvlJc w:val="left"/>
+      <w:pPr>
+        <w:tabs>
+          <w:tab w:val="num" w:pos="720"/>
+        </w:tabs>
+        <w:ind w:left="720" w:hanging="360"/>
+      </w:pPr>
+      <w:rPr>
+        <w:rFonts w:ascii="Symbol" w:hAnsi="Symbol" w:hint="default"/>
+        <w:sz w:val="20"/>
+      </w:rPr>
+    </w:lvl>
+    <w:lvl w:ilvl="1" w:tentative="1">
+      <w:start w:val="1"/>
+      <w:numFmt w:val="bullet"/>
+      <w:lvlText w:val="o"/>
+      <w:lvlJc w:val="left"/>
+      <w:pPr>
+        <w:tabs>
+          <w:tab w:val="num" w:pos="1440"/>
+        </w:tabs>
+        <w:ind w:left="1440" w:hanging="360"/>
+      </w:pPr>
+      <w:rPr>
+        <w:rFonts w:ascii="Courier New" w:hAnsi="Courier New" w:hint="default"/>
+        <w:sz w:val="20"/>
+      </w:rPr>
+    </w:lvl>
+    <w:lvl w:ilvl="2" w:tentative="1">
+      <w:start w:val="1"/>
+      <w:numFmt w:val="bullet"/>
+      <w:lvlText w:val=""/>
+      <w:lvlJc w:val="left"/>
+      <w:pPr>
+        <w:tabs>
+          <w:tab w:val="num" w:pos="2160"/>
+        </w:tabs>
+        <w:ind w:left="2160" w:hanging="360"/>
+      </w:pPr>
+      <w:rPr>
+        <w:rFonts w:ascii="Wingdings" w:hAnsi="Wingdings" w:hint="default"/>
+        <w:sz w:val="20"/>
+      </w:rPr>
+    </w:lvl>
+    <w:lvl w:ilvl="3" w:tentative="1">
+      <w:start w:val="1"/>
+      <w:numFmt w:val="bullet"/>
+      <w:lvlText w:val=""/>
+      <w:lvlJc w:val="left"/>
+      <w:pPr>
+        <w:tabs>
+          <w:tab w:val="num" w:pos="2880"/>
+        </w:tabs>
+        <w:ind w:left="2880" w:hanging="360"/>
+      </w:pPr>
+      <w:rPr>
+        <w:rFonts w:ascii="Wingdings" w:hAnsi="Wingdings" w:hint="default"/>
+        <w:sz w:val="20"/>
+      </w:rPr>
+    </w:lvl>
+    <w:lvl w:ilvl="4" w:tentative="1">
+      <w:start w:val="1"/>
+      <w:numFmt w:val="bullet"/>
+      <w:lvlText w:val=""/>
+      <w:lvlJc w:val="left"/>
+      <w:pPr>
+        <w:tabs>
+          <w:tab w:val="num" w:pos="3600"/>
+        </w:tabs>
+        <w:ind w:left="3600" w:hanging="360"/>
+      </w:pPr>
+      <w:rPr>
+        <w:rFonts w:ascii="Wingdings" w:hAnsi="Wingdings" w:hint="default"/>
+        <w:sz w:val="20"/>
+      </w:rPr>
+    </w:lvl>
+    <w:lvl w:ilvl="5" w:tentative="1">
+      <w:start w:val="1"/>
+      <w:numFmt w:val="bullet"/>
+      <w:lvlText w:val=""/>
+      <w:lvlJc w:val="left"/>
+      <w:pPr>
+        <w:tabs>
+          <w:tab w:val="num" w:pos="4320"/>
+        </w:tabs>
+        <w:ind w:left="4320" w:hanging="360"/>
+      </w:pPr>
+      <w:rPr>
+        <w:rFonts w:ascii="Wingdings" w:hAnsi="Wingdings" w:hint="default"/>
+        <w:sz w:val="20"/>
+      </w:rPr>
+    </w:lvl>
+    <w:lvl w:ilvl="6" w:tentative="1">
+      <w:start w:val="1"/>
+      <w:numFmt w:val="bullet"/>
+      <w:lvlText w:val=""/>
+      <w:lvlJc w:val="left"/>
+      <w:pPr>
+        <w:tabs>
+          <w:tab w:val="num" w:pos="5040"/>
+        </w:tabs>
+        <w:ind w:left="5040" w:hanging="360"/>
+      </w:pPr>
+      <w:rPr>
+        <w:rFonts w:ascii="Wingdings" w:hAnsi="Wingdings" w:hint="default"/>
+        <w:sz w:val="20"/>
+      </w:rPr>
+    </w:lvl>
+    <w:lvl w:ilvl="7" w:tentative="1">
+      <w:start w:val="1"/>
+      <w:numFmt w:val="bullet"/>
+      <w:lvlText w:val=""/>
+      <w:lvlJc w:val="left"/>
+      <w:pPr>
+        <w:tabs>
+          <w:tab w:val="num" w:pos="5760"/>
+        </w:tabs>
+        <w:ind w:left="5760" w:hanging="360"/>
+      </w:pPr>
+      <w:rPr>
+        <w:rFonts w:ascii="Wingdings" w:hAnsi="Wingdings" w:hint="default"/>
+        <w:sz w:val="20"/>
+      </w:rPr>
+    </w:lvl>
+    <w:lvl w:ilvl="8" w:tentative="1">
+      <w:start w:val="1"/>
+      <w:numFmt w:val="bullet"/>
+      <w:lvlText w:val=""/>
+      <w:lvlJc w:val="left"/>
+      <w:pPr>
+        <w:tabs>
+          <w:tab w:val="num" w:pos="6480"/>
+        </w:tabs>
+        <w:ind w:left="6480" w:hanging="360"/>
+      </w:pPr>
+      <w:rPr>
+        <w:rFonts w:ascii="Wingdings" w:hAnsi="Wingdings" w:hint="default"/>
+        <w:sz w:val="20"/>
+      </w:rPr>
+    </w:lvl>
+  </w:abstractNum>
+  <w:abstractNum w:abstractNumId="13" w15:restartNumberingAfterBreak="0">
+    <w:nsid w:val="51740EB5"/>
+    <w:multiLevelType w:val="multilevel"/>
+    <w:tmpl w:val="D50A7E6C"/>
+    <w:lvl w:ilvl="0">
+      <w:start w:val="1"/>
+      <w:numFmt w:val="bullet"/>
+      <w:lvlText w:val=""/>
+      <w:lvlJc w:val="left"/>
+      <w:pPr>
+        <w:tabs>
+          <w:tab w:val="num" w:pos="720"/>
+        </w:tabs>
+        <w:ind w:left="720" w:hanging="360"/>
+      </w:pPr>
+      <w:rPr>
+        <w:rFonts w:ascii="Symbol" w:hAnsi="Symbol" w:hint="default"/>
+        <w:sz w:val="20"/>
+      </w:rPr>
+    </w:lvl>
+    <w:lvl w:ilvl="1" w:tentative="1">
+      <w:start w:val="1"/>
+      <w:numFmt w:val="bullet"/>
+      <w:lvlText w:val="o"/>
+      <w:lvlJc w:val="left"/>
+      <w:pPr>
+        <w:tabs>
+          <w:tab w:val="num" w:pos="1440"/>
+        </w:tabs>
+        <w:ind w:left="1440" w:hanging="360"/>
+      </w:pPr>
+      <w:rPr>
+        <w:rFonts w:ascii="Courier New" w:hAnsi="Courier New" w:hint="default"/>
+        <w:sz w:val="20"/>
+      </w:rPr>
+    </w:lvl>
+    <w:lvl w:ilvl="2" w:tentative="1">
+      <w:start w:val="1"/>
+      <w:numFmt w:val="bullet"/>
+      <w:lvlText w:val=""/>
+      <w:lvlJc w:val="left"/>
+      <w:pPr>
+        <w:tabs>
+          <w:tab w:val="num" w:pos="2160"/>
+        </w:tabs>
+        <w:ind w:left="2160" w:hanging="360"/>
+      </w:pPr>
+      <w:rPr>
+        <w:rFonts w:ascii="Wingdings" w:hAnsi="Wingdings" w:hint="default"/>
+        <w:sz w:val="20"/>
+      </w:rPr>
+    </w:lvl>
+    <w:lvl w:ilvl="3" w:tentative="1">
+      <w:start w:val="1"/>
+      <w:numFmt w:val="bullet"/>
+      <w:lvlText w:val=""/>
+      <w:lvlJc w:val="left"/>
+      <w:pPr>
+        <w:tabs>
+          <w:tab w:val="num" w:pos="2880"/>
+        </w:tabs>
+        <w:ind w:left="2880" w:hanging="360"/>
+      </w:pPr>
+      <w:rPr>
+        <w:rFonts w:ascii="Wingdings" w:hAnsi="Wingdings" w:hint="default"/>
+        <w:sz w:val="20"/>
+      </w:rPr>
+    </w:lvl>
+    <w:lvl w:ilvl="4" w:tentative="1">
+      <w:start w:val="1"/>
+      <w:numFmt w:val="bullet"/>
+      <w:lvlText w:val=""/>
+      <w:lvlJc w:val="left"/>
+      <w:pPr>
+        <w:tabs>
+          <w:tab w:val="num" w:pos="3600"/>
+        </w:tabs>
+        <w:ind w:left="3600" w:hanging="360"/>
+      </w:pPr>
+      <w:rPr>
+        <w:rFonts w:ascii="Wingdings" w:hAnsi="Wingdings" w:hint="default"/>
+        <w:sz w:val="20"/>
+      </w:rPr>
+    </w:lvl>
+    <w:lvl w:ilvl="5" w:tentative="1">
+      <w:start w:val="1"/>
+      <w:numFmt w:val="bullet"/>
+      <w:lvlText w:val=""/>
+      <w:lvlJc w:val="left"/>
+      <w:pPr>
+        <w:tabs>
+          <w:tab w:val="num" w:pos="4320"/>
+        </w:tabs>
+        <w:ind w:left="4320" w:hanging="360"/>
+      </w:pPr>
+      <w:rPr>
+        <w:rFonts w:ascii="Wingdings" w:hAnsi="Wingdings" w:hint="default"/>
+        <w:sz w:val="20"/>
+      </w:rPr>
+    </w:lvl>
+    <w:lvl w:ilvl="6" w:tentative="1">
+      <w:start w:val="1"/>
+      <w:numFmt w:val="bullet"/>
+      <w:lvlText w:val=""/>
+      <w:lvlJc w:val="left"/>
+      <w:pPr>
+        <w:tabs>
+          <w:tab w:val="num" w:pos="5040"/>
+        </w:tabs>
+        <w:ind w:left="5040" w:hanging="360"/>
+      </w:pPr>
+      <w:rPr>
+        <w:rFonts w:ascii="Wingdings" w:hAnsi="Wingdings" w:hint="default"/>
+        <w:sz w:val="20"/>
+      </w:rPr>
+    </w:lvl>
+    <w:lvl w:ilvl="7" w:tentative="1">
+      <w:start w:val="1"/>
+      <w:numFmt w:val="bullet"/>
+      <w:lvlText w:val=""/>
+      <w:lvlJc w:val="left"/>
+      <w:pPr>
+        <w:tabs>
+          <w:tab w:val="num" w:pos="5760"/>
+        </w:tabs>
+        <w:ind w:left="5760" w:hanging="360"/>
+      </w:pPr>
+      <w:rPr>
+        <w:rFonts w:ascii="Wingdings" w:hAnsi="Wingdings" w:hint="default"/>
+        <w:sz w:val="20"/>
+      </w:rPr>
+    </w:lvl>
+    <w:lvl w:ilvl="8" w:tentative="1">
+      <w:start w:val="1"/>
+      <w:numFmt w:val="bullet"/>
+      <w:lvlText w:val=""/>
+      <w:lvlJc w:val="left"/>
+      <w:pPr>
+        <w:tabs>
+          <w:tab w:val="num" w:pos="6480"/>
+        </w:tabs>
+        <w:ind w:left="6480" w:hanging="360"/>
+      </w:pPr>
+      <w:rPr>
+        <w:rFonts w:ascii="Wingdings" w:hAnsi="Wingdings" w:hint="default"/>
+        <w:sz w:val="20"/>
+      </w:rPr>
+    </w:lvl>
+  </w:abstractNum>
+  <w:abstractNum w:abstractNumId="14" w15:restartNumberingAfterBreak="0">
+    <w:nsid w:val="51D35D7B"/>
+    <w:multiLevelType w:val="multilevel"/>
+    <w:tmpl w:val="1D688750"/>
+    <w:lvl w:ilvl="0">
+      <w:start w:val="1"/>
+      <w:numFmt w:val="bullet"/>
+      <w:lvlText w:val=""/>
+      <w:lvlJc w:val="left"/>
+      <w:pPr>
+        <w:tabs>
+          <w:tab w:val="num" w:pos="720"/>
+        </w:tabs>
+        <w:ind w:left="720" w:hanging="360"/>
+      </w:pPr>
+      <w:rPr>
+        <w:rFonts w:ascii="Symbol" w:hAnsi="Symbol" w:hint="default"/>
+        <w:sz w:val="20"/>
+      </w:rPr>
+    </w:lvl>
+    <w:lvl w:ilvl="1" w:tentative="1">
+      <w:start w:val="1"/>
+      <w:numFmt w:val="bullet"/>
+      <w:lvlText w:val="o"/>
+      <w:lvlJc w:val="left"/>
+      <w:pPr>
+        <w:tabs>
+          <w:tab w:val="num" w:pos="1440"/>
+        </w:tabs>
+        <w:ind w:left="1440" w:hanging="360"/>
+      </w:pPr>
+      <w:rPr>
+        <w:rFonts w:ascii="Courier New" w:hAnsi="Courier New" w:hint="default"/>
+        <w:sz w:val="20"/>
+      </w:rPr>
+    </w:lvl>
+    <w:lvl w:ilvl="2" w:tentative="1">
+      <w:start w:val="1"/>
+      <w:numFmt w:val="bullet"/>
+      <w:lvlText w:val=""/>
+      <w:lvlJc w:val="left"/>
+      <w:pPr>
+        <w:tabs>
+          <w:tab w:val="num" w:pos="2160"/>
+        </w:tabs>
+        <w:ind w:left="2160" w:hanging="360"/>
+      </w:pPr>
+      <w:rPr>
+        <w:rFonts w:ascii="Wingdings" w:hAnsi="Wingdings" w:hint="default"/>
+        <w:sz w:val="20"/>
+      </w:rPr>
+    </w:lvl>
+    <w:lvl w:ilvl="3" w:tentative="1">
+      <w:start w:val="1"/>
+      <w:numFmt w:val="bullet"/>
+      <w:lvlText w:val=""/>
+      <w:lvlJc w:val="left"/>
+      <w:pPr>
+        <w:tabs>
+          <w:tab w:val="num" w:pos="2880"/>
+        </w:tabs>
+        <w:ind w:left="2880" w:hanging="360"/>
+      </w:pPr>
+      <w:rPr>
+        <w:rFonts w:ascii="Wingdings" w:hAnsi="Wingdings" w:hint="default"/>
+        <w:sz w:val="20"/>
+      </w:rPr>
+    </w:lvl>
+    <w:lvl w:ilvl="4" w:tentative="1">
+      <w:start w:val="1"/>
+      <w:numFmt w:val="bullet"/>
+      <w:lvlText w:val=""/>
+      <w:lvlJc w:val="left"/>
+      <w:pPr>
+        <w:tabs>
+          <w:tab w:val="num" w:pos="3600"/>
+        </w:tabs>
+        <w:ind w:left="3600" w:hanging="360"/>
+      </w:pPr>
+      <w:rPr>
+        <w:rFonts w:ascii="Wingdings" w:hAnsi="Wingdings" w:hint="default"/>
+        <w:sz w:val="20"/>
+      </w:rPr>
+    </w:lvl>
+    <w:lvl w:ilvl="5" w:tentative="1">
+      <w:start w:val="1"/>
+      <w:numFmt w:val="bullet"/>
+      <w:lvlText w:val=""/>
+      <w:lvlJc w:val="left"/>
+      <w:pPr>
+        <w:tabs>
+          <w:tab w:val="num" w:pos="4320"/>
+        </w:tabs>
+        <w:ind w:left="4320" w:hanging="360"/>
+      </w:pPr>
+      <w:rPr>
+        <w:rFonts w:ascii="Wingdings" w:hAnsi="Wingdings" w:hint="default"/>
+        <w:sz w:val="20"/>
+      </w:rPr>
+    </w:lvl>
+    <w:lvl w:ilvl="6" w:tentative="1">
+      <w:start w:val="1"/>
+      <w:numFmt w:val="bullet"/>
+      <w:lvlText w:val=""/>
+      <w:lvlJc w:val="left"/>
+      <w:pPr>
+        <w:tabs>
+          <w:tab w:val="num" w:pos="5040"/>
+        </w:tabs>
+        <w:ind w:left="5040" w:hanging="360"/>
+      </w:pPr>
+      <w:rPr>
+        <w:rFonts w:ascii="Wingdings" w:hAnsi="Wingdings" w:hint="default"/>
+        <w:sz w:val="20"/>
+      </w:rPr>
+    </w:lvl>
+    <w:lvl w:ilvl="7" w:tentative="1">
+      <w:start w:val="1"/>
+      <w:numFmt w:val="bullet"/>
+      <w:lvlText w:val=""/>
+      <w:lvlJc w:val="left"/>
+      <w:pPr>
+        <w:tabs>
+          <w:tab w:val="num" w:pos="5760"/>
+        </w:tabs>
+        <w:ind w:left="5760" w:hanging="360"/>
+      </w:pPr>
+      <w:rPr>
+        <w:rFonts w:ascii="Wingdings" w:hAnsi="Wingdings" w:hint="default"/>
+        <w:sz w:val="20"/>
+      </w:rPr>
+    </w:lvl>
+    <w:lvl w:ilvl="8" w:tentative="1">
+      <w:start w:val="1"/>
+      <w:numFmt w:val="bullet"/>
+      <w:lvlText w:val=""/>
+      <w:lvlJc w:val="left"/>
+      <w:pPr>
+        <w:tabs>
+          <w:tab w:val="num" w:pos="6480"/>
+        </w:tabs>
+        <w:ind w:left="6480" w:hanging="360"/>
+      </w:pPr>
+      <w:rPr>
+        <w:rFonts w:ascii="Wingdings" w:hAnsi="Wingdings" w:hint="default"/>
+        <w:sz w:val="20"/>
+      </w:rPr>
+    </w:lvl>
+  </w:abstractNum>
+  <w:abstractNum w:abstractNumId="15" w15:restartNumberingAfterBreak="0">
+    <w:nsid w:val="588D54F8"/>
+    <w:multiLevelType w:val="multilevel"/>
+    <w:tmpl w:val="091A7284"/>
+    <w:lvl w:ilvl="0">
+      <w:start w:val="1"/>
+      <w:numFmt w:val="bullet"/>
+      <w:lvlText w:val=""/>
+      <w:lvlJc w:val="left"/>
+      <w:pPr>
+        <w:tabs>
+          <w:tab w:val="num" w:pos="720"/>
+        </w:tabs>
+        <w:ind w:left="720" w:hanging="360"/>
+      </w:pPr>
+      <w:rPr>
+        <w:rFonts w:ascii="Symbol" w:hAnsi="Symbol" w:hint="default"/>
+        <w:sz w:val="20"/>
+      </w:rPr>
+    </w:lvl>
+    <w:lvl w:ilvl="1" w:tentative="1">
+      <w:start w:val="1"/>
+      <w:numFmt w:val="bullet"/>
+      <w:lvlText w:val="o"/>
+      <w:lvlJc w:val="left"/>
+      <w:pPr>
+        <w:tabs>
+          <w:tab w:val="num" w:pos="1440"/>
+        </w:tabs>
+        <w:ind w:left="1440" w:hanging="360"/>
+      </w:pPr>
+      <w:rPr>
+        <w:rFonts w:ascii="Courier New" w:hAnsi="Courier New" w:hint="default"/>
+        <w:sz w:val="20"/>
+      </w:rPr>
+    </w:lvl>
+    <w:lvl w:ilvl="2" w:tentative="1">
+      <w:start w:val="1"/>
+      <w:numFmt w:val="bullet"/>
+      <w:lvlText w:val=""/>
+      <w:lvlJc w:val="left"/>
+      <w:pPr>
+        <w:tabs>
+          <w:tab w:val="num" w:pos="2160"/>
+        </w:tabs>
+        <w:ind w:left="2160" w:hanging="360"/>
+      </w:pPr>
+      <w:rPr>
+        <w:rFonts w:ascii="Wingdings" w:hAnsi="Wingdings" w:hint="default"/>
+        <w:sz w:val="20"/>
+      </w:rPr>
+    </w:lvl>
+    <w:lvl w:ilvl="3" w:tentative="1">
+      <w:start w:val="1"/>
+      <w:numFmt w:val="bullet"/>
+      <w:lvlText w:val=""/>
+      <w:lvlJc w:val="left"/>
+      <w:pPr>
+        <w:tabs>
+          <w:tab w:val="num" w:pos="2880"/>
+        </w:tabs>
+        <w:ind w:left="2880" w:hanging="360"/>
+      </w:pPr>
+      <w:rPr>
+        <w:rFonts w:ascii="Wingdings" w:hAnsi="Wingdings" w:hint="default"/>
+        <w:sz w:val="20"/>
+      </w:rPr>
+    </w:lvl>
+    <w:lvl w:ilvl="4" w:tentative="1">
+      <w:start w:val="1"/>
+      <w:numFmt w:val="bullet"/>
+      <w:lvlText w:val=""/>
+      <w:lvlJc w:val="left"/>
+      <w:pPr>
+        <w:tabs>
+          <w:tab w:val="num" w:pos="3600"/>
+        </w:tabs>
+        <w:ind w:left="3600" w:hanging="360"/>
+      </w:pPr>
+      <w:rPr>
+        <w:rFonts w:ascii="Wingdings" w:hAnsi="Wingdings" w:hint="default"/>
+        <w:sz w:val="20"/>
+      </w:rPr>
+    </w:lvl>
+    <w:lvl w:ilvl="5" w:tentative="1">
+      <w:start w:val="1"/>
+      <w:numFmt w:val="bullet"/>
+      <w:lvlText w:val=""/>
+      <w:lvlJc w:val="left"/>
+      <w:pPr>
+        <w:tabs>
+          <w:tab w:val="num" w:pos="4320"/>
+        </w:tabs>
+        <w:ind w:left="4320" w:hanging="360"/>
+      </w:pPr>
+      <w:rPr>
+        <w:rFonts w:ascii="Wingdings" w:hAnsi="Wingdings" w:hint="default"/>
+        <w:sz w:val="20"/>
+      </w:rPr>
+    </w:lvl>
+    <w:lvl w:ilvl="6" w:tentative="1">
+      <w:start w:val="1"/>
+      <w:numFmt w:val="bullet"/>
+      <w:lvlText w:val=""/>
+      <w:lvlJc w:val="left"/>
+      <w:pPr>
+        <w:tabs>
+          <w:tab w:val="num" w:pos="5040"/>
+        </w:tabs>
+        <w:ind w:left="5040" w:hanging="360"/>
+      </w:pPr>
+      <w:rPr>
+        <w:rFonts w:ascii="Wingdings" w:hAnsi="Wingdings" w:hint="default"/>
+        <w:sz w:val="20"/>
+      </w:rPr>
+    </w:lvl>
+    <w:lvl w:ilvl="7" w:tentative="1">
+      <w:start w:val="1"/>
+      <w:numFmt w:val="bullet"/>
+      <w:lvlText w:val=""/>
+      <w:lvlJc w:val="left"/>
+      <w:pPr>
+        <w:tabs>
+          <w:tab w:val="num" w:pos="5760"/>
+        </w:tabs>
+        <w:ind w:left="5760" w:hanging="360"/>
+      </w:pPr>
+      <w:rPr>
+        <w:rFonts w:ascii="Wingdings" w:hAnsi="Wingdings" w:hint="default"/>
+        <w:sz w:val="20"/>
+      </w:rPr>
+    </w:lvl>
+    <w:lvl w:ilvl="8" w:tentative="1">
+      <w:start w:val="1"/>
+      <w:numFmt w:val="bullet"/>
+      <w:lvlText w:val=""/>
+      <w:lvlJc w:val="left"/>
+      <w:pPr>
+        <w:tabs>
+          <w:tab w:val="num" w:pos="6480"/>
+        </w:tabs>
+        <w:ind w:left="6480" w:hanging="360"/>
+      </w:pPr>
+      <w:rPr>
+        <w:rFonts w:ascii="Wingdings" w:hAnsi="Wingdings" w:hint="default"/>
+        <w:sz w:val="20"/>
+      </w:rPr>
+    </w:lvl>
+  </w:abstractNum>
+  <w:abstractNum w:abstractNumId="16" w15:restartNumberingAfterBreak="0">
     <w:nsid w:val="61985BD7"/>
     <w:multiLevelType w:val="hybridMultilevel"/>
     <w:tmpl w:val="204ECA54"/>
@@ -948,7 +3966,156 @@
       </w:pPr>
     </w:lvl>
   </w:abstractNum>
-  <w:abstractNum w:abstractNumId="5" w15:restartNumberingAfterBreak="0">
+  <w:abstractNum w:abstractNumId="17" w15:restartNumberingAfterBreak="0">
+    <w:nsid w:val="644A3846"/>
+    <w:multiLevelType w:val="multilevel"/>
+    <w:tmpl w:val="2CAE7F72"/>
+    <w:lvl w:ilvl="0">
+      <w:start w:val="1"/>
+      <w:numFmt w:val="bullet"/>
+      <w:lvlText w:val=""/>
+      <w:lvlJc w:val="left"/>
+      <w:pPr>
+        <w:tabs>
+          <w:tab w:val="num" w:pos="720"/>
+        </w:tabs>
+        <w:ind w:left="720" w:hanging="360"/>
+      </w:pPr>
+      <w:rPr>
+        <w:rFonts w:ascii="Symbol" w:hAnsi="Symbol" w:hint="default"/>
+        <w:sz w:val="20"/>
+      </w:rPr>
+    </w:lvl>
+    <w:lvl w:ilvl="1" w:tentative="1">
+      <w:start w:val="1"/>
+      <w:numFmt w:val="bullet"/>
+      <w:lvlText w:val="o"/>
+      <w:lvlJc w:val="left"/>
+      <w:pPr>
+        <w:tabs>
+          <w:tab w:val="num" w:pos="1440"/>
+        </w:tabs>
+        <w:ind w:left="1440" w:hanging="360"/>
+      </w:pPr>
+      <w:rPr>
+        <w:rFonts w:ascii="Courier New" w:hAnsi="Courier New" w:hint="default"/>
+        <w:sz w:val="20"/>
+      </w:rPr>
+    </w:lvl>
+    <w:lvl w:ilvl="2" w:tentative="1">
+      <w:start w:val="1"/>
+      <w:numFmt w:val="bullet"/>
+      <w:lvlText w:val=""/>
+      <w:lvlJc w:val="left"/>
+      <w:pPr>
+        <w:tabs>
+          <w:tab w:val="num" w:pos="2160"/>
+        </w:tabs>
+        <w:ind w:left="2160" w:hanging="360"/>
+      </w:pPr>
+      <w:rPr>
+        <w:rFonts w:ascii="Wingdings" w:hAnsi="Wingdings" w:hint="default"/>
+        <w:sz w:val="20"/>
+      </w:rPr>
+    </w:lvl>
+    <w:lvl w:ilvl="3" w:tentative="1">
+      <w:start w:val="1"/>
+      <w:numFmt w:val="bullet"/>
+      <w:lvlText w:val=""/>
+      <w:lvlJc w:val="left"/>
+      <w:pPr>
+        <w:tabs>
+          <w:tab w:val="num" w:pos="2880"/>
+        </w:tabs>
+        <w:ind w:left="2880" w:hanging="360"/>
+      </w:pPr>
+      <w:rPr>
+        <w:rFonts w:ascii="Wingdings" w:hAnsi="Wingdings" w:hint="default"/>
+        <w:sz w:val="20"/>
+      </w:rPr>
+    </w:lvl>
+    <w:lvl w:ilvl="4" w:tentative="1">
+      <w:start w:val="1"/>
+      <w:numFmt w:val="bullet"/>
+      <w:lvlText w:val=""/>
+      <w:lvlJc w:val="left"/>
+      <w:pPr>
+        <w:tabs>
+          <w:tab w:val="num" w:pos="3600"/>
+        </w:tabs>
+        <w:ind w:left="3600" w:hanging="360"/>
+      </w:pPr>
+      <w:rPr>
+        <w:rFonts w:ascii="Wingdings" w:hAnsi="Wingdings" w:hint="default"/>
+        <w:sz w:val="20"/>
+      </w:rPr>
+    </w:lvl>
+    <w:lvl w:ilvl="5" w:tentative="1">
+      <w:start w:val="1"/>
+      <w:numFmt w:val="bullet"/>
+      <w:lvlText w:val=""/>
+      <w:lvlJc w:val="left"/>
+      <w:pPr>
+        <w:tabs>
+          <w:tab w:val="num" w:pos="4320"/>
+        </w:tabs>
+        <w:ind w:left="4320" w:hanging="360"/>
+      </w:pPr>
+      <w:rPr>
+        <w:rFonts w:ascii="Wingdings" w:hAnsi="Wingdings" w:hint="default"/>
+        <w:sz w:val="20"/>
+      </w:rPr>
+    </w:lvl>
+    <w:lvl w:ilvl="6" w:tentative="1">
+      <w:start w:val="1"/>
+      <w:numFmt w:val="bullet"/>
+      <w:lvlText w:val=""/>
+      <w:lvlJc w:val="left"/>
+      <w:pPr>
+        <w:tabs>
+          <w:tab w:val="num" w:pos="5040"/>
+        </w:tabs>
+        <w:ind w:left="5040" w:hanging="360"/>
+      </w:pPr>
+      <w:rPr>
+        <w:rFonts w:ascii="Wingdings" w:hAnsi="Wingdings" w:hint="default"/>
+        <w:sz w:val="20"/>
+      </w:rPr>
+    </w:lvl>
+    <w:lvl w:ilvl="7" w:tentative="1">
+      <w:start w:val="1"/>
+      <w:numFmt w:val="bullet"/>
+      <w:lvlText w:val=""/>
+      <w:lvlJc w:val="left"/>
+      <w:pPr>
+        <w:tabs>
+          <w:tab w:val="num" w:pos="5760"/>
+        </w:tabs>
+        <w:ind w:left="5760" w:hanging="360"/>
+      </w:pPr>
+      <w:rPr>
+        <w:rFonts w:ascii="Wingdings" w:hAnsi="Wingdings" w:hint="default"/>
+        <w:sz w:val="20"/>
+      </w:rPr>
+    </w:lvl>
+    <w:lvl w:ilvl="8" w:tentative="1">
+      <w:start w:val="1"/>
+      <w:numFmt w:val="bullet"/>
+      <w:lvlText w:val=""/>
+      <w:lvlJc w:val="left"/>
+      <w:pPr>
+        <w:tabs>
+          <w:tab w:val="num" w:pos="6480"/>
+        </w:tabs>
+        <w:ind w:left="6480" w:hanging="360"/>
+      </w:pPr>
+      <w:rPr>
+        <w:rFonts w:ascii="Wingdings" w:hAnsi="Wingdings" w:hint="default"/>
+        <w:sz w:val="20"/>
+      </w:rPr>
+    </w:lvl>
+  </w:abstractNum>
+  <w:abstractNum w:abstractNumId="18" w15:restartNumberingAfterBreak="0">
     <w:nsid w:val="654F4F00"/>
     <w:multiLevelType w:val="hybridMultilevel"/>
     <w:tmpl w:val="D4648E64"/>
@@ -1034,23 +4201,550 @@
       </w:pPr>
     </w:lvl>
   </w:abstractNum>
+  <w:abstractNum w:abstractNumId="19" w15:restartNumberingAfterBreak="0">
+    <w:nsid w:val="68EE33C5"/>
+    <w:multiLevelType w:val="multilevel"/>
+    <w:tmpl w:val="82B840D2"/>
+    <w:lvl w:ilvl="0">
+      <w:start w:val="1"/>
+      <w:numFmt w:val="bullet"/>
+      <w:lvlText w:val=""/>
+      <w:lvlJc w:val="left"/>
+      <w:pPr>
+        <w:tabs>
+          <w:tab w:val="num" w:pos="720"/>
+        </w:tabs>
+        <w:ind w:left="720" w:hanging="360"/>
+      </w:pPr>
+      <w:rPr>
+        <w:rFonts w:ascii="Symbol" w:hAnsi="Symbol" w:hint="default"/>
+        <w:sz w:val="20"/>
+      </w:rPr>
+    </w:lvl>
+    <w:lvl w:ilvl="1" w:tentative="1">
+      <w:start w:val="1"/>
+      <w:numFmt w:val="bullet"/>
+      <w:lvlText w:val="o"/>
+      <w:lvlJc w:val="left"/>
+      <w:pPr>
+        <w:tabs>
+          <w:tab w:val="num" w:pos="1440"/>
+        </w:tabs>
+        <w:ind w:left="1440" w:hanging="360"/>
+      </w:pPr>
+      <w:rPr>
+        <w:rFonts w:ascii="Courier New" w:hAnsi="Courier New" w:hint="default"/>
+        <w:sz w:val="20"/>
+      </w:rPr>
+    </w:lvl>
+    <w:lvl w:ilvl="2" w:tentative="1">
+      <w:start w:val="1"/>
+      <w:numFmt w:val="bullet"/>
+      <w:lvlText w:val=""/>
+      <w:lvlJc w:val="left"/>
+      <w:pPr>
+        <w:tabs>
+          <w:tab w:val="num" w:pos="2160"/>
+        </w:tabs>
+        <w:ind w:left="2160" w:hanging="360"/>
+      </w:pPr>
+      <w:rPr>
+        <w:rFonts w:ascii="Wingdings" w:hAnsi="Wingdings" w:hint="default"/>
+        <w:sz w:val="20"/>
+      </w:rPr>
+    </w:lvl>
+    <w:lvl w:ilvl="3" w:tentative="1">
+      <w:start w:val="1"/>
+      <w:numFmt w:val="bullet"/>
+      <w:lvlText w:val=""/>
+      <w:lvlJc w:val="left"/>
+      <w:pPr>
+        <w:tabs>
+          <w:tab w:val="num" w:pos="2880"/>
+        </w:tabs>
+        <w:ind w:left="2880" w:hanging="360"/>
+      </w:pPr>
+      <w:rPr>
+        <w:rFonts w:ascii="Wingdings" w:hAnsi="Wingdings" w:hint="default"/>
+        <w:sz w:val="20"/>
+      </w:rPr>
+    </w:lvl>
+    <w:lvl w:ilvl="4" w:tentative="1">
+      <w:start w:val="1"/>
+      <w:numFmt w:val="bullet"/>
+      <w:lvlText w:val=""/>
+      <w:lvlJc w:val="left"/>
+      <w:pPr>
+        <w:tabs>
+          <w:tab w:val="num" w:pos="3600"/>
+        </w:tabs>
+        <w:ind w:left="3600" w:hanging="360"/>
+      </w:pPr>
+      <w:rPr>
+        <w:rFonts w:ascii="Wingdings" w:hAnsi="Wingdings" w:hint="default"/>
+        <w:sz w:val="20"/>
+      </w:rPr>
+    </w:lvl>
+    <w:lvl w:ilvl="5" w:tentative="1">
+      <w:start w:val="1"/>
+      <w:numFmt w:val="bullet"/>
+      <w:lvlText w:val=""/>
+      <w:lvlJc w:val="left"/>
+      <w:pPr>
+        <w:tabs>
+          <w:tab w:val="num" w:pos="4320"/>
+        </w:tabs>
+        <w:ind w:left="4320" w:hanging="360"/>
+      </w:pPr>
+      <w:rPr>
+        <w:rFonts w:ascii="Wingdings" w:hAnsi="Wingdings" w:hint="default"/>
+        <w:sz w:val="20"/>
+      </w:rPr>
+    </w:lvl>
+    <w:lvl w:ilvl="6" w:tentative="1">
+      <w:start w:val="1"/>
+      <w:numFmt w:val="bullet"/>
+      <w:lvlText w:val=""/>
+      <w:lvlJc w:val="left"/>
+      <w:pPr>
+        <w:tabs>
+          <w:tab w:val="num" w:pos="5040"/>
+        </w:tabs>
+        <w:ind w:left="5040" w:hanging="360"/>
+      </w:pPr>
+      <w:rPr>
+        <w:rFonts w:ascii="Wingdings" w:hAnsi="Wingdings" w:hint="default"/>
+        <w:sz w:val="20"/>
+      </w:rPr>
+    </w:lvl>
+    <w:lvl w:ilvl="7" w:tentative="1">
+      <w:start w:val="1"/>
+      <w:numFmt w:val="bullet"/>
+      <w:lvlText w:val=""/>
+      <w:lvlJc w:val="left"/>
+      <w:pPr>
+        <w:tabs>
+          <w:tab w:val="num" w:pos="5760"/>
+        </w:tabs>
+        <w:ind w:left="5760" w:hanging="360"/>
+      </w:pPr>
+      <w:rPr>
+        <w:rFonts w:ascii="Wingdings" w:hAnsi="Wingdings" w:hint="default"/>
+        <w:sz w:val="20"/>
+      </w:rPr>
+    </w:lvl>
+    <w:lvl w:ilvl="8" w:tentative="1">
+      <w:start w:val="1"/>
+      <w:numFmt w:val="bullet"/>
+      <w:lvlText w:val=""/>
+      <w:lvlJc w:val="left"/>
+      <w:pPr>
+        <w:tabs>
+          <w:tab w:val="num" w:pos="6480"/>
+        </w:tabs>
+        <w:ind w:left="6480" w:hanging="360"/>
+      </w:pPr>
+      <w:rPr>
+        <w:rFonts w:ascii="Wingdings" w:hAnsi="Wingdings" w:hint="default"/>
+        <w:sz w:val="20"/>
+      </w:rPr>
+    </w:lvl>
+  </w:abstractNum>
+  <w:abstractNum w:abstractNumId="20" w15:restartNumberingAfterBreak="0">
+    <w:nsid w:val="6C5D0C0D"/>
+    <w:multiLevelType w:val="hybridMultilevel"/>
+    <w:tmpl w:val="F31C3E7C"/>
+    <w:lvl w:ilvl="0" w:tplc="080A0001">
+      <w:start w:val="1"/>
+      <w:numFmt w:val="bullet"/>
+      <w:lvlText w:val=""/>
+      <w:lvlJc w:val="left"/>
+      <w:pPr>
+        <w:ind w:left="1776" w:hanging="360"/>
+      </w:pPr>
+      <w:rPr>
+        <w:rFonts w:ascii="Symbol" w:hAnsi="Symbol" w:hint="default"/>
+      </w:rPr>
+    </w:lvl>
+    <w:lvl w:ilvl="1" w:tplc="080A0019" w:tentative="1">
+      <w:start w:val="1"/>
+      <w:numFmt w:val="lowerLetter"/>
+      <w:lvlText w:val="%2."/>
+      <w:lvlJc w:val="left"/>
+      <w:pPr>
+        <w:ind w:left="2496" w:hanging="360"/>
+      </w:pPr>
+    </w:lvl>
+    <w:lvl w:ilvl="2" w:tplc="080A001B" w:tentative="1">
+      <w:start w:val="1"/>
+      <w:numFmt w:val="lowerRoman"/>
+      <w:lvlText w:val="%3."/>
+      <w:lvlJc w:val="right"/>
+      <w:pPr>
+        <w:ind w:left="3216" w:hanging="180"/>
+      </w:pPr>
+    </w:lvl>
+    <w:lvl w:ilvl="3" w:tplc="080A000F" w:tentative="1">
+      <w:start w:val="1"/>
+      <w:numFmt w:val="decimal"/>
+      <w:lvlText w:val="%4."/>
+      <w:lvlJc w:val="left"/>
+      <w:pPr>
+        <w:ind w:left="3936" w:hanging="360"/>
+      </w:pPr>
+    </w:lvl>
+    <w:lvl w:ilvl="4" w:tplc="080A0019" w:tentative="1">
+      <w:start w:val="1"/>
+      <w:numFmt w:val="lowerLetter"/>
+      <w:lvlText w:val="%5."/>
+      <w:lvlJc w:val="left"/>
+      <w:pPr>
+        <w:ind w:left="4656" w:hanging="360"/>
+      </w:pPr>
+    </w:lvl>
+    <w:lvl w:ilvl="5" w:tplc="080A001B" w:tentative="1">
+      <w:start w:val="1"/>
+      <w:numFmt w:val="lowerRoman"/>
+      <w:lvlText w:val="%6."/>
+      <w:lvlJc w:val="right"/>
+      <w:pPr>
+        <w:ind w:left="5376" w:hanging="180"/>
+      </w:pPr>
+    </w:lvl>
+    <w:lvl w:ilvl="6" w:tplc="080A000F" w:tentative="1">
+      <w:start w:val="1"/>
+      <w:numFmt w:val="decimal"/>
+      <w:lvlText w:val="%7."/>
+      <w:lvlJc w:val="left"/>
+      <w:pPr>
+        <w:ind w:left="6096" w:hanging="360"/>
+      </w:pPr>
+    </w:lvl>
+    <w:lvl w:ilvl="7" w:tplc="080A0019" w:tentative="1">
+      <w:start w:val="1"/>
+      <w:numFmt w:val="lowerLetter"/>
+      <w:lvlText w:val="%8."/>
+      <w:lvlJc w:val="left"/>
+      <w:pPr>
+        <w:ind w:left="6816" w:hanging="360"/>
+      </w:pPr>
+    </w:lvl>
+    <w:lvl w:ilvl="8" w:tplc="080A001B" w:tentative="1">
+      <w:start w:val="1"/>
+      <w:numFmt w:val="lowerRoman"/>
+      <w:lvlText w:val="%9."/>
+      <w:lvlJc w:val="right"/>
+      <w:pPr>
+        <w:ind w:left="7536" w:hanging="180"/>
+      </w:pPr>
+    </w:lvl>
+  </w:abstractNum>
+  <w:abstractNum w:abstractNumId="21" w15:restartNumberingAfterBreak="0">
+    <w:nsid w:val="78356A83"/>
+    <w:multiLevelType w:val="multilevel"/>
+    <w:tmpl w:val="CE0AFD76"/>
+    <w:lvl w:ilvl="0">
+      <w:start w:val="1"/>
+      <w:numFmt w:val="bullet"/>
+      <w:lvlText w:val=""/>
+      <w:lvlJc w:val="left"/>
+      <w:pPr>
+        <w:tabs>
+          <w:tab w:val="num" w:pos="720"/>
+        </w:tabs>
+        <w:ind w:left="720" w:hanging="360"/>
+      </w:pPr>
+      <w:rPr>
+        <w:rFonts w:ascii="Symbol" w:hAnsi="Symbol" w:hint="default"/>
+        <w:sz w:val="20"/>
+      </w:rPr>
+    </w:lvl>
+    <w:lvl w:ilvl="1">
+      <w:start w:val="1"/>
+      <w:numFmt w:val="bullet"/>
+      <w:lvlText w:val="o"/>
+      <w:lvlJc w:val="left"/>
+      <w:pPr>
+        <w:tabs>
+          <w:tab w:val="num" w:pos="1440"/>
+        </w:tabs>
+        <w:ind w:left="1440" w:hanging="360"/>
+      </w:pPr>
+      <w:rPr>
+        <w:rFonts w:ascii="Courier New" w:hAnsi="Courier New" w:hint="default"/>
+        <w:sz w:val="20"/>
+      </w:rPr>
+    </w:lvl>
+    <w:lvl w:ilvl="2" w:tentative="1">
+      <w:start w:val="1"/>
+      <w:numFmt w:val="bullet"/>
+      <w:lvlText w:val=""/>
+      <w:lvlJc w:val="left"/>
+      <w:pPr>
+        <w:tabs>
+          <w:tab w:val="num" w:pos="2160"/>
+        </w:tabs>
+        <w:ind w:left="2160" w:hanging="360"/>
+      </w:pPr>
+      <w:rPr>
+        <w:rFonts w:ascii="Wingdings" w:hAnsi="Wingdings" w:hint="default"/>
+        <w:sz w:val="20"/>
+      </w:rPr>
+    </w:lvl>
+    <w:lvl w:ilvl="3" w:tentative="1">
+      <w:start w:val="1"/>
+      <w:numFmt w:val="bullet"/>
+      <w:lvlText w:val=""/>
+      <w:lvlJc w:val="left"/>
+      <w:pPr>
+        <w:tabs>
+          <w:tab w:val="num" w:pos="2880"/>
+        </w:tabs>
+        <w:ind w:left="2880" w:hanging="360"/>
+      </w:pPr>
+      <w:rPr>
+        <w:rFonts w:ascii="Wingdings" w:hAnsi="Wingdings" w:hint="default"/>
+        <w:sz w:val="20"/>
+      </w:rPr>
+    </w:lvl>
+    <w:lvl w:ilvl="4" w:tentative="1">
+      <w:start w:val="1"/>
+      <w:numFmt w:val="bullet"/>
+      <w:lvlText w:val=""/>
+      <w:lvlJc w:val="left"/>
+      <w:pPr>
+        <w:tabs>
+          <w:tab w:val="num" w:pos="3600"/>
+        </w:tabs>
+        <w:ind w:left="3600" w:hanging="360"/>
+      </w:pPr>
+      <w:rPr>
+        <w:rFonts w:ascii="Wingdings" w:hAnsi="Wingdings" w:hint="default"/>
+        <w:sz w:val="20"/>
+      </w:rPr>
+    </w:lvl>
+    <w:lvl w:ilvl="5" w:tentative="1">
+      <w:start w:val="1"/>
+      <w:numFmt w:val="bullet"/>
+      <w:lvlText w:val=""/>
+      <w:lvlJc w:val="left"/>
+      <w:pPr>
+        <w:tabs>
+          <w:tab w:val="num" w:pos="4320"/>
+        </w:tabs>
+        <w:ind w:left="4320" w:hanging="360"/>
+      </w:pPr>
+      <w:rPr>
+        <w:rFonts w:ascii="Wingdings" w:hAnsi="Wingdings" w:hint="default"/>
+        <w:sz w:val="20"/>
+      </w:rPr>
+    </w:lvl>
+    <w:lvl w:ilvl="6" w:tentative="1">
+      <w:start w:val="1"/>
+      <w:numFmt w:val="bullet"/>
+      <w:lvlText w:val=""/>
+      <w:lvlJc w:val="left"/>
+      <w:pPr>
+        <w:tabs>
+          <w:tab w:val="num" w:pos="5040"/>
+        </w:tabs>
+        <w:ind w:left="5040" w:hanging="360"/>
+      </w:pPr>
+      <w:rPr>
+        <w:rFonts w:ascii="Wingdings" w:hAnsi="Wingdings" w:hint="default"/>
+        <w:sz w:val="20"/>
+      </w:rPr>
+    </w:lvl>
+    <w:lvl w:ilvl="7" w:tentative="1">
+      <w:start w:val="1"/>
+      <w:numFmt w:val="bullet"/>
+      <w:lvlText w:val=""/>
+      <w:lvlJc w:val="left"/>
+      <w:pPr>
+        <w:tabs>
+          <w:tab w:val="num" w:pos="5760"/>
+        </w:tabs>
+        <w:ind w:left="5760" w:hanging="360"/>
+      </w:pPr>
+      <w:rPr>
+        <w:rFonts w:ascii="Wingdings" w:hAnsi="Wingdings" w:hint="default"/>
+        <w:sz w:val="20"/>
+      </w:rPr>
+    </w:lvl>
+    <w:lvl w:ilvl="8" w:tentative="1">
+      <w:start w:val="1"/>
+      <w:numFmt w:val="bullet"/>
+      <w:lvlText w:val=""/>
+      <w:lvlJc w:val="left"/>
+      <w:pPr>
+        <w:tabs>
+          <w:tab w:val="num" w:pos="6480"/>
+        </w:tabs>
+        <w:ind w:left="6480" w:hanging="360"/>
+      </w:pPr>
+      <w:rPr>
+        <w:rFonts w:ascii="Wingdings" w:hAnsi="Wingdings" w:hint="default"/>
+        <w:sz w:val="20"/>
+      </w:rPr>
+    </w:lvl>
+  </w:abstractNum>
+  <w:abstractNum w:abstractNumId="22" w15:restartNumberingAfterBreak="0">
+    <w:nsid w:val="792D745E"/>
+    <w:multiLevelType w:val="hybridMultilevel"/>
+    <w:tmpl w:val="F0FA448E"/>
+    <w:lvl w:ilvl="0" w:tplc="080A0001">
+      <w:start w:val="1"/>
+      <w:numFmt w:val="bullet"/>
+      <w:lvlText w:val=""/>
+      <w:lvlJc w:val="left"/>
+      <w:pPr>
+        <w:ind w:left="1080" w:hanging="360"/>
+      </w:pPr>
+      <w:rPr>
+        <w:rFonts w:ascii="Symbol" w:hAnsi="Symbol" w:hint="default"/>
+      </w:rPr>
+    </w:lvl>
+    <w:lvl w:ilvl="1" w:tplc="080A0019" w:tentative="1">
+      <w:start w:val="1"/>
+      <w:numFmt w:val="lowerLetter"/>
+      <w:lvlText w:val="%2."/>
+      <w:lvlJc w:val="left"/>
+      <w:pPr>
+        <w:ind w:left="1800" w:hanging="360"/>
+      </w:pPr>
+    </w:lvl>
+    <w:lvl w:ilvl="2" w:tplc="080A001B" w:tentative="1">
+      <w:start w:val="1"/>
+      <w:numFmt w:val="lowerRoman"/>
+      <w:lvlText w:val="%3."/>
+      <w:lvlJc w:val="right"/>
+      <w:pPr>
+        <w:ind w:left="2520" w:hanging="180"/>
+      </w:pPr>
+    </w:lvl>
+    <w:lvl w:ilvl="3" w:tplc="080A000F" w:tentative="1">
+      <w:start w:val="1"/>
+      <w:numFmt w:val="decimal"/>
+      <w:lvlText w:val="%4."/>
+      <w:lvlJc w:val="left"/>
+      <w:pPr>
+        <w:ind w:left="3240" w:hanging="360"/>
+      </w:pPr>
+    </w:lvl>
+    <w:lvl w:ilvl="4" w:tplc="080A0019" w:tentative="1">
+      <w:start w:val="1"/>
+      <w:numFmt w:val="lowerLetter"/>
+      <w:lvlText w:val="%5."/>
+      <w:lvlJc w:val="left"/>
+      <w:pPr>
+        <w:ind w:left="3960" w:hanging="360"/>
+      </w:pPr>
+    </w:lvl>
+    <w:lvl w:ilvl="5" w:tplc="080A001B" w:tentative="1">
+      <w:start w:val="1"/>
+      <w:numFmt w:val="lowerRoman"/>
+      <w:lvlText w:val="%6."/>
+      <w:lvlJc w:val="right"/>
+      <w:pPr>
+        <w:ind w:left="4680" w:hanging="180"/>
+      </w:pPr>
+    </w:lvl>
+    <w:lvl w:ilvl="6" w:tplc="080A000F" w:tentative="1">
+      <w:start w:val="1"/>
+      <w:numFmt w:val="decimal"/>
+      <w:lvlText w:val="%7."/>
+      <w:lvlJc w:val="left"/>
+      <w:pPr>
+        <w:ind w:left="5400" w:hanging="360"/>
+      </w:pPr>
+    </w:lvl>
+    <w:lvl w:ilvl="7" w:tplc="080A0019" w:tentative="1">
+      <w:start w:val="1"/>
+      <w:numFmt w:val="lowerLetter"/>
+      <w:lvlText w:val="%8."/>
+      <w:lvlJc w:val="left"/>
+      <w:pPr>
+        <w:ind w:left="6120" w:hanging="360"/>
+      </w:pPr>
+    </w:lvl>
+    <w:lvl w:ilvl="8" w:tplc="080A001B" w:tentative="1">
+      <w:start w:val="1"/>
+      <w:numFmt w:val="lowerRoman"/>
+      <w:lvlText w:val="%9."/>
+      <w:lvlJc w:val="right"/>
+      <w:pPr>
+        <w:ind w:left="6840" w:hanging="180"/>
+      </w:pPr>
+    </w:lvl>
+  </w:abstractNum>
   <w:num w:numId="1">
+    <w:abstractNumId w:val="16"/>
+  </w:num>
+  <w:num w:numId="2">
+    <w:abstractNumId w:val="18"/>
+  </w:num>
+  <w:num w:numId="3">
+    <w:abstractNumId w:val="11"/>
+  </w:num>
+  <w:num w:numId="4">
+    <w:abstractNumId w:val="10"/>
+  </w:num>
+  <w:num w:numId="5">
+    <w:abstractNumId w:val="6"/>
+  </w:num>
+  <w:num w:numId="6">
+    <w:abstractNumId w:val="2"/>
+  </w:num>
+  <w:num w:numId="7">
+    <w:abstractNumId w:val="9"/>
+  </w:num>
+  <w:num w:numId="8">
+    <w:abstractNumId w:val="22"/>
+  </w:num>
+  <w:num w:numId="9">
+    <w:abstractNumId w:val="20"/>
+  </w:num>
+  <w:num w:numId="10">
+    <w:abstractNumId w:val="14"/>
+  </w:num>
+  <w:num w:numId="11">
+    <w:abstractNumId w:val="15"/>
+  </w:num>
+  <w:num w:numId="12">
+    <w:abstractNumId w:val="7"/>
+  </w:num>
+  <w:num w:numId="13">
+    <w:abstractNumId w:val="12"/>
+  </w:num>
+  <w:num w:numId="14">
+    <w:abstractNumId w:val="5"/>
+  </w:num>
+  <w:num w:numId="15">
+    <w:abstractNumId w:val="19"/>
+  </w:num>
+  <w:num w:numId="16">
+    <w:abstractNumId w:val="17"/>
+  </w:num>
+  <w:num w:numId="17">
+    <w:abstractNumId w:val="3"/>
+  </w:num>
+  <w:num w:numId="18">
+    <w:abstractNumId w:val="0"/>
+  </w:num>
+  <w:num w:numId="19">
+    <w:abstractNumId w:val="1"/>
+  </w:num>
+  <w:num w:numId="20">
+    <w:abstractNumId w:val="21"/>
+  </w:num>
+  <w:num w:numId="21">
+    <w:abstractNumId w:val="13"/>
+  </w:num>
+  <w:num w:numId="22">
     <w:abstractNumId w:val="4"/>
   </w:num>
-  <w:num w:numId="2">
-    <w:abstractNumId w:val="5"/>
-  </w:num>
-  <w:num w:numId="3">
-    <w:abstractNumId w:val="3"/>
-  </w:num>
-  <w:num w:numId="4">
-    <w:abstractNumId w:val="2"/>
-  </w:num>
-  <w:num w:numId="5">
-    <w:abstractNumId w:val="1"/>
-  </w:num>
-  <w:num w:numId="6">
-    <w:abstractNumId w:val="0"/>
+  <w:num w:numId="23">
+    <w:abstractNumId w:val="8"/>
   </w:num>
 </w:numbering>
 </file>
@@ -1519,6 +5213,61 @@
       <w:iCs/>
     </w:rPr>
   </w:style>
+  <w:style w:type="character" w:styleId="Textoennegrita">
+    <w:name w:val="Strong"/>
+    <w:basedOn w:val="Fuentedeprrafopredeter"/>
+    <w:uiPriority w:val="22"/>
+    <w:qFormat/>
+    <w:rsid w:val="00660C4C"/>
+    <w:rPr>
+      <w:b/>
+      <w:bCs/>
+    </w:rPr>
+  </w:style>
+  <w:style w:type="paragraph" w:styleId="Encabezado">
+    <w:name w:val="header"/>
+    <w:basedOn w:val="Normal"/>
+    <w:link w:val="EncabezadoCar"/>
+    <w:uiPriority w:val="99"/>
+    <w:unhideWhenUsed/>
+    <w:rsid w:val="006317E3"/>
+    <w:pPr>
+      <w:tabs>
+        <w:tab w:val="center" w:pos="4419"/>
+        <w:tab w:val="right" w:pos="8838"/>
+      </w:tabs>
+      <w:spacing w:after="0" w:line="240" w:lineRule="auto"/>
+    </w:pPr>
+  </w:style>
+  <w:style w:type="character" w:customStyle="1" w:styleId="EncabezadoCar">
+    <w:name w:val="Encabezado Car"/>
+    <w:basedOn w:val="Fuentedeprrafopredeter"/>
+    <w:link w:val="Encabezado"/>
+    <w:uiPriority w:val="99"/>
+    <w:rsid w:val="006317E3"/>
+  </w:style>
+  <w:style w:type="paragraph" w:styleId="Piedepgina">
+    <w:name w:val="footer"/>
+    <w:basedOn w:val="Normal"/>
+    <w:link w:val="PiedepginaCar"/>
+    <w:uiPriority w:val="99"/>
+    <w:unhideWhenUsed/>
+    <w:rsid w:val="006317E3"/>
+    <w:pPr>
+      <w:tabs>
+        <w:tab w:val="center" w:pos="4419"/>
+        <w:tab w:val="right" w:pos="8838"/>
+      </w:tabs>
+      <w:spacing w:after="0" w:line="240" w:lineRule="auto"/>
+    </w:pPr>
+  </w:style>
+  <w:style w:type="character" w:customStyle="1" w:styleId="PiedepginaCar">
+    <w:name w:val="Pie de página Car"/>
+    <w:basedOn w:val="Fuentedeprrafopredeter"/>
+    <w:link w:val="Piedepgina"/>
+    <w:uiPriority w:val="99"/>
+    <w:rsid w:val="006317E3"/>
+  </w:style>
 </w:styles>
 </file>
 

--- a/Entregables_individuales/Requerimientos_funcionales.docx
+++ b/Entregables_individuales/Requerimientos_funcionales.docx
@@ -9,7 +9,6 @@
         <w:rPr>
           <w:rFonts w:ascii="Arial" w:hAnsi="Arial" w:cs="Arial"/>
           <w:b/>
-          <w:sz w:val="24"/>
           <w:szCs w:val="24"/>
         </w:rPr>
       </w:pPr>
@@ -17,7 +16,6 @@
         <w:rPr>
           <w:rFonts w:ascii="Arial" w:hAnsi="Arial" w:cs="Arial"/>
           <w:b/>
-          <w:sz w:val="24"/>
           <w:szCs w:val="24"/>
         </w:rPr>
         <w:softHyphen/>
@@ -30,7 +28,6 @@
         <w:rPr>
           <w:rFonts w:ascii="Arial" w:hAnsi="Arial" w:cs="Arial"/>
           <w:b/>
-          <w:sz w:val="24"/>
           <w:szCs w:val="24"/>
         </w:rPr>
       </w:pPr>
@@ -38,7 +35,6 @@
         <w:rPr>
           <w:rFonts w:ascii="Arial" w:hAnsi="Arial" w:cs="Arial"/>
           <w:b/>
-          <w:sz w:val="24"/>
           <w:szCs w:val="24"/>
         </w:rPr>
         <w:t>REQUERIMIENTOS FUNCIONALES</w:t>
@@ -51,7 +47,6 @@
         <w:rPr>
           <w:rFonts w:ascii="Arial" w:hAnsi="Arial" w:cs="Arial"/>
           <w:b/>
-          <w:sz w:val="24"/>
           <w:szCs w:val="24"/>
         </w:rPr>
       </w:pPr>
@@ -59,10 +54,79 @@
         <w:rPr>
           <w:rFonts w:ascii="Arial" w:hAnsi="Arial" w:cs="Arial"/>
           <w:b/>
-          <w:sz w:val="24"/>
           <w:szCs w:val="24"/>
         </w:rPr>
         <w:t>USUARIO PACIENTE</w:t>
+      </w:r>
+    </w:p>
+    <w:p>
+      <w:pPr>
+        <w:pStyle w:val="Prrafodelista"/>
+        <w:numPr>
+          <w:ilvl w:val="0"/>
+          <w:numId w:val="3"/>
+        </w:numPr>
+        <w:spacing w:before="100" w:beforeAutospacing="1" w:after="100" w:afterAutospacing="1" w:line="360" w:lineRule="auto"/>
+        <w:jc w:val="both"/>
+        <w:rPr>
+          <w:rFonts w:ascii="Arial" w:eastAsia="Times New Roman" w:hAnsi="Arial" w:cs="Arial"/>
+          <w:szCs w:val="24"/>
+          <w:lang w:eastAsia="es-MX"/>
+        </w:rPr>
+      </w:pPr>
+      <w:r>
+        <w:rPr>
+          <w:rFonts w:ascii="Arial" w:eastAsia="Times New Roman" w:hAnsi="Arial" w:cs="Arial"/>
+          <w:szCs w:val="24"/>
+          <w:lang w:eastAsia="es-MX"/>
+        </w:rPr>
+        <w:t>El sistema permitirá al usuario agendar una cita en cuatro sencillos pasos: primero, deberá ingresar su nombre completo; luego, proporcionar su número de teléfono; después, seleccionar el tipo de servicio que desea solicitar; y, por último, elegir la fecha y hora disponibles para su cita.</w:t>
+      </w:r>
+    </w:p>
+    <w:p>
+      <w:pPr>
+        <w:pStyle w:val="Prrafodelista"/>
+        <w:numPr>
+          <w:ilvl w:val="0"/>
+          <w:numId w:val="3"/>
+        </w:numPr>
+        <w:spacing w:before="100" w:beforeAutospacing="1" w:after="100" w:afterAutospacing="1" w:line="360" w:lineRule="auto"/>
+        <w:jc w:val="both"/>
+        <w:rPr>
+          <w:rFonts w:ascii="Arial" w:eastAsia="Times New Roman" w:hAnsi="Arial" w:cs="Arial"/>
+          <w:szCs w:val="24"/>
+          <w:lang w:eastAsia="es-MX"/>
+        </w:rPr>
+      </w:pPr>
+      <w:r>
+        <w:rPr>
+          <w:rFonts w:ascii="Arial" w:hAnsi="Arial" w:cs="Arial"/>
+          <w:szCs w:val="24"/>
+        </w:rPr>
+        <w:t>El sistema mostrará la lista completa de servicios disponibles mediante un campo de selección (combo box), que cargará automáticamente toda la información correspondiente.</w:t>
+      </w:r>
+    </w:p>
+    <w:p>
+      <w:pPr>
+        <w:pStyle w:val="Prrafodelista"/>
+        <w:numPr>
+          <w:ilvl w:val="0"/>
+          <w:numId w:val="3"/>
+        </w:numPr>
+        <w:spacing w:before="100" w:beforeAutospacing="1" w:after="100" w:afterAutospacing="1" w:line="360" w:lineRule="auto"/>
+        <w:jc w:val="both"/>
+        <w:rPr>
+          <w:rFonts w:ascii="Arial" w:eastAsia="Times New Roman" w:hAnsi="Arial" w:cs="Arial"/>
+          <w:szCs w:val="24"/>
+          <w:lang w:eastAsia="es-MX"/>
+        </w:rPr>
+      </w:pPr>
+      <w:r>
+        <w:rPr>
+          <w:rFonts w:ascii="Arial" w:hAnsi="Arial" w:cs="Arial"/>
+          <w:szCs w:val="24"/>
+        </w:rPr>
+        <w:t>Al hacer clic en “Seleccionar horario”, el sistema mostrará en un panel los horarios disponibles y agendados dentro de los próximos seis meses, diferenciándolos por color: gris para los agendados y verde para los disponibles.</w:t>
       </w:r>
     </w:p>
     <w:p>
@@ -76,13 +140,71 @@
         <w:jc w:val="both"/>
         <w:rPr>
           <w:rFonts w:ascii="Arial" w:hAnsi="Arial" w:cs="Arial"/>
-        </w:rPr>
-      </w:pPr>
-      <w:r>
-        <w:rPr>
-          <w:rFonts w:ascii="Arial" w:hAnsi="Arial" w:cs="Arial"/>
-        </w:rPr>
-        <w:t>El sistema permitirá al usuario agendar una cita de manera sencilla, solicitando únicamente los siguientes datos: nombre completo, número de teléfono, horario deseado y servicio requerido. Adicionalmente, se habilitará un campo de descripción de carácter opcional, que el usuario podrá completar si lo considera necesario.</w:t>
+          <w:sz w:val="22"/>
+        </w:rPr>
+      </w:pPr>
+      <w:r>
+        <w:rPr>
+          <w:rFonts w:ascii="Arial" w:hAnsi="Arial" w:cs="Arial"/>
+          <w:sz w:val="22"/>
+        </w:rPr>
+        <w:t>El sistema permitirá enviar la confirmación de la cita por medio de WhatsApp</w:t>
+      </w:r>
+      <w:r>
+        <w:rPr>
+          <w:rFonts w:ascii="Arial" w:hAnsi="Arial" w:cs="Arial"/>
+          <w:sz w:val="22"/>
+        </w:rPr>
+        <w:t xml:space="preserve"> al momento de agendar cita</w:t>
+      </w:r>
+      <w:r>
+        <w:rPr>
+          <w:rFonts w:ascii="Arial" w:hAnsi="Arial" w:cs="Arial"/>
+          <w:sz w:val="22"/>
+        </w:rPr>
+        <w:t>, incluyendo: nombre completo del paciente, servicio solicitado, fecha, ubicación del consultorio y un mensaje recordatorio de asistencia.</w:t>
+      </w:r>
+    </w:p>
+    <w:p>
+      <w:pPr>
+        <w:pStyle w:val="Prrafodelista"/>
+        <w:numPr>
+          <w:ilvl w:val="0"/>
+          <w:numId w:val="3"/>
+        </w:numPr>
+        <w:spacing w:before="100" w:beforeAutospacing="1" w:after="100" w:afterAutospacing="1" w:line="360" w:lineRule="auto"/>
+        <w:jc w:val="both"/>
+        <w:rPr>
+          <w:rFonts w:ascii="Arial" w:eastAsia="Times New Roman" w:hAnsi="Arial" w:cs="Arial"/>
+          <w:szCs w:val="24"/>
+          <w:lang w:eastAsia="es-MX"/>
+        </w:rPr>
+      </w:pPr>
+      <w:r>
+        <w:rPr>
+          <w:rFonts w:ascii="Arial" w:eastAsia="Times New Roman" w:hAnsi="Arial" w:cs="Arial"/>
+          <w:szCs w:val="24"/>
+          <w:lang w:eastAsia="es-MX"/>
+        </w:rPr>
+        <w:t xml:space="preserve">El usuario podrá consultar su cita más próxima ingresando el número de teléfono registrado. Al hacer clic en la opción “Consultar”, el sistema mostrará un modal con la siguiente información: nombre completo, fecha (en formato DD/MM/YYYY), nombre del servicio, estatus, descripción (si aplica), ubicación del consultorio y el mensaje “Te esperamos en Medical </w:t>
+      </w:r>
+      <w:proofErr w:type="spellStart"/>
+      <w:r>
+        <w:rPr>
+          <w:rFonts w:ascii="Arial" w:eastAsia="Times New Roman" w:hAnsi="Arial" w:cs="Arial"/>
+          <w:szCs w:val="24"/>
+          <w:lang w:eastAsia="es-MX"/>
+        </w:rPr>
+        <w:t>Isor</w:t>
+      </w:r>
+      <w:proofErr w:type="spellEnd"/>
+      <w:r>
+        <w:rPr>
+          <w:rFonts w:ascii="Arial" w:eastAsia="Times New Roman" w:hAnsi="Arial" w:cs="Arial"/>
+          <w:szCs w:val="24"/>
+          <w:lang w:eastAsia="es-MX"/>
+        </w:rPr>
+        <w:t>”.</w:t>
       </w:r>
     </w:p>
     <w:p>
@@ -96,222 +218,38 @@
         <w:jc w:val="both"/>
         <w:rPr>
           <w:rFonts w:ascii="Arial" w:hAnsi="Arial" w:cs="Arial"/>
-        </w:rPr>
-      </w:pPr>
-      <w:r>
-        <w:rPr>
-          <w:rFonts w:ascii="Arial" w:hAnsi="Arial" w:cs="Arial"/>
-        </w:rPr>
-        <w:t>El sistema deberá presentar la lista completa de servicios disponibles a través de un campo de selección (combo box), el cual cargará automáticamente todos los datos correspondientes.</w:t>
+          <w:sz w:val="22"/>
+        </w:rPr>
+      </w:pPr>
+      <w:r>
+        <w:rPr>
+          <w:rFonts w:ascii="Arial" w:hAnsi="Arial" w:cs="Arial"/>
+          <w:sz w:val="22"/>
+        </w:rPr>
+        <w:t>El sistema enviará un recordatorio por WhatsApp un día antes</w:t>
+      </w:r>
+      <w:r>
+        <w:rPr>
+          <w:rFonts w:ascii="Arial" w:hAnsi="Arial" w:cs="Arial"/>
+          <w:sz w:val="22"/>
+        </w:rPr>
+        <w:t xml:space="preserve"> de la cita</w:t>
+      </w:r>
+      <w:r>
+        <w:rPr>
+          <w:rFonts w:ascii="Arial" w:hAnsi="Arial" w:cs="Arial"/>
+          <w:sz w:val="22"/>
+        </w:rPr>
+        <w:t>, incluyendo un mensaje de confirmación, el nombre del paciente, fecha, hora, ubicación del consultorio y un aviso para contactar en caso de necesitar reprogramar.</w:t>
       </w:r>
     </w:p>
     <w:p>
       <w:pPr>
-        <w:pStyle w:val="Prrafodelista"/>
-        <w:numPr>
-          <w:ilvl w:val="0"/>
-          <w:numId w:val="3"/>
-        </w:numPr>
-        <w:spacing w:before="100" w:beforeAutospacing="1" w:after="100" w:afterAutospacing="1" w:line="360" w:lineRule="auto"/>
-        <w:jc w:val="both"/>
-        <w:rPr>
-          <w:rFonts w:ascii="Arial" w:eastAsia="Times New Roman" w:hAnsi="Arial" w:cs="Arial"/>
-          <w:sz w:val="24"/>
-          <w:szCs w:val="24"/>
-          <w:lang w:eastAsia="es-MX"/>
-        </w:rPr>
-      </w:pPr>
-      <w:r>
-        <w:rPr>
-          <w:rFonts w:ascii="Arial" w:eastAsia="Times New Roman" w:hAnsi="Arial" w:cs="Arial"/>
-          <w:sz w:val="24"/>
-          <w:szCs w:val="24"/>
-          <w:lang w:eastAsia="es-MX"/>
-        </w:rPr>
-        <w:t xml:space="preserve">Al hacer clic en la opción “Seleccionar horario”, el sistema mostrará únicamente los horarios disponibles dentro de los próximos seis meses. Los horarios se diferenciarán mediante colores: </w:t>
-      </w:r>
-      <w:r>
-        <w:rPr>
-          <w:rFonts w:ascii="Arial" w:eastAsia="Times New Roman" w:hAnsi="Arial" w:cs="Arial"/>
-          <w:sz w:val="24"/>
-          <w:szCs w:val="24"/>
-          <w:lang w:eastAsia="es-MX"/>
-        </w:rPr>
-        <w:t>gris</w:t>
-      </w:r>
-      <w:r>
-        <w:rPr>
-          <w:rFonts w:ascii="Arial" w:eastAsia="Times New Roman" w:hAnsi="Arial" w:cs="Arial"/>
-          <w:sz w:val="24"/>
-          <w:szCs w:val="24"/>
-          <w:lang w:eastAsia="es-MX"/>
-        </w:rPr>
-        <w:t xml:space="preserve"> para los ya agendados, verde para los disponibles</w:t>
-      </w:r>
-      <w:r>
-        <w:rPr>
-          <w:rFonts w:ascii="Arial" w:eastAsia="Times New Roman" w:hAnsi="Arial" w:cs="Arial"/>
-          <w:sz w:val="24"/>
-          <w:szCs w:val="24"/>
-          <w:lang w:eastAsia="es-MX"/>
-        </w:rPr>
-        <w:t>.</w:t>
-      </w:r>
-    </w:p>
-    <w:p>
-      <w:pPr>
-        <w:pStyle w:val="NormalWeb"/>
-        <w:numPr>
-          <w:ilvl w:val="0"/>
-          <w:numId w:val="3"/>
-        </w:numPr>
         <w:spacing w:line="360" w:lineRule="auto"/>
         <w:jc w:val="both"/>
         <w:rPr>
           <w:rFonts w:ascii="Arial" w:hAnsi="Arial" w:cs="Arial"/>
-        </w:rPr>
-      </w:pPr>
-      <w:r>
-        <w:rPr>
-          <w:rFonts w:ascii="Arial" w:hAnsi="Arial" w:cs="Arial"/>
-        </w:rPr>
-        <w:t xml:space="preserve">El usuario podrá elegir el horario que desee, de acuerdo a los horarios disponibles registrados en el sistema es decir </w:t>
-      </w:r>
-      <w:r>
-        <w:rPr>
-          <w:rFonts w:ascii="Arial" w:hAnsi="Arial" w:cs="Arial"/>
-        </w:rPr>
-        <w:t>elegirá</w:t>
-      </w:r>
-      <w:r>
-        <w:rPr>
-          <w:rFonts w:ascii="Arial" w:hAnsi="Arial" w:cs="Arial"/>
-        </w:rPr>
-        <w:t xml:space="preserve"> primero el mes, después el d</w:t>
-      </w:r>
-      <w:r>
-        <w:rPr>
-          <w:rFonts w:ascii="Arial" w:hAnsi="Arial" w:cs="Arial"/>
-        </w:rPr>
-        <w:t>í</w:t>
-      </w:r>
-      <w:r>
-        <w:rPr>
-          <w:rFonts w:ascii="Arial" w:hAnsi="Arial" w:cs="Arial"/>
-        </w:rPr>
-        <w:t xml:space="preserve">a y por </w:t>
-      </w:r>
-      <w:r>
-        <w:rPr>
-          <w:rFonts w:ascii="Arial" w:hAnsi="Arial" w:cs="Arial"/>
-        </w:rPr>
-        <w:t>ú</w:t>
-      </w:r>
-      <w:r>
-        <w:rPr>
-          <w:rFonts w:ascii="Arial" w:hAnsi="Arial" w:cs="Arial"/>
-        </w:rPr>
-        <w:t>ltimo la hora</w:t>
-      </w:r>
-      <w:r>
-        <w:rPr>
-          <w:rFonts w:ascii="Arial" w:hAnsi="Arial" w:cs="Arial"/>
-        </w:rPr>
-        <w:t>.</w:t>
-      </w:r>
-    </w:p>
-    <w:p>
-      <w:pPr>
-        <w:pStyle w:val="NormalWeb"/>
-        <w:numPr>
-          <w:ilvl w:val="0"/>
-          <w:numId w:val="3"/>
-        </w:numPr>
-        <w:spacing w:line="360" w:lineRule="auto"/>
-        <w:jc w:val="both"/>
-        <w:rPr>
-          <w:rFonts w:ascii="Arial" w:hAnsi="Arial" w:cs="Arial"/>
-        </w:rPr>
-      </w:pPr>
-      <w:r>
-        <w:rPr>
-          <w:rFonts w:ascii="Arial" w:hAnsi="Arial" w:cs="Arial"/>
-        </w:rPr>
-        <w:t>El sistema permitirá enviar la confirmación de la cita por medio de WhatsApp</w:t>
-      </w:r>
-      <w:r>
-        <w:rPr>
-          <w:rFonts w:ascii="Arial" w:hAnsi="Arial" w:cs="Arial"/>
-        </w:rPr>
-        <w:t xml:space="preserve"> al momento de agendar cita</w:t>
-      </w:r>
-      <w:r>
-        <w:rPr>
-          <w:rFonts w:ascii="Arial" w:hAnsi="Arial" w:cs="Arial"/>
-        </w:rPr>
-        <w:t>, incluyendo: nombre completo del paciente, servicio solicitado, fecha, ubicación del consultorio y un mensaje recordatorio de asistencia.</w:t>
-      </w:r>
-    </w:p>
-    <w:p>
-      <w:pPr>
-        <w:pStyle w:val="NormalWeb"/>
-        <w:numPr>
-          <w:ilvl w:val="0"/>
-          <w:numId w:val="3"/>
-        </w:numPr>
-        <w:spacing w:line="360" w:lineRule="auto"/>
-        <w:jc w:val="both"/>
-        <w:rPr>
-          <w:rFonts w:ascii="Arial" w:hAnsi="Arial" w:cs="Arial"/>
-        </w:rPr>
-      </w:pPr>
-      <w:r>
-        <w:rPr>
-          <w:rFonts w:ascii="Arial" w:hAnsi="Arial" w:cs="Arial"/>
-        </w:rPr>
-        <w:t>El usuario podrá consultar la cita más próxima utilizando el número de teléfono registrado en la misma.</w:t>
-      </w:r>
-    </w:p>
-    <w:p>
-      <w:pPr>
-        <w:pStyle w:val="NormalWeb"/>
-        <w:numPr>
-          <w:ilvl w:val="0"/>
-          <w:numId w:val="3"/>
-        </w:numPr>
-        <w:spacing w:line="360" w:lineRule="auto"/>
-        <w:jc w:val="both"/>
-        <w:rPr>
-          <w:rFonts w:ascii="Arial" w:hAnsi="Arial" w:cs="Arial"/>
-        </w:rPr>
-      </w:pPr>
-      <w:r>
-        <w:rPr>
-          <w:rFonts w:ascii="Arial" w:hAnsi="Arial" w:cs="Arial"/>
-        </w:rPr>
-        <w:t>El sistema enviará un recordatorio por WhatsApp un día antes</w:t>
-      </w:r>
-      <w:r>
-        <w:rPr>
-          <w:rFonts w:ascii="Arial" w:hAnsi="Arial" w:cs="Arial"/>
-        </w:rPr>
-        <w:t xml:space="preserve"> de la cita</w:t>
-      </w:r>
-      <w:r>
-        <w:rPr>
-          <w:rFonts w:ascii="Arial" w:hAnsi="Arial" w:cs="Arial"/>
-        </w:rPr>
-        <w:t>, incluyendo un mensaje de confirmación, el nombre del paciente, fecha, hora, ubicación del consultorio y un aviso para contactar en caso de necesitar reprogramar.</w:t>
-      </w:r>
-    </w:p>
-    <w:p>
-      <w:pPr>
-        <w:spacing w:line="360" w:lineRule="auto"/>
-        <w:jc w:val="both"/>
-        <w:rPr>
-          <w:rFonts w:ascii="Arial" w:hAnsi="Arial" w:cs="Arial"/>
           <w:b/>
-          <w:sz w:val="24"/>
           <w:szCs w:val="24"/>
         </w:rPr>
       </w:pPr>
@@ -319,7 +257,6 @@
         <w:rPr>
           <w:rFonts w:ascii="Arial" w:hAnsi="Arial" w:cs="Arial"/>
           <w:b/>
-          <w:sz w:val="24"/>
           <w:szCs w:val="24"/>
         </w:rPr>
         <w:t>ADMINISTRADOR</w:t>
@@ -336,13 +273,63 @@
         <w:jc w:val="both"/>
         <w:rPr>
           <w:rFonts w:ascii="Arial" w:hAnsi="Arial" w:cs="Arial"/>
-        </w:rPr>
-      </w:pPr>
-      <w:r>
-        <w:rPr>
-          <w:rFonts w:ascii="Arial" w:hAnsi="Arial" w:cs="Arial"/>
+          <w:sz w:val="22"/>
+        </w:rPr>
+      </w:pPr>
+      <w:r>
+        <w:rPr>
+          <w:rFonts w:ascii="Arial" w:hAnsi="Arial" w:cs="Arial"/>
+          <w:sz w:val="22"/>
         </w:rPr>
         <w:t>El sistema permitirá al usuario administrador iniciar sesión usando un nombre de usuario y contraseña definidos por los ingenieros de sistemas.</w:t>
+      </w:r>
+    </w:p>
+    <w:p>
+      <w:pPr>
+        <w:pStyle w:val="Prrafodelista"/>
+        <w:numPr>
+          <w:ilvl w:val="0"/>
+          <w:numId w:val="5"/>
+        </w:numPr>
+        <w:spacing w:before="100" w:beforeAutospacing="1" w:after="100" w:afterAutospacing="1" w:line="360" w:lineRule="auto"/>
+        <w:jc w:val="both"/>
+        <w:rPr>
+          <w:rFonts w:ascii="Arial" w:eastAsia="Times New Roman" w:hAnsi="Arial" w:cs="Arial"/>
+          <w:szCs w:val="24"/>
+          <w:lang w:eastAsia="es-MX"/>
+        </w:rPr>
+      </w:pPr>
+      <w:r>
+        <w:rPr>
+          <w:rFonts w:ascii="Arial" w:eastAsia="Times New Roman" w:hAnsi="Arial" w:cs="Arial"/>
+          <w:szCs w:val="24"/>
+          <w:lang w:eastAsia="es-MX"/>
+        </w:rPr>
+        <w:t>El sistema permitirá al administrador consultar citas mediante filtros seleccionables en orden: primero mes, luego día y finalmente hora. No es necesario completar todos los filtros, pero sí respetar el orden. La información se mostrará en un modal e incluirá: fecha completa (día, mes y hora), nombre completo del paciente, tipo de servicio, duración del servicio (hora de inicio y fin)</w:t>
+      </w:r>
+      <w:r>
+        <w:rPr>
+          <w:rFonts w:ascii="Arial" w:eastAsia="Times New Roman" w:hAnsi="Arial" w:cs="Arial"/>
+          <w:szCs w:val="24"/>
+          <w:lang w:eastAsia="es-MX"/>
+        </w:rPr>
+        <w:t>,</w:t>
+      </w:r>
+      <w:r>
+        <w:rPr>
+          <w:rFonts w:ascii="Arial" w:eastAsia="Times New Roman" w:hAnsi="Arial" w:cs="Arial"/>
+          <w:szCs w:val="24"/>
+          <w:lang w:eastAsia="es-MX"/>
+        </w:rPr>
+        <w:t>descripción, si aplica</w:t>
+      </w:r>
+      <w:r>
+        <w:rPr>
+          <w:rFonts w:ascii="Arial" w:eastAsia="Times New Roman" w:hAnsi="Arial" w:cs="Arial"/>
+          <w:szCs w:val="24"/>
+          <w:lang w:eastAsia="es-MX"/>
+        </w:rPr>
+        <w:t xml:space="preserve"> y por último los iconos de editar y cancelar.</w:t>
       </w:r>
     </w:p>
     <w:p>
@@ -356,13 +343,22 @@
         <w:jc w:val="both"/>
         <w:rPr>
           <w:rFonts w:ascii="Arial" w:hAnsi="Arial" w:cs="Arial"/>
-        </w:rPr>
-      </w:pPr>
-      <w:r>
-        <w:rPr>
-          <w:rFonts w:ascii="Arial" w:hAnsi="Arial" w:cs="Arial"/>
-        </w:rPr>
-        <w:t>El sistema permitirá al administrador visualizar, a través de un panel, todos los horarios disponibles dentro de un periodo máximo de seis meses, con la opción de supervisar citas para futuras asignaciones, cancelaciones o modificaciones.</w:t>
+          <w:sz w:val="22"/>
+        </w:rPr>
+      </w:pPr>
+      <w:r>
+        <w:rPr>
+          <w:rFonts w:ascii="Arial" w:hAnsi="Arial" w:cs="Arial"/>
+          <w:sz w:val="22"/>
+        </w:rPr>
+        <w:t xml:space="preserve">El </w:t>
+      </w:r>
+      <w:r>
+        <w:rPr>
+          <w:rFonts w:ascii="Arial" w:hAnsi="Arial" w:cs="Arial"/>
+          <w:sz w:val="22"/>
+        </w:rPr>
+        <w:t>sistema permitirá, desde el panel de consulta, filtrar los registros por nombre, de manera que la búsqueda será insensible a mayúsculas o minúsculas y se mostrarán todos los registros que coincidan con los caracteres ingresados.</w:t>
       </w:r>
     </w:p>
     <w:p>
@@ -376,52 +372,16 @@
         <w:jc w:val="both"/>
         <w:rPr>
           <w:rFonts w:ascii="Arial" w:hAnsi="Arial" w:cs="Arial"/>
-        </w:rPr>
-      </w:pPr>
-      <w:r>
-        <w:rPr>
-          <w:rFonts w:ascii="Arial" w:hAnsi="Arial" w:cs="Arial"/>
-        </w:rPr>
-        <w:t xml:space="preserve">El sistema permitirá al administrador agendar una cita de manera sencilla, solicitando únicamente los siguientes datos: nombre completo del paciente, número de teléfono, horario </w:t>
-      </w:r>
-    </w:p>
-    <w:p>
-      <w:pPr>
-        <w:pStyle w:val="NormalWeb"/>
-        <w:spacing w:line="360" w:lineRule="auto"/>
-        <w:ind w:left="1080"/>
-        <w:jc w:val="both"/>
-        <w:rPr>
-          <w:rFonts w:ascii="Arial" w:hAnsi="Arial" w:cs="Arial"/>
-        </w:rPr>
-      </w:pPr>
-    </w:p>
-    <w:p>
-      <w:pPr>
-        <w:pStyle w:val="NormalWeb"/>
-        <w:spacing w:line="360" w:lineRule="auto"/>
-        <w:ind w:left="1080"/>
-        <w:jc w:val="both"/>
-        <w:rPr>
-          <w:rFonts w:ascii="Arial" w:hAnsi="Arial" w:cs="Arial"/>
-        </w:rPr>
-      </w:pPr>
-    </w:p>
-    <w:p>
-      <w:pPr>
-        <w:pStyle w:val="NormalWeb"/>
-        <w:spacing w:line="360" w:lineRule="auto"/>
-        <w:ind w:left="1080"/>
-        <w:jc w:val="both"/>
-        <w:rPr>
-          <w:rFonts w:ascii="Arial" w:hAnsi="Arial" w:cs="Arial"/>
-        </w:rPr>
-      </w:pPr>
-      <w:r>
-        <w:rPr>
-          <w:rFonts w:ascii="Arial" w:hAnsi="Arial" w:cs="Arial"/>
-        </w:rPr>
-        <w:t>deseado, servicio requerido y, en caso necesario, una descripción adicional proporcionada por el administrador, es decir este campo es opcional.</w:t>
+          <w:sz w:val="22"/>
+        </w:rPr>
+      </w:pPr>
+      <w:r>
+        <w:rPr>
+          <w:rFonts w:ascii="Arial" w:hAnsi="Arial" w:cs="Arial"/>
+          <w:sz w:val="22"/>
+        </w:rPr>
+        <w:lastRenderedPageBreak/>
+        <w:t>El sistema permitirá al administrador visualizar, mediante un panel, todos los horarios disponibles y las citas agendadas dentro de un periodo máximo de seis meses a partir de la fecha actual, identificadas por colores según el servicio previamente agendado.</w:t>
       </w:r>
     </w:p>
     <w:p>
@@ -435,25 +395,15 @@
         <w:jc w:val="both"/>
         <w:rPr>
           <w:rFonts w:ascii="Arial" w:hAnsi="Arial" w:cs="Arial"/>
-        </w:rPr>
-      </w:pPr>
-      <w:r>
-        <w:rPr>
-          <w:rFonts w:ascii="Arial" w:hAnsi="Arial" w:cs="Arial"/>
-        </w:rPr>
-        <w:t xml:space="preserve">El sistema asignará horarios con un rango de </w:t>
-      </w:r>
-      <w:r>
-        <w:rPr>
-          <w:rFonts w:ascii="Arial" w:hAnsi="Arial" w:cs="Arial"/>
-        </w:rPr>
-        <w:t>20</w:t>
-      </w:r>
-      <w:r>
-        <w:rPr>
-          <w:rFonts w:ascii="Arial" w:hAnsi="Arial" w:cs="Arial"/>
-        </w:rPr>
-        <w:t xml:space="preserve"> min por defecto según la disponibilidad establecida dentro de la jornada laboral, considerando únicamente un periodo máximo de seis meses a partir de la fecha actual.</w:t>
+          <w:sz w:val="22"/>
+        </w:rPr>
+      </w:pPr>
+      <w:r>
+        <w:rPr>
+          <w:rFonts w:ascii="Arial" w:hAnsi="Arial" w:cs="Arial"/>
+          <w:sz w:val="22"/>
+        </w:rPr>
+        <w:t>El sistema permitirá al administrador gestionar el agendamiento de citas de manera sencilla: primero, podrá ingresar los datos del paciente, incluyendo nombre completo y número de teléfono; luego, seleccionar el tipo de servicio solicitado; y, finalmente, asignar la fecha y hora disponibles. Además, el sistema mostrará la lista completa de servicios disponibles mediante un campo de selección.</w:t>
       </w:r>
     </w:p>
     <w:p>
@@ -467,25 +417,29 @@
         <w:jc w:val="both"/>
         <w:rPr>
           <w:rFonts w:ascii="Arial" w:hAnsi="Arial" w:cs="Arial"/>
-        </w:rPr>
-      </w:pPr>
-      <w:r>
-        <w:rPr>
-          <w:rFonts w:ascii="Arial" w:hAnsi="Arial" w:cs="Arial"/>
-        </w:rPr>
-        <w:t xml:space="preserve">El sistema gestionará los horarios en intervalos de </w:t>
-      </w:r>
-      <w:r>
-        <w:rPr>
-          <w:rFonts w:ascii="Arial" w:hAnsi="Arial" w:cs="Arial"/>
+          <w:sz w:val="22"/>
+        </w:rPr>
+      </w:pPr>
+      <w:r>
+        <w:rPr>
+          <w:rFonts w:ascii="Arial" w:hAnsi="Arial" w:cs="Arial"/>
+          <w:sz w:val="22"/>
+        </w:rPr>
+        <w:t xml:space="preserve">El sistema asignará horarios con un rango de </w:t>
+      </w:r>
+      <w:r>
+        <w:rPr>
+          <w:rFonts w:ascii="Arial" w:hAnsi="Arial" w:cs="Arial"/>
+          <w:sz w:val="22"/>
         </w:rPr>
         <w:t>20</w:t>
       </w:r>
       <w:r>
         <w:rPr>
           <w:rFonts w:ascii="Arial" w:hAnsi="Arial" w:cs="Arial"/>
-        </w:rPr>
-        <w:t xml:space="preserve"> minutos, organizando las citas de acuerdo con la duración de cada servicio.</w:t>
+          <w:sz w:val="22"/>
+        </w:rPr>
+        <w:t xml:space="preserve"> min por defecto según la disponibilidad establecida dentro de la jornada laboral, considerando únicamente un periodo máximo de seis meses a partir de la fecha actual.</w:t>
       </w:r>
     </w:p>
     <w:p>
@@ -499,11 +453,49 @@
         <w:jc w:val="both"/>
         <w:rPr>
           <w:rFonts w:ascii="Arial" w:hAnsi="Arial" w:cs="Arial"/>
-        </w:rPr>
-      </w:pPr>
-      <w:r>
-        <w:rPr>
-          <w:rFonts w:ascii="Arial" w:hAnsi="Arial" w:cs="Arial"/>
+          <w:sz w:val="22"/>
+        </w:rPr>
+      </w:pPr>
+      <w:r>
+        <w:rPr>
+          <w:rFonts w:ascii="Arial" w:hAnsi="Arial" w:cs="Arial"/>
+          <w:sz w:val="22"/>
+        </w:rPr>
+        <w:t xml:space="preserve">El sistema gestionará los horarios en intervalos de </w:t>
+      </w:r>
+      <w:r>
+        <w:rPr>
+          <w:rFonts w:ascii="Arial" w:hAnsi="Arial" w:cs="Arial"/>
+          <w:sz w:val="22"/>
+        </w:rPr>
+        <w:t>20</w:t>
+      </w:r>
+      <w:r>
+        <w:rPr>
+          <w:rFonts w:ascii="Arial" w:hAnsi="Arial" w:cs="Arial"/>
+          <w:sz w:val="22"/>
+        </w:rPr>
+        <w:t xml:space="preserve"> minutos, organizando las citas de acuerdo con la duración de cada servicio.</w:t>
+      </w:r>
+    </w:p>
+    <w:p>
+      <w:pPr>
+        <w:pStyle w:val="NormalWeb"/>
+        <w:numPr>
+          <w:ilvl w:val="0"/>
+          <w:numId w:val="5"/>
+        </w:numPr>
+        <w:spacing w:line="360" w:lineRule="auto"/>
+        <w:jc w:val="both"/>
+        <w:rPr>
+          <w:rFonts w:ascii="Arial" w:hAnsi="Arial" w:cs="Arial"/>
+          <w:sz w:val="22"/>
+        </w:rPr>
+      </w:pPr>
+      <w:r>
+        <w:rPr>
+          <w:rFonts w:ascii="Arial" w:hAnsi="Arial" w:cs="Arial"/>
+          <w:sz w:val="22"/>
         </w:rPr>
         <w:t>El sistema deberá gestionar la duración de las citas utilizando intervalos de 20 minutos.</w:t>
       </w:r>
@@ -519,11 +511,13 @@
         <w:jc w:val="both"/>
         <w:rPr>
           <w:rFonts w:ascii="Arial" w:hAnsi="Arial" w:cs="Arial"/>
-        </w:rPr>
-      </w:pPr>
-      <w:r>
-        <w:rPr>
-          <w:rFonts w:ascii="Arial" w:hAnsi="Arial" w:cs="Arial"/>
+          <w:sz w:val="22"/>
+        </w:rPr>
+      </w:pPr>
+      <w:r>
+        <w:rPr>
+          <w:rFonts w:ascii="Arial" w:hAnsi="Arial" w:cs="Arial"/>
+          <w:sz w:val="22"/>
         </w:rPr>
         <w:t>La duración del servicio determinará el número de intervalos necesarios.</w:t>
       </w:r>
@@ -539,11 +533,13 @@
         <w:jc w:val="both"/>
         <w:rPr>
           <w:rFonts w:ascii="Arial" w:hAnsi="Arial" w:cs="Arial"/>
-        </w:rPr>
-      </w:pPr>
-      <w:r>
-        <w:rPr>
-          <w:rFonts w:ascii="Arial" w:hAnsi="Arial" w:cs="Arial"/>
+          <w:sz w:val="22"/>
+        </w:rPr>
+      </w:pPr>
+      <w:r>
+        <w:rPr>
+          <w:rFonts w:ascii="Arial" w:hAnsi="Arial" w:cs="Arial"/>
+          <w:sz w:val="22"/>
         </w:rPr>
         <w:t xml:space="preserve">Por ejemplo: si un servicio dura </w:t>
       </w:r>
@@ -551,12 +547,14 @@
         <w:rPr>
           <w:rStyle w:val="Textoennegrita"/>
           <w:rFonts w:ascii="Arial" w:hAnsi="Arial" w:cs="Arial"/>
+          <w:sz w:val="22"/>
         </w:rPr>
         <w:t>1 hora 40 minutos (100 minutos)</w:t>
       </w:r>
       <w:r>
         <w:rPr>
           <w:rFonts w:ascii="Arial" w:hAnsi="Arial" w:cs="Arial"/>
+          <w:sz w:val="22"/>
         </w:rPr>
         <w:t xml:space="preserve"> y se agenda a las </w:t>
       </w:r>
@@ -564,12 +562,14 @@
         <w:rPr>
           <w:rStyle w:val="Textoennegrita"/>
           <w:rFonts w:ascii="Arial" w:hAnsi="Arial" w:cs="Arial"/>
+          <w:sz w:val="22"/>
         </w:rPr>
         <w:t>9:00 a.m.</w:t>
       </w:r>
       <w:r>
         <w:rPr>
           <w:rFonts w:ascii="Arial" w:hAnsi="Arial" w:cs="Arial"/>
+          <w:sz w:val="22"/>
         </w:rPr>
         <w:t xml:space="preserve">, la cita finalizará a las </w:t>
       </w:r>
@@ -577,12 +577,14 @@
         <w:rPr>
           <w:rStyle w:val="Textoennegrita"/>
           <w:rFonts w:ascii="Arial" w:hAnsi="Arial" w:cs="Arial"/>
+          <w:sz w:val="22"/>
         </w:rPr>
         <w:t>10:40 a.m.</w:t>
       </w:r>
       <w:r>
         <w:rPr>
           <w:rFonts w:ascii="Arial" w:hAnsi="Arial" w:cs="Arial"/>
+          <w:sz w:val="22"/>
         </w:rPr>
         <w:t xml:space="preserve"> y ocupará </w:t>
       </w:r>
@@ -590,54 +592,23 @@
         <w:rPr>
           <w:rStyle w:val="Textoennegrita"/>
           <w:rFonts w:ascii="Arial" w:hAnsi="Arial" w:cs="Arial"/>
+          <w:sz w:val="22"/>
         </w:rPr>
         <w:t>5 intervalos consecutivos</w:t>
       </w:r>
       <w:r>
         <w:rPr>
           <w:rFonts w:ascii="Arial" w:hAnsi="Arial" w:cs="Arial"/>
-        </w:rPr>
-        <w:t xml:space="preserve"> que irán con un color definido de acuerdo al tipo de servicio seleccionado.</w:t>
-      </w:r>
-    </w:p>
-    <w:p>
-      <w:pPr>
-        <w:pStyle w:val="NormalWeb"/>
-        <w:numPr>
-          <w:ilvl w:val="0"/>
-          <w:numId w:val="5"/>
-        </w:numPr>
-        <w:spacing w:line="360" w:lineRule="auto"/>
-        <w:jc w:val="both"/>
-        <w:rPr>
-          <w:rFonts w:ascii="Arial" w:hAnsi="Arial" w:cs="Arial"/>
-        </w:rPr>
-      </w:pPr>
-      <w:r>
-        <w:rPr>
-          <w:rFonts w:ascii="Arial" w:hAnsi="Arial" w:cs="Arial"/>
-        </w:rPr>
-        <w:t>El sistema permitirá al administrador modificar citas previamente agendadas, limitando la edición únicamente al cambio de fecha y servicio. Para realizar esta acción, el administrador deberá hacer clic en el ícono “Editar” de la cita correspondiente. Al seleccionarlo, se desplegará un modal que mostrará los datos registrados: nombre completo, número de teléfono, servicio, y descripción (en caso de existir; de lo contrario, el campo se visualizará vacío).</w:t>
-      </w:r>
-    </w:p>
-    <w:p>
-      <w:pPr>
-        <w:pStyle w:val="NormalWeb"/>
-        <w:numPr>
-          <w:ilvl w:val="0"/>
-          <w:numId w:val="5"/>
-        </w:numPr>
-        <w:spacing w:line="360" w:lineRule="auto"/>
-        <w:jc w:val="both"/>
-        <w:rPr>
-          <w:rFonts w:ascii="Arial" w:hAnsi="Arial" w:cs="Arial"/>
-        </w:rPr>
-      </w:pPr>
-      <w:r>
-        <w:rPr>
-          <w:rFonts w:ascii="Arial" w:hAnsi="Arial" w:cs="Arial"/>
-        </w:rPr>
-        <w:t>El sistema realizará una validación al momento en que el administrador seleccione una nueva fecha para agendar. En caso de que la fecha ya cuente con citas registradas, se mostrará una alerta indicando que dicha fecha no está disponible.</w:t>
+          <w:sz w:val="22"/>
+        </w:rPr>
+        <w:t xml:space="preserve"> que irán </w:t>
+      </w:r>
+      <w:r>
+        <w:rPr>
+          <w:rFonts w:ascii="Arial" w:hAnsi="Arial" w:cs="Arial"/>
+          <w:sz w:val="22"/>
+        </w:rPr>
+        <w:t>asignados con un color predefinido por tipo de servicio. La valoración inicial color azul, Procedimiento facial color rosa, masaje post quirúrgico color amarillo.</w:t>
       </w:r>
     </w:p>
     <w:p>
@@ -651,7 +622,6 @@
         <w:jc w:val="both"/>
         <w:rPr>
           <w:rFonts w:ascii="Arial" w:eastAsia="Times New Roman" w:hAnsi="Arial" w:cs="Arial"/>
-          <w:sz w:val="24"/>
           <w:szCs w:val="24"/>
           <w:lang w:eastAsia="es-MX"/>
         </w:rPr>
@@ -659,12 +629,61 @@
       <w:r>
         <w:rPr>
           <w:rFonts w:ascii="Arial" w:eastAsia="Times New Roman" w:hAnsi="Arial" w:cs="Arial"/>
-          <w:sz w:val="24"/>
           <w:szCs w:val="24"/>
           <w:lang w:eastAsia="es-MX"/>
         </w:rPr>
-        <w:t>El sistema deberá permitir al administrador reagendar citas de pacientes que ya tengan una cita previamente registrada. Para ello, el administrador deberá hacer clic en el icono “Reagendar”, lo que iniciará el proceso de cancelar la cita actual y actualizarla con la nueva fecha seleccionada. La nueva fecha estará sujeta a una validación de disponibilidad: si ya existen citas registradas en esa fecha, el sistema mostrará una alerta indicando que no es posible agendar en ese horario.</w:t>
-      </w:r>
+        <w:t>El sistema permitirá al administrador cancelar citas de la siguiente manera: primero, deberá hacer clic en el botón “Consultar” para visualizar el panel con todos los registros de citas. Luego, seleccionará el mes, día y hora correspondientes, mostrando los registros</w:t>
+      </w:r>
+      <w:r>
+        <w:rPr>
+          <w:rFonts w:ascii="Arial" w:eastAsia="Times New Roman" w:hAnsi="Arial" w:cs="Arial"/>
+          <w:szCs w:val="24"/>
+          <w:lang w:eastAsia="es-MX"/>
+        </w:rPr>
+        <w:t xml:space="preserve"> existentes</w:t>
+      </w:r>
+      <w:r>
+        <w:rPr>
+          <w:rFonts w:ascii="Arial" w:eastAsia="Times New Roman" w:hAnsi="Arial" w:cs="Arial"/>
+          <w:szCs w:val="24"/>
+          <w:lang w:eastAsia="es-MX"/>
+        </w:rPr>
+        <w:t>, y finalmente hará clic en el ícono “Cancelar” de la cita deseada.</w:t>
+      </w:r>
+    </w:p>
+    <w:p>
+      <w:pPr>
+        <w:pStyle w:val="Prrafodelista"/>
+        <w:spacing w:before="100" w:beforeAutospacing="1" w:after="100" w:afterAutospacing="1" w:line="360" w:lineRule="auto"/>
+        <w:ind w:left="1080"/>
+        <w:jc w:val="both"/>
+        <w:rPr>
+          <w:rFonts w:ascii="Arial" w:eastAsia="Times New Roman" w:hAnsi="Arial" w:cs="Arial"/>
+          <w:szCs w:val="24"/>
+          <w:lang w:eastAsia="es-MX"/>
+        </w:rPr>
+      </w:pPr>
+      <w:r>
+        <w:rPr>
+          <w:rFonts w:ascii="Arial" w:eastAsia="Times New Roman" w:hAnsi="Arial" w:cs="Arial"/>
+          <w:szCs w:val="24"/>
+          <w:lang w:eastAsia="es-MX"/>
+        </w:rPr>
+        <w:t>Al hacerlo, se mostrará una alerta de confirmación y, una vez aceptada, la cita será eliminada y la fecha quedará nuevamente disponible.</w:t>
+      </w:r>
+    </w:p>
+    <w:p>
+      <w:pPr>
+        <w:pStyle w:val="Prrafodelista"/>
+        <w:spacing w:before="100" w:beforeAutospacing="1" w:after="100" w:afterAutospacing="1" w:line="360" w:lineRule="auto"/>
+        <w:ind w:left="1080"/>
+        <w:jc w:val="both"/>
+        <w:rPr>
+          <w:rFonts w:ascii="Arial" w:eastAsia="Times New Roman" w:hAnsi="Arial" w:cs="Arial"/>
+          <w:szCs w:val="24"/>
+          <w:lang w:eastAsia="es-MX"/>
+        </w:rPr>
+      </w:pPr>
     </w:p>
     <w:p>
       <w:pPr>
@@ -677,988 +696,18 @@
         <w:jc w:val="both"/>
         <w:rPr>
           <w:rFonts w:ascii="Arial" w:eastAsia="Times New Roman" w:hAnsi="Arial" w:cs="Arial"/>
-          <w:sz w:val="24"/>
           <w:szCs w:val="24"/>
           <w:lang w:eastAsia="es-MX"/>
         </w:rPr>
       </w:pPr>
       <w:r>
         <w:rPr>
-          <w:rFonts w:ascii="Arial" w:hAnsi="Arial" w:cs="Arial"/>
-          <w:sz w:val="24"/>
+          <w:rFonts w:ascii="Arial" w:eastAsia="Times New Roman" w:hAnsi="Arial" w:cs="Arial"/>
           <w:szCs w:val="24"/>
-        </w:rPr>
-        <w:t>El sistema permitirá al administrador cancelar citas mediante el ícono “Cancelar”. Al seleccionarlo, se mostrará una alerta de confirmación y, una vez aceptada, la cita será eliminada y la fecha quedará disponible nuevamente.</w:t>
-      </w:r>
-    </w:p>
-    <w:p>
-      <w:pPr>
-        <w:spacing w:line="360" w:lineRule="auto"/>
-        <w:jc w:val="both"/>
-        <w:rPr>
-          <w:rFonts w:ascii="Arial" w:hAnsi="Arial" w:cs="Arial"/>
-          <w:b/>
-          <w:bCs/>
-          <w:sz w:val="24"/>
-        </w:rPr>
-      </w:pPr>
-    </w:p>
-    <w:p>
-      <w:pPr>
-        <w:spacing w:line="276" w:lineRule="auto"/>
-        <w:jc w:val="both"/>
-        <w:rPr>
-          <w:rFonts w:ascii="Arial" w:hAnsi="Arial" w:cs="Arial"/>
-          <w:b/>
-          <w:bCs/>
-          <w:sz w:val="24"/>
-        </w:rPr>
-      </w:pPr>
-      <w:r>
-        <w:rPr>
-          <w:rFonts w:ascii="Arial" w:hAnsi="Arial" w:cs="Arial"/>
-          <w:b/>
-          <w:bCs/>
-          <w:sz w:val="24"/>
-        </w:rPr>
-        <w:t>REQUERIMIENTOS NO FUNCIONALES</w:t>
-      </w:r>
-    </w:p>
-    <w:p>
-      <w:pPr>
-        <w:spacing w:line="276" w:lineRule="auto"/>
-        <w:jc w:val="both"/>
-        <w:rPr>
-          <w:rFonts w:ascii="Arial" w:hAnsi="Arial" w:cs="Arial"/>
-          <w:b/>
-          <w:bCs/>
-          <w:sz w:val="24"/>
-        </w:rPr>
-      </w:pPr>
-      <w:r>
-        <w:rPr>
-          <w:rFonts w:ascii="Arial" w:hAnsi="Arial" w:cs="Arial"/>
-          <w:b/>
-          <w:bCs/>
-          <w:sz w:val="24"/>
-        </w:rPr>
-        <w:t>1. Usabilidad</w:t>
-      </w:r>
-    </w:p>
-    <w:p>
-      <w:pPr>
-        <w:numPr>
-          <w:ilvl w:val="0"/>
-          <w:numId w:val="16"/>
-        </w:numPr>
-        <w:spacing w:line="276" w:lineRule="auto"/>
-        <w:jc w:val="both"/>
-        <w:rPr>
-          <w:rFonts w:ascii="Arial" w:hAnsi="Arial" w:cs="Arial"/>
-          <w:sz w:val="24"/>
-        </w:rPr>
-      </w:pPr>
-      <w:r>
-        <w:rPr>
-          <w:rFonts w:ascii="Arial" w:hAnsi="Arial" w:cs="Arial"/>
-          <w:sz w:val="24"/>
-        </w:rPr>
-        <w:t>La interfaz debe ser intuitiva para clientes y personal del consultorio.</w:t>
-      </w:r>
-    </w:p>
-    <w:p>
-      <w:pPr>
-        <w:numPr>
-          <w:ilvl w:val="0"/>
-          <w:numId w:val="16"/>
-        </w:numPr>
-        <w:spacing w:line="276" w:lineRule="auto"/>
-        <w:jc w:val="both"/>
-        <w:rPr>
-          <w:rFonts w:ascii="Arial" w:hAnsi="Arial" w:cs="Arial"/>
-          <w:sz w:val="24"/>
-        </w:rPr>
-      </w:pPr>
-      <w:r>
-        <w:rPr>
-          <w:rFonts w:ascii="Arial" w:hAnsi="Arial" w:cs="Arial"/>
-          <w:sz w:val="24"/>
-        </w:rPr>
-        <w:t>Los botones, formularios y menús deben estar bien organizados y claros.</w:t>
-      </w:r>
-    </w:p>
-    <w:p>
-      <w:pPr>
-        <w:spacing w:line="276" w:lineRule="auto"/>
-        <w:jc w:val="both"/>
-        <w:rPr>
-          <w:rFonts w:ascii="Arial" w:hAnsi="Arial" w:cs="Arial"/>
-          <w:b/>
-          <w:bCs/>
-          <w:sz w:val="24"/>
-        </w:rPr>
-      </w:pPr>
-      <w:r>
-        <w:rPr>
-          <w:rFonts w:ascii="Arial" w:hAnsi="Arial" w:cs="Arial"/>
-          <w:b/>
-          <w:bCs/>
-          <w:sz w:val="24"/>
-        </w:rPr>
-        <w:t>2. Rendimiento / Velocidad</w:t>
-      </w:r>
-    </w:p>
-    <w:p>
-      <w:pPr>
-        <w:numPr>
-          <w:ilvl w:val="0"/>
-          <w:numId w:val="17"/>
-        </w:numPr>
-        <w:spacing w:line="276" w:lineRule="auto"/>
-        <w:jc w:val="both"/>
-        <w:rPr>
-          <w:rFonts w:ascii="Arial" w:hAnsi="Arial" w:cs="Arial"/>
-          <w:sz w:val="24"/>
-        </w:rPr>
-      </w:pPr>
-      <w:r>
-        <w:rPr>
-          <w:rFonts w:ascii="Arial" w:hAnsi="Arial" w:cs="Arial"/>
-          <w:sz w:val="24"/>
-        </w:rPr>
-        <w:t>Las páginas y el calendario deben cargar en un tiempo corto aun cuando haya muchas citas registradas.</w:t>
-      </w:r>
-    </w:p>
-    <w:p>
-      <w:pPr>
-        <w:numPr>
-          <w:ilvl w:val="0"/>
-          <w:numId w:val="17"/>
-        </w:numPr>
-        <w:spacing w:line="276" w:lineRule="auto"/>
-        <w:jc w:val="both"/>
-        <w:rPr>
-          <w:rFonts w:ascii="Arial" w:hAnsi="Arial" w:cs="Arial"/>
-          <w:sz w:val="24"/>
-        </w:rPr>
-      </w:pPr>
-      <w:r>
-        <w:rPr>
-          <w:rFonts w:ascii="Arial" w:hAnsi="Arial" w:cs="Arial"/>
-          <w:sz w:val="24"/>
-        </w:rPr>
-        <w:t>Las operaciones críticas (reservar cita, enviar confirmación) deben ejecutarse de manera rápida.</w:t>
-      </w:r>
-    </w:p>
-    <w:p>
-      <w:pPr>
-        <w:spacing w:line="276" w:lineRule="auto"/>
-        <w:jc w:val="both"/>
-        <w:rPr>
-          <w:rFonts w:ascii="Arial" w:hAnsi="Arial" w:cs="Arial"/>
-          <w:b/>
-          <w:bCs/>
-          <w:sz w:val="24"/>
-        </w:rPr>
-      </w:pPr>
-      <w:r>
-        <w:rPr>
-          <w:rFonts w:ascii="Arial" w:hAnsi="Arial" w:cs="Arial"/>
-          <w:b/>
-          <w:bCs/>
-          <w:sz w:val="24"/>
-        </w:rPr>
-        <w:t>3. Seguridad</w:t>
-      </w:r>
-    </w:p>
-    <w:p>
-      <w:pPr>
-        <w:numPr>
-          <w:ilvl w:val="0"/>
-          <w:numId w:val="18"/>
-        </w:numPr>
-        <w:spacing w:line="276" w:lineRule="auto"/>
-        <w:jc w:val="both"/>
-        <w:rPr>
-          <w:rFonts w:ascii="Arial" w:hAnsi="Arial" w:cs="Arial"/>
-          <w:sz w:val="24"/>
-        </w:rPr>
-      </w:pPr>
-      <w:r>
-        <w:rPr>
-          <w:rFonts w:ascii="Arial" w:hAnsi="Arial" w:cs="Arial"/>
-          <w:sz w:val="24"/>
-        </w:rPr>
-        <w:t>Los datos sensibles (como contraseñas) se muestran como asteriscos ******** en la interfaz para proteger la privacidad del usuario.</w:t>
-      </w:r>
-    </w:p>
-    <w:p>
-      <w:pPr>
-        <w:numPr>
-          <w:ilvl w:val="0"/>
-          <w:numId w:val="18"/>
-        </w:numPr>
-        <w:spacing w:line="276" w:lineRule="auto"/>
-        <w:jc w:val="both"/>
-        <w:rPr>
-          <w:rFonts w:ascii="Arial" w:hAnsi="Arial" w:cs="Arial"/>
-          <w:sz w:val="24"/>
-        </w:rPr>
-      </w:pPr>
-      <w:r>
-        <w:rPr>
-          <w:rFonts w:ascii="Arial" w:hAnsi="Arial" w:cs="Arial"/>
-          <w:sz w:val="24"/>
-        </w:rPr>
-        <w:t xml:space="preserve">Autenticación segura en el registro y </w:t>
-      </w:r>
-      <w:proofErr w:type="spellStart"/>
-      <w:r>
-        <w:rPr>
-          <w:rFonts w:ascii="Arial" w:hAnsi="Arial" w:cs="Arial"/>
-          <w:sz w:val="24"/>
-        </w:rPr>
-        <w:t>login</w:t>
-      </w:r>
-      <w:proofErr w:type="spellEnd"/>
-      <w:r>
-        <w:rPr>
-          <w:rFonts w:ascii="Arial" w:hAnsi="Arial" w:cs="Arial"/>
-          <w:sz w:val="24"/>
-        </w:rPr>
-        <w:t>, evitando accesos no autorizados.</w:t>
-      </w:r>
-    </w:p>
-    <w:p>
-      <w:pPr>
-        <w:spacing w:line="276" w:lineRule="auto"/>
-        <w:jc w:val="both"/>
-        <w:rPr>
-          <w:rFonts w:ascii="Arial" w:hAnsi="Arial" w:cs="Arial"/>
-          <w:b/>
-          <w:bCs/>
-          <w:sz w:val="24"/>
-        </w:rPr>
-      </w:pPr>
-      <w:r>
-        <w:rPr>
-          <w:rFonts w:ascii="Arial" w:hAnsi="Arial" w:cs="Arial"/>
-          <w:b/>
-          <w:bCs/>
-          <w:sz w:val="24"/>
-        </w:rPr>
-        <w:t>4. Disponibilidad</w:t>
-      </w:r>
-    </w:p>
-    <w:p>
-      <w:pPr>
-        <w:numPr>
-          <w:ilvl w:val="0"/>
-          <w:numId w:val="19"/>
-        </w:numPr>
-        <w:spacing w:line="276" w:lineRule="auto"/>
-        <w:jc w:val="both"/>
-        <w:rPr>
-          <w:rFonts w:ascii="Arial" w:hAnsi="Arial" w:cs="Arial"/>
-          <w:sz w:val="24"/>
-        </w:rPr>
-      </w:pPr>
-      <w:r>
-        <w:rPr>
-          <w:rFonts w:ascii="Arial" w:hAnsi="Arial" w:cs="Arial"/>
-          <w:sz w:val="24"/>
-        </w:rPr>
-        <w:t>El si</w:t>
-      </w:r>
-      <w:r>
-        <w:rPr>
-          <w:rFonts w:ascii="Arial" w:hAnsi="Arial" w:cs="Arial"/>
-          <w:sz w:val="24"/>
-        </w:rPr>
-        <w:t>stema</w:t>
-      </w:r>
-      <w:r>
-        <w:rPr>
-          <w:rFonts w:ascii="Arial" w:hAnsi="Arial" w:cs="Arial"/>
-          <w:sz w:val="24"/>
-        </w:rPr>
-        <w:t xml:space="preserve"> debe estar disponible 24/7, excepto en mantenimientos programados.</w:t>
-      </w:r>
-    </w:p>
-    <w:p>
-      <w:pPr>
-        <w:numPr>
-          <w:ilvl w:val="0"/>
-          <w:numId w:val="19"/>
-        </w:numPr>
-        <w:spacing w:line="276" w:lineRule="auto"/>
-        <w:jc w:val="both"/>
-        <w:rPr>
-          <w:rFonts w:ascii="Arial" w:hAnsi="Arial" w:cs="Arial"/>
-          <w:sz w:val="24"/>
-        </w:rPr>
-      </w:pPr>
-      <w:r>
-        <w:rPr>
-          <w:rFonts w:ascii="Arial" w:hAnsi="Arial" w:cs="Arial"/>
-          <w:sz w:val="24"/>
-        </w:rPr>
-        <w:t>Garantizar que las citas se puedan agendar y consultar en cualquier momento.</w:t>
-      </w:r>
-    </w:p>
-    <w:p>
-      <w:pPr>
-        <w:spacing w:line="276" w:lineRule="auto"/>
-        <w:jc w:val="both"/>
-        <w:rPr>
-          <w:rFonts w:ascii="Arial" w:hAnsi="Arial" w:cs="Arial"/>
-          <w:b/>
-          <w:bCs/>
-          <w:sz w:val="24"/>
-        </w:rPr>
-      </w:pPr>
-      <w:r>
-        <w:rPr>
-          <w:rFonts w:ascii="Arial" w:hAnsi="Arial" w:cs="Arial"/>
-          <w:b/>
-          <w:bCs/>
-          <w:sz w:val="24"/>
-        </w:rPr>
-        <w:t xml:space="preserve">5. Compatibilidad / </w:t>
-      </w:r>
-      <w:proofErr w:type="spellStart"/>
-      <w:r>
-        <w:rPr>
-          <w:rFonts w:ascii="Arial" w:hAnsi="Arial" w:cs="Arial"/>
-          <w:b/>
-          <w:bCs/>
-          <w:sz w:val="24"/>
-        </w:rPr>
-        <w:t>Responsive</w:t>
-      </w:r>
-      <w:proofErr w:type="spellEnd"/>
-    </w:p>
-    <w:p>
-      <w:pPr>
-        <w:numPr>
-          <w:ilvl w:val="0"/>
-          <w:numId w:val="20"/>
-        </w:numPr>
-        <w:spacing w:line="276" w:lineRule="auto"/>
-        <w:jc w:val="both"/>
-        <w:rPr>
-          <w:rFonts w:ascii="Arial" w:hAnsi="Arial" w:cs="Arial"/>
-          <w:sz w:val="24"/>
-        </w:rPr>
-      </w:pPr>
-      <w:r>
-        <w:rPr>
-          <w:rFonts w:ascii="Arial" w:hAnsi="Arial" w:cs="Arial"/>
-          <w:sz w:val="24"/>
-        </w:rPr>
-        <w:t>El sistema debe funcionar correctamente en:</w:t>
-      </w:r>
-    </w:p>
-    <w:p>
-      <w:pPr>
-        <w:pStyle w:val="Prrafodelista"/>
-        <w:numPr>
-          <w:ilvl w:val="0"/>
-          <w:numId w:val="23"/>
-        </w:numPr>
-        <w:spacing w:line="276" w:lineRule="auto"/>
-        <w:jc w:val="both"/>
-        <w:rPr>
-          <w:rFonts w:ascii="Arial" w:hAnsi="Arial" w:cs="Arial"/>
-          <w:sz w:val="24"/>
-        </w:rPr>
-      </w:pPr>
-      <w:r>
-        <w:rPr>
-          <w:rFonts w:ascii="Arial" w:hAnsi="Arial" w:cs="Arial"/>
-          <w:sz w:val="24"/>
-        </w:rPr>
-        <w:t>Computadoras (navegadores Chrome, Edge, Firefox, Safari)</w:t>
-      </w:r>
-    </w:p>
-    <w:p>
-      <w:pPr>
-        <w:pStyle w:val="Prrafodelista"/>
-        <w:numPr>
-          <w:ilvl w:val="0"/>
-          <w:numId w:val="23"/>
-        </w:numPr>
-        <w:spacing w:line="276" w:lineRule="auto"/>
-        <w:jc w:val="both"/>
-        <w:rPr>
-          <w:rFonts w:ascii="Arial" w:hAnsi="Arial" w:cs="Arial"/>
-          <w:sz w:val="24"/>
-        </w:rPr>
-      </w:pPr>
-      <w:proofErr w:type="spellStart"/>
-      <w:r>
-        <w:rPr>
-          <w:rFonts w:ascii="Arial" w:hAnsi="Arial" w:cs="Arial"/>
-          <w:sz w:val="24"/>
-        </w:rPr>
-        <w:t>Tablets</w:t>
-      </w:r>
-      <w:proofErr w:type="spellEnd"/>
-    </w:p>
-    <w:p>
-      <w:pPr>
-        <w:pStyle w:val="Prrafodelista"/>
-        <w:numPr>
-          <w:ilvl w:val="0"/>
-          <w:numId w:val="23"/>
-        </w:numPr>
-        <w:spacing w:line="276" w:lineRule="auto"/>
-        <w:jc w:val="both"/>
-        <w:rPr>
-          <w:rFonts w:ascii="Arial" w:hAnsi="Arial" w:cs="Arial"/>
-          <w:sz w:val="24"/>
-        </w:rPr>
-      </w:pPr>
-      <w:r>
-        <w:rPr>
-          <w:rFonts w:ascii="Arial" w:hAnsi="Arial" w:cs="Arial"/>
-          <w:sz w:val="24"/>
-        </w:rPr>
-        <w:t>Celulares</w:t>
-      </w:r>
-    </w:p>
-    <w:p>
-      <w:pPr>
-        <w:numPr>
-          <w:ilvl w:val="0"/>
-          <w:numId w:val="20"/>
-        </w:numPr>
-        <w:spacing w:line="276" w:lineRule="auto"/>
-        <w:jc w:val="both"/>
-        <w:rPr>
-          <w:rFonts w:ascii="Arial" w:hAnsi="Arial" w:cs="Arial"/>
-          <w:sz w:val="24"/>
-        </w:rPr>
-      </w:pPr>
-      <w:r>
-        <w:rPr>
-          <w:rFonts w:ascii="Arial" w:hAnsi="Arial" w:cs="Arial"/>
-          <w:sz w:val="24"/>
-        </w:rPr>
-        <w:t>El diseño debe adaptarse al tamaño de pantalla (</w:t>
-      </w:r>
-      <w:proofErr w:type="spellStart"/>
-      <w:r>
-        <w:rPr>
-          <w:rFonts w:ascii="Arial" w:hAnsi="Arial" w:cs="Arial"/>
-          <w:sz w:val="24"/>
-        </w:rPr>
-        <w:t>responsive</w:t>
-      </w:r>
-      <w:proofErr w:type="spellEnd"/>
-      <w:r>
-        <w:rPr>
-          <w:rFonts w:ascii="Arial" w:hAnsi="Arial" w:cs="Arial"/>
-          <w:sz w:val="24"/>
-        </w:rPr>
-        <w:t xml:space="preserve"> </w:t>
-      </w:r>
-      <w:proofErr w:type="spellStart"/>
-      <w:r>
-        <w:rPr>
-          <w:rFonts w:ascii="Arial" w:hAnsi="Arial" w:cs="Arial"/>
-          <w:sz w:val="24"/>
-        </w:rPr>
-        <w:t>design</w:t>
-      </w:r>
-      <w:proofErr w:type="spellEnd"/>
-      <w:r>
-        <w:rPr>
-          <w:rFonts w:ascii="Arial" w:hAnsi="Arial" w:cs="Arial"/>
-          <w:sz w:val="24"/>
-        </w:rPr>
-        <w:t>).</w:t>
-      </w:r>
-    </w:p>
-    <w:p>
-      <w:pPr>
-        <w:spacing w:line="276" w:lineRule="auto"/>
-        <w:jc w:val="both"/>
-        <w:rPr>
-          <w:rFonts w:ascii="Arial" w:hAnsi="Arial" w:cs="Arial"/>
-          <w:b/>
-          <w:bCs/>
-          <w:sz w:val="24"/>
-        </w:rPr>
-      </w:pPr>
-      <w:r>
-        <w:rPr>
-          <w:rFonts w:ascii="Arial" w:hAnsi="Arial" w:cs="Arial"/>
-          <w:b/>
-          <w:bCs/>
-          <w:sz w:val="24"/>
-        </w:rPr>
-        <w:t>6. Mantenibilidad</w:t>
-      </w:r>
-    </w:p>
-    <w:p>
-      <w:pPr>
-        <w:numPr>
-          <w:ilvl w:val="0"/>
-          <w:numId w:val="21"/>
-        </w:numPr>
-        <w:spacing w:line="276" w:lineRule="auto"/>
-        <w:jc w:val="both"/>
-        <w:rPr>
-          <w:rFonts w:ascii="Arial" w:hAnsi="Arial" w:cs="Arial"/>
-          <w:sz w:val="24"/>
-        </w:rPr>
-      </w:pPr>
-      <w:r>
-        <w:rPr>
-          <w:rFonts w:ascii="Arial" w:hAnsi="Arial" w:cs="Arial"/>
-          <w:sz w:val="24"/>
-        </w:rPr>
-        <w:t>El sistema debe estar desarrollado de forma que sea fácil de actualizar y agregar nuevas funcionalidades.</w:t>
-      </w:r>
-    </w:p>
-    <w:p>
-      <w:pPr>
-        <w:numPr>
-          <w:ilvl w:val="0"/>
-          <w:numId w:val="21"/>
-        </w:numPr>
-        <w:spacing w:line="276" w:lineRule="auto"/>
-        <w:jc w:val="both"/>
-        <w:rPr>
-          <w:rFonts w:ascii="Arial" w:hAnsi="Arial" w:cs="Arial"/>
-          <w:sz w:val="24"/>
-        </w:rPr>
-      </w:pPr>
-      <w:r>
-        <w:rPr>
-          <w:rFonts w:ascii="Arial" w:hAnsi="Arial" w:cs="Arial"/>
-          <w:sz w:val="24"/>
-        </w:rPr>
-        <w:t>Documentación clara del código y estructura de base de datos para futuros desarrolladores.</w:t>
-      </w:r>
-    </w:p>
-    <w:p>
-      <w:pPr>
-        <w:spacing w:line="276" w:lineRule="auto"/>
-        <w:jc w:val="both"/>
-        <w:rPr>
-          <w:rFonts w:ascii="Arial" w:hAnsi="Arial" w:cs="Arial"/>
-          <w:b/>
-          <w:bCs/>
-          <w:sz w:val="24"/>
-        </w:rPr>
-      </w:pPr>
-      <w:r>
-        <w:rPr>
-          <w:rFonts w:ascii="Arial" w:hAnsi="Arial" w:cs="Arial"/>
-          <w:b/>
-          <w:bCs/>
-          <w:sz w:val="24"/>
-        </w:rPr>
-        <w:t>7. Escalabilidad</w:t>
-      </w:r>
-    </w:p>
-    <w:p>
-      <w:pPr>
-        <w:numPr>
-          <w:ilvl w:val="0"/>
-          <w:numId w:val="22"/>
-        </w:numPr>
-        <w:spacing w:line="276" w:lineRule="auto"/>
-        <w:rPr>
-          <w:rFonts w:ascii="Arial" w:hAnsi="Arial" w:cs="Arial"/>
-          <w:sz w:val="24"/>
-        </w:rPr>
-      </w:pPr>
-      <w:r>
-        <w:rPr>
-          <w:rFonts w:ascii="Arial" w:hAnsi="Arial" w:cs="Arial"/>
-          <w:sz w:val="24"/>
-        </w:rPr>
-        <w:t>Posibilidad de agregar más servicios o sucursales sin afectar el funcionamiento del sistema.</w:t>
-      </w:r>
-    </w:p>
-    <w:p>
-      <w:pPr>
-        <w:numPr>
-          <w:ilvl w:val="0"/>
-          <w:numId w:val="22"/>
-        </w:numPr>
-        <w:spacing w:line="276" w:lineRule="auto"/>
-        <w:rPr>
-          <w:rFonts w:ascii="Arial" w:hAnsi="Arial" w:cs="Arial"/>
-          <w:sz w:val="24"/>
-        </w:rPr>
-      </w:pPr>
-      <w:r>
-        <w:rPr>
-          <w:rFonts w:ascii="Arial" w:hAnsi="Arial" w:cs="Arial"/>
-          <w:sz w:val="24"/>
-        </w:rPr>
-        <w:t>Capacidad de manejar un mayor número de usuarios conforme crezca el negocio.</w:t>
-      </w:r>
-    </w:p>
-    <w:p>
-      <w:pPr>
-        <w:spacing w:line="276" w:lineRule="auto"/>
-      </w:pPr>
-    </w:p>
-    <w:p>
-      <w:pPr>
-        <w:pStyle w:val="NormalWeb"/>
-        <w:spacing w:line="276" w:lineRule="auto"/>
-        <w:jc w:val="both"/>
-        <w:rPr>
-          <w:rStyle w:val="Textoennegrita"/>
-          <w:rFonts w:ascii="Arial" w:hAnsi="Arial" w:cs="Arial"/>
-        </w:rPr>
-      </w:pPr>
-    </w:p>
-    <w:p>
-      <w:pPr>
-        <w:pStyle w:val="NormalWeb"/>
-        <w:spacing w:line="276" w:lineRule="auto"/>
-        <w:jc w:val="both"/>
-        <w:rPr>
-          <w:rStyle w:val="Textoennegrita"/>
-          <w:rFonts w:ascii="Arial" w:hAnsi="Arial" w:cs="Arial"/>
-        </w:rPr>
-      </w:pPr>
-      <w:r>
-        <w:rPr>
-          <w:rStyle w:val="Textoennegrita"/>
-          <w:rFonts w:ascii="Arial" w:hAnsi="Arial" w:cs="Arial"/>
-        </w:rPr>
-        <w:t>PROPUESTA DE VALOR</w:t>
-      </w:r>
-    </w:p>
-    <w:p>
-      <w:pPr>
-        <w:pStyle w:val="NormalWeb"/>
-        <w:spacing w:line="360" w:lineRule="auto"/>
-        <w:jc w:val="both"/>
-        <w:rPr>
-          <w:rFonts w:ascii="Arial" w:hAnsi="Arial" w:cs="Arial"/>
-          <w:bCs/>
-        </w:rPr>
-      </w:pPr>
-      <w:r>
-        <w:rPr>
-          <w:rFonts w:ascii="Arial" w:hAnsi="Arial" w:cs="Arial"/>
-        </w:rPr>
-        <w:br/>
-      </w:r>
-      <w:r>
-        <w:rPr>
-          <w:rFonts w:ascii="Arial" w:hAnsi="Arial" w:cs="Arial"/>
-        </w:rPr>
-        <w:t>¡Estrena tu mejor versión hoy! Agenda fácil en solo 4 pasos.</w:t>
-      </w:r>
-    </w:p>
-    <w:p>
-      <w:pPr>
-        <w:pStyle w:val="NormalWeb"/>
-        <w:spacing w:line="360" w:lineRule="auto"/>
-        <w:jc w:val="both"/>
-        <w:rPr>
-          <w:rFonts w:ascii="Arial" w:hAnsi="Arial" w:cs="Arial"/>
-        </w:rPr>
-      </w:pPr>
-      <w:r>
-        <w:rPr>
-          <w:rFonts w:ascii="Arial" w:hAnsi="Arial" w:cs="Arial"/>
-        </w:rPr>
-        <w:t xml:space="preserve">Nuestro sistema web hace que agendar citas en Médica </w:t>
-      </w:r>
-      <w:proofErr w:type="spellStart"/>
-      <w:r>
-        <w:rPr>
-          <w:rFonts w:ascii="Arial" w:hAnsi="Arial" w:cs="Arial"/>
-        </w:rPr>
-        <w:t>Isor</w:t>
-      </w:r>
-      <w:proofErr w:type="spellEnd"/>
-      <w:r>
-        <w:rPr>
-          <w:rFonts w:ascii="Arial" w:hAnsi="Arial" w:cs="Arial"/>
-        </w:rPr>
-        <w:t xml:space="preserve"> sea </w:t>
-      </w:r>
-      <w:r>
-        <w:rPr>
-          <w:rStyle w:val="Textoennegrita"/>
-          <w:rFonts w:ascii="Arial" w:hAnsi="Arial" w:cs="Arial"/>
-          <w:b w:val="0"/>
-        </w:rPr>
-        <w:t>rápido, sencillo y confiable</w:t>
-      </w:r>
-      <w:r>
-        <w:rPr>
-          <w:rFonts w:ascii="Arial" w:hAnsi="Arial" w:cs="Arial"/>
-        </w:rPr>
-        <w:t>, tanto para pacientes como para el personal administrativo.</w:t>
-      </w:r>
-    </w:p>
-    <w:p>
-      <w:pPr>
-        <w:pStyle w:val="NormalWeb"/>
-        <w:spacing w:line="360" w:lineRule="auto"/>
-        <w:rPr>
-          <w:rFonts w:ascii="Arial" w:hAnsi="Arial" w:cs="Arial"/>
-        </w:rPr>
-      </w:pPr>
-      <w:r>
-        <w:rPr>
-          <w:rStyle w:val="Textoennegrita"/>
-          <w:rFonts w:ascii="Arial" w:hAnsi="Arial" w:cs="Arial"/>
-        </w:rPr>
-        <w:t>Para los pacientes:</w:t>
-      </w:r>
-    </w:p>
-    <w:p>
-      <w:pPr>
-        <w:pStyle w:val="NormalWeb"/>
-        <w:numPr>
-          <w:ilvl w:val="0"/>
-          <w:numId w:val="14"/>
-        </w:numPr>
-        <w:spacing w:line="360" w:lineRule="auto"/>
-        <w:jc w:val="both"/>
-        <w:rPr>
-          <w:rFonts w:ascii="Arial" w:hAnsi="Arial" w:cs="Arial"/>
-        </w:rPr>
-      </w:pPr>
-      <w:r>
-        <w:rPr>
-          <w:rStyle w:val="Textoennegrita"/>
-          <w:rFonts w:ascii="Arial" w:hAnsi="Arial" w:cs="Arial"/>
-        </w:rPr>
-        <w:t>Selección de horarios personalizados:</w:t>
-      </w:r>
-      <w:r>
-        <w:rPr>
-          <w:rFonts w:ascii="Arial" w:hAnsi="Arial" w:cs="Arial"/>
-        </w:rPr>
-        <w:t xml:space="preserve"> El sistema </w:t>
-      </w:r>
-      <w:r>
-        <w:rPr>
-          <w:rFonts w:ascii="Arial" w:hAnsi="Arial" w:cs="Arial"/>
-        </w:rPr>
-        <w:t xml:space="preserve">mostrará </w:t>
-      </w:r>
-      <w:r>
-        <w:rPr>
-          <w:rFonts w:ascii="Arial" w:hAnsi="Arial" w:cs="Arial"/>
-        </w:rPr>
-        <w:t>los horarios</w:t>
-      </w:r>
-      <w:r>
-        <w:rPr>
-          <w:rFonts w:ascii="Arial" w:hAnsi="Arial" w:cs="Arial"/>
-        </w:rPr>
-        <w:t xml:space="preserve"> por medio de colores para que pueda identific</w:t>
-      </w:r>
-      <w:bookmarkStart w:id="0" w:name="_GoBack"/>
-      <w:bookmarkEnd w:id="0"/>
-      <w:r>
-        <w:rPr>
-          <w:rFonts w:ascii="Arial" w:hAnsi="Arial" w:cs="Arial"/>
-        </w:rPr>
-        <w:t>ar la disponibilidad</w:t>
-      </w:r>
-      <w:r>
-        <w:rPr>
-          <w:rFonts w:ascii="Arial" w:hAnsi="Arial" w:cs="Arial"/>
-        </w:rPr>
-        <w:t xml:space="preserve"> según el historial y tipo de consulta del paciente, facilitando la planificación.</w:t>
-      </w:r>
-    </w:p>
-    <w:p>
-      <w:pPr>
-        <w:pStyle w:val="NormalWeb"/>
-        <w:numPr>
-          <w:ilvl w:val="0"/>
-          <w:numId w:val="14"/>
-        </w:numPr>
-        <w:spacing w:line="360" w:lineRule="auto"/>
-        <w:jc w:val="both"/>
-        <w:rPr>
-          <w:rFonts w:ascii="Arial" w:hAnsi="Arial" w:cs="Arial"/>
-        </w:rPr>
-      </w:pPr>
-      <w:r>
-        <w:rPr>
-          <w:rStyle w:val="Textoennegrita"/>
-          <w:rFonts w:ascii="Arial" w:hAnsi="Arial" w:cs="Arial"/>
-        </w:rPr>
-        <w:t>Agendar en pocos clics:</w:t>
-      </w:r>
-      <w:r>
-        <w:rPr>
-          <w:rFonts w:ascii="Arial" w:hAnsi="Arial" w:cs="Arial"/>
-        </w:rPr>
-        <w:t xml:space="preserve"> Solo se requieren datos básicos y, si se desea, una descripción opcional.</w:t>
-      </w:r>
-    </w:p>
-    <w:p>
-      <w:pPr>
-        <w:pStyle w:val="NormalWeb"/>
-        <w:numPr>
-          <w:ilvl w:val="0"/>
-          <w:numId w:val="14"/>
-        </w:numPr>
-        <w:spacing w:line="360" w:lineRule="auto"/>
-        <w:jc w:val="both"/>
-        <w:rPr>
-          <w:rFonts w:ascii="Arial" w:hAnsi="Arial" w:cs="Arial"/>
-        </w:rPr>
-      </w:pPr>
-      <w:r>
-        <w:rPr>
-          <w:rStyle w:val="Textoennegrita"/>
-          <w:rFonts w:ascii="Arial" w:hAnsi="Arial" w:cs="Arial"/>
-        </w:rPr>
-        <w:t>Recordatorios automáticos:</w:t>
-      </w:r>
-      <w:r>
-        <w:rPr>
-          <w:rFonts w:ascii="Arial" w:hAnsi="Arial" w:cs="Arial"/>
-        </w:rPr>
-        <w:t xml:space="preserve"> Notificaciones vía WhatsApp un día antes de la cita, reduciendo ausencias y olvidos y asegurando el cumplimiento de sus compromisos.</w:t>
-      </w:r>
-    </w:p>
-    <w:p>
-      <w:pPr>
-        <w:pStyle w:val="NormalWeb"/>
-        <w:spacing w:line="360" w:lineRule="auto"/>
-        <w:rPr>
-          <w:rFonts w:ascii="Arial" w:hAnsi="Arial" w:cs="Arial"/>
-        </w:rPr>
-      </w:pPr>
-      <w:r>
-        <w:rPr>
-          <w:rStyle w:val="Textoennegrita"/>
-          <w:rFonts w:ascii="Arial" w:hAnsi="Arial" w:cs="Arial"/>
-        </w:rPr>
-        <w:t>Para el personal administrativo:</w:t>
-      </w:r>
-    </w:p>
-    <w:p>
-      <w:pPr>
-        <w:pStyle w:val="NormalWeb"/>
-        <w:numPr>
-          <w:ilvl w:val="0"/>
-          <w:numId w:val="15"/>
-        </w:numPr>
-        <w:spacing w:line="360" w:lineRule="auto"/>
-        <w:jc w:val="both"/>
-        <w:rPr>
-          <w:rFonts w:ascii="Arial" w:hAnsi="Arial" w:cs="Arial"/>
-        </w:rPr>
-      </w:pPr>
-      <w:r>
-        <w:rPr>
-          <w:rStyle w:val="Textoennegrita"/>
-          <w:rFonts w:ascii="Arial" w:hAnsi="Arial" w:cs="Arial"/>
-        </w:rPr>
-        <w:t>Agenda centralizada:</w:t>
-      </w:r>
-      <w:r>
-        <w:rPr>
-          <w:rFonts w:ascii="Arial" w:hAnsi="Arial" w:cs="Arial"/>
-        </w:rPr>
-        <w:t xml:space="preserve"> Visualización completa y detallada de cada cita, permitiendo un control total sobre la programación.</w:t>
-      </w:r>
-    </w:p>
-    <w:p>
-      <w:pPr>
-        <w:pStyle w:val="NormalWeb"/>
-        <w:numPr>
-          <w:ilvl w:val="0"/>
-          <w:numId w:val="15"/>
-        </w:numPr>
-        <w:spacing w:line="360" w:lineRule="auto"/>
-        <w:jc w:val="both"/>
-        <w:rPr>
-          <w:rStyle w:val="Textoennegrita"/>
-          <w:rFonts w:ascii="Arial" w:hAnsi="Arial" w:cs="Arial"/>
-          <w:b w:val="0"/>
-          <w:bCs w:val="0"/>
-        </w:rPr>
-      </w:pPr>
-      <w:r>
-        <w:rPr>
-          <w:rStyle w:val="Textoennegrita"/>
-          <w:rFonts w:ascii="Arial" w:hAnsi="Arial" w:cs="Arial"/>
-        </w:rPr>
-        <w:t>Gestión eficiente:</w:t>
-      </w:r>
-      <w:r>
-        <w:rPr>
-          <w:rFonts w:ascii="Arial" w:hAnsi="Arial" w:cs="Arial"/>
-        </w:rPr>
-        <w:t xml:space="preserve"> Cancelaciones</w:t>
-      </w:r>
-      <w:r>
-        <w:rPr>
-          <w:rFonts w:ascii="Arial" w:hAnsi="Arial" w:cs="Arial"/>
-        </w:rPr>
-        <w:t xml:space="preserve"> </w:t>
-      </w:r>
-      <w:r>
-        <w:rPr>
-          <w:rFonts w:ascii="Arial" w:hAnsi="Arial" w:cs="Arial"/>
-        </w:rPr>
-        <w:t>y reprogramaciones rápidas, evitando conflictos de horarios y optimizando la administración del consultorio.</w:t>
-      </w:r>
-    </w:p>
-    <w:p>
-      <w:pPr>
-        <w:pStyle w:val="NormalWeb"/>
-        <w:spacing w:line="360" w:lineRule="auto"/>
-        <w:jc w:val="both"/>
-        <w:rPr>
-          <w:rFonts w:ascii="Arial" w:hAnsi="Arial" w:cs="Arial"/>
-          <w:b/>
-          <w:bCs/>
-        </w:rPr>
-      </w:pPr>
-      <w:r>
-        <w:rPr>
-          <w:rStyle w:val="Textoennegrita"/>
-          <w:rFonts w:ascii="Arial" w:hAnsi="Arial" w:cs="Arial"/>
-        </w:rPr>
-        <w:t>Beneficio final:</w:t>
-      </w:r>
-      <w:r>
-        <w:rPr>
-          <w:rFonts w:ascii="Arial" w:hAnsi="Arial" w:cs="Arial"/>
-        </w:rPr>
-        <w:t xml:space="preserve"> </w:t>
-      </w:r>
-      <w:r>
-        <w:rPr>
-          <w:rFonts w:ascii="Arial" w:hAnsi="Arial" w:cs="Arial"/>
-        </w:rPr>
-        <w:t>Una administración más eficiente para el consultorio y una experiencia práctica, confiable y personalizada para los pacientes, aumentando su satisfacción y fidelización.</w:t>
-      </w:r>
-    </w:p>
-    <w:p>
-      <w:pPr>
-        <w:pStyle w:val="NormalWeb"/>
-        <w:spacing w:line="276" w:lineRule="auto"/>
-        <w:jc w:val="both"/>
-        <w:rPr>
-          <w:rFonts w:ascii="Arial" w:hAnsi="Arial" w:cs="Arial"/>
-        </w:rPr>
-      </w:pPr>
+          <w:lang w:eastAsia="es-MX"/>
+        </w:rPr>
+        <w:t>El sistema permitirá al administrador modificar citas previamente agendadas, limitando los cambios únicamente al tipo de servicio. Para ello, deberá hacer clic en el botón “Consultar”, que mostrará un panel con todos los registros de citas. Luego, seleccionará primero el mes, después el día y finalmente la hora, y hará clic en el ícono “Editar” correspondiente.</w:t>
+      </w:r>
     </w:p>
     <w:p>
       <w:pPr>
@@ -1668,12 +717,20 @@
         <w:jc w:val="both"/>
         <w:rPr>
           <w:rFonts w:ascii="Arial" w:eastAsia="Times New Roman" w:hAnsi="Arial" w:cs="Arial"/>
-          <w:b/>
-          <w:sz w:val="24"/>
           <w:szCs w:val="24"/>
           <w:lang w:eastAsia="es-MX"/>
         </w:rPr>
       </w:pPr>
+      <w:r>
+        <w:rPr>
+          <w:rFonts w:ascii="Arial" w:eastAsia="Times New Roman" w:hAnsi="Arial" w:cs="Arial"/>
+          <w:szCs w:val="24"/>
+          <w:lang w:eastAsia="es-MX"/>
+        </w:rPr>
+        <w:t>Al hacerlo, se desplegará la información del paciente, incluyendo nombre completo, número de teléfono, servicio y descripción (si aplica). Antes de confirmar la modificación, el sistema verificará que el cambio sea posible, considerando la duración específica de cada servicio: valoración inicial (20 minutos), procedimiento facial (40 minutos) y masaje postquirúrgico (100 minutos).</w:t>
+      </w:r>
+      <w:bookmarkStart w:id="0" w:name="_GoBack"/>
+      <w:bookmarkEnd w:id="0"/>
     </w:p>
     <w:sectPr>
       <w:headerReference w:type="default" r:id="rId7"/>
@@ -5148,6 +4205,26 @@
     <w:qFormat/>
     <w:rsid w:val="00223479"/>
   </w:style>
+  <w:style w:type="paragraph" w:styleId="Ttulo6">
+    <w:name w:val="heading 6"/>
+    <w:basedOn w:val="Normal"/>
+    <w:link w:val="Ttulo6Car"/>
+    <w:uiPriority w:val="9"/>
+    <w:qFormat/>
+    <w:rsid w:val="005D2E2F"/>
+    <w:pPr>
+      <w:spacing w:before="100" w:beforeAutospacing="1" w:after="100" w:afterAutospacing="1" w:line="240" w:lineRule="auto"/>
+      <w:outlineLvl w:val="5"/>
+    </w:pPr>
+    <w:rPr>
+      <w:rFonts w:ascii="Times New Roman" w:eastAsia="Times New Roman" w:hAnsi="Times New Roman" w:cs="Times New Roman"/>
+      <w:b/>
+      <w:bCs/>
+      <w:sz w:val="15"/>
+      <w:szCs w:val="15"/>
+      <w:lang w:eastAsia="es-MX"/>
+    </w:rPr>
+  </w:style>
   <w:style w:type="character" w:default="1" w:styleId="Fuentedeprrafopredeter">
     <w:name w:val="Default Paragraph Font"/>
     <w:uiPriority w:val="1"/>
@@ -5267,6 +4344,21 @@
     <w:link w:val="Piedepgina"/>
     <w:uiPriority w:val="99"/>
     <w:rsid w:val="006317E3"/>
+  </w:style>
+  <w:style w:type="character" w:customStyle="1" w:styleId="Ttulo6Car">
+    <w:name w:val="Título 6 Car"/>
+    <w:basedOn w:val="Fuentedeprrafopredeter"/>
+    <w:link w:val="Ttulo6"/>
+    <w:uiPriority w:val="9"/>
+    <w:rsid w:val="005D2E2F"/>
+    <w:rPr>
+      <w:rFonts w:ascii="Times New Roman" w:eastAsia="Times New Roman" w:hAnsi="Times New Roman" w:cs="Times New Roman"/>
+      <w:b/>
+      <w:bCs/>
+      <w:sz w:val="15"/>
+      <w:szCs w:val="15"/>
+      <w:lang w:eastAsia="es-MX"/>
+    </w:rPr>
   </w:style>
 </w:styles>
 </file>

--- a/Entregables_individuales/Requerimientos_funcionales.docx
+++ b/Entregables_individuales/Requerimientos_funcionales.docx
@@ -351,14 +351,7 @@
           <w:rFonts w:ascii="Arial" w:hAnsi="Arial" w:cs="Arial"/>
           <w:sz w:val="22"/>
         </w:rPr>
-        <w:t xml:space="preserve">El </w:t>
-      </w:r>
-      <w:r>
-        <w:rPr>
-          <w:rFonts w:ascii="Arial" w:hAnsi="Arial" w:cs="Arial"/>
-          <w:sz w:val="22"/>
-        </w:rPr>
-        <w:t>sistema permitirá, desde el panel de consulta, filtrar los registros por nombre, de manera que la búsqueda será insensible a mayúsculas o minúsculas y se mostrarán todos los registros que coincidan con los caracteres ingresados.</w:t>
+        <w:t>El sistema permitirá, desde el panel de consulta, filtrar los registros por nombre, de manera que la búsqueda será insensible a mayúsculas o minúsculas y se mostrarán todos los registros que coincidan con los caracteres ingresados.</w:t>
       </w:r>
     </w:p>
     <w:p>
@@ -632,23 +625,7 @@
           <w:szCs w:val="24"/>
           <w:lang w:eastAsia="es-MX"/>
         </w:rPr>
-        <w:t>El sistema permitirá al administrador cancelar citas de la siguiente manera: primero, deberá hacer clic en el botón “Consultar” para visualizar el panel con todos los registros de citas. Luego, seleccionará el mes, día y hora correspondientes, mostrando los registros</w:t>
-      </w:r>
-      <w:r>
-        <w:rPr>
-          <w:rFonts w:ascii="Arial" w:eastAsia="Times New Roman" w:hAnsi="Arial" w:cs="Arial"/>
-          <w:szCs w:val="24"/>
-          <w:lang w:eastAsia="es-MX"/>
-        </w:rPr>
-        <w:t xml:space="preserve"> existentes</w:t>
-      </w:r>
-      <w:r>
-        <w:rPr>
-          <w:rFonts w:ascii="Arial" w:eastAsia="Times New Roman" w:hAnsi="Arial" w:cs="Arial"/>
-          <w:szCs w:val="24"/>
-          <w:lang w:eastAsia="es-MX"/>
-        </w:rPr>
-        <w:t>, y finalmente hará clic en el ícono “Cancelar” de la cita deseada.</w:t>
+        <w:t>El sistema permitirá al administrador cancelar citas de la siguiente manera: primero, deberá hacer clic en el botón “Consultar” para visualizar el panel con todos los registros de citas. Luego, seleccionará el mes, día y hora correspondientes, mostrando los registros existentes, y finalmente hará clic en el ícono “Cancelar” de la cita deseada.</w:t>
       </w:r>
     </w:p>
     <w:p>
@@ -671,19 +648,6 @@
         </w:rPr>
         <w:t>Al hacerlo, se mostrará una alerta de confirmación y, una vez aceptada, la cita será eliminada y la fecha quedará nuevamente disponible.</w:t>
       </w:r>
-    </w:p>
-    <w:p>
-      <w:pPr>
-        <w:pStyle w:val="Prrafodelista"/>
-        <w:spacing w:before="100" w:beforeAutospacing="1" w:after="100" w:afterAutospacing="1" w:line="360" w:lineRule="auto"/>
-        <w:ind w:left="1080"/>
-        <w:jc w:val="both"/>
-        <w:rPr>
-          <w:rFonts w:ascii="Arial" w:eastAsia="Times New Roman" w:hAnsi="Arial" w:cs="Arial"/>
-          <w:szCs w:val="24"/>
-          <w:lang w:eastAsia="es-MX"/>
-        </w:rPr>
-      </w:pPr>
     </w:p>
     <w:p>
       <w:pPr>
@@ -706,7 +670,7 @@
           <w:szCs w:val="24"/>
           <w:lang w:eastAsia="es-MX"/>
         </w:rPr>
-        <w:t>El sistema permitirá al administrador modificar citas previamente agendadas, limitando los cambios únicamente al tipo de servicio. Para ello, deberá hacer clic en el botón “Consultar”, que mostrará un panel con todos los registros de citas. Luego, seleccionará primero el mes, después el día y finalmente la hora, y hará clic en el ícono “Editar” correspondiente.</w:t>
+        <w:t>El sistema permitirá al administrador modificar citas previamente agendadas, restringiendo los cambios únicamente al tipo de servicio. Para ello, deberá hacer clic en el botón “Consultar”, que mostrará un panel con todos los registros de citas. A continuación, seleccionará el mes, día y hora correspondientes y hará clic en el ícono “Editar” de la cita deseada.</w:t>
       </w:r>
     </w:p>
     <w:p>
@@ -727,10 +691,73 @@
           <w:szCs w:val="24"/>
           <w:lang w:eastAsia="es-MX"/>
         </w:rPr>
-        <w:t>Al hacerlo, se desplegará la información del paciente, incluyendo nombre completo, número de teléfono, servicio y descripción (si aplica). Antes de confirmar la modificación, el sistema verificará que el cambio sea posible, considerando la duración específica de cada servicio: valoración inicial (20 minutos), procedimiento facial (40 minutos) y masaje postquirúrgico (100 minutos).</w:t>
+        <w:t xml:space="preserve">Al abrirse, solo se </w:t>
+      </w:r>
+      <w:r>
+        <w:rPr>
+          <w:rFonts w:ascii="Arial" w:eastAsia="Times New Roman" w:hAnsi="Arial" w:cs="Arial"/>
+          <w:szCs w:val="24"/>
+          <w:lang w:eastAsia="es-MX"/>
+        </w:rPr>
+        <w:t xml:space="preserve">mostrará </w:t>
+      </w:r>
+      <w:r>
+        <w:rPr>
+          <w:rFonts w:ascii="Arial" w:eastAsia="Times New Roman" w:hAnsi="Arial" w:cs="Arial"/>
+          <w:szCs w:val="24"/>
+          <w:lang w:eastAsia="es-MX"/>
+        </w:rPr>
+        <w:t>el campo de servicio para su</w:t>
       </w:r>
       <w:bookmarkStart w:id="0" w:name="_GoBack"/>
       <w:bookmarkEnd w:id="0"/>
+      <w:r>
+        <w:rPr>
+          <w:rFonts w:ascii="Arial" w:eastAsia="Times New Roman" w:hAnsi="Arial" w:cs="Arial"/>
+          <w:szCs w:val="24"/>
+          <w:lang w:eastAsia="es-MX"/>
+        </w:rPr>
+        <w:t xml:space="preserve"> modificación. Antes de confirmar el cambio, el sistema verificará que la modificación sea posible, tomando en cuenta la duración específica de cada servicio: valoración inicial (20 minutos), procedimiento facial (40 minutos) y masaje postquirúrgico (100 minutos).</w:t>
+      </w:r>
+    </w:p>
+    <w:p>
+      <w:pPr>
+        <w:pStyle w:val="Prrafodelista"/>
+        <w:spacing w:before="100" w:beforeAutospacing="1" w:after="100" w:afterAutospacing="1" w:line="360" w:lineRule="auto"/>
+        <w:ind w:left="1080"/>
+        <w:jc w:val="both"/>
+        <w:rPr>
+          <w:rFonts w:ascii="Arial" w:eastAsia="Times New Roman" w:hAnsi="Arial" w:cs="Arial"/>
+          <w:szCs w:val="24"/>
+          <w:lang w:eastAsia="es-MX"/>
+        </w:rPr>
+      </w:pPr>
+    </w:p>
+    <w:p>
+      <w:pPr>
+        <w:pStyle w:val="Prrafodelista"/>
+        <w:spacing w:before="100" w:beforeAutospacing="1" w:after="100" w:afterAutospacing="1" w:line="360" w:lineRule="auto"/>
+        <w:ind w:left="1080"/>
+        <w:jc w:val="both"/>
+        <w:rPr>
+          <w:rFonts w:ascii="Arial" w:eastAsia="Times New Roman" w:hAnsi="Arial" w:cs="Arial"/>
+          <w:szCs w:val="24"/>
+          <w:lang w:eastAsia="es-MX"/>
+        </w:rPr>
+      </w:pPr>
+    </w:p>
+    <w:p>
+      <w:pPr>
+        <w:pStyle w:val="Prrafodelista"/>
+        <w:spacing w:before="100" w:beforeAutospacing="1" w:after="100" w:afterAutospacing="1" w:line="360" w:lineRule="auto"/>
+        <w:ind w:left="1080"/>
+        <w:jc w:val="both"/>
+        <w:rPr>
+          <w:rFonts w:ascii="Arial" w:eastAsia="Times New Roman" w:hAnsi="Arial" w:cs="Arial"/>
+          <w:szCs w:val="24"/>
+          <w:lang w:eastAsia="es-MX"/>
+        </w:rPr>
+      </w:pPr>
     </w:p>
     <w:sectPr>
       <w:headerReference w:type="default" r:id="rId7"/>

--- a/Entregables_individuales/Requerimientos_funcionales.docx
+++ b/Entregables_individuales/Requerimientos_funcionales.docx
@@ -9,16 +9,18 @@
         <w:rPr>
           <w:rFonts w:ascii="Arial" w:hAnsi="Arial" w:cs="Arial"/>
           <w:b/>
-          <w:szCs w:val="24"/>
+          <w:sz w:val="20"/>
+          <w:szCs w:val="20"/>
         </w:rPr>
       </w:pPr>
       <w:r>
         <w:rPr>
           <w:rFonts w:ascii="Arial" w:hAnsi="Arial" w:cs="Arial"/>
           <w:b/>
-          <w:szCs w:val="24"/>
-        </w:rPr>
-        <w:softHyphen/>
+          <w:sz w:val="20"/>
+          <w:szCs w:val="20"/>
+        </w:rPr>
+        <w:t>REQUERIMIENTOS FUNCIONALES</w:t>
       </w:r>
     </w:p>
     <w:p>
@@ -28,33 +30,16 @@
         <w:rPr>
           <w:rFonts w:ascii="Arial" w:hAnsi="Arial" w:cs="Arial"/>
           <w:b/>
-          <w:szCs w:val="24"/>
+          <w:sz w:val="20"/>
+          <w:szCs w:val="20"/>
         </w:rPr>
       </w:pPr>
       <w:r>
         <w:rPr>
           <w:rFonts w:ascii="Arial" w:hAnsi="Arial" w:cs="Arial"/>
           <w:b/>
-          <w:szCs w:val="24"/>
-        </w:rPr>
-        <w:t>REQUERIMIENTOS FUNCIONALES</w:t>
-      </w:r>
-    </w:p>
-    <w:p>
-      <w:pPr>
-        <w:spacing w:line="360" w:lineRule="auto"/>
-        <w:jc w:val="both"/>
-        <w:rPr>
-          <w:rFonts w:ascii="Arial" w:hAnsi="Arial" w:cs="Arial"/>
-          <w:b/>
-          <w:szCs w:val="24"/>
-        </w:rPr>
-      </w:pPr>
-      <w:r>
-        <w:rPr>
-          <w:rFonts w:ascii="Arial" w:hAnsi="Arial" w:cs="Arial"/>
-          <w:b/>
-          <w:szCs w:val="24"/>
+          <w:sz w:val="20"/>
+          <w:szCs w:val="20"/>
         </w:rPr>
         <w:t>USUARIO PACIENTE</w:t>
       </w:r>
@@ -70,14 +55,16 @@
         <w:jc w:val="both"/>
         <w:rPr>
           <w:rFonts w:ascii="Arial" w:eastAsia="Times New Roman" w:hAnsi="Arial" w:cs="Arial"/>
-          <w:szCs w:val="24"/>
-          <w:lang w:eastAsia="es-MX"/>
-        </w:rPr>
-      </w:pPr>
-      <w:r>
-        <w:rPr>
-          <w:rFonts w:ascii="Arial" w:eastAsia="Times New Roman" w:hAnsi="Arial" w:cs="Arial"/>
-          <w:szCs w:val="24"/>
+          <w:sz w:val="20"/>
+          <w:szCs w:val="20"/>
+          <w:lang w:eastAsia="es-MX"/>
+        </w:rPr>
+      </w:pPr>
+      <w:r>
+        <w:rPr>
+          <w:rFonts w:ascii="Arial" w:eastAsia="Times New Roman" w:hAnsi="Arial" w:cs="Arial"/>
+          <w:sz w:val="20"/>
+          <w:szCs w:val="20"/>
           <w:lang w:eastAsia="es-MX"/>
         </w:rPr>
         <w:t>El sistema permitirá al usuario agendar una cita en cuatro sencillos pasos: primero, deberá ingresar su nombre completo; luego, proporcionar su número de teléfono; después, seleccionar el tipo de servicio que desea solicitar; y, por último, elegir la fecha y hora disponibles para su cita.</w:t>
@@ -94,14 +81,16 @@
         <w:jc w:val="both"/>
         <w:rPr>
           <w:rFonts w:ascii="Arial" w:eastAsia="Times New Roman" w:hAnsi="Arial" w:cs="Arial"/>
-          <w:szCs w:val="24"/>
-          <w:lang w:eastAsia="es-MX"/>
-        </w:rPr>
-      </w:pPr>
-      <w:r>
-        <w:rPr>
-          <w:rFonts w:ascii="Arial" w:hAnsi="Arial" w:cs="Arial"/>
-          <w:szCs w:val="24"/>
+          <w:sz w:val="20"/>
+          <w:szCs w:val="20"/>
+          <w:lang w:eastAsia="es-MX"/>
+        </w:rPr>
+      </w:pPr>
+      <w:r>
+        <w:rPr>
+          <w:rFonts w:ascii="Arial" w:hAnsi="Arial" w:cs="Arial"/>
+          <w:sz w:val="20"/>
+          <w:szCs w:val="20"/>
         </w:rPr>
         <w:t>El sistema mostrará la lista completa de servicios disponibles mediante un campo de selección (combo box), que cargará automáticamente toda la información correspondiente.</w:t>
       </w:r>
@@ -117,16 +106,43 @@
         <w:jc w:val="both"/>
         <w:rPr>
           <w:rFonts w:ascii="Arial" w:eastAsia="Times New Roman" w:hAnsi="Arial" w:cs="Arial"/>
-          <w:szCs w:val="24"/>
-          <w:lang w:eastAsia="es-MX"/>
-        </w:rPr>
-      </w:pPr>
-      <w:r>
-        <w:rPr>
-          <w:rFonts w:ascii="Arial" w:hAnsi="Arial" w:cs="Arial"/>
-          <w:szCs w:val="24"/>
+          <w:sz w:val="20"/>
+          <w:szCs w:val="20"/>
+          <w:lang w:eastAsia="es-MX"/>
+        </w:rPr>
+      </w:pPr>
+      <w:r>
+        <w:rPr>
+          <w:rFonts w:ascii="Arial" w:hAnsi="Arial" w:cs="Arial"/>
+          <w:sz w:val="20"/>
+          <w:szCs w:val="20"/>
         </w:rPr>
         <w:t>Al hacer clic en “Seleccionar horario”, el sistema mostrará en un panel los horarios disponibles y agendados dentro de los próximos seis meses, diferenciándolos por color: gris para los agendados y verde para los disponibles.</w:t>
+      </w:r>
+    </w:p>
+    <w:p>
+      <w:pPr>
+        <w:pStyle w:val="Prrafodelista"/>
+        <w:numPr>
+          <w:ilvl w:val="0"/>
+          <w:numId w:val="3"/>
+        </w:numPr>
+        <w:spacing w:before="100" w:beforeAutospacing="1" w:after="100" w:afterAutospacing="1" w:line="360" w:lineRule="auto"/>
+        <w:jc w:val="both"/>
+        <w:rPr>
+          <w:rFonts w:ascii="Arial" w:eastAsia="Times New Roman" w:hAnsi="Arial" w:cs="Arial"/>
+          <w:sz w:val="20"/>
+          <w:szCs w:val="20"/>
+          <w:lang w:eastAsia="es-MX"/>
+        </w:rPr>
+      </w:pPr>
+      <w:r>
+        <w:rPr>
+          <w:rFonts w:ascii="Arial" w:hAnsi="Arial" w:cs="Arial"/>
+          <w:sz w:val="20"/>
+          <w:szCs w:val="20"/>
+        </w:rPr>
+        <w:t>El panel de horarios permitirá navegar entre los días mediante un encabezado semanal, mostrando las fechas de lunes a domingo a partir de la fecha actual, con el día y el mes indicados debajo de cada día.</w:t>
       </w:r>
     </w:p>
     <w:p>
@@ -140,27 +156,31 @@
         <w:jc w:val="both"/>
         <w:rPr>
           <w:rFonts w:ascii="Arial" w:hAnsi="Arial" w:cs="Arial"/>
-          <w:sz w:val="22"/>
-        </w:rPr>
-      </w:pPr>
-      <w:r>
-        <w:rPr>
-          <w:rFonts w:ascii="Arial" w:hAnsi="Arial" w:cs="Arial"/>
-          <w:sz w:val="22"/>
+          <w:sz w:val="20"/>
+          <w:szCs w:val="20"/>
+        </w:rPr>
+      </w:pPr>
+      <w:r>
+        <w:rPr>
+          <w:rFonts w:ascii="Arial" w:hAnsi="Arial" w:cs="Arial"/>
+          <w:sz w:val="20"/>
+          <w:szCs w:val="20"/>
         </w:rPr>
         <w:t>El sistema permitirá enviar la confirmación de la cita por medio de WhatsApp</w:t>
       </w:r>
       <w:r>
         <w:rPr>
           <w:rFonts w:ascii="Arial" w:hAnsi="Arial" w:cs="Arial"/>
-          <w:sz w:val="22"/>
+          <w:sz w:val="20"/>
+          <w:szCs w:val="20"/>
         </w:rPr>
         <w:t xml:space="preserve"> al momento de agendar cita</w:t>
       </w:r>
       <w:r>
         <w:rPr>
           <w:rFonts w:ascii="Arial" w:hAnsi="Arial" w:cs="Arial"/>
-          <w:sz w:val="22"/>
+          <w:sz w:val="20"/>
+          <w:szCs w:val="20"/>
         </w:rPr>
         <w:t>, incluyendo: nombre completo del paciente, servicio solicitado, fecha, ubicación del consultorio y un mensaje recordatorio de asistencia.</w:t>
       </w:r>
@@ -176,14 +196,16 @@
         <w:jc w:val="both"/>
         <w:rPr>
           <w:rFonts w:ascii="Arial" w:eastAsia="Times New Roman" w:hAnsi="Arial" w:cs="Arial"/>
-          <w:szCs w:val="24"/>
-          <w:lang w:eastAsia="es-MX"/>
-        </w:rPr>
-      </w:pPr>
-      <w:r>
-        <w:rPr>
-          <w:rFonts w:ascii="Arial" w:eastAsia="Times New Roman" w:hAnsi="Arial" w:cs="Arial"/>
-          <w:szCs w:val="24"/>
+          <w:sz w:val="20"/>
+          <w:szCs w:val="20"/>
+          <w:lang w:eastAsia="es-MX"/>
+        </w:rPr>
+      </w:pPr>
+      <w:r>
+        <w:rPr>
+          <w:rFonts w:ascii="Arial" w:eastAsia="Times New Roman" w:hAnsi="Arial" w:cs="Arial"/>
+          <w:sz w:val="20"/>
+          <w:szCs w:val="20"/>
           <w:lang w:eastAsia="es-MX"/>
         </w:rPr>
         <w:t xml:space="preserve">El usuario podrá consultar su cita más próxima ingresando el número de teléfono registrado. Al hacer clic en la opción “Consultar”, el sistema mostrará un modal con la siguiente información: nombre completo, fecha (en formato DD/MM/YYYY), nombre del servicio, estatus, descripción (si aplica), ubicación del consultorio y el mensaje “Te esperamos en Medical </w:t>
@@ -192,7 +214,8 @@
       <w:r>
         <w:rPr>
           <w:rFonts w:ascii="Arial" w:eastAsia="Times New Roman" w:hAnsi="Arial" w:cs="Arial"/>
-          <w:szCs w:val="24"/>
+          <w:sz w:val="20"/>
+          <w:szCs w:val="20"/>
           <w:lang w:eastAsia="es-MX"/>
         </w:rPr>
         <w:t>Isor</w:t>
@@ -201,7 +224,8 @@
       <w:r>
         <w:rPr>
           <w:rFonts w:ascii="Arial" w:eastAsia="Times New Roman" w:hAnsi="Arial" w:cs="Arial"/>
-          <w:szCs w:val="24"/>
+          <w:sz w:val="20"/>
+          <w:szCs w:val="20"/>
           <w:lang w:eastAsia="es-MX"/>
         </w:rPr>
         <w:t>”.</w:t>
@@ -218,27 +242,31 @@
         <w:jc w:val="both"/>
         <w:rPr>
           <w:rFonts w:ascii="Arial" w:hAnsi="Arial" w:cs="Arial"/>
-          <w:sz w:val="22"/>
-        </w:rPr>
-      </w:pPr>
-      <w:r>
-        <w:rPr>
-          <w:rFonts w:ascii="Arial" w:hAnsi="Arial" w:cs="Arial"/>
-          <w:sz w:val="22"/>
+          <w:sz w:val="20"/>
+          <w:szCs w:val="20"/>
+        </w:rPr>
+      </w:pPr>
+      <w:r>
+        <w:rPr>
+          <w:rFonts w:ascii="Arial" w:hAnsi="Arial" w:cs="Arial"/>
+          <w:sz w:val="20"/>
+          <w:szCs w:val="20"/>
         </w:rPr>
         <w:t>El sistema enviará un recordatorio por WhatsApp un día antes</w:t>
       </w:r>
       <w:r>
         <w:rPr>
           <w:rFonts w:ascii="Arial" w:hAnsi="Arial" w:cs="Arial"/>
-          <w:sz w:val="22"/>
+          <w:sz w:val="20"/>
+          <w:szCs w:val="20"/>
         </w:rPr>
         <w:t xml:space="preserve"> de la cita</w:t>
       </w:r>
       <w:r>
         <w:rPr>
           <w:rFonts w:ascii="Arial" w:hAnsi="Arial" w:cs="Arial"/>
-          <w:sz w:val="22"/>
+          <w:sz w:val="20"/>
+          <w:szCs w:val="20"/>
         </w:rPr>
         <w:t>, incluyendo un mensaje de confirmación, el nombre del paciente, fecha, hora, ubicación del consultorio y un aviso para contactar en caso de necesitar reprogramar.</w:t>
       </w:r>
@@ -250,14 +278,16 @@
         <w:rPr>
           <w:rFonts w:ascii="Arial" w:hAnsi="Arial" w:cs="Arial"/>
           <w:b/>
-          <w:szCs w:val="24"/>
+          <w:sz w:val="20"/>
+          <w:szCs w:val="20"/>
         </w:rPr>
       </w:pPr>
       <w:r>
         <w:rPr>
           <w:rFonts w:ascii="Arial" w:hAnsi="Arial" w:cs="Arial"/>
           <w:b/>
-          <w:szCs w:val="24"/>
+          <w:sz w:val="20"/>
+          <w:szCs w:val="20"/>
         </w:rPr>
         <w:t>ADMINISTRADOR</w:t>
       </w:r>
@@ -273,13 +303,15 @@
         <w:jc w:val="both"/>
         <w:rPr>
           <w:rFonts w:ascii="Arial" w:hAnsi="Arial" w:cs="Arial"/>
-          <w:sz w:val="22"/>
-        </w:rPr>
-      </w:pPr>
-      <w:r>
-        <w:rPr>
-          <w:rFonts w:ascii="Arial" w:hAnsi="Arial" w:cs="Arial"/>
-          <w:sz w:val="22"/>
+          <w:sz w:val="20"/>
+          <w:szCs w:val="20"/>
+        </w:rPr>
+      </w:pPr>
+      <w:r>
+        <w:rPr>
+          <w:rFonts w:ascii="Arial" w:hAnsi="Arial" w:cs="Arial"/>
+          <w:sz w:val="20"/>
+          <w:szCs w:val="20"/>
         </w:rPr>
         <w:t>El sistema permitirá al usuario administrador iniciar sesión usando un nombre de usuario y contraseña definidos por los ingenieros de sistemas.</w:t>
       </w:r>
@@ -295,14 +327,16 @@
         <w:jc w:val="both"/>
         <w:rPr>
           <w:rFonts w:ascii="Arial" w:eastAsia="Times New Roman" w:hAnsi="Arial" w:cs="Arial"/>
-          <w:szCs w:val="24"/>
-          <w:lang w:eastAsia="es-MX"/>
-        </w:rPr>
-      </w:pPr>
-      <w:r>
-        <w:rPr>
-          <w:rFonts w:ascii="Arial" w:eastAsia="Times New Roman" w:hAnsi="Arial" w:cs="Arial"/>
-          <w:szCs w:val="24"/>
+          <w:sz w:val="20"/>
+          <w:szCs w:val="20"/>
+          <w:lang w:eastAsia="es-MX"/>
+        </w:rPr>
+      </w:pPr>
+      <w:r>
+        <w:rPr>
+          <w:rFonts w:ascii="Arial" w:eastAsia="Times New Roman" w:hAnsi="Arial" w:cs="Arial"/>
+          <w:sz w:val="20"/>
+          <w:szCs w:val="20"/>
           <w:lang w:eastAsia="es-MX"/>
         </w:rPr>
         <w:t>El sistema permitirá al administrador consultar citas mediante filtros seleccionables en orden: primero mes, luego día y finalmente hora. No es necesario completar todos los filtros, pero sí respetar el orden. La información se mostrará en un modal e incluirá: fecha completa (día, mes y hora), nombre completo del paciente, tipo de servicio, duración del servicio (hora de inicio y fin)</w:t>
@@ -310,7 +344,8 @@
       <w:r>
         <w:rPr>
           <w:rFonts w:ascii="Arial" w:eastAsia="Times New Roman" w:hAnsi="Arial" w:cs="Arial"/>
-          <w:szCs w:val="24"/>
+          <w:sz w:val="20"/>
+          <w:szCs w:val="20"/>
           <w:lang w:eastAsia="es-MX"/>
         </w:rPr>
         <w:t>,</w:t>
@@ -318,7 +353,8 @@
       <w:r>
         <w:rPr>
           <w:rFonts w:ascii="Arial" w:eastAsia="Times New Roman" w:hAnsi="Arial" w:cs="Arial"/>
-          <w:szCs w:val="24"/>
+          <w:sz w:val="20"/>
+          <w:szCs w:val="20"/>
           <w:lang w:eastAsia="es-MX"/>
         </w:rPr>
         <w:t>descripción, si aplica</w:t>
@@ -326,7 +362,8 @@
       <w:r>
         <w:rPr>
           <w:rFonts w:ascii="Arial" w:eastAsia="Times New Roman" w:hAnsi="Arial" w:cs="Arial"/>
-          <w:szCs w:val="24"/>
+          <w:sz w:val="20"/>
+          <w:szCs w:val="20"/>
           <w:lang w:eastAsia="es-MX"/>
         </w:rPr>
         <w:t xml:space="preserve"> y por último los iconos de editar y cancelar.</w:t>
@@ -343,13 +380,15 @@
         <w:jc w:val="both"/>
         <w:rPr>
           <w:rFonts w:ascii="Arial" w:hAnsi="Arial" w:cs="Arial"/>
-          <w:sz w:val="22"/>
-        </w:rPr>
-      </w:pPr>
-      <w:r>
-        <w:rPr>
-          <w:rFonts w:ascii="Arial" w:hAnsi="Arial" w:cs="Arial"/>
-          <w:sz w:val="22"/>
+          <w:sz w:val="20"/>
+          <w:szCs w:val="20"/>
+        </w:rPr>
+      </w:pPr>
+      <w:r>
+        <w:rPr>
+          <w:rFonts w:ascii="Arial" w:hAnsi="Arial" w:cs="Arial"/>
+          <w:sz w:val="20"/>
+          <w:szCs w:val="20"/>
         </w:rPr>
         <w:t>El sistema permitirá, desde el panel de consulta, filtrar los registros por nombre, de manera que la búsqueda será insensible a mayúsculas o minúsculas y se mostrarán todos los registros que coincidan con los caracteres ingresados.</w:t>
       </w:r>
@@ -365,15 +404,16 @@
         <w:jc w:val="both"/>
         <w:rPr>
           <w:rFonts w:ascii="Arial" w:hAnsi="Arial" w:cs="Arial"/>
-          <w:sz w:val="22"/>
-        </w:rPr>
-      </w:pPr>
-      <w:r>
-        <w:rPr>
-          <w:rFonts w:ascii="Arial" w:hAnsi="Arial" w:cs="Arial"/>
-          <w:sz w:val="22"/>
-        </w:rPr>
-        <w:lastRenderedPageBreak/>
+          <w:sz w:val="20"/>
+          <w:szCs w:val="20"/>
+        </w:rPr>
+      </w:pPr>
+      <w:r>
+        <w:rPr>
+          <w:rFonts w:ascii="Arial" w:hAnsi="Arial" w:cs="Arial"/>
+          <w:sz w:val="20"/>
+          <w:szCs w:val="20"/>
+        </w:rPr>
         <w:t>El sistema permitirá al administrador visualizar, mediante un panel, todos los horarios disponibles y las citas agendadas dentro de un periodo máximo de seis meses a partir de la fecha actual, identificadas por colores según el servicio previamente agendado.</w:t>
       </w:r>
     </w:p>
@@ -388,15 +428,26 @@
         <w:jc w:val="both"/>
         <w:rPr>
           <w:rFonts w:ascii="Arial" w:hAnsi="Arial" w:cs="Arial"/>
-          <w:sz w:val="22"/>
-        </w:rPr>
-      </w:pPr>
-      <w:r>
-        <w:rPr>
-          <w:rFonts w:ascii="Arial" w:hAnsi="Arial" w:cs="Arial"/>
-          <w:sz w:val="22"/>
-        </w:rPr>
-        <w:t>El sistema permitirá al administrador gestionar el agendamiento de citas de manera sencilla: primero, podrá ingresar los datos del paciente, incluyendo nombre completo y número de teléfono; luego, seleccionar el tipo de servicio solicitado; y, finalmente, asignar la fecha y hora disponibles. Además, el sistema mostrará la lista completa de servicios disponibles mediante un campo de selección.</w:t>
+          <w:sz w:val="20"/>
+          <w:szCs w:val="20"/>
+        </w:rPr>
+      </w:pPr>
+      <w:r>
+        <w:rPr>
+          <w:rFonts w:ascii="Arial" w:hAnsi="Arial" w:cs="Arial"/>
+          <w:sz w:val="20"/>
+          <w:szCs w:val="20"/>
+        </w:rPr>
+        <w:t xml:space="preserve">El sistema permitirá al administrador gestionar el agendamiento de citas de manera sencilla: primero, podrá ingresar los datos del paciente, incluyendo nombre completo y número de teléfono; luego, seleccionar el tipo </w:t>
+      </w:r>
+      <w:r>
+        <w:rPr>
+          <w:rFonts w:ascii="Arial" w:hAnsi="Arial" w:cs="Arial"/>
+          <w:sz w:val="20"/>
+          <w:szCs w:val="20"/>
+        </w:rPr>
+        <w:lastRenderedPageBreak/>
+        <w:t>de servicio solicitado; y, finalmente, asignar la fecha y hora disponibles. Además, el sistema mostrará la lista completa de servicios disponibles mediante un campo de selección.</w:t>
       </w:r>
     </w:p>
     <w:p>
@@ -410,29 +461,53 @@
         <w:jc w:val="both"/>
         <w:rPr>
           <w:rFonts w:ascii="Arial" w:hAnsi="Arial" w:cs="Arial"/>
-          <w:sz w:val="22"/>
-        </w:rPr>
-      </w:pPr>
-      <w:r>
-        <w:rPr>
-          <w:rFonts w:ascii="Arial" w:hAnsi="Arial" w:cs="Arial"/>
-          <w:sz w:val="22"/>
-        </w:rPr>
-        <w:t xml:space="preserve">El sistema asignará horarios con un rango de </w:t>
-      </w:r>
-      <w:r>
-        <w:rPr>
-          <w:rFonts w:ascii="Arial" w:hAnsi="Arial" w:cs="Arial"/>
-          <w:sz w:val="22"/>
-        </w:rPr>
-        <w:t>20</w:t>
-      </w:r>
-      <w:r>
-        <w:rPr>
-          <w:rFonts w:ascii="Arial" w:hAnsi="Arial" w:cs="Arial"/>
-          <w:sz w:val="22"/>
-        </w:rPr>
-        <w:t xml:space="preserve"> min por defecto según la disponibilidad establecida dentro de la jornada laboral, considerando únicamente un periodo máximo de seis meses a partir de la fecha actual.</w:t>
+          <w:sz w:val="20"/>
+          <w:szCs w:val="20"/>
+        </w:rPr>
+      </w:pPr>
+      <w:r>
+        <w:rPr>
+          <w:rFonts w:ascii="Arial" w:hAnsi="Arial" w:cs="Arial"/>
+          <w:sz w:val="20"/>
+          <w:szCs w:val="20"/>
+        </w:rPr>
+        <w:t>El sistema contará con una barra de herramientas (</w:t>
+      </w:r>
+      <w:proofErr w:type="spellStart"/>
+      <w:r>
+        <w:rPr>
+          <w:rFonts w:ascii="Arial" w:hAnsi="Arial" w:cs="Arial"/>
+          <w:sz w:val="20"/>
+          <w:szCs w:val="20"/>
+        </w:rPr>
+        <w:t>toolbar</w:t>
+      </w:r>
+      <w:proofErr w:type="spellEnd"/>
+      <w:r>
+        <w:rPr>
+          <w:rFonts w:ascii="Arial" w:hAnsi="Arial" w:cs="Arial"/>
+          <w:sz w:val="20"/>
+          <w:szCs w:val="20"/>
+        </w:rPr>
+        <w:t xml:space="preserve">) que incluirá el apartado </w:t>
+      </w:r>
+      <w:r>
+        <w:rPr>
+          <w:rStyle w:val="Textoennegrita"/>
+          <w:rFonts w:ascii="Arial" w:hAnsi="Arial" w:cs="Arial"/>
+          <w:b w:val="0"/>
+          <w:sz w:val="20"/>
+          <w:szCs w:val="20"/>
+        </w:rPr>
+        <w:t>Servicios</w:t>
+      </w:r>
+      <w:r>
+        <w:rPr>
+          <w:rFonts w:ascii="Arial" w:hAnsi="Arial" w:cs="Arial"/>
+          <w:sz w:val="20"/>
+          <w:szCs w:val="20"/>
+        </w:rPr>
+        <w:t>, permitiendo al administrador gestionar la creación de nuevos servicios completando los siguientes campos: nombre del servicio, duración en minutos y color.</w:t>
       </w:r>
     </w:p>
     <w:p>
@@ -446,29 +521,53 @@
         <w:jc w:val="both"/>
         <w:rPr>
           <w:rFonts w:ascii="Arial" w:hAnsi="Arial" w:cs="Arial"/>
-          <w:sz w:val="22"/>
-        </w:rPr>
-      </w:pPr>
-      <w:r>
-        <w:rPr>
-          <w:rFonts w:ascii="Arial" w:hAnsi="Arial" w:cs="Arial"/>
-          <w:sz w:val="22"/>
-        </w:rPr>
-        <w:t xml:space="preserve">El sistema gestionará los horarios en intervalos de </w:t>
-      </w:r>
-      <w:r>
-        <w:rPr>
-          <w:rFonts w:ascii="Arial" w:hAnsi="Arial" w:cs="Arial"/>
-          <w:sz w:val="22"/>
-        </w:rPr>
-        <w:t>20</w:t>
-      </w:r>
-      <w:r>
-        <w:rPr>
-          <w:rFonts w:ascii="Arial" w:hAnsi="Arial" w:cs="Arial"/>
-          <w:sz w:val="22"/>
-        </w:rPr>
-        <w:t xml:space="preserve"> minutos, organizando las citas de acuerdo con la duración de cada servicio.</w:t>
+          <w:sz w:val="20"/>
+          <w:szCs w:val="20"/>
+        </w:rPr>
+      </w:pPr>
+      <w:r>
+        <w:rPr>
+          <w:rFonts w:ascii="Arial" w:hAnsi="Arial" w:cs="Arial"/>
+          <w:sz w:val="20"/>
+          <w:szCs w:val="20"/>
+        </w:rPr>
+        <w:t xml:space="preserve">El sistema permitirá la edición de un servicio, habilitando únicamente el campo </w:t>
+      </w:r>
+      <w:r>
+        <w:rPr>
+          <w:rStyle w:val="Textoennegrita"/>
+          <w:rFonts w:ascii="Arial" w:hAnsi="Arial" w:cs="Arial"/>
+          <w:b w:val="0"/>
+          <w:sz w:val="20"/>
+          <w:szCs w:val="20"/>
+        </w:rPr>
+        <w:t>color</w:t>
+      </w:r>
+      <w:r>
+        <w:rPr>
+          <w:rFonts w:ascii="Arial" w:hAnsi="Arial" w:cs="Arial"/>
+          <w:sz w:val="20"/>
+          <w:szCs w:val="20"/>
+        </w:rPr>
+        <w:t xml:space="preserve"> al hacer clic en el ícono de </w:t>
+      </w:r>
+      <w:r>
+        <w:rPr>
+          <w:rStyle w:val="Textoennegrita"/>
+          <w:rFonts w:ascii="Arial" w:hAnsi="Arial" w:cs="Arial"/>
+          <w:b w:val="0"/>
+          <w:sz w:val="20"/>
+          <w:szCs w:val="20"/>
+        </w:rPr>
+        <w:t>Editar</w:t>
+      </w:r>
+      <w:r>
+        <w:rPr>
+          <w:rFonts w:ascii="Arial" w:hAnsi="Arial" w:cs="Arial"/>
+          <w:sz w:val="20"/>
+          <w:szCs w:val="20"/>
+        </w:rPr>
+        <w:t>.</w:t>
       </w:r>
     </w:p>
     <w:p>
@@ -482,13 +581,137 @@
         <w:jc w:val="both"/>
         <w:rPr>
           <w:rFonts w:ascii="Arial" w:hAnsi="Arial" w:cs="Arial"/>
-          <w:sz w:val="22"/>
-        </w:rPr>
-      </w:pPr>
-      <w:r>
-        <w:rPr>
-          <w:rFonts w:ascii="Arial" w:hAnsi="Arial" w:cs="Arial"/>
-          <w:sz w:val="22"/>
+          <w:sz w:val="20"/>
+          <w:szCs w:val="20"/>
+        </w:rPr>
+      </w:pPr>
+      <w:r>
+        <w:rPr>
+          <w:rFonts w:ascii="Arial" w:hAnsi="Arial" w:cs="Arial"/>
+          <w:sz w:val="20"/>
+          <w:szCs w:val="20"/>
+        </w:rPr>
+        <w:t xml:space="preserve">El sistema permitirá eliminar un servicio al hacer clic en el ícono de </w:t>
+      </w:r>
+      <w:r>
+        <w:rPr>
+          <w:rStyle w:val="Textoennegrita"/>
+          <w:rFonts w:ascii="Arial" w:hAnsi="Arial" w:cs="Arial"/>
+          <w:b w:val="0"/>
+          <w:sz w:val="20"/>
+          <w:szCs w:val="20"/>
+        </w:rPr>
+        <w:t>Eliminar</w:t>
+      </w:r>
+      <w:r>
+        <w:rPr>
+          <w:rFonts w:ascii="Arial" w:hAnsi="Arial" w:cs="Arial"/>
+          <w:sz w:val="20"/>
+          <w:szCs w:val="20"/>
+        </w:rPr>
+        <w:t>, mostrando previamente una alerta de confirmación antes de efectuar la acción.</w:t>
+      </w:r>
+    </w:p>
+    <w:p>
+      <w:pPr>
+        <w:pStyle w:val="NormalWeb"/>
+        <w:numPr>
+          <w:ilvl w:val="0"/>
+          <w:numId w:val="5"/>
+        </w:numPr>
+        <w:spacing w:line="360" w:lineRule="auto"/>
+        <w:jc w:val="both"/>
+        <w:rPr>
+          <w:rFonts w:ascii="Arial" w:hAnsi="Arial" w:cs="Arial"/>
+          <w:sz w:val="20"/>
+          <w:szCs w:val="20"/>
+        </w:rPr>
+      </w:pPr>
+      <w:r>
+        <w:rPr>
+          <w:rFonts w:ascii="Arial" w:hAnsi="Arial" w:cs="Arial"/>
+          <w:sz w:val="20"/>
+          <w:szCs w:val="20"/>
+        </w:rPr>
+        <w:t xml:space="preserve">El sistema asignará horarios con un rango de </w:t>
+      </w:r>
+      <w:r>
+        <w:rPr>
+          <w:rFonts w:ascii="Arial" w:hAnsi="Arial" w:cs="Arial"/>
+          <w:sz w:val="20"/>
+          <w:szCs w:val="20"/>
+        </w:rPr>
+        <w:t>20</w:t>
+      </w:r>
+      <w:r>
+        <w:rPr>
+          <w:rFonts w:ascii="Arial" w:hAnsi="Arial" w:cs="Arial"/>
+          <w:sz w:val="20"/>
+          <w:szCs w:val="20"/>
+        </w:rPr>
+        <w:t xml:space="preserve"> min por defecto según la disponibilidad establecida dentro de la jornada laboral, considerando únicamente un periodo máximo de seis meses a partir de la fecha actual.</w:t>
+      </w:r>
+    </w:p>
+    <w:p>
+      <w:pPr>
+        <w:pStyle w:val="NormalWeb"/>
+        <w:numPr>
+          <w:ilvl w:val="0"/>
+          <w:numId w:val="5"/>
+        </w:numPr>
+        <w:spacing w:line="360" w:lineRule="auto"/>
+        <w:jc w:val="both"/>
+        <w:rPr>
+          <w:rFonts w:ascii="Arial" w:hAnsi="Arial" w:cs="Arial"/>
+          <w:sz w:val="20"/>
+          <w:szCs w:val="20"/>
+        </w:rPr>
+      </w:pPr>
+      <w:r>
+        <w:rPr>
+          <w:rFonts w:ascii="Arial" w:hAnsi="Arial" w:cs="Arial"/>
+          <w:sz w:val="20"/>
+          <w:szCs w:val="20"/>
+        </w:rPr>
+        <w:t xml:space="preserve">El sistema gestionará los horarios en intervalos de </w:t>
+      </w:r>
+      <w:r>
+        <w:rPr>
+          <w:rFonts w:ascii="Arial" w:hAnsi="Arial" w:cs="Arial"/>
+          <w:sz w:val="20"/>
+          <w:szCs w:val="20"/>
+        </w:rPr>
+        <w:t>20</w:t>
+      </w:r>
+      <w:r>
+        <w:rPr>
+          <w:rFonts w:ascii="Arial" w:hAnsi="Arial" w:cs="Arial"/>
+          <w:sz w:val="20"/>
+          <w:szCs w:val="20"/>
+        </w:rPr>
+        <w:t xml:space="preserve"> minutos, organizando las citas de acuerdo con la duración de cada servicio.</w:t>
+      </w:r>
+    </w:p>
+    <w:p>
+      <w:pPr>
+        <w:pStyle w:val="NormalWeb"/>
+        <w:numPr>
+          <w:ilvl w:val="0"/>
+          <w:numId w:val="5"/>
+        </w:numPr>
+        <w:spacing w:line="360" w:lineRule="auto"/>
+        <w:jc w:val="both"/>
+        <w:rPr>
+          <w:rFonts w:ascii="Arial" w:hAnsi="Arial" w:cs="Arial"/>
+          <w:sz w:val="20"/>
+          <w:szCs w:val="20"/>
+        </w:rPr>
+      </w:pPr>
+      <w:r>
+        <w:rPr>
+          <w:rFonts w:ascii="Arial" w:hAnsi="Arial" w:cs="Arial"/>
+          <w:sz w:val="20"/>
+          <w:szCs w:val="20"/>
         </w:rPr>
         <w:t>El sistema deberá gestionar la duración de las citas utilizando intervalos de 20 minutos.</w:t>
       </w:r>
@@ -504,13 +727,15 @@
         <w:jc w:val="both"/>
         <w:rPr>
           <w:rFonts w:ascii="Arial" w:hAnsi="Arial" w:cs="Arial"/>
-          <w:sz w:val="22"/>
-        </w:rPr>
-      </w:pPr>
-      <w:r>
-        <w:rPr>
-          <w:rFonts w:ascii="Arial" w:hAnsi="Arial" w:cs="Arial"/>
-          <w:sz w:val="22"/>
+          <w:sz w:val="20"/>
+          <w:szCs w:val="20"/>
+        </w:rPr>
+      </w:pPr>
+      <w:r>
+        <w:rPr>
+          <w:rFonts w:ascii="Arial" w:hAnsi="Arial" w:cs="Arial"/>
+          <w:sz w:val="20"/>
+          <w:szCs w:val="20"/>
         </w:rPr>
         <w:t>La duración del servicio determinará el número de intervalos necesarios.</w:t>
       </w:r>
@@ -526,13 +751,15 @@
         <w:jc w:val="both"/>
         <w:rPr>
           <w:rFonts w:ascii="Arial" w:hAnsi="Arial" w:cs="Arial"/>
-          <w:sz w:val="22"/>
-        </w:rPr>
-      </w:pPr>
-      <w:r>
-        <w:rPr>
-          <w:rFonts w:ascii="Arial" w:hAnsi="Arial" w:cs="Arial"/>
-          <w:sz w:val="22"/>
+          <w:sz w:val="20"/>
+          <w:szCs w:val="20"/>
+        </w:rPr>
+      </w:pPr>
+      <w:r>
+        <w:rPr>
+          <w:rFonts w:ascii="Arial" w:hAnsi="Arial" w:cs="Arial"/>
+          <w:sz w:val="20"/>
+          <w:szCs w:val="20"/>
         </w:rPr>
         <w:t xml:space="preserve">Por ejemplo: si un servicio dura </w:t>
       </w:r>
@@ -540,14 +767,17 @@
         <w:rPr>
           <w:rStyle w:val="Textoennegrita"/>
           <w:rFonts w:ascii="Arial" w:hAnsi="Arial" w:cs="Arial"/>
-          <w:sz w:val="22"/>
+          <w:b w:val="0"/>
+          <w:sz w:val="20"/>
+          <w:szCs w:val="20"/>
         </w:rPr>
         <w:t>1 hora 40 minutos (100 minutos)</w:t>
       </w:r>
       <w:r>
         <w:rPr>
           <w:rFonts w:ascii="Arial" w:hAnsi="Arial" w:cs="Arial"/>
-          <w:sz w:val="22"/>
+          <w:sz w:val="20"/>
+          <w:szCs w:val="20"/>
         </w:rPr>
         <w:t xml:space="preserve"> y se agenda a las </w:t>
       </w:r>
@@ -555,14 +785,17 @@
         <w:rPr>
           <w:rStyle w:val="Textoennegrita"/>
           <w:rFonts w:ascii="Arial" w:hAnsi="Arial" w:cs="Arial"/>
-          <w:sz w:val="22"/>
+          <w:b w:val="0"/>
+          <w:sz w:val="20"/>
+          <w:szCs w:val="20"/>
         </w:rPr>
         <w:t>9:00 a.m.</w:t>
       </w:r>
       <w:r>
         <w:rPr>
           <w:rFonts w:ascii="Arial" w:hAnsi="Arial" w:cs="Arial"/>
-          <w:sz w:val="22"/>
+          <w:sz w:val="20"/>
+          <w:szCs w:val="20"/>
         </w:rPr>
         <w:t xml:space="preserve">, la cita finalizará a las </w:t>
       </w:r>
@@ -570,14 +803,17 @@
         <w:rPr>
           <w:rStyle w:val="Textoennegrita"/>
           <w:rFonts w:ascii="Arial" w:hAnsi="Arial" w:cs="Arial"/>
-          <w:sz w:val="22"/>
+          <w:b w:val="0"/>
+          <w:sz w:val="20"/>
+          <w:szCs w:val="20"/>
         </w:rPr>
         <w:t>10:40 a.m.</w:t>
       </w:r>
       <w:r>
         <w:rPr>
           <w:rFonts w:ascii="Arial" w:hAnsi="Arial" w:cs="Arial"/>
-          <w:sz w:val="22"/>
+          <w:sz w:val="20"/>
+          <w:szCs w:val="20"/>
         </w:rPr>
         <w:t xml:space="preserve"> y ocupará </w:t>
       </w:r>
@@ -585,21 +821,25 @@
         <w:rPr>
           <w:rStyle w:val="Textoennegrita"/>
           <w:rFonts w:ascii="Arial" w:hAnsi="Arial" w:cs="Arial"/>
-          <w:sz w:val="22"/>
+          <w:b w:val="0"/>
+          <w:sz w:val="20"/>
+          <w:szCs w:val="20"/>
         </w:rPr>
         <w:t>5 intervalos consecutivos</w:t>
       </w:r>
       <w:r>
         <w:rPr>
           <w:rFonts w:ascii="Arial" w:hAnsi="Arial" w:cs="Arial"/>
-          <w:sz w:val="22"/>
+          <w:sz w:val="20"/>
+          <w:szCs w:val="20"/>
         </w:rPr>
         <w:t xml:space="preserve"> que irán </w:t>
       </w:r>
       <w:r>
         <w:rPr>
           <w:rFonts w:ascii="Arial" w:hAnsi="Arial" w:cs="Arial"/>
-          <w:sz w:val="22"/>
+          <w:sz w:val="20"/>
+          <w:szCs w:val="20"/>
         </w:rPr>
         <w:t>asignados con un color predefinido por tipo de servicio. La valoración inicial color azul, Procedimiento facial color rosa, masaje post quirúrgico color amarillo.</w:t>
       </w:r>
@@ -615,14 +855,16 @@
         <w:jc w:val="both"/>
         <w:rPr>
           <w:rFonts w:ascii="Arial" w:eastAsia="Times New Roman" w:hAnsi="Arial" w:cs="Arial"/>
-          <w:szCs w:val="24"/>
-          <w:lang w:eastAsia="es-MX"/>
-        </w:rPr>
-      </w:pPr>
-      <w:r>
-        <w:rPr>
-          <w:rFonts w:ascii="Arial" w:eastAsia="Times New Roman" w:hAnsi="Arial" w:cs="Arial"/>
-          <w:szCs w:val="24"/>
+          <w:sz w:val="20"/>
+          <w:szCs w:val="20"/>
+          <w:lang w:eastAsia="es-MX"/>
+        </w:rPr>
+      </w:pPr>
+      <w:r>
+        <w:rPr>
+          <w:rFonts w:ascii="Arial" w:eastAsia="Times New Roman" w:hAnsi="Arial" w:cs="Arial"/>
+          <w:sz w:val="20"/>
+          <w:szCs w:val="20"/>
           <w:lang w:eastAsia="es-MX"/>
         </w:rPr>
         <w:t>El sistema permitirá al administrador cancelar citas de la siguiente manera: primero, deberá hacer clic en el botón “Consultar” para visualizar el panel con todos los registros de citas. Luego, seleccionará el mes, día y hora correspondientes, mostrando los registros existentes, y finalmente hará clic en el ícono “Cancelar” de la cita deseada.</w:t>
@@ -636,14 +878,16 @@
         <w:jc w:val="both"/>
         <w:rPr>
           <w:rFonts w:ascii="Arial" w:eastAsia="Times New Roman" w:hAnsi="Arial" w:cs="Arial"/>
-          <w:szCs w:val="24"/>
-          <w:lang w:eastAsia="es-MX"/>
-        </w:rPr>
-      </w:pPr>
-      <w:r>
-        <w:rPr>
-          <w:rFonts w:ascii="Arial" w:eastAsia="Times New Roman" w:hAnsi="Arial" w:cs="Arial"/>
-          <w:szCs w:val="24"/>
+          <w:sz w:val="20"/>
+          <w:szCs w:val="20"/>
+          <w:lang w:eastAsia="es-MX"/>
+        </w:rPr>
+      </w:pPr>
+      <w:r>
+        <w:rPr>
+          <w:rFonts w:ascii="Arial" w:eastAsia="Times New Roman" w:hAnsi="Arial" w:cs="Arial"/>
+          <w:sz w:val="20"/>
+          <w:szCs w:val="20"/>
           <w:lang w:eastAsia="es-MX"/>
         </w:rPr>
         <w:t>Al hacerlo, se mostrará una alerta de confirmación y, una vez aceptada, la cita será eliminada y la fecha quedará nuevamente disponible.</w:t>
@@ -660,17 +904,19 @@
         <w:jc w:val="both"/>
         <w:rPr>
           <w:rFonts w:ascii="Arial" w:eastAsia="Times New Roman" w:hAnsi="Arial" w:cs="Arial"/>
-          <w:szCs w:val="24"/>
-          <w:lang w:eastAsia="es-MX"/>
-        </w:rPr>
-      </w:pPr>
-      <w:r>
-        <w:rPr>
-          <w:rFonts w:ascii="Arial" w:eastAsia="Times New Roman" w:hAnsi="Arial" w:cs="Arial"/>
-          <w:szCs w:val="24"/>
-          <w:lang w:eastAsia="es-MX"/>
-        </w:rPr>
-        <w:t>El sistema permitirá al administrador modificar citas previamente agendadas, restringiendo los cambios únicamente al tipo de servicio. Para ello, deberá hacer clic en el botón “Consultar”, que mostrará un panel con todos los registros de citas. A continuación, seleccionará el mes, día y hora correspondientes y hará clic en el ícono “Editar” de la cita deseada.</w:t>
+          <w:sz w:val="20"/>
+          <w:szCs w:val="20"/>
+          <w:lang w:eastAsia="es-MX"/>
+        </w:rPr>
+      </w:pPr>
+      <w:r>
+        <w:rPr>
+          <w:rFonts w:ascii="Arial" w:eastAsia="Times New Roman" w:hAnsi="Arial" w:cs="Arial"/>
+          <w:sz w:val="20"/>
+          <w:szCs w:val="20"/>
+          <w:lang w:eastAsia="es-MX"/>
+        </w:rPr>
+        <w:t>El sistema permitirá al administrador modificar citas previamente agendadas, restringiendo los cambios únicamente al tipo de servicio. Para ello, deberá hacer clic en el botón “Consultar”, que mostrará un panel con todos los registros de citas. Luego, seleccionará el mes, día y hora correspondientes y hará clic en el ícono “Editar” de la cita deseada.</w:t>
       </w:r>
     </w:p>
     <w:p>
@@ -681,43 +927,42 @@
         <w:jc w:val="both"/>
         <w:rPr>
           <w:rFonts w:ascii="Arial" w:eastAsia="Times New Roman" w:hAnsi="Arial" w:cs="Arial"/>
-          <w:szCs w:val="24"/>
-          <w:lang w:eastAsia="es-MX"/>
-        </w:rPr>
-      </w:pPr>
-      <w:r>
-        <w:rPr>
-          <w:rFonts w:ascii="Arial" w:eastAsia="Times New Roman" w:hAnsi="Arial" w:cs="Arial"/>
-          <w:szCs w:val="24"/>
-          <w:lang w:eastAsia="es-MX"/>
-        </w:rPr>
-        <w:t xml:space="preserve">Al abrirse, solo se </w:t>
-      </w:r>
-      <w:r>
-        <w:rPr>
-          <w:rFonts w:ascii="Arial" w:eastAsia="Times New Roman" w:hAnsi="Arial" w:cs="Arial"/>
-          <w:szCs w:val="24"/>
-          <w:lang w:eastAsia="es-MX"/>
-        </w:rPr>
-        <w:t xml:space="preserve">mostrará </w:t>
-      </w:r>
-      <w:r>
-        <w:rPr>
-          <w:rFonts w:ascii="Arial" w:eastAsia="Times New Roman" w:hAnsi="Arial" w:cs="Arial"/>
-          <w:szCs w:val="24"/>
-          <w:lang w:eastAsia="es-MX"/>
-        </w:rPr>
-        <w:t>el campo de servicio para su</w:t>
-      </w:r>
-      <w:bookmarkStart w:id="0" w:name="_GoBack"/>
-      <w:bookmarkEnd w:id="0"/>
-      <w:r>
-        <w:rPr>
-          <w:rFonts w:ascii="Arial" w:eastAsia="Times New Roman" w:hAnsi="Arial" w:cs="Arial"/>
-          <w:szCs w:val="24"/>
-          <w:lang w:eastAsia="es-MX"/>
-        </w:rPr>
-        <w:t xml:space="preserve"> modificación. Antes de confirmar el cambio, el sistema verificará que la modificación sea posible, tomando en cuenta la duración específica de cada servicio: valoración inicial (20 minutos), procedimiento facial (40 minutos) y masaje postquirúrgico (100 minutos).</w:t>
+          <w:sz w:val="20"/>
+          <w:szCs w:val="20"/>
+          <w:lang w:eastAsia="es-MX"/>
+        </w:rPr>
+      </w:pPr>
+      <w:r>
+        <w:rPr>
+          <w:rFonts w:ascii="Arial" w:eastAsia="Times New Roman" w:hAnsi="Arial" w:cs="Arial"/>
+          <w:sz w:val="20"/>
+          <w:szCs w:val="20"/>
+          <w:lang w:eastAsia="es-MX"/>
+        </w:rPr>
+        <w:t>Al abrirse, únicamente se habilitará el campo de servicio junto con los botones “Guardar” y “Cancelar”. Antes de confirmar el cambio, el sistema verificará si la modificación es posible, considerando la duración específica de cada servicio: valoración inicial (20 minutos), procedimiento facial (40 minutos) y masaje postquirúrgico (100 minutos). Si el cambio es válido, se realizará la modificación; en caso contrario, se mostrará un mensaje en el modal indicando que no es posible efectuar la acción debido a que ya existe una cita en ese horario.</w:t>
+      </w:r>
+    </w:p>
+    <w:p>
+      <w:pPr>
+        <w:spacing w:before="100" w:beforeAutospacing="1" w:after="100" w:afterAutospacing="1" w:line="360" w:lineRule="auto"/>
+        <w:jc w:val="both"/>
+        <w:rPr>
+          <w:rFonts w:ascii="Arial" w:eastAsia="Times New Roman" w:hAnsi="Arial" w:cs="Arial"/>
+          <w:b/>
+          <w:sz w:val="20"/>
+          <w:szCs w:val="20"/>
+          <w:lang w:eastAsia="es-MX"/>
+        </w:rPr>
+      </w:pPr>
+      <w:r>
+        <w:rPr>
+          <w:rFonts w:ascii="Arial" w:eastAsia="Times New Roman" w:hAnsi="Arial" w:cs="Arial"/>
+          <w:b/>
+          <w:sz w:val="20"/>
+          <w:szCs w:val="20"/>
+          <w:lang w:eastAsia="es-MX"/>
+        </w:rPr>
+        <w:t>REQUERIMIENTOS NO FUNCIONALES</w:t>
       </w:r>
     </w:p>
     <w:p>
@@ -728,7 +973,8 @@
         <w:jc w:val="both"/>
         <w:rPr>
           <w:rFonts w:ascii="Arial" w:eastAsia="Times New Roman" w:hAnsi="Arial" w:cs="Arial"/>
-          <w:szCs w:val="24"/>
+          <w:sz w:val="20"/>
+          <w:szCs w:val="20"/>
           <w:lang w:eastAsia="es-MX"/>
         </w:rPr>
       </w:pPr>
@@ -736,28 +982,1163 @@
     <w:p>
       <w:pPr>
         <w:pStyle w:val="Prrafodelista"/>
+        <w:numPr>
+          <w:ilvl w:val="0"/>
+          <w:numId w:val="26"/>
+        </w:numPr>
         <w:spacing w:before="100" w:beforeAutospacing="1" w:after="100" w:afterAutospacing="1" w:line="360" w:lineRule="auto"/>
-        <w:ind w:left="1080"/>
         <w:jc w:val="both"/>
         <w:rPr>
           <w:rFonts w:ascii="Arial" w:eastAsia="Times New Roman" w:hAnsi="Arial" w:cs="Arial"/>
-          <w:szCs w:val="24"/>
-          <w:lang w:eastAsia="es-MX"/>
-        </w:rPr>
-      </w:pPr>
+          <w:sz w:val="20"/>
+          <w:szCs w:val="20"/>
+          <w:lang w:eastAsia="es-MX"/>
+        </w:rPr>
+      </w:pPr>
+      <w:r>
+        <w:rPr>
+          <w:rFonts w:ascii="Arial" w:eastAsia="Times New Roman" w:hAnsi="Arial" w:cs="Arial"/>
+          <w:sz w:val="20"/>
+          <w:szCs w:val="20"/>
+          <w:lang w:eastAsia="es-MX"/>
+        </w:rPr>
+        <w:t>Los datos sensibles, como contraseñas, se mostrarán enmascarados mediante el carácter “*” para proteger la privacidad del usuario.</w:t>
+      </w:r>
     </w:p>
     <w:p>
       <w:pPr>
         <w:pStyle w:val="Prrafodelista"/>
+        <w:numPr>
+          <w:ilvl w:val="0"/>
+          <w:numId w:val="26"/>
+        </w:numPr>
         <w:spacing w:before="100" w:beforeAutospacing="1" w:after="100" w:afterAutospacing="1" w:line="360" w:lineRule="auto"/>
-        <w:ind w:left="1080"/>
         <w:jc w:val="both"/>
         <w:rPr>
           <w:rFonts w:ascii="Arial" w:eastAsia="Times New Roman" w:hAnsi="Arial" w:cs="Arial"/>
-          <w:szCs w:val="24"/>
-          <w:lang w:eastAsia="es-MX"/>
-        </w:rPr>
-      </w:pPr>
+          <w:sz w:val="20"/>
+          <w:szCs w:val="20"/>
+          <w:lang w:eastAsia="es-MX"/>
+        </w:rPr>
+      </w:pPr>
+      <w:r>
+        <w:rPr>
+          <w:rFonts w:ascii="Arial" w:eastAsia="Times New Roman" w:hAnsi="Arial" w:cs="Arial"/>
+          <w:sz w:val="20"/>
+          <w:szCs w:val="20"/>
+          <w:lang w:eastAsia="es-MX"/>
+        </w:rPr>
+        <w:t xml:space="preserve">El diseño del sitio web será adaptable al tamaño de la pantalla (diseño </w:t>
+      </w:r>
+      <w:proofErr w:type="spellStart"/>
+      <w:r>
+        <w:rPr>
+          <w:rFonts w:ascii="Arial" w:eastAsia="Times New Roman" w:hAnsi="Arial" w:cs="Arial"/>
+          <w:sz w:val="20"/>
+          <w:szCs w:val="20"/>
+          <w:lang w:eastAsia="es-MX"/>
+        </w:rPr>
+        <w:t>responsive</w:t>
+      </w:r>
+      <w:proofErr w:type="spellEnd"/>
+      <w:r>
+        <w:rPr>
+          <w:rFonts w:ascii="Arial" w:eastAsia="Times New Roman" w:hAnsi="Arial" w:cs="Arial"/>
+          <w:sz w:val="20"/>
+          <w:szCs w:val="20"/>
+          <w:lang w:eastAsia="es-MX"/>
+        </w:rPr>
+        <w:t>)</w:t>
+      </w:r>
+      <w:r>
+        <w:rPr>
+          <w:rFonts w:ascii="Arial" w:eastAsia="Times New Roman" w:hAnsi="Arial" w:cs="Arial"/>
+          <w:sz w:val="20"/>
+          <w:szCs w:val="20"/>
+          <w:lang w:eastAsia="es-MX"/>
+        </w:rPr>
+        <w:t>.</w:t>
+      </w:r>
+    </w:p>
+    <w:p>
+      <w:pPr>
+        <w:pStyle w:val="Prrafodelista"/>
+        <w:numPr>
+          <w:ilvl w:val="0"/>
+          <w:numId w:val="26"/>
+        </w:numPr>
+        <w:spacing w:before="100" w:beforeAutospacing="1" w:after="100" w:afterAutospacing="1" w:line="360" w:lineRule="auto"/>
+        <w:jc w:val="both"/>
+        <w:rPr>
+          <w:rFonts w:ascii="Arial" w:eastAsia="Times New Roman" w:hAnsi="Arial" w:cs="Arial"/>
+          <w:sz w:val="20"/>
+          <w:szCs w:val="20"/>
+          <w:lang w:eastAsia="es-MX"/>
+        </w:rPr>
+      </w:pPr>
+      <w:r>
+        <w:rPr>
+          <w:rFonts w:ascii="Arial" w:eastAsia="Times New Roman" w:hAnsi="Arial" w:cs="Arial"/>
+          <w:sz w:val="20"/>
+          <w:szCs w:val="20"/>
+          <w:lang w:eastAsia="es-MX"/>
+        </w:rPr>
+        <w:t>El panel administrativo mostrará las citas agendadas diferenciadas por colores según el tipo de servicio: valoración inicial en azul, procedimiento facial en rosa, masaje postquirúrgico en amarillo y horarios ya ocupados en gris.</w:t>
+      </w:r>
+    </w:p>
+    <w:p>
+      <w:pPr>
+        <w:pStyle w:val="Prrafodelista"/>
+        <w:numPr>
+          <w:ilvl w:val="0"/>
+          <w:numId w:val="26"/>
+        </w:numPr>
+        <w:spacing w:before="100" w:beforeAutospacing="1" w:after="100" w:afterAutospacing="1" w:line="360" w:lineRule="auto"/>
+        <w:jc w:val="both"/>
+        <w:rPr>
+          <w:rFonts w:ascii="Arial" w:eastAsia="Times New Roman" w:hAnsi="Arial" w:cs="Arial"/>
+          <w:sz w:val="20"/>
+          <w:szCs w:val="20"/>
+          <w:lang w:eastAsia="es-MX"/>
+        </w:rPr>
+      </w:pPr>
+      <w:r>
+        <w:rPr>
+          <w:rFonts w:ascii="Arial" w:eastAsia="Times New Roman" w:hAnsi="Arial" w:cs="Arial"/>
+          <w:sz w:val="20"/>
+          <w:szCs w:val="20"/>
+          <w:lang w:eastAsia="es-MX"/>
+        </w:rPr>
+        <w:t>El panel del paciente mostrará los horarios disponibles en verde y los horarios ya agendados en gris.</w:t>
+      </w:r>
+    </w:p>
+    <w:p>
+      <w:pPr>
+        <w:pStyle w:val="Prrafodelista"/>
+        <w:numPr>
+          <w:ilvl w:val="0"/>
+          <w:numId w:val="26"/>
+        </w:numPr>
+        <w:spacing w:before="100" w:beforeAutospacing="1" w:after="100" w:afterAutospacing="1" w:line="360" w:lineRule="auto"/>
+        <w:jc w:val="both"/>
+        <w:rPr>
+          <w:rFonts w:ascii="Arial" w:eastAsia="Times New Roman" w:hAnsi="Arial" w:cs="Arial"/>
+          <w:sz w:val="20"/>
+          <w:szCs w:val="20"/>
+          <w:lang w:eastAsia="es-MX"/>
+        </w:rPr>
+      </w:pPr>
+      <w:r>
+        <w:rPr>
+          <w:rFonts w:ascii="Arial" w:eastAsia="Times New Roman" w:hAnsi="Arial" w:cs="Arial"/>
+          <w:sz w:val="20"/>
+          <w:szCs w:val="20"/>
+          <w:lang w:eastAsia="es-MX"/>
+        </w:rPr>
+        <w:t xml:space="preserve">El logotipo del consultorio “Medical </w:t>
+      </w:r>
+      <w:proofErr w:type="spellStart"/>
+      <w:r>
+        <w:rPr>
+          <w:rFonts w:ascii="Arial" w:eastAsia="Times New Roman" w:hAnsi="Arial" w:cs="Arial"/>
+          <w:sz w:val="20"/>
+          <w:szCs w:val="20"/>
+          <w:lang w:eastAsia="es-MX"/>
+        </w:rPr>
+        <w:t>Isor</w:t>
+      </w:r>
+      <w:proofErr w:type="spellEnd"/>
+      <w:r>
+        <w:rPr>
+          <w:rFonts w:ascii="Arial" w:eastAsia="Times New Roman" w:hAnsi="Arial" w:cs="Arial"/>
+          <w:sz w:val="20"/>
+          <w:szCs w:val="20"/>
+          <w:lang w:eastAsia="es-MX"/>
+        </w:rPr>
+        <w:t>” en la página principal redirigirá a la página de inicio de sesión del panel administrativo.</w:t>
+      </w:r>
+    </w:p>
+    <w:p>
+      <w:pPr>
+        <w:pStyle w:val="Prrafodelista"/>
+        <w:numPr>
+          <w:ilvl w:val="0"/>
+          <w:numId w:val="26"/>
+        </w:numPr>
+        <w:spacing w:before="100" w:beforeAutospacing="1" w:after="100" w:afterAutospacing="1" w:line="360" w:lineRule="auto"/>
+        <w:jc w:val="both"/>
+        <w:rPr>
+          <w:rFonts w:ascii="Arial" w:eastAsia="Times New Roman" w:hAnsi="Arial" w:cs="Arial"/>
+          <w:sz w:val="20"/>
+          <w:szCs w:val="20"/>
+          <w:lang w:eastAsia="es-MX"/>
+        </w:rPr>
+      </w:pPr>
+      <w:r>
+        <w:rPr>
+          <w:rFonts w:ascii="Arial" w:eastAsia="Times New Roman" w:hAnsi="Arial" w:cs="Arial"/>
+          <w:sz w:val="20"/>
+          <w:szCs w:val="20"/>
+          <w:lang w:eastAsia="es-MX"/>
+        </w:rPr>
+        <w:t>Los íconos de las redes sociales redirigirán a las páginas oficiales del consultorio.</w:t>
+      </w:r>
+    </w:p>
+    <w:p>
+      <w:pPr>
+        <w:pStyle w:val="Prrafodelista"/>
+        <w:numPr>
+          <w:ilvl w:val="0"/>
+          <w:numId w:val="26"/>
+        </w:numPr>
+        <w:spacing w:before="100" w:beforeAutospacing="1" w:after="100" w:afterAutospacing="1" w:line="360" w:lineRule="auto"/>
+        <w:jc w:val="both"/>
+        <w:rPr>
+          <w:rFonts w:ascii="Arial" w:eastAsia="Times New Roman" w:hAnsi="Arial" w:cs="Arial"/>
+          <w:sz w:val="20"/>
+          <w:szCs w:val="20"/>
+          <w:lang w:eastAsia="es-MX"/>
+        </w:rPr>
+      </w:pPr>
+      <w:r>
+        <w:rPr>
+          <w:rFonts w:ascii="Arial" w:eastAsia="Times New Roman" w:hAnsi="Arial" w:cs="Arial"/>
+          <w:sz w:val="20"/>
+          <w:szCs w:val="20"/>
+          <w:lang w:eastAsia="es-MX"/>
+        </w:rPr>
+        <w:t xml:space="preserve">La interfaz de usuario, tanto para pacientes como para administradores, empleará tonalidades acordes a los colores del logotipo del consultorio “Medical </w:t>
+      </w:r>
+      <w:proofErr w:type="spellStart"/>
+      <w:r>
+        <w:rPr>
+          <w:rFonts w:ascii="Arial" w:eastAsia="Times New Roman" w:hAnsi="Arial" w:cs="Arial"/>
+          <w:sz w:val="20"/>
+          <w:szCs w:val="20"/>
+          <w:lang w:eastAsia="es-MX"/>
+        </w:rPr>
+        <w:t>Isor</w:t>
+      </w:r>
+      <w:proofErr w:type="spellEnd"/>
+      <w:r>
+        <w:rPr>
+          <w:rFonts w:ascii="Arial" w:eastAsia="Times New Roman" w:hAnsi="Arial" w:cs="Arial"/>
+          <w:sz w:val="20"/>
+          <w:szCs w:val="20"/>
+          <w:lang w:eastAsia="es-MX"/>
+        </w:rPr>
+        <w:t>”.</w:t>
+      </w:r>
+    </w:p>
+    <w:p>
+      <w:pPr>
+        <w:rPr>
+          <w:rFonts w:ascii="Arial" w:hAnsi="Arial" w:cs="Arial"/>
+          <w:b/>
+          <w:sz w:val="20"/>
+          <w:szCs w:val="20"/>
+        </w:rPr>
+      </w:pPr>
+      <w:r>
+        <w:rPr>
+          <w:rFonts w:ascii="Arial" w:hAnsi="Arial" w:cs="Arial"/>
+          <w:b/>
+          <w:sz w:val="20"/>
+          <w:szCs w:val="20"/>
+        </w:rPr>
+        <w:t>REQUERIMIENTOS TÉCNICOS</w:t>
+      </w:r>
+    </w:p>
+    <w:p>
+      <w:pPr>
+        <w:pStyle w:val="NormalWeb"/>
+        <w:numPr>
+          <w:ilvl w:val="0"/>
+          <w:numId w:val="34"/>
+        </w:numPr>
+        <w:spacing w:line="360" w:lineRule="auto"/>
+        <w:jc w:val="both"/>
+        <w:rPr>
+          <w:rStyle w:val="Textoennegrita"/>
+          <w:rFonts w:ascii="Arial" w:hAnsi="Arial" w:cs="Arial"/>
+          <w:sz w:val="20"/>
+          <w:szCs w:val="20"/>
+        </w:rPr>
+      </w:pPr>
+      <w:r>
+        <w:rPr>
+          <w:rStyle w:val="Textoennegrita"/>
+          <w:rFonts w:ascii="Arial" w:hAnsi="Arial" w:cs="Arial"/>
+          <w:sz w:val="20"/>
+          <w:szCs w:val="20"/>
+        </w:rPr>
+        <w:t>Software</w:t>
+      </w:r>
+    </w:p>
+    <w:p>
+      <w:pPr>
+        <w:pStyle w:val="Prrafodelista"/>
+        <w:numPr>
+          <w:ilvl w:val="0"/>
+          <w:numId w:val="33"/>
+        </w:numPr>
+        <w:spacing w:before="100" w:beforeAutospacing="1" w:after="100" w:afterAutospacing="1" w:line="360" w:lineRule="auto"/>
+        <w:jc w:val="both"/>
+        <w:rPr>
+          <w:rFonts w:ascii="Arial" w:eastAsia="Times New Roman" w:hAnsi="Arial" w:cs="Arial"/>
+          <w:sz w:val="20"/>
+          <w:szCs w:val="20"/>
+          <w:lang w:eastAsia="es-MX"/>
+        </w:rPr>
+      </w:pPr>
+      <w:r>
+        <w:rPr>
+          <w:rFonts w:ascii="Arial" w:eastAsia="Times New Roman" w:hAnsi="Arial" w:cs="Arial"/>
+          <w:sz w:val="20"/>
+          <w:szCs w:val="20"/>
+          <w:lang w:eastAsia="es-MX"/>
+        </w:rPr>
+        <w:t xml:space="preserve">Navegadores </w:t>
+      </w:r>
+      <w:proofErr w:type="gramStart"/>
+      <w:r>
+        <w:rPr>
+          <w:rFonts w:ascii="Arial" w:eastAsia="Times New Roman" w:hAnsi="Arial" w:cs="Arial"/>
+          <w:sz w:val="20"/>
+          <w:szCs w:val="20"/>
+          <w:lang w:eastAsia="es-MX"/>
+        </w:rPr>
+        <w:t>web compatibles</w:t>
+      </w:r>
+      <w:proofErr w:type="gramEnd"/>
+      <w:r>
+        <w:rPr>
+          <w:rFonts w:ascii="Arial" w:eastAsia="Times New Roman" w:hAnsi="Arial" w:cs="Arial"/>
+          <w:sz w:val="20"/>
+          <w:szCs w:val="20"/>
+          <w:lang w:eastAsia="es-MX"/>
+        </w:rPr>
+        <w:t>: Chrome, Firefox y Edge.</w:t>
+      </w:r>
+    </w:p>
+    <w:p>
+      <w:pPr>
+        <w:pStyle w:val="Prrafodelista"/>
+        <w:numPr>
+          <w:ilvl w:val="0"/>
+          <w:numId w:val="33"/>
+        </w:numPr>
+        <w:spacing w:before="100" w:beforeAutospacing="1" w:after="100" w:afterAutospacing="1" w:line="360" w:lineRule="auto"/>
+        <w:jc w:val="both"/>
+        <w:rPr>
+          <w:rFonts w:ascii="Arial" w:eastAsia="Times New Roman" w:hAnsi="Arial" w:cs="Arial"/>
+          <w:sz w:val="20"/>
+          <w:szCs w:val="20"/>
+          <w:lang w:eastAsia="es-MX"/>
+        </w:rPr>
+      </w:pPr>
+      <w:r>
+        <w:rPr>
+          <w:rFonts w:ascii="Arial" w:eastAsia="Times New Roman" w:hAnsi="Arial" w:cs="Arial"/>
+          <w:sz w:val="20"/>
+          <w:szCs w:val="20"/>
+          <w:lang w:eastAsia="es-MX"/>
+        </w:rPr>
+        <w:t xml:space="preserve">Sistema adaptable a dispositivos móviles y smartphones mediante diseño </w:t>
+      </w:r>
+      <w:proofErr w:type="spellStart"/>
+      <w:r>
+        <w:rPr>
+          <w:rFonts w:ascii="Arial" w:eastAsia="Times New Roman" w:hAnsi="Arial" w:cs="Arial"/>
+          <w:sz w:val="20"/>
+          <w:szCs w:val="20"/>
+          <w:lang w:eastAsia="es-MX"/>
+        </w:rPr>
+        <w:t>responsive</w:t>
+      </w:r>
+      <w:proofErr w:type="spellEnd"/>
+      <w:r>
+        <w:rPr>
+          <w:rFonts w:ascii="Arial" w:eastAsia="Times New Roman" w:hAnsi="Arial" w:cs="Arial"/>
+          <w:sz w:val="20"/>
+          <w:szCs w:val="20"/>
+          <w:lang w:eastAsia="es-MX"/>
+        </w:rPr>
+        <w:t>.</w:t>
+      </w:r>
+    </w:p>
+    <w:p>
+      <w:pPr>
+        <w:pStyle w:val="Prrafodelista"/>
+        <w:numPr>
+          <w:ilvl w:val="0"/>
+          <w:numId w:val="33"/>
+        </w:numPr>
+        <w:spacing w:before="100" w:beforeAutospacing="1" w:after="100" w:afterAutospacing="1" w:line="360" w:lineRule="auto"/>
+        <w:jc w:val="both"/>
+        <w:rPr>
+          <w:rFonts w:ascii="Arial" w:eastAsia="Times New Roman" w:hAnsi="Arial" w:cs="Arial"/>
+          <w:sz w:val="20"/>
+          <w:szCs w:val="20"/>
+          <w:lang w:eastAsia="es-MX"/>
+        </w:rPr>
+      </w:pPr>
+      <w:r>
+        <w:rPr>
+          <w:rFonts w:ascii="Arial" w:eastAsia="Times New Roman" w:hAnsi="Arial" w:cs="Arial"/>
+          <w:sz w:val="20"/>
+          <w:szCs w:val="20"/>
+          <w:lang w:eastAsia="es-MX"/>
+        </w:rPr>
+        <w:t>Herramienta de base de datos instalada y configurada para almacenamiento seguro de información.</w:t>
+      </w:r>
+    </w:p>
+    <w:p>
+      <w:pPr>
+        <w:pStyle w:val="Prrafodelista"/>
+        <w:numPr>
+          <w:ilvl w:val="0"/>
+          <w:numId w:val="33"/>
+        </w:numPr>
+        <w:spacing w:before="100" w:beforeAutospacing="1" w:after="100" w:afterAutospacing="1" w:line="360" w:lineRule="auto"/>
+        <w:jc w:val="both"/>
+        <w:rPr>
+          <w:rFonts w:ascii="Arial" w:eastAsia="Times New Roman" w:hAnsi="Arial" w:cs="Arial"/>
+          <w:sz w:val="20"/>
+          <w:szCs w:val="20"/>
+          <w:lang w:eastAsia="es-MX"/>
+        </w:rPr>
+      </w:pPr>
+      <w:r>
+        <w:rPr>
+          <w:rFonts w:ascii="Arial" w:eastAsia="Times New Roman" w:hAnsi="Arial" w:cs="Arial"/>
+          <w:sz w:val="20"/>
+          <w:szCs w:val="20"/>
+          <w:lang w:eastAsia="es-MX"/>
+        </w:rPr>
+        <w:t>Herramientas para la gestión administrativa del sistema.</w:t>
+      </w:r>
+    </w:p>
+    <w:p>
+      <w:pPr>
+        <w:pStyle w:val="Prrafodelista"/>
+        <w:numPr>
+          <w:ilvl w:val="0"/>
+          <w:numId w:val="33"/>
+        </w:numPr>
+        <w:spacing w:before="100" w:beforeAutospacing="1" w:after="100" w:afterAutospacing="1" w:line="360" w:lineRule="auto"/>
+        <w:jc w:val="both"/>
+        <w:rPr>
+          <w:rFonts w:ascii="Arial" w:eastAsia="Times New Roman" w:hAnsi="Arial" w:cs="Arial"/>
+          <w:sz w:val="20"/>
+          <w:szCs w:val="20"/>
+          <w:lang w:eastAsia="es-MX"/>
+        </w:rPr>
+      </w:pPr>
+      <w:r>
+        <w:rPr>
+          <w:rFonts w:ascii="Arial" w:eastAsia="Times New Roman" w:hAnsi="Arial" w:cs="Arial"/>
+          <w:sz w:val="20"/>
+          <w:szCs w:val="20"/>
+          <w:lang w:eastAsia="es-MX"/>
+        </w:rPr>
+        <w:t xml:space="preserve">Programas adecuados para el desarrollo de </w:t>
+      </w:r>
+      <w:proofErr w:type="spellStart"/>
+      <w:r>
+        <w:rPr>
+          <w:rFonts w:ascii="Arial" w:eastAsia="Times New Roman" w:hAnsi="Arial" w:cs="Arial"/>
+          <w:sz w:val="20"/>
+          <w:szCs w:val="20"/>
+          <w:lang w:eastAsia="es-MX"/>
+        </w:rPr>
+        <w:t>APIs</w:t>
+      </w:r>
+      <w:proofErr w:type="spellEnd"/>
+      <w:r>
+        <w:rPr>
+          <w:rFonts w:ascii="Arial" w:eastAsia="Times New Roman" w:hAnsi="Arial" w:cs="Arial"/>
+          <w:sz w:val="20"/>
+          <w:szCs w:val="20"/>
+          <w:lang w:eastAsia="es-MX"/>
+        </w:rPr>
+        <w:t xml:space="preserve"> y </w:t>
+      </w:r>
+      <w:proofErr w:type="spellStart"/>
+      <w:r>
+        <w:rPr>
+          <w:rFonts w:ascii="Arial" w:eastAsia="Times New Roman" w:hAnsi="Arial" w:cs="Arial"/>
+          <w:sz w:val="20"/>
+          <w:szCs w:val="20"/>
+          <w:lang w:eastAsia="es-MX"/>
+        </w:rPr>
+        <w:t>endpoints</w:t>
+      </w:r>
+      <w:proofErr w:type="spellEnd"/>
+      <w:r>
+        <w:rPr>
+          <w:rFonts w:ascii="Arial" w:eastAsia="Times New Roman" w:hAnsi="Arial" w:cs="Arial"/>
+          <w:sz w:val="20"/>
+          <w:szCs w:val="20"/>
+          <w:lang w:eastAsia="es-MX"/>
+        </w:rPr>
+        <w:t>.</w:t>
+      </w:r>
+    </w:p>
+    <w:p>
+      <w:pPr>
+        <w:pStyle w:val="Prrafodelista"/>
+        <w:numPr>
+          <w:ilvl w:val="0"/>
+          <w:numId w:val="33"/>
+        </w:numPr>
+        <w:spacing w:before="100" w:beforeAutospacing="1" w:after="100" w:afterAutospacing="1" w:line="360" w:lineRule="auto"/>
+        <w:jc w:val="both"/>
+        <w:rPr>
+          <w:rFonts w:ascii="Arial" w:eastAsia="Times New Roman" w:hAnsi="Arial" w:cs="Arial"/>
+          <w:sz w:val="20"/>
+          <w:szCs w:val="20"/>
+          <w:lang w:eastAsia="es-MX"/>
+        </w:rPr>
+      </w:pPr>
+      <w:r>
+        <w:rPr>
+          <w:rFonts w:ascii="Arial" w:eastAsia="Times New Roman" w:hAnsi="Arial" w:cs="Arial"/>
+          <w:sz w:val="20"/>
+          <w:szCs w:val="20"/>
+          <w:lang w:eastAsia="es-MX"/>
+        </w:rPr>
+        <w:t>Software para pruebas y validación del sistema en distintos escenarios.</w:t>
+      </w:r>
+    </w:p>
+    <w:p>
+      <w:pPr>
+        <w:pStyle w:val="Prrafodelista"/>
+        <w:numPr>
+          <w:ilvl w:val="0"/>
+          <w:numId w:val="33"/>
+        </w:numPr>
+        <w:spacing w:before="100" w:beforeAutospacing="1" w:after="100" w:afterAutospacing="1" w:line="360" w:lineRule="auto"/>
+        <w:jc w:val="both"/>
+        <w:rPr>
+          <w:rFonts w:ascii="Arial" w:eastAsia="Times New Roman" w:hAnsi="Arial" w:cs="Arial"/>
+          <w:sz w:val="20"/>
+          <w:szCs w:val="20"/>
+          <w:lang w:eastAsia="es-MX"/>
+        </w:rPr>
+      </w:pPr>
+      <w:r>
+        <w:rPr>
+          <w:rFonts w:ascii="Arial" w:eastAsia="Times New Roman" w:hAnsi="Arial" w:cs="Arial"/>
+          <w:sz w:val="20"/>
+          <w:szCs w:val="20"/>
+          <w:lang w:eastAsia="es-MX"/>
+        </w:rPr>
+        <w:t>Herramienta de control de versiones y gestión de repositorios.</w:t>
+      </w:r>
+    </w:p>
+    <w:p>
+      <w:pPr>
+        <w:pStyle w:val="Prrafodelista"/>
+        <w:numPr>
+          <w:ilvl w:val="0"/>
+          <w:numId w:val="33"/>
+        </w:numPr>
+        <w:spacing w:before="100" w:beforeAutospacing="1" w:after="100" w:afterAutospacing="1" w:line="360" w:lineRule="auto"/>
+        <w:jc w:val="both"/>
+        <w:rPr>
+          <w:rFonts w:ascii="Arial" w:eastAsia="Times New Roman" w:hAnsi="Arial" w:cs="Arial"/>
+          <w:sz w:val="20"/>
+          <w:szCs w:val="20"/>
+          <w:lang w:eastAsia="es-MX"/>
+        </w:rPr>
+      </w:pPr>
+      <w:r>
+        <w:rPr>
+          <w:rFonts w:ascii="Arial" w:eastAsia="Times New Roman" w:hAnsi="Arial" w:cs="Arial"/>
+          <w:sz w:val="20"/>
+          <w:szCs w:val="20"/>
+          <w:lang w:eastAsia="es-MX"/>
+        </w:rPr>
+        <w:t>Aplicaciones profesionales para comunicación y coordinación del equipo de trabajo.</w:t>
+      </w:r>
+    </w:p>
+    <w:p>
+      <w:pPr>
+        <w:pStyle w:val="Prrafodelista"/>
+        <w:numPr>
+          <w:ilvl w:val="0"/>
+          <w:numId w:val="33"/>
+        </w:numPr>
+        <w:spacing w:before="100" w:beforeAutospacing="1" w:after="100" w:afterAutospacing="1" w:line="360" w:lineRule="auto"/>
+        <w:jc w:val="both"/>
+        <w:rPr>
+          <w:rFonts w:ascii="Arial" w:eastAsia="Times New Roman" w:hAnsi="Arial" w:cs="Arial"/>
+          <w:sz w:val="20"/>
+          <w:szCs w:val="20"/>
+          <w:lang w:eastAsia="es-MX"/>
+        </w:rPr>
+      </w:pPr>
+      <w:r>
+        <w:rPr>
+          <w:rFonts w:ascii="Arial" w:eastAsia="Times New Roman" w:hAnsi="Arial" w:cs="Arial"/>
+          <w:sz w:val="20"/>
+          <w:szCs w:val="20"/>
+          <w:lang w:eastAsia="es-MX"/>
+        </w:rPr>
+        <w:t>Herramientas que permitan realizar videoconferencias de manera eficiente.</w:t>
+      </w:r>
+    </w:p>
+    <w:p>
+      <w:pPr>
+        <w:pStyle w:val="NormalWeb"/>
+        <w:spacing w:line="360" w:lineRule="auto"/>
+        <w:jc w:val="both"/>
+        <w:rPr>
+          <w:rFonts w:ascii="Arial" w:hAnsi="Arial" w:cs="Arial"/>
+          <w:sz w:val="20"/>
+          <w:szCs w:val="20"/>
+        </w:rPr>
+      </w:pPr>
+      <w:r>
+        <w:rPr>
+          <w:rStyle w:val="Textoennegrita"/>
+          <w:rFonts w:ascii="Arial" w:hAnsi="Arial" w:cs="Arial"/>
+          <w:sz w:val="20"/>
+          <w:szCs w:val="20"/>
+        </w:rPr>
+        <w:t xml:space="preserve">      </w:t>
+      </w:r>
+      <w:r>
+        <w:rPr>
+          <w:rStyle w:val="Textoennegrita"/>
+          <w:rFonts w:ascii="Arial" w:hAnsi="Arial" w:cs="Arial"/>
+          <w:sz w:val="20"/>
+          <w:szCs w:val="20"/>
+        </w:rPr>
+        <w:t>2. Hardware</w:t>
+      </w:r>
+    </w:p>
+    <w:p>
+      <w:pPr>
+        <w:pStyle w:val="NormalWeb"/>
+        <w:numPr>
+          <w:ilvl w:val="0"/>
+          <w:numId w:val="28"/>
+        </w:numPr>
+        <w:spacing w:line="360" w:lineRule="auto"/>
+        <w:jc w:val="both"/>
+        <w:rPr>
+          <w:rFonts w:ascii="Arial" w:hAnsi="Arial" w:cs="Arial"/>
+          <w:sz w:val="20"/>
+          <w:szCs w:val="20"/>
+        </w:rPr>
+      </w:pPr>
+      <w:r>
+        <w:rPr>
+          <w:rStyle w:val="Textoennegrita"/>
+          <w:rFonts w:ascii="Arial" w:hAnsi="Arial" w:cs="Arial"/>
+          <w:b w:val="0"/>
+          <w:sz w:val="20"/>
+          <w:szCs w:val="20"/>
+        </w:rPr>
+        <w:t>Procesador:</w:t>
+      </w:r>
+      <w:r>
+        <w:rPr>
+          <w:rFonts w:ascii="Arial" w:hAnsi="Arial" w:cs="Arial"/>
+          <w:sz w:val="20"/>
+          <w:szCs w:val="20"/>
+        </w:rPr>
+        <w:t xml:space="preserve"> </w:t>
+      </w:r>
+      <w:r>
+        <w:rPr>
+          <w:rFonts w:ascii="Arial" w:hAnsi="Arial" w:cs="Arial"/>
+          <w:sz w:val="20"/>
+        </w:rPr>
+        <w:t xml:space="preserve">Mínimo de </w:t>
+      </w:r>
+      <w:r>
+        <w:rPr>
+          <w:rFonts w:ascii="Arial" w:hAnsi="Arial" w:cs="Arial"/>
+          <w:sz w:val="20"/>
+        </w:rPr>
+        <w:t xml:space="preserve"> cuatro núcleos o más, con velocidad mínima de 2.5 GH</w:t>
+      </w:r>
+      <w:r>
+        <w:rPr>
+          <w:rFonts w:ascii="Arial" w:hAnsi="Arial" w:cs="Arial"/>
+          <w:sz w:val="20"/>
+        </w:rPr>
+        <w:t>z</w:t>
+      </w:r>
+      <w:bookmarkStart w:id="0" w:name="_GoBack"/>
+      <w:bookmarkEnd w:id="0"/>
+    </w:p>
+    <w:p>
+      <w:pPr>
+        <w:pStyle w:val="NormalWeb"/>
+        <w:numPr>
+          <w:ilvl w:val="0"/>
+          <w:numId w:val="28"/>
+        </w:numPr>
+        <w:spacing w:line="360" w:lineRule="auto"/>
+        <w:jc w:val="both"/>
+        <w:rPr>
+          <w:rFonts w:ascii="Arial" w:hAnsi="Arial" w:cs="Arial"/>
+          <w:sz w:val="20"/>
+          <w:szCs w:val="20"/>
+        </w:rPr>
+      </w:pPr>
+      <w:r>
+        <w:rPr>
+          <w:rStyle w:val="Textoennegrita"/>
+          <w:rFonts w:ascii="Arial" w:hAnsi="Arial" w:cs="Arial"/>
+          <w:b w:val="0"/>
+          <w:sz w:val="20"/>
+          <w:szCs w:val="20"/>
+        </w:rPr>
+        <w:t>Memoria RAM:</w:t>
+      </w:r>
+      <w:r>
+        <w:rPr>
+          <w:rFonts w:ascii="Arial" w:hAnsi="Arial" w:cs="Arial"/>
+          <w:sz w:val="20"/>
+          <w:szCs w:val="20"/>
+        </w:rPr>
+        <w:t xml:space="preserve"> 16 GB mínimo.</w:t>
+      </w:r>
+    </w:p>
+    <w:p>
+      <w:pPr>
+        <w:pStyle w:val="NormalWeb"/>
+        <w:numPr>
+          <w:ilvl w:val="0"/>
+          <w:numId w:val="28"/>
+        </w:numPr>
+        <w:spacing w:line="360" w:lineRule="auto"/>
+        <w:jc w:val="both"/>
+        <w:rPr>
+          <w:rFonts w:ascii="Arial" w:hAnsi="Arial" w:cs="Arial"/>
+          <w:sz w:val="20"/>
+          <w:szCs w:val="20"/>
+        </w:rPr>
+      </w:pPr>
+      <w:r>
+        <w:rPr>
+          <w:rStyle w:val="Textoennegrita"/>
+          <w:rFonts w:ascii="Arial" w:hAnsi="Arial" w:cs="Arial"/>
+          <w:b w:val="0"/>
+          <w:sz w:val="20"/>
+          <w:szCs w:val="20"/>
+        </w:rPr>
+        <w:t>Almacenamiento:</w:t>
+      </w:r>
+      <w:r>
+        <w:rPr>
+          <w:rFonts w:ascii="Arial" w:hAnsi="Arial" w:cs="Arial"/>
+          <w:sz w:val="20"/>
+          <w:szCs w:val="20"/>
+        </w:rPr>
+        <w:t xml:space="preserve"> Disco </w:t>
+      </w:r>
+      <w:r>
+        <w:rPr>
+          <w:rFonts w:ascii="Arial" w:hAnsi="Arial" w:cs="Arial"/>
+          <w:sz w:val="20"/>
+          <w:szCs w:val="20"/>
+        </w:rPr>
+        <w:t xml:space="preserve">duro </w:t>
+      </w:r>
+      <w:r>
+        <w:rPr>
+          <w:rFonts w:ascii="Arial" w:hAnsi="Arial" w:cs="Arial"/>
+          <w:sz w:val="20"/>
+          <w:szCs w:val="20"/>
+        </w:rPr>
+        <w:t>de 512 GB o superior.</w:t>
+      </w:r>
+    </w:p>
+    <w:p>
+      <w:pPr>
+        <w:pStyle w:val="NormalWeb"/>
+        <w:numPr>
+          <w:ilvl w:val="0"/>
+          <w:numId w:val="28"/>
+        </w:numPr>
+        <w:spacing w:line="360" w:lineRule="auto"/>
+        <w:jc w:val="both"/>
+        <w:rPr>
+          <w:rFonts w:ascii="Arial" w:hAnsi="Arial" w:cs="Arial"/>
+          <w:sz w:val="20"/>
+          <w:szCs w:val="20"/>
+        </w:rPr>
+      </w:pPr>
+      <w:r>
+        <w:rPr>
+          <w:rStyle w:val="Textoennegrita"/>
+          <w:rFonts w:ascii="Arial" w:hAnsi="Arial" w:cs="Arial"/>
+          <w:b w:val="0"/>
+          <w:sz w:val="20"/>
+          <w:szCs w:val="20"/>
+        </w:rPr>
+        <w:t>Tarjeta gráfica:</w:t>
+      </w:r>
+      <w:r>
+        <w:rPr>
+          <w:rFonts w:ascii="Arial" w:hAnsi="Arial" w:cs="Arial"/>
+          <w:sz w:val="20"/>
+          <w:szCs w:val="20"/>
+        </w:rPr>
+        <w:t xml:space="preserve"> Integrada suficiente para desarrollo web, opcional dedicada para pruebas de interfaces.</w:t>
+      </w:r>
+    </w:p>
+    <w:p>
+      <w:pPr>
+        <w:pStyle w:val="NormalWeb"/>
+        <w:numPr>
+          <w:ilvl w:val="0"/>
+          <w:numId w:val="28"/>
+        </w:numPr>
+        <w:spacing w:line="360" w:lineRule="auto"/>
+        <w:jc w:val="both"/>
+        <w:rPr>
+          <w:rFonts w:ascii="Arial" w:hAnsi="Arial" w:cs="Arial"/>
+          <w:sz w:val="20"/>
+          <w:szCs w:val="20"/>
+        </w:rPr>
+      </w:pPr>
+      <w:r>
+        <w:rPr>
+          <w:rStyle w:val="Textoennegrita"/>
+          <w:rFonts w:ascii="Arial" w:hAnsi="Arial" w:cs="Arial"/>
+          <w:b w:val="0"/>
+          <w:sz w:val="20"/>
+          <w:szCs w:val="20"/>
+        </w:rPr>
+        <w:t>Pantalla:</w:t>
+      </w:r>
+      <w:r>
+        <w:rPr>
+          <w:rFonts w:ascii="Arial" w:hAnsi="Arial" w:cs="Arial"/>
+          <w:sz w:val="20"/>
+          <w:szCs w:val="20"/>
+        </w:rPr>
+        <w:t xml:space="preserve"> (1920x1080) </w:t>
+      </w:r>
+      <w:r>
+        <w:rPr>
+          <w:rFonts w:ascii="Arial" w:hAnsi="Arial" w:cs="Arial"/>
+          <w:sz w:val="20"/>
+          <w:szCs w:val="20"/>
+        </w:rPr>
+        <w:t>megapíxeles como mínimo.</w:t>
+      </w:r>
+    </w:p>
+    <w:p>
+      <w:pPr>
+        <w:pStyle w:val="NormalWeb"/>
+        <w:numPr>
+          <w:ilvl w:val="0"/>
+          <w:numId w:val="28"/>
+        </w:numPr>
+        <w:spacing w:line="360" w:lineRule="auto"/>
+        <w:jc w:val="both"/>
+        <w:rPr>
+          <w:rFonts w:ascii="Arial" w:hAnsi="Arial" w:cs="Arial"/>
+          <w:sz w:val="20"/>
+          <w:szCs w:val="20"/>
+        </w:rPr>
+      </w:pPr>
+      <w:r>
+        <w:rPr>
+          <w:rStyle w:val="Textoennegrita"/>
+          <w:rFonts w:ascii="Arial" w:hAnsi="Arial" w:cs="Arial"/>
+          <w:b w:val="0"/>
+          <w:sz w:val="20"/>
+          <w:szCs w:val="20"/>
+        </w:rPr>
+        <w:t>Conexión a internet:</w:t>
+      </w:r>
+      <w:r>
+        <w:rPr>
+          <w:rFonts w:ascii="Arial" w:hAnsi="Arial" w:cs="Arial"/>
+          <w:sz w:val="20"/>
+          <w:szCs w:val="20"/>
+        </w:rPr>
+        <w:t xml:space="preserve"> Estable y de alta velocidad (mínimo 20 Mbps).</w:t>
+      </w:r>
+    </w:p>
+    <w:p>
+      <w:pPr>
+        <w:pStyle w:val="NormalWeb"/>
+        <w:numPr>
+          <w:ilvl w:val="0"/>
+          <w:numId w:val="28"/>
+        </w:numPr>
+        <w:spacing w:line="360" w:lineRule="auto"/>
+        <w:jc w:val="both"/>
+        <w:rPr>
+          <w:rFonts w:ascii="Arial" w:hAnsi="Arial" w:cs="Arial"/>
+          <w:sz w:val="20"/>
+          <w:szCs w:val="20"/>
+        </w:rPr>
+      </w:pPr>
+      <w:r>
+        <w:rPr>
+          <w:rStyle w:val="Textoennegrita"/>
+          <w:rFonts w:ascii="Arial" w:hAnsi="Arial" w:cs="Arial"/>
+          <w:b w:val="0"/>
+          <w:sz w:val="20"/>
+          <w:szCs w:val="20"/>
+        </w:rPr>
+        <w:t>Periféricos:</w:t>
+      </w:r>
+      <w:r>
+        <w:rPr>
+          <w:rFonts w:ascii="Arial" w:hAnsi="Arial" w:cs="Arial"/>
+          <w:sz w:val="20"/>
+          <w:szCs w:val="20"/>
+        </w:rPr>
+        <w:t xml:space="preserve"> Teclado, ratón</w:t>
+      </w:r>
+      <w:r>
+        <w:rPr>
+          <w:rFonts w:ascii="Arial" w:hAnsi="Arial" w:cs="Arial"/>
+          <w:sz w:val="20"/>
+          <w:szCs w:val="20"/>
+        </w:rPr>
+        <w:t>, cámara</w:t>
+      </w:r>
+      <w:r>
+        <w:rPr>
+          <w:rFonts w:ascii="Arial" w:hAnsi="Arial" w:cs="Arial"/>
+          <w:sz w:val="20"/>
+          <w:szCs w:val="20"/>
+        </w:rPr>
+        <w:t xml:space="preserve"> y accesorios básicos para</w:t>
+      </w:r>
+      <w:r>
+        <w:rPr>
+          <w:rFonts w:ascii="Arial" w:hAnsi="Arial" w:cs="Arial"/>
+          <w:sz w:val="20"/>
+          <w:szCs w:val="20"/>
+        </w:rPr>
+        <w:t xml:space="preserve"> gestión y</w:t>
+      </w:r>
+      <w:r>
+        <w:rPr>
+          <w:rFonts w:ascii="Arial" w:hAnsi="Arial" w:cs="Arial"/>
+          <w:sz w:val="20"/>
+          <w:szCs w:val="20"/>
+        </w:rPr>
+        <w:t xml:space="preserve"> desarrollo.</w:t>
+      </w:r>
+    </w:p>
+    <w:p>
+      <w:pPr>
+        <w:spacing w:before="100" w:beforeAutospacing="1" w:after="100" w:afterAutospacing="1" w:line="360" w:lineRule="auto"/>
+        <w:ind w:left="360"/>
+        <w:jc w:val="both"/>
+        <w:rPr>
+          <w:rFonts w:ascii="Arial" w:eastAsia="Times New Roman" w:hAnsi="Arial" w:cs="Arial"/>
+          <w:b/>
+          <w:sz w:val="20"/>
+          <w:szCs w:val="20"/>
+          <w:lang w:eastAsia="es-MX"/>
+        </w:rPr>
+      </w:pPr>
+      <w:r>
+        <w:rPr>
+          <w:rFonts w:ascii="Arial" w:eastAsia="Times New Roman" w:hAnsi="Arial" w:cs="Arial"/>
+          <w:b/>
+          <w:sz w:val="20"/>
+          <w:szCs w:val="20"/>
+          <w:lang w:eastAsia="es-MX"/>
+        </w:rPr>
+        <w:t>REQUERIMIENTOS ECNOMICOS/MATERIALES</w:t>
+      </w:r>
+    </w:p>
+    <w:p>
+      <w:pPr>
+        <w:pStyle w:val="Prrafodelista"/>
+        <w:numPr>
+          <w:ilvl w:val="0"/>
+          <w:numId w:val="28"/>
+        </w:numPr>
+        <w:spacing w:before="100" w:beforeAutospacing="1" w:after="100" w:afterAutospacing="1" w:line="360" w:lineRule="auto"/>
+        <w:jc w:val="both"/>
+        <w:rPr>
+          <w:rFonts w:ascii="Arial" w:eastAsia="Times New Roman" w:hAnsi="Arial" w:cs="Arial"/>
+          <w:sz w:val="20"/>
+          <w:szCs w:val="20"/>
+          <w:lang w:eastAsia="es-MX"/>
+        </w:rPr>
+      </w:pPr>
+      <w:r>
+        <w:rPr>
+          <w:rFonts w:ascii="Arial" w:eastAsia="Times New Roman" w:hAnsi="Arial" w:cs="Arial"/>
+          <w:bCs/>
+          <w:sz w:val="20"/>
+          <w:szCs w:val="20"/>
+          <w:lang w:eastAsia="es-MX"/>
+        </w:rPr>
+        <w:t>Hosting y dominio</w:t>
+      </w:r>
+      <w:r>
+        <w:rPr>
+          <w:rFonts w:ascii="Arial" w:eastAsia="Times New Roman" w:hAnsi="Arial" w:cs="Arial"/>
+          <w:sz w:val="20"/>
+          <w:szCs w:val="20"/>
+          <w:lang w:eastAsia="es-MX"/>
+        </w:rPr>
+        <w:t xml:space="preserve"> para alojar el sistema web.</w:t>
+      </w:r>
+    </w:p>
+    <w:p>
+      <w:pPr>
+        <w:pStyle w:val="Prrafodelista"/>
+        <w:numPr>
+          <w:ilvl w:val="0"/>
+          <w:numId w:val="28"/>
+        </w:numPr>
+        <w:spacing w:before="100" w:beforeAutospacing="1" w:after="100" w:afterAutospacing="1" w:line="360" w:lineRule="auto"/>
+        <w:jc w:val="both"/>
+        <w:rPr>
+          <w:rFonts w:ascii="Arial" w:eastAsia="Times New Roman" w:hAnsi="Arial" w:cs="Arial"/>
+          <w:sz w:val="20"/>
+          <w:szCs w:val="20"/>
+          <w:lang w:eastAsia="es-MX"/>
+        </w:rPr>
+      </w:pPr>
+      <w:r>
+        <w:rPr>
+          <w:rFonts w:ascii="Arial" w:eastAsia="Times New Roman" w:hAnsi="Arial" w:cs="Arial"/>
+          <w:bCs/>
+          <w:sz w:val="20"/>
+          <w:szCs w:val="20"/>
+          <w:lang w:eastAsia="es-MX"/>
+        </w:rPr>
+        <w:t>API de WhatsApp</w:t>
+      </w:r>
+      <w:r>
+        <w:rPr>
+          <w:rFonts w:ascii="Arial" w:eastAsia="Times New Roman" w:hAnsi="Arial" w:cs="Arial"/>
+          <w:sz w:val="20"/>
+          <w:szCs w:val="20"/>
+          <w:lang w:eastAsia="es-MX"/>
+        </w:rPr>
+        <w:t xml:space="preserve"> para el envío automático de confirmaciones y recordatorios.</w:t>
+      </w:r>
+    </w:p>
+    <w:p>
+      <w:pPr>
+        <w:pStyle w:val="Prrafodelista"/>
+        <w:numPr>
+          <w:ilvl w:val="0"/>
+          <w:numId w:val="28"/>
+        </w:numPr>
+        <w:spacing w:before="100" w:beforeAutospacing="1" w:after="100" w:afterAutospacing="1" w:line="360" w:lineRule="auto"/>
+        <w:jc w:val="both"/>
+        <w:rPr>
+          <w:rFonts w:ascii="Arial" w:eastAsia="Times New Roman" w:hAnsi="Arial" w:cs="Arial"/>
+          <w:sz w:val="20"/>
+          <w:szCs w:val="20"/>
+          <w:lang w:eastAsia="es-MX"/>
+        </w:rPr>
+      </w:pPr>
+      <w:r>
+        <w:rPr>
+          <w:rFonts w:ascii="Arial" w:eastAsia="Times New Roman" w:hAnsi="Arial" w:cs="Arial"/>
+          <w:bCs/>
+          <w:sz w:val="20"/>
+          <w:szCs w:val="20"/>
+          <w:lang w:eastAsia="es-MX"/>
+        </w:rPr>
+        <w:t>Impresiones y materiales de oficina</w:t>
+      </w:r>
+      <w:r>
+        <w:rPr>
+          <w:rFonts w:ascii="Arial" w:eastAsia="Times New Roman" w:hAnsi="Arial" w:cs="Arial"/>
+          <w:sz w:val="20"/>
+          <w:szCs w:val="20"/>
+          <w:lang w:eastAsia="es-MX"/>
+        </w:rPr>
+        <w:t xml:space="preserve"> para documentación y reportes.</w:t>
+      </w:r>
+    </w:p>
+    <w:p>
+      <w:pPr>
+        <w:pStyle w:val="Prrafodelista"/>
+        <w:numPr>
+          <w:ilvl w:val="0"/>
+          <w:numId w:val="28"/>
+        </w:numPr>
+        <w:spacing w:before="100" w:beforeAutospacing="1" w:after="100" w:afterAutospacing="1" w:line="360" w:lineRule="auto"/>
+        <w:jc w:val="both"/>
+        <w:rPr>
+          <w:rFonts w:ascii="Arial" w:eastAsia="Times New Roman" w:hAnsi="Arial" w:cs="Arial"/>
+          <w:sz w:val="20"/>
+          <w:szCs w:val="20"/>
+          <w:lang w:eastAsia="es-MX"/>
+        </w:rPr>
+      </w:pPr>
+      <w:r>
+        <w:rPr>
+          <w:rFonts w:ascii="Arial" w:eastAsia="Times New Roman" w:hAnsi="Arial" w:cs="Arial"/>
+          <w:bCs/>
+          <w:sz w:val="20"/>
+          <w:szCs w:val="20"/>
+          <w:lang w:eastAsia="es-MX"/>
+        </w:rPr>
+        <w:t>Equipo de cómputo</w:t>
+      </w:r>
+      <w:r>
+        <w:rPr>
+          <w:rFonts w:ascii="Arial" w:eastAsia="Times New Roman" w:hAnsi="Arial" w:cs="Arial"/>
+          <w:sz w:val="20"/>
+          <w:szCs w:val="20"/>
+          <w:lang w:eastAsia="es-MX"/>
+        </w:rPr>
+        <w:t xml:space="preserve"> adecuado para desarrollo, pruebas y administración del sistema.</w:t>
+      </w:r>
+    </w:p>
+    <w:p>
+      <w:pPr>
+        <w:pStyle w:val="Prrafodelista"/>
+        <w:numPr>
+          <w:ilvl w:val="0"/>
+          <w:numId w:val="28"/>
+        </w:numPr>
+        <w:spacing w:before="100" w:beforeAutospacing="1" w:after="100" w:afterAutospacing="1" w:line="360" w:lineRule="auto"/>
+        <w:jc w:val="both"/>
+        <w:rPr>
+          <w:rFonts w:ascii="Arial" w:eastAsia="Times New Roman" w:hAnsi="Arial" w:cs="Arial"/>
+          <w:sz w:val="20"/>
+          <w:szCs w:val="20"/>
+          <w:lang w:eastAsia="es-MX"/>
+        </w:rPr>
+      </w:pPr>
+      <w:r>
+        <w:rPr>
+          <w:rFonts w:ascii="Arial" w:eastAsia="Times New Roman" w:hAnsi="Arial" w:cs="Arial"/>
+          <w:bCs/>
+          <w:sz w:val="20"/>
+          <w:szCs w:val="20"/>
+          <w:lang w:eastAsia="es-MX"/>
+        </w:rPr>
+        <w:t>Conexión a Internet</w:t>
+      </w:r>
+      <w:r>
+        <w:rPr>
+          <w:rFonts w:ascii="Arial" w:eastAsia="Times New Roman" w:hAnsi="Arial" w:cs="Arial"/>
+          <w:sz w:val="20"/>
+          <w:szCs w:val="20"/>
+          <w:lang w:eastAsia="es-MX"/>
+        </w:rPr>
+        <w:t xml:space="preserve"> estable y de alta velocidad para desarrollo y pruebas.</w:t>
+      </w:r>
     </w:p>
     <w:sectPr>
       <w:headerReference w:type="default" r:id="rId7"/>
@@ -842,6 +2223,119 @@
 <file path=word/numbering.xml><?xml version="1.0" encoding="utf-8"?>
 <w:numbering xmlns:wpc="http://schemas.microsoft.com/office/word/2010/wordprocessingCanvas" xmlns:cx="http://schemas.microsoft.com/office/drawing/2014/chartex" xmlns:cx1="http://schemas.microsoft.com/office/drawing/2015/9/8/chartex" xmlns:cx2="http://schemas.microsoft.com/office/drawing/2015/10/21/chartex" xmlns:cx3="http://schemas.microsoft.com/office/drawing/2016/5/9/chartex" xmlns:cx4="http://schemas.microsoft.com/office/drawing/2016/5/10/chartex" xmlns:cx5="http://schemas.microsoft.com/office/drawing/2016/5/11/chartex" xmlns:cx6="http://schemas.microsoft.com/office/drawing/2016/5/12/chartex" xmlns:cx7="http://schemas.microsoft.com/office/drawing/2016/5/13/chartex" xmlns:cx8="http://schemas.microsoft.com/office/drawing/2016/5/14/chartex" xmlns:mc="http://schemas.openxmlformats.org/markup-compatibility/2006" xmlns:aink="http://schemas.microsoft.com/office/drawing/2016/ink" xmlns:am3d="http://schemas.microsoft.com/office/drawing/2017/model3d" xmlns:o="urn:schemas-microsoft-com:office:office" xmlns:r="http://schemas.openxmlformats.org/officeDocument/2006/relationships" xmlns:m="http://schemas.openxmlformats.org/officeDocument/2006/math" xmlns:v="urn:schemas-microsoft-com:vml" xmlns:wp14="http://schemas.microsoft.com/office/word/2010/wordprocessingDrawing" xmlns:wp="http://schemas.openxmlformats.org/drawingml/2006/wordprocessingDrawing" xmlns:w10="urn:schemas-microsoft-com:office:word" xmlns:w="http://schemas.openxmlformats.org/wordprocessingml/2006/main" xmlns:w14="http://schemas.microsoft.com/office/word/2010/wordml" xmlns:w15="http://schemas.microsoft.com/office/word/2012/wordml" xmlns:w16cid="http://schemas.microsoft.com/office/word/2016/wordml/cid" xmlns:w16se="http://schemas.microsoft.com/office/word/2015/wordml/symex" xmlns:wpg="http://schemas.microsoft.com/office/word/2010/wordprocessingGroup" xmlns:wpi="http://schemas.microsoft.com/office/word/2010/wordprocessingInk" xmlns:wne="http://schemas.microsoft.com/office/word/2006/wordml" xmlns:wps="http://schemas.microsoft.com/office/word/2010/wordprocessingShape" mc:Ignorable="w14 w15 w16se w16cid wp14">
   <w:abstractNum w:abstractNumId="0" w15:restartNumberingAfterBreak="0">
+    <w:nsid w:val="03934557"/>
+    <w:multiLevelType w:val="hybridMultilevel"/>
+    <w:tmpl w:val="B65A1B4A"/>
+    <w:lvl w:ilvl="0" w:tplc="080A0001">
+      <w:start w:val="1"/>
+      <w:numFmt w:val="bullet"/>
+      <w:lvlText w:val=""/>
+      <w:lvlJc w:val="left"/>
+      <w:pPr>
+        <w:ind w:left="1080" w:hanging="360"/>
+      </w:pPr>
+      <w:rPr>
+        <w:rFonts w:ascii="Symbol" w:hAnsi="Symbol" w:hint="default"/>
+      </w:rPr>
+    </w:lvl>
+    <w:lvl w:ilvl="1" w:tplc="080A0003" w:tentative="1">
+      <w:start w:val="1"/>
+      <w:numFmt w:val="bullet"/>
+      <w:lvlText w:val="o"/>
+      <w:lvlJc w:val="left"/>
+      <w:pPr>
+        <w:ind w:left="1800" w:hanging="360"/>
+      </w:pPr>
+      <w:rPr>
+        <w:rFonts w:ascii="Courier New" w:hAnsi="Courier New" w:cs="Courier New" w:hint="default"/>
+      </w:rPr>
+    </w:lvl>
+    <w:lvl w:ilvl="2" w:tplc="080A0005" w:tentative="1">
+      <w:start w:val="1"/>
+      <w:numFmt w:val="bullet"/>
+      <w:lvlText w:val=""/>
+      <w:lvlJc w:val="left"/>
+      <w:pPr>
+        <w:ind w:left="2520" w:hanging="360"/>
+      </w:pPr>
+      <w:rPr>
+        <w:rFonts w:ascii="Wingdings" w:hAnsi="Wingdings" w:hint="default"/>
+      </w:rPr>
+    </w:lvl>
+    <w:lvl w:ilvl="3" w:tplc="080A0001" w:tentative="1">
+      <w:start w:val="1"/>
+      <w:numFmt w:val="bullet"/>
+      <w:lvlText w:val=""/>
+      <w:lvlJc w:val="left"/>
+      <w:pPr>
+        <w:ind w:left="3240" w:hanging="360"/>
+      </w:pPr>
+      <w:rPr>
+        <w:rFonts w:ascii="Symbol" w:hAnsi="Symbol" w:hint="default"/>
+      </w:rPr>
+    </w:lvl>
+    <w:lvl w:ilvl="4" w:tplc="080A0003" w:tentative="1">
+      <w:start w:val="1"/>
+      <w:numFmt w:val="bullet"/>
+      <w:lvlText w:val="o"/>
+      <w:lvlJc w:val="left"/>
+      <w:pPr>
+        <w:ind w:left="3960" w:hanging="360"/>
+      </w:pPr>
+      <w:rPr>
+        <w:rFonts w:ascii="Courier New" w:hAnsi="Courier New" w:cs="Courier New" w:hint="default"/>
+      </w:rPr>
+    </w:lvl>
+    <w:lvl w:ilvl="5" w:tplc="080A0005" w:tentative="1">
+      <w:start w:val="1"/>
+      <w:numFmt w:val="bullet"/>
+      <w:lvlText w:val=""/>
+      <w:lvlJc w:val="left"/>
+      <w:pPr>
+        <w:ind w:left="4680" w:hanging="360"/>
+      </w:pPr>
+      <w:rPr>
+        <w:rFonts w:ascii="Wingdings" w:hAnsi="Wingdings" w:hint="default"/>
+      </w:rPr>
+    </w:lvl>
+    <w:lvl w:ilvl="6" w:tplc="080A0001" w:tentative="1">
+      <w:start w:val="1"/>
+      <w:numFmt w:val="bullet"/>
+      <w:lvlText w:val=""/>
+      <w:lvlJc w:val="left"/>
+      <w:pPr>
+        <w:ind w:left="5400" w:hanging="360"/>
+      </w:pPr>
+      <w:rPr>
+        <w:rFonts w:ascii="Symbol" w:hAnsi="Symbol" w:hint="default"/>
+      </w:rPr>
+    </w:lvl>
+    <w:lvl w:ilvl="7" w:tplc="080A0003" w:tentative="1">
+      <w:start w:val="1"/>
+      <w:numFmt w:val="bullet"/>
+      <w:lvlText w:val="o"/>
+      <w:lvlJc w:val="left"/>
+      <w:pPr>
+        <w:ind w:left="6120" w:hanging="360"/>
+      </w:pPr>
+      <w:rPr>
+        <w:rFonts w:ascii="Courier New" w:hAnsi="Courier New" w:cs="Courier New" w:hint="default"/>
+      </w:rPr>
+    </w:lvl>
+    <w:lvl w:ilvl="8" w:tplc="080A0005" w:tentative="1">
+      <w:start w:val="1"/>
+      <w:numFmt w:val="bullet"/>
+      <w:lvlText w:val=""/>
+      <w:lvlJc w:val="left"/>
+      <w:pPr>
+        <w:ind w:left="6840" w:hanging="360"/>
+      </w:pPr>
+      <w:rPr>
+        <w:rFonts w:ascii="Wingdings" w:hAnsi="Wingdings" w:hint="default"/>
+      </w:rPr>
+    </w:lvl>
+  </w:abstractNum>
+  <w:abstractNum w:abstractNumId="1" w15:restartNumberingAfterBreak="0">
     <w:nsid w:val="03D0699B"/>
     <w:multiLevelType w:val="multilevel"/>
     <w:tmpl w:val="43A45310"/>
@@ -990,7 +2484,7 @@
       </w:rPr>
     </w:lvl>
   </w:abstractNum>
-  <w:abstractNum w:abstractNumId="1" w15:restartNumberingAfterBreak="0">
+  <w:abstractNum w:abstractNumId="2" w15:restartNumberingAfterBreak="0">
     <w:nsid w:val="0E987D58"/>
     <w:multiLevelType w:val="multilevel"/>
     <w:tmpl w:val="C17EA0DA"/>
@@ -1139,7 +2633,7 @@
       </w:rPr>
     </w:lvl>
   </w:abstractNum>
-  <w:abstractNum w:abstractNumId="2" w15:restartNumberingAfterBreak="0">
+  <w:abstractNum w:abstractNumId="3" w15:restartNumberingAfterBreak="0">
     <w:nsid w:val="122C5066"/>
     <w:multiLevelType w:val="multilevel"/>
     <w:tmpl w:val="6304071C"/>
@@ -1252,7 +2746,7 @@
       </w:pPr>
     </w:lvl>
   </w:abstractNum>
-  <w:abstractNum w:abstractNumId="3" w15:restartNumberingAfterBreak="0">
+  <w:abstractNum w:abstractNumId="4" w15:restartNumberingAfterBreak="0">
     <w:nsid w:val="167B321E"/>
     <w:multiLevelType w:val="multilevel"/>
     <w:tmpl w:val="DB1692EA"/>
@@ -1401,7 +2895,96 @@
       </w:rPr>
     </w:lvl>
   </w:abstractNum>
-  <w:abstractNum w:abstractNumId="4" w15:restartNumberingAfterBreak="0">
+  <w:abstractNum w:abstractNumId="5" w15:restartNumberingAfterBreak="0">
+    <w:nsid w:val="1710735D"/>
+    <w:multiLevelType w:val="hybridMultilevel"/>
+    <w:tmpl w:val="CF880AA6"/>
+    <w:lvl w:ilvl="0" w:tplc="080A000F">
+      <w:start w:val="1"/>
+      <w:numFmt w:val="decimal"/>
+      <w:lvlText w:val="%1."/>
+      <w:lvlJc w:val="left"/>
+      <w:pPr>
+        <w:ind w:left="720" w:hanging="360"/>
+      </w:pPr>
+      <w:rPr>
+        <w:rFonts w:hint="default"/>
+      </w:rPr>
+    </w:lvl>
+    <w:lvl w:ilvl="1" w:tplc="080A0019" w:tentative="1">
+      <w:start w:val="1"/>
+      <w:numFmt w:val="lowerLetter"/>
+      <w:lvlText w:val="%2."/>
+      <w:lvlJc w:val="left"/>
+      <w:pPr>
+        <w:ind w:left="1440" w:hanging="360"/>
+      </w:pPr>
+    </w:lvl>
+    <w:lvl w:ilvl="2" w:tplc="080A001B" w:tentative="1">
+      <w:start w:val="1"/>
+      <w:numFmt w:val="lowerRoman"/>
+      <w:lvlText w:val="%3."/>
+      <w:lvlJc w:val="right"/>
+      <w:pPr>
+        <w:ind w:left="2160" w:hanging="180"/>
+      </w:pPr>
+    </w:lvl>
+    <w:lvl w:ilvl="3" w:tplc="080A000F" w:tentative="1">
+      <w:start w:val="1"/>
+      <w:numFmt w:val="decimal"/>
+      <w:lvlText w:val="%4."/>
+      <w:lvlJc w:val="left"/>
+      <w:pPr>
+        <w:ind w:left="2880" w:hanging="360"/>
+      </w:pPr>
+    </w:lvl>
+    <w:lvl w:ilvl="4" w:tplc="080A0019" w:tentative="1">
+      <w:start w:val="1"/>
+      <w:numFmt w:val="lowerLetter"/>
+      <w:lvlText w:val="%5."/>
+      <w:lvlJc w:val="left"/>
+      <w:pPr>
+        <w:ind w:left="3600" w:hanging="360"/>
+      </w:pPr>
+    </w:lvl>
+    <w:lvl w:ilvl="5" w:tplc="080A001B" w:tentative="1">
+      <w:start w:val="1"/>
+      <w:numFmt w:val="lowerRoman"/>
+      <w:lvlText w:val="%6."/>
+      <w:lvlJc w:val="right"/>
+      <w:pPr>
+        <w:ind w:left="4320" w:hanging="180"/>
+      </w:pPr>
+    </w:lvl>
+    <w:lvl w:ilvl="6" w:tplc="080A000F" w:tentative="1">
+      <w:start w:val="1"/>
+      <w:numFmt w:val="decimal"/>
+      <w:lvlText w:val="%7."/>
+      <w:lvlJc w:val="left"/>
+      <w:pPr>
+        <w:ind w:left="5040" w:hanging="360"/>
+      </w:pPr>
+    </w:lvl>
+    <w:lvl w:ilvl="7" w:tplc="080A0019" w:tentative="1">
+      <w:start w:val="1"/>
+      <w:numFmt w:val="lowerLetter"/>
+      <w:lvlText w:val="%8."/>
+      <w:lvlJc w:val="left"/>
+      <w:pPr>
+        <w:ind w:left="5760" w:hanging="360"/>
+      </w:pPr>
+    </w:lvl>
+    <w:lvl w:ilvl="8" w:tplc="080A001B" w:tentative="1">
+      <w:start w:val="1"/>
+      <w:numFmt w:val="lowerRoman"/>
+      <w:lvlText w:val="%9."/>
+      <w:lvlJc w:val="right"/>
+      <w:pPr>
+        <w:ind w:left="6480" w:hanging="180"/>
+      </w:pPr>
+    </w:lvl>
+  </w:abstractNum>
+  <w:abstractNum w:abstractNumId="6" w15:restartNumberingAfterBreak="0">
     <w:nsid w:val="18B511EE"/>
     <w:multiLevelType w:val="multilevel"/>
     <w:tmpl w:val="162E4130"/>
@@ -1550,7 +3133,7 @@
       </w:rPr>
     </w:lvl>
   </w:abstractNum>
-  <w:abstractNum w:abstractNumId="5" w15:restartNumberingAfterBreak="0">
+  <w:abstractNum w:abstractNumId="7" w15:restartNumberingAfterBreak="0">
     <w:nsid w:val="1D1F6D6D"/>
     <w:multiLevelType w:val="multilevel"/>
     <w:tmpl w:val="9F46C42E"/>
@@ -1699,10 +3282,123 @@
       </w:rPr>
     </w:lvl>
   </w:abstractNum>
-  <w:abstractNum w:abstractNumId="6" w15:restartNumberingAfterBreak="0">
+  <w:abstractNum w:abstractNumId="8" w15:restartNumberingAfterBreak="0">
+    <w:nsid w:val="2C294960"/>
+    <w:multiLevelType w:val="hybridMultilevel"/>
+    <w:tmpl w:val="5760983E"/>
+    <w:lvl w:ilvl="0" w:tplc="080A0001">
+      <w:start w:val="1"/>
+      <w:numFmt w:val="bullet"/>
+      <w:lvlText w:val=""/>
+      <w:lvlJc w:val="left"/>
+      <w:pPr>
+        <w:ind w:left="720" w:hanging="360"/>
+      </w:pPr>
+      <w:rPr>
+        <w:rFonts w:ascii="Symbol" w:hAnsi="Symbol" w:hint="default"/>
+      </w:rPr>
+    </w:lvl>
+    <w:lvl w:ilvl="1" w:tplc="080A0003" w:tentative="1">
+      <w:start w:val="1"/>
+      <w:numFmt w:val="bullet"/>
+      <w:lvlText w:val="o"/>
+      <w:lvlJc w:val="left"/>
+      <w:pPr>
+        <w:ind w:left="1440" w:hanging="360"/>
+      </w:pPr>
+      <w:rPr>
+        <w:rFonts w:ascii="Courier New" w:hAnsi="Courier New" w:cs="Courier New" w:hint="default"/>
+      </w:rPr>
+    </w:lvl>
+    <w:lvl w:ilvl="2" w:tplc="080A0005" w:tentative="1">
+      <w:start w:val="1"/>
+      <w:numFmt w:val="bullet"/>
+      <w:lvlText w:val=""/>
+      <w:lvlJc w:val="left"/>
+      <w:pPr>
+        <w:ind w:left="2160" w:hanging="360"/>
+      </w:pPr>
+      <w:rPr>
+        <w:rFonts w:ascii="Wingdings" w:hAnsi="Wingdings" w:hint="default"/>
+      </w:rPr>
+    </w:lvl>
+    <w:lvl w:ilvl="3" w:tplc="080A0001" w:tentative="1">
+      <w:start w:val="1"/>
+      <w:numFmt w:val="bullet"/>
+      <w:lvlText w:val=""/>
+      <w:lvlJc w:val="left"/>
+      <w:pPr>
+        <w:ind w:left="2880" w:hanging="360"/>
+      </w:pPr>
+      <w:rPr>
+        <w:rFonts w:ascii="Symbol" w:hAnsi="Symbol" w:hint="default"/>
+      </w:rPr>
+    </w:lvl>
+    <w:lvl w:ilvl="4" w:tplc="080A0003" w:tentative="1">
+      <w:start w:val="1"/>
+      <w:numFmt w:val="bullet"/>
+      <w:lvlText w:val="o"/>
+      <w:lvlJc w:val="left"/>
+      <w:pPr>
+        <w:ind w:left="3600" w:hanging="360"/>
+      </w:pPr>
+      <w:rPr>
+        <w:rFonts w:ascii="Courier New" w:hAnsi="Courier New" w:cs="Courier New" w:hint="default"/>
+      </w:rPr>
+    </w:lvl>
+    <w:lvl w:ilvl="5" w:tplc="080A0005" w:tentative="1">
+      <w:start w:val="1"/>
+      <w:numFmt w:val="bullet"/>
+      <w:lvlText w:val=""/>
+      <w:lvlJc w:val="left"/>
+      <w:pPr>
+        <w:ind w:left="4320" w:hanging="360"/>
+      </w:pPr>
+      <w:rPr>
+        <w:rFonts w:ascii="Wingdings" w:hAnsi="Wingdings" w:hint="default"/>
+      </w:rPr>
+    </w:lvl>
+    <w:lvl w:ilvl="6" w:tplc="080A0001" w:tentative="1">
+      <w:start w:val="1"/>
+      <w:numFmt w:val="bullet"/>
+      <w:lvlText w:val=""/>
+      <w:lvlJc w:val="left"/>
+      <w:pPr>
+        <w:ind w:left="5040" w:hanging="360"/>
+      </w:pPr>
+      <w:rPr>
+        <w:rFonts w:ascii="Symbol" w:hAnsi="Symbol" w:hint="default"/>
+      </w:rPr>
+    </w:lvl>
+    <w:lvl w:ilvl="7" w:tplc="080A0003" w:tentative="1">
+      <w:start w:val="1"/>
+      <w:numFmt w:val="bullet"/>
+      <w:lvlText w:val="o"/>
+      <w:lvlJc w:val="left"/>
+      <w:pPr>
+        <w:ind w:left="5760" w:hanging="360"/>
+      </w:pPr>
+      <w:rPr>
+        <w:rFonts w:ascii="Courier New" w:hAnsi="Courier New" w:cs="Courier New" w:hint="default"/>
+      </w:rPr>
+    </w:lvl>
+    <w:lvl w:ilvl="8" w:tplc="080A0005" w:tentative="1">
+      <w:start w:val="1"/>
+      <w:numFmt w:val="bullet"/>
+      <w:lvlText w:val=""/>
+      <w:lvlJc w:val="left"/>
+      <w:pPr>
+        <w:ind w:left="6480" w:hanging="360"/>
+      </w:pPr>
+      <w:rPr>
+        <w:rFonts w:ascii="Wingdings" w:hAnsi="Wingdings" w:hint="default"/>
+      </w:rPr>
+    </w:lvl>
+  </w:abstractNum>
+  <w:abstractNum w:abstractNumId="9" w15:restartNumberingAfterBreak="0">
     <w:nsid w:val="2E8264EF"/>
     <w:multiLevelType w:val="hybridMultilevel"/>
-    <w:tmpl w:val="D8FE0AEC"/>
+    <w:tmpl w:val="01DCAAA0"/>
     <w:lvl w:ilvl="0" w:tplc="080A000F">
       <w:start w:val="1"/>
       <w:numFmt w:val="decimal"/>
@@ -1785,7 +3481,7 @@
       </w:pPr>
     </w:lvl>
   </w:abstractNum>
-  <w:abstractNum w:abstractNumId="7" w15:restartNumberingAfterBreak="0">
+  <w:abstractNum w:abstractNumId="10" w15:restartNumberingAfterBreak="0">
     <w:nsid w:val="2FE04E05"/>
     <w:multiLevelType w:val="multilevel"/>
     <w:tmpl w:val="AC98BB50"/>
@@ -1934,7 +3630,7 @@
       </w:rPr>
     </w:lvl>
   </w:abstractNum>
-  <w:abstractNum w:abstractNumId="8" w15:restartNumberingAfterBreak="0">
+  <w:abstractNum w:abstractNumId="11" w15:restartNumberingAfterBreak="0">
     <w:nsid w:val="2FE40CD1"/>
     <w:multiLevelType w:val="hybridMultilevel"/>
     <w:tmpl w:val="9C4EFF76"/>
@@ -2047,7 +3743,120 @@
       </w:rPr>
     </w:lvl>
   </w:abstractNum>
-  <w:abstractNum w:abstractNumId="9" w15:restartNumberingAfterBreak="0">
+  <w:abstractNum w:abstractNumId="12" w15:restartNumberingAfterBreak="0">
+    <w:nsid w:val="32B03EA1"/>
+    <w:multiLevelType w:val="hybridMultilevel"/>
+    <w:tmpl w:val="DDEE80B2"/>
+    <w:lvl w:ilvl="0" w:tplc="080A0001">
+      <w:start w:val="1"/>
+      <w:numFmt w:val="bullet"/>
+      <w:lvlText w:val=""/>
+      <w:lvlJc w:val="left"/>
+      <w:pPr>
+        <w:ind w:left="1440" w:hanging="360"/>
+      </w:pPr>
+      <w:rPr>
+        <w:rFonts w:ascii="Symbol" w:hAnsi="Symbol" w:hint="default"/>
+      </w:rPr>
+    </w:lvl>
+    <w:lvl w:ilvl="1" w:tplc="080A0003" w:tentative="1">
+      <w:start w:val="1"/>
+      <w:numFmt w:val="bullet"/>
+      <w:lvlText w:val="o"/>
+      <w:lvlJc w:val="left"/>
+      <w:pPr>
+        <w:ind w:left="2160" w:hanging="360"/>
+      </w:pPr>
+      <w:rPr>
+        <w:rFonts w:ascii="Courier New" w:hAnsi="Courier New" w:cs="Courier New" w:hint="default"/>
+      </w:rPr>
+    </w:lvl>
+    <w:lvl w:ilvl="2" w:tplc="080A0005" w:tentative="1">
+      <w:start w:val="1"/>
+      <w:numFmt w:val="bullet"/>
+      <w:lvlText w:val=""/>
+      <w:lvlJc w:val="left"/>
+      <w:pPr>
+        <w:ind w:left="2880" w:hanging="360"/>
+      </w:pPr>
+      <w:rPr>
+        <w:rFonts w:ascii="Wingdings" w:hAnsi="Wingdings" w:hint="default"/>
+      </w:rPr>
+    </w:lvl>
+    <w:lvl w:ilvl="3" w:tplc="080A0001" w:tentative="1">
+      <w:start w:val="1"/>
+      <w:numFmt w:val="bullet"/>
+      <w:lvlText w:val=""/>
+      <w:lvlJc w:val="left"/>
+      <w:pPr>
+        <w:ind w:left="3600" w:hanging="360"/>
+      </w:pPr>
+      <w:rPr>
+        <w:rFonts w:ascii="Symbol" w:hAnsi="Symbol" w:hint="default"/>
+      </w:rPr>
+    </w:lvl>
+    <w:lvl w:ilvl="4" w:tplc="080A0003" w:tentative="1">
+      <w:start w:val="1"/>
+      <w:numFmt w:val="bullet"/>
+      <w:lvlText w:val="o"/>
+      <w:lvlJc w:val="left"/>
+      <w:pPr>
+        <w:ind w:left="4320" w:hanging="360"/>
+      </w:pPr>
+      <w:rPr>
+        <w:rFonts w:ascii="Courier New" w:hAnsi="Courier New" w:cs="Courier New" w:hint="default"/>
+      </w:rPr>
+    </w:lvl>
+    <w:lvl w:ilvl="5" w:tplc="080A0005" w:tentative="1">
+      <w:start w:val="1"/>
+      <w:numFmt w:val="bullet"/>
+      <w:lvlText w:val=""/>
+      <w:lvlJc w:val="left"/>
+      <w:pPr>
+        <w:ind w:left="5040" w:hanging="360"/>
+      </w:pPr>
+      <w:rPr>
+        <w:rFonts w:ascii="Wingdings" w:hAnsi="Wingdings" w:hint="default"/>
+      </w:rPr>
+    </w:lvl>
+    <w:lvl w:ilvl="6" w:tplc="080A0001" w:tentative="1">
+      <w:start w:val="1"/>
+      <w:numFmt w:val="bullet"/>
+      <w:lvlText w:val=""/>
+      <w:lvlJc w:val="left"/>
+      <w:pPr>
+        <w:ind w:left="5760" w:hanging="360"/>
+      </w:pPr>
+      <w:rPr>
+        <w:rFonts w:ascii="Symbol" w:hAnsi="Symbol" w:hint="default"/>
+      </w:rPr>
+    </w:lvl>
+    <w:lvl w:ilvl="7" w:tplc="080A0003" w:tentative="1">
+      <w:start w:val="1"/>
+      <w:numFmt w:val="bullet"/>
+      <w:lvlText w:val="o"/>
+      <w:lvlJc w:val="left"/>
+      <w:pPr>
+        <w:ind w:left="6480" w:hanging="360"/>
+      </w:pPr>
+      <w:rPr>
+        <w:rFonts w:ascii="Courier New" w:hAnsi="Courier New" w:cs="Courier New" w:hint="default"/>
+      </w:rPr>
+    </w:lvl>
+    <w:lvl w:ilvl="8" w:tplc="080A0005" w:tentative="1">
+      <w:start w:val="1"/>
+      <w:numFmt w:val="bullet"/>
+      <w:lvlText w:val=""/>
+      <w:lvlJc w:val="left"/>
+      <w:pPr>
+        <w:ind w:left="7200" w:hanging="360"/>
+      </w:pPr>
+      <w:rPr>
+        <w:rFonts w:ascii="Wingdings" w:hAnsi="Wingdings" w:hint="default"/>
+      </w:rPr>
+    </w:lvl>
+  </w:abstractNum>
+  <w:abstractNum w:abstractNumId="13" w15:restartNumberingAfterBreak="0">
     <w:nsid w:val="38392FD5"/>
     <w:multiLevelType w:val="multilevel"/>
     <w:tmpl w:val="7CB6BB6C"/>
@@ -2196,7 +4005,7 @@
       </w:rPr>
     </w:lvl>
   </w:abstractNum>
-  <w:abstractNum w:abstractNumId="10" w15:restartNumberingAfterBreak="0">
+  <w:abstractNum w:abstractNumId="14" w15:restartNumberingAfterBreak="0">
     <w:nsid w:val="3AF04B62"/>
     <w:multiLevelType w:val="hybridMultilevel"/>
     <w:tmpl w:val="7CA8B59E"/>
@@ -2282,7 +4091,93 @@
       </w:pPr>
     </w:lvl>
   </w:abstractNum>
-  <w:abstractNum w:abstractNumId="11" w15:restartNumberingAfterBreak="0">
+  <w:abstractNum w:abstractNumId="15" w15:restartNumberingAfterBreak="0">
+    <w:nsid w:val="3B3D515B"/>
+    <w:multiLevelType w:val="hybridMultilevel"/>
+    <w:tmpl w:val="C80855E0"/>
+    <w:lvl w:ilvl="0" w:tplc="080A000F">
+      <w:start w:val="1"/>
+      <w:numFmt w:val="decimal"/>
+      <w:lvlText w:val="%1."/>
+      <w:lvlJc w:val="left"/>
+      <w:pPr>
+        <w:ind w:left="1080" w:hanging="360"/>
+      </w:pPr>
+    </w:lvl>
+    <w:lvl w:ilvl="1" w:tplc="080A0019" w:tentative="1">
+      <w:start w:val="1"/>
+      <w:numFmt w:val="lowerLetter"/>
+      <w:lvlText w:val="%2."/>
+      <w:lvlJc w:val="left"/>
+      <w:pPr>
+        <w:ind w:left="1800" w:hanging="360"/>
+      </w:pPr>
+    </w:lvl>
+    <w:lvl w:ilvl="2" w:tplc="080A001B" w:tentative="1">
+      <w:start w:val="1"/>
+      <w:numFmt w:val="lowerRoman"/>
+      <w:lvlText w:val="%3."/>
+      <w:lvlJc w:val="right"/>
+      <w:pPr>
+        <w:ind w:left="2520" w:hanging="180"/>
+      </w:pPr>
+    </w:lvl>
+    <w:lvl w:ilvl="3" w:tplc="080A000F" w:tentative="1">
+      <w:start w:val="1"/>
+      <w:numFmt w:val="decimal"/>
+      <w:lvlText w:val="%4."/>
+      <w:lvlJc w:val="left"/>
+      <w:pPr>
+        <w:ind w:left="3240" w:hanging="360"/>
+      </w:pPr>
+    </w:lvl>
+    <w:lvl w:ilvl="4" w:tplc="080A0019" w:tentative="1">
+      <w:start w:val="1"/>
+      <w:numFmt w:val="lowerLetter"/>
+      <w:lvlText w:val="%5."/>
+      <w:lvlJc w:val="left"/>
+      <w:pPr>
+        <w:ind w:left="3960" w:hanging="360"/>
+      </w:pPr>
+    </w:lvl>
+    <w:lvl w:ilvl="5" w:tplc="080A001B" w:tentative="1">
+      <w:start w:val="1"/>
+      <w:numFmt w:val="lowerRoman"/>
+      <w:lvlText w:val="%6."/>
+      <w:lvlJc w:val="right"/>
+      <w:pPr>
+        <w:ind w:left="4680" w:hanging="180"/>
+      </w:pPr>
+    </w:lvl>
+    <w:lvl w:ilvl="6" w:tplc="080A000F" w:tentative="1">
+      <w:start w:val="1"/>
+      <w:numFmt w:val="decimal"/>
+      <w:lvlText w:val="%7."/>
+      <w:lvlJc w:val="left"/>
+      <w:pPr>
+        <w:ind w:left="5400" w:hanging="360"/>
+      </w:pPr>
+    </w:lvl>
+    <w:lvl w:ilvl="7" w:tplc="080A0019" w:tentative="1">
+      <w:start w:val="1"/>
+      <w:numFmt w:val="lowerLetter"/>
+      <w:lvlText w:val="%8."/>
+      <w:lvlJc w:val="left"/>
+      <w:pPr>
+        <w:ind w:left="6120" w:hanging="360"/>
+      </w:pPr>
+    </w:lvl>
+    <w:lvl w:ilvl="8" w:tplc="080A001B" w:tentative="1">
+      <w:start w:val="1"/>
+      <w:numFmt w:val="lowerRoman"/>
+      <w:lvlText w:val="%9."/>
+      <w:lvlJc w:val="right"/>
+      <w:pPr>
+        <w:ind w:left="6840" w:hanging="180"/>
+      </w:pPr>
+    </w:lvl>
+  </w:abstractNum>
+  <w:abstractNum w:abstractNumId="16" w15:restartNumberingAfterBreak="0">
     <w:nsid w:val="3B9F733E"/>
     <w:multiLevelType w:val="hybridMultilevel"/>
     <w:tmpl w:val="D71AA740"/>
@@ -2368,7 +4263,7 @@
       </w:pPr>
     </w:lvl>
   </w:abstractNum>
-  <w:abstractNum w:abstractNumId="12" w15:restartNumberingAfterBreak="0">
+  <w:abstractNum w:abstractNumId="17" w15:restartNumberingAfterBreak="0">
     <w:nsid w:val="4B3C11EC"/>
     <w:multiLevelType w:val="multilevel"/>
     <w:tmpl w:val="83C8FD72"/>
@@ -2517,7 +4412,7 @@
       </w:rPr>
     </w:lvl>
   </w:abstractNum>
-  <w:abstractNum w:abstractNumId="13" w15:restartNumberingAfterBreak="0">
+  <w:abstractNum w:abstractNumId="18" w15:restartNumberingAfterBreak="0">
     <w:nsid w:val="51740EB5"/>
     <w:multiLevelType w:val="multilevel"/>
     <w:tmpl w:val="D50A7E6C"/>
@@ -2666,7 +4561,7 @@
       </w:rPr>
     </w:lvl>
   </w:abstractNum>
-  <w:abstractNum w:abstractNumId="14" w15:restartNumberingAfterBreak="0">
+  <w:abstractNum w:abstractNumId="19" w15:restartNumberingAfterBreak="0">
     <w:nsid w:val="51D35D7B"/>
     <w:multiLevelType w:val="multilevel"/>
     <w:tmpl w:val="1D688750"/>
@@ -2815,7 +4710,268 @@
       </w:rPr>
     </w:lvl>
   </w:abstractNum>
-  <w:abstractNum w:abstractNumId="15" w15:restartNumberingAfterBreak="0">
+  <w:abstractNum w:abstractNumId="20" w15:restartNumberingAfterBreak="0">
+    <w:nsid w:val="52C92B22"/>
+    <w:multiLevelType w:val="hybridMultilevel"/>
+    <w:tmpl w:val="E5CA11F6"/>
+    <w:lvl w:ilvl="0" w:tplc="080A000F">
+      <w:start w:val="1"/>
+      <w:numFmt w:val="decimal"/>
+      <w:lvlText w:val="%1."/>
+      <w:lvlJc w:val="left"/>
+      <w:pPr>
+        <w:ind w:left="720" w:hanging="360"/>
+      </w:pPr>
+    </w:lvl>
+    <w:lvl w:ilvl="1" w:tplc="080A0019" w:tentative="1">
+      <w:start w:val="1"/>
+      <w:numFmt w:val="lowerLetter"/>
+      <w:lvlText w:val="%2."/>
+      <w:lvlJc w:val="left"/>
+      <w:pPr>
+        <w:ind w:left="1440" w:hanging="360"/>
+      </w:pPr>
+    </w:lvl>
+    <w:lvl w:ilvl="2" w:tplc="080A001B" w:tentative="1">
+      <w:start w:val="1"/>
+      <w:numFmt w:val="lowerRoman"/>
+      <w:lvlText w:val="%3."/>
+      <w:lvlJc w:val="right"/>
+      <w:pPr>
+        <w:ind w:left="2160" w:hanging="180"/>
+      </w:pPr>
+    </w:lvl>
+    <w:lvl w:ilvl="3" w:tplc="080A000F" w:tentative="1">
+      <w:start w:val="1"/>
+      <w:numFmt w:val="decimal"/>
+      <w:lvlText w:val="%4."/>
+      <w:lvlJc w:val="left"/>
+      <w:pPr>
+        <w:ind w:left="2880" w:hanging="360"/>
+      </w:pPr>
+    </w:lvl>
+    <w:lvl w:ilvl="4" w:tplc="080A0019" w:tentative="1">
+      <w:start w:val="1"/>
+      <w:numFmt w:val="lowerLetter"/>
+      <w:lvlText w:val="%5."/>
+      <w:lvlJc w:val="left"/>
+      <w:pPr>
+        <w:ind w:left="3600" w:hanging="360"/>
+      </w:pPr>
+    </w:lvl>
+    <w:lvl w:ilvl="5" w:tplc="080A001B" w:tentative="1">
+      <w:start w:val="1"/>
+      <w:numFmt w:val="lowerRoman"/>
+      <w:lvlText w:val="%6."/>
+      <w:lvlJc w:val="right"/>
+      <w:pPr>
+        <w:ind w:left="4320" w:hanging="180"/>
+      </w:pPr>
+    </w:lvl>
+    <w:lvl w:ilvl="6" w:tplc="080A000F" w:tentative="1">
+      <w:start w:val="1"/>
+      <w:numFmt w:val="decimal"/>
+      <w:lvlText w:val="%7."/>
+      <w:lvlJc w:val="left"/>
+      <w:pPr>
+        <w:ind w:left="5040" w:hanging="360"/>
+      </w:pPr>
+    </w:lvl>
+    <w:lvl w:ilvl="7" w:tplc="080A0019" w:tentative="1">
+      <w:start w:val="1"/>
+      <w:numFmt w:val="lowerLetter"/>
+      <w:lvlText w:val="%8."/>
+      <w:lvlJc w:val="left"/>
+      <w:pPr>
+        <w:ind w:left="5760" w:hanging="360"/>
+      </w:pPr>
+    </w:lvl>
+    <w:lvl w:ilvl="8" w:tplc="080A001B" w:tentative="1">
+      <w:start w:val="1"/>
+      <w:numFmt w:val="lowerRoman"/>
+      <w:lvlText w:val="%9."/>
+      <w:lvlJc w:val="right"/>
+      <w:pPr>
+        <w:ind w:left="6480" w:hanging="180"/>
+      </w:pPr>
+    </w:lvl>
+  </w:abstractNum>
+  <w:abstractNum w:abstractNumId="21" w15:restartNumberingAfterBreak="0">
+    <w:nsid w:val="530E0AD4"/>
+    <w:multiLevelType w:val="hybridMultilevel"/>
+    <w:tmpl w:val="55A03F78"/>
+    <w:lvl w:ilvl="0" w:tplc="080A000F">
+      <w:start w:val="1"/>
+      <w:numFmt w:val="decimal"/>
+      <w:lvlText w:val="%1."/>
+      <w:lvlJc w:val="left"/>
+      <w:pPr>
+        <w:ind w:left="1080" w:hanging="360"/>
+      </w:pPr>
+    </w:lvl>
+    <w:lvl w:ilvl="1" w:tplc="080A0019" w:tentative="1">
+      <w:start w:val="1"/>
+      <w:numFmt w:val="lowerLetter"/>
+      <w:lvlText w:val="%2."/>
+      <w:lvlJc w:val="left"/>
+      <w:pPr>
+        <w:ind w:left="1800" w:hanging="360"/>
+      </w:pPr>
+    </w:lvl>
+    <w:lvl w:ilvl="2" w:tplc="080A001B" w:tentative="1">
+      <w:start w:val="1"/>
+      <w:numFmt w:val="lowerRoman"/>
+      <w:lvlText w:val="%3."/>
+      <w:lvlJc w:val="right"/>
+      <w:pPr>
+        <w:ind w:left="2520" w:hanging="180"/>
+      </w:pPr>
+    </w:lvl>
+    <w:lvl w:ilvl="3" w:tplc="080A000F" w:tentative="1">
+      <w:start w:val="1"/>
+      <w:numFmt w:val="decimal"/>
+      <w:lvlText w:val="%4."/>
+      <w:lvlJc w:val="left"/>
+      <w:pPr>
+        <w:ind w:left="3240" w:hanging="360"/>
+      </w:pPr>
+    </w:lvl>
+    <w:lvl w:ilvl="4" w:tplc="080A0019" w:tentative="1">
+      <w:start w:val="1"/>
+      <w:numFmt w:val="lowerLetter"/>
+      <w:lvlText w:val="%5."/>
+      <w:lvlJc w:val="left"/>
+      <w:pPr>
+        <w:ind w:left="3960" w:hanging="360"/>
+      </w:pPr>
+    </w:lvl>
+    <w:lvl w:ilvl="5" w:tplc="080A001B" w:tentative="1">
+      <w:start w:val="1"/>
+      <w:numFmt w:val="lowerRoman"/>
+      <w:lvlText w:val="%6."/>
+      <w:lvlJc w:val="right"/>
+      <w:pPr>
+        <w:ind w:left="4680" w:hanging="180"/>
+      </w:pPr>
+    </w:lvl>
+    <w:lvl w:ilvl="6" w:tplc="080A000F" w:tentative="1">
+      <w:start w:val="1"/>
+      <w:numFmt w:val="decimal"/>
+      <w:lvlText w:val="%7."/>
+      <w:lvlJc w:val="left"/>
+      <w:pPr>
+        <w:ind w:left="5400" w:hanging="360"/>
+      </w:pPr>
+    </w:lvl>
+    <w:lvl w:ilvl="7" w:tplc="080A0019" w:tentative="1">
+      <w:start w:val="1"/>
+      <w:numFmt w:val="lowerLetter"/>
+      <w:lvlText w:val="%8."/>
+      <w:lvlJc w:val="left"/>
+      <w:pPr>
+        <w:ind w:left="6120" w:hanging="360"/>
+      </w:pPr>
+    </w:lvl>
+    <w:lvl w:ilvl="8" w:tplc="080A001B" w:tentative="1">
+      <w:start w:val="1"/>
+      <w:numFmt w:val="lowerRoman"/>
+      <w:lvlText w:val="%9."/>
+      <w:lvlJc w:val="right"/>
+      <w:pPr>
+        <w:ind w:left="6840" w:hanging="180"/>
+      </w:pPr>
+    </w:lvl>
+  </w:abstractNum>
+  <w:abstractNum w:abstractNumId="22" w15:restartNumberingAfterBreak="0">
+    <w:nsid w:val="54D538C7"/>
+    <w:multiLevelType w:val="hybridMultilevel"/>
+    <w:tmpl w:val="D362EFE4"/>
+    <w:lvl w:ilvl="0" w:tplc="080A0001">
+      <w:start w:val="1"/>
+      <w:numFmt w:val="bullet"/>
+      <w:lvlText w:val=""/>
+      <w:lvlJc w:val="left"/>
+      <w:pPr>
+        <w:ind w:left="720" w:hanging="360"/>
+      </w:pPr>
+      <w:rPr>
+        <w:rFonts w:ascii="Symbol" w:hAnsi="Symbol" w:hint="default"/>
+      </w:rPr>
+    </w:lvl>
+    <w:lvl w:ilvl="1" w:tplc="080A0019" w:tentative="1">
+      <w:start w:val="1"/>
+      <w:numFmt w:val="lowerLetter"/>
+      <w:lvlText w:val="%2."/>
+      <w:lvlJc w:val="left"/>
+      <w:pPr>
+        <w:ind w:left="1440" w:hanging="360"/>
+      </w:pPr>
+    </w:lvl>
+    <w:lvl w:ilvl="2" w:tplc="080A001B" w:tentative="1">
+      <w:start w:val="1"/>
+      <w:numFmt w:val="lowerRoman"/>
+      <w:lvlText w:val="%3."/>
+      <w:lvlJc w:val="right"/>
+      <w:pPr>
+        <w:ind w:left="2160" w:hanging="180"/>
+      </w:pPr>
+    </w:lvl>
+    <w:lvl w:ilvl="3" w:tplc="080A000F" w:tentative="1">
+      <w:start w:val="1"/>
+      <w:numFmt w:val="decimal"/>
+      <w:lvlText w:val="%4."/>
+      <w:lvlJc w:val="left"/>
+      <w:pPr>
+        <w:ind w:left="2880" w:hanging="360"/>
+      </w:pPr>
+    </w:lvl>
+    <w:lvl w:ilvl="4" w:tplc="080A0019" w:tentative="1">
+      <w:start w:val="1"/>
+      <w:numFmt w:val="lowerLetter"/>
+      <w:lvlText w:val="%5."/>
+      <w:lvlJc w:val="left"/>
+      <w:pPr>
+        <w:ind w:left="3600" w:hanging="360"/>
+      </w:pPr>
+    </w:lvl>
+    <w:lvl w:ilvl="5" w:tplc="080A001B" w:tentative="1">
+      <w:start w:val="1"/>
+      <w:numFmt w:val="lowerRoman"/>
+      <w:lvlText w:val="%6."/>
+      <w:lvlJc w:val="right"/>
+      <w:pPr>
+        <w:ind w:left="4320" w:hanging="180"/>
+      </w:pPr>
+    </w:lvl>
+    <w:lvl w:ilvl="6" w:tplc="080A000F" w:tentative="1">
+      <w:start w:val="1"/>
+      <w:numFmt w:val="decimal"/>
+      <w:lvlText w:val="%7."/>
+      <w:lvlJc w:val="left"/>
+      <w:pPr>
+        <w:ind w:left="5040" w:hanging="360"/>
+      </w:pPr>
+    </w:lvl>
+    <w:lvl w:ilvl="7" w:tplc="080A0019" w:tentative="1">
+      <w:start w:val="1"/>
+      <w:numFmt w:val="lowerLetter"/>
+      <w:lvlText w:val="%8."/>
+      <w:lvlJc w:val="left"/>
+      <w:pPr>
+        <w:ind w:left="5760" w:hanging="360"/>
+      </w:pPr>
+    </w:lvl>
+    <w:lvl w:ilvl="8" w:tplc="080A001B" w:tentative="1">
+      <w:start w:val="1"/>
+      <w:numFmt w:val="lowerRoman"/>
+      <w:lvlText w:val="%9."/>
+      <w:lvlJc w:val="right"/>
+      <w:pPr>
+        <w:ind w:left="6480" w:hanging="180"/>
+      </w:pPr>
+    </w:lvl>
+  </w:abstractNum>
+  <w:abstractNum w:abstractNumId="23" w15:restartNumberingAfterBreak="0">
     <w:nsid w:val="588D54F8"/>
     <w:multiLevelType w:val="multilevel"/>
     <w:tmpl w:val="091A7284"/>
@@ -2964,7 +5120,7 @@
       </w:rPr>
     </w:lvl>
   </w:abstractNum>
-  <w:abstractNum w:abstractNumId="16" w15:restartNumberingAfterBreak="0">
+  <w:abstractNum w:abstractNumId="24" w15:restartNumberingAfterBreak="0">
     <w:nsid w:val="61985BD7"/>
     <w:multiLevelType w:val="hybridMultilevel"/>
     <w:tmpl w:val="204ECA54"/>
@@ -3050,7 +5206,7 @@
       </w:pPr>
     </w:lvl>
   </w:abstractNum>
-  <w:abstractNum w:abstractNumId="17" w15:restartNumberingAfterBreak="0">
+  <w:abstractNum w:abstractNumId="25" w15:restartNumberingAfterBreak="0">
     <w:nsid w:val="644A3846"/>
     <w:multiLevelType w:val="multilevel"/>
     <w:tmpl w:val="2CAE7F72"/>
@@ -3199,7 +5355,7 @@
       </w:rPr>
     </w:lvl>
   </w:abstractNum>
-  <w:abstractNum w:abstractNumId="18" w15:restartNumberingAfterBreak="0">
+  <w:abstractNum w:abstractNumId="26" w15:restartNumberingAfterBreak="0">
     <w:nsid w:val="654F4F00"/>
     <w:multiLevelType w:val="hybridMultilevel"/>
     <w:tmpl w:val="D4648E64"/>
@@ -3285,7 +5441,7 @@
       </w:pPr>
     </w:lvl>
   </w:abstractNum>
-  <w:abstractNum w:abstractNumId="19" w15:restartNumberingAfterBreak="0">
+  <w:abstractNum w:abstractNumId="27" w15:restartNumberingAfterBreak="0">
     <w:nsid w:val="68EE33C5"/>
     <w:multiLevelType w:val="multilevel"/>
     <w:tmpl w:val="82B840D2"/>
@@ -3434,7 +5590,7 @@
       </w:rPr>
     </w:lvl>
   </w:abstractNum>
-  <w:abstractNum w:abstractNumId="20" w15:restartNumberingAfterBreak="0">
+  <w:abstractNum w:abstractNumId="28" w15:restartNumberingAfterBreak="0">
     <w:nsid w:val="6C5D0C0D"/>
     <w:multiLevelType w:val="hybridMultilevel"/>
     <w:tmpl w:val="F31C3E7C"/>
@@ -3450,7 +5606,7 @@
         <w:rFonts w:ascii="Symbol" w:hAnsi="Symbol" w:hint="default"/>
       </w:rPr>
     </w:lvl>
-    <w:lvl w:ilvl="1" w:tplc="080A0019" w:tentative="1">
+    <w:lvl w:ilvl="1" w:tplc="080A0019">
       <w:start w:val="1"/>
       <w:numFmt w:val="lowerLetter"/>
       <w:lvlText w:val="%2."/>
@@ -3459,7 +5615,7 @@
         <w:ind w:left="2496" w:hanging="360"/>
       </w:pPr>
     </w:lvl>
-    <w:lvl w:ilvl="2" w:tplc="080A001B" w:tentative="1">
+    <w:lvl w:ilvl="2" w:tplc="080A001B">
       <w:start w:val="1"/>
       <w:numFmt w:val="lowerRoman"/>
       <w:lvlText w:val="%3."/>
@@ -3523,7 +5679,305 @@
       </w:pPr>
     </w:lvl>
   </w:abstractNum>
-  <w:abstractNum w:abstractNumId="21" w15:restartNumberingAfterBreak="0">
+  <w:abstractNum w:abstractNumId="29" w15:restartNumberingAfterBreak="0">
+    <w:nsid w:val="6F8224F4"/>
+    <w:multiLevelType w:val="multilevel"/>
+    <w:tmpl w:val="D61A6058"/>
+    <w:lvl w:ilvl="0">
+      <w:start w:val="1"/>
+      <w:numFmt w:val="bullet"/>
+      <w:lvlText w:val=""/>
+      <w:lvlJc w:val="left"/>
+      <w:pPr>
+        <w:tabs>
+          <w:tab w:val="num" w:pos="720"/>
+        </w:tabs>
+        <w:ind w:left="720" w:hanging="360"/>
+      </w:pPr>
+      <w:rPr>
+        <w:rFonts w:ascii="Symbol" w:hAnsi="Symbol" w:hint="default"/>
+        <w:sz w:val="20"/>
+      </w:rPr>
+    </w:lvl>
+    <w:lvl w:ilvl="1">
+      <w:start w:val="1"/>
+      <w:numFmt w:val="bullet"/>
+      <w:lvlText w:val="o"/>
+      <w:lvlJc w:val="left"/>
+      <w:pPr>
+        <w:tabs>
+          <w:tab w:val="num" w:pos="1440"/>
+        </w:tabs>
+        <w:ind w:left="1440" w:hanging="360"/>
+      </w:pPr>
+      <w:rPr>
+        <w:rFonts w:ascii="Courier New" w:hAnsi="Courier New" w:hint="default"/>
+        <w:sz w:val="20"/>
+      </w:rPr>
+    </w:lvl>
+    <w:lvl w:ilvl="2" w:tentative="1">
+      <w:start w:val="1"/>
+      <w:numFmt w:val="bullet"/>
+      <w:lvlText w:val=""/>
+      <w:lvlJc w:val="left"/>
+      <w:pPr>
+        <w:tabs>
+          <w:tab w:val="num" w:pos="2160"/>
+        </w:tabs>
+        <w:ind w:left="2160" w:hanging="360"/>
+      </w:pPr>
+      <w:rPr>
+        <w:rFonts w:ascii="Wingdings" w:hAnsi="Wingdings" w:hint="default"/>
+        <w:sz w:val="20"/>
+      </w:rPr>
+    </w:lvl>
+    <w:lvl w:ilvl="3" w:tentative="1">
+      <w:start w:val="1"/>
+      <w:numFmt w:val="bullet"/>
+      <w:lvlText w:val=""/>
+      <w:lvlJc w:val="left"/>
+      <w:pPr>
+        <w:tabs>
+          <w:tab w:val="num" w:pos="2880"/>
+        </w:tabs>
+        <w:ind w:left="2880" w:hanging="360"/>
+      </w:pPr>
+      <w:rPr>
+        <w:rFonts w:ascii="Wingdings" w:hAnsi="Wingdings" w:hint="default"/>
+        <w:sz w:val="20"/>
+      </w:rPr>
+    </w:lvl>
+    <w:lvl w:ilvl="4" w:tentative="1">
+      <w:start w:val="1"/>
+      <w:numFmt w:val="bullet"/>
+      <w:lvlText w:val=""/>
+      <w:lvlJc w:val="left"/>
+      <w:pPr>
+        <w:tabs>
+          <w:tab w:val="num" w:pos="3600"/>
+        </w:tabs>
+        <w:ind w:left="3600" w:hanging="360"/>
+      </w:pPr>
+      <w:rPr>
+        <w:rFonts w:ascii="Wingdings" w:hAnsi="Wingdings" w:hint="default"/>
+        <w:sz w:val="20"/>
+      </w:rPr>
+    </w:lvl>
+    <w:lvl w:ilvl="5" w:tentative="1">
+      <w:start w:val="1"/>
+      <w:numFmt w:val="bullet"/>
+      <w:lvlText w:val=""/>
+      <w:lvlJc w:val="left"/>
+      <w:pPr>
+        <w:tabs>
+          <w:tab w:val="num" w:pos="4320"/>
+        </w:tabs>
+        <w:ind w:left="4320" w:hanging="360"/>
+      </w:pPr>
+      <w:rPr>
+        <w:rFonts w:ascii="Wingdings" w:hAnsi="Wingdings" w:hint="default"/>
+        <w:sz w:val="20"/>
+      </w:rPr>
+    </w:lvl>
+    <w:lvl w:ilvl="6" w:tentative="1">
+      <w:start w:val="1"/>
+      <w:numFmt w:val="bullet"/>
+      <w:lvlText w:val=""/>
+      <w:lvlJc w:val="left"/>
+      <w:pPr>
+        <w:tabs>
+          <w:tab w:val="num" w:pos="5040"/>
+        </w:tabs>
+        <w:ind w:left="5040" w:hanging="360"/>
+      </w:pPr>
+      <w:rPr>
+        <w:rFonts w:ascii="Wingdings" w:hAnsi="Wingdings" w:hint="default"/>
+        <w:sz w:val="20"/>
+      </w:rPr>
+    </w:lvl>
+    <w:lvl w:ilvl="7" w:tentative="1">
+      <w:start w:val="1"/>
+      <w:numFmt w:val="bullet"/>
+      <w:lvlText w:val=""/>
+      <w:lvlJc w:val="left"/>
+      <w:pPr>
+        <w:tabs>
+          <w:tab w:val="num" w:pos="5760"/>
+        </w:tabs>
+        <w:ind w:left="5760" w:hanging="360"/>
+      </w:pPr>
+      <w:rPr>
+        <w:rFonts w:ascii="Wingdings" w:hAnsi="Wingdings" w:hint="default"/>
+        <w:sz w:val="20"/>
+      </w:rPr>
+    </w:lvl>
+    <w:lvl w:ilvl="8" w:tentative="1">
+      <w:start w:val="1"/>
+      <w:numFmt w:val="bullet"/>
+      <w:lvlText w:val=""/>
+      <w:lvlJc w:val="left"/>
+      <w:pPr>
+        <w:tabs>
+          <w:tab w:val="num" w:pos="6480"/>
+        </w:tabs>
+        <w:ind w:left="6480" w:hanging="360"/>
+      </w:pPr>
+      <w:rPr>
+        <w:rFonts w:ascii="Wingdings" w:hAnsi="Wingdings" w:hint="default"/>
+        <w:sz w:val="20"/>
+      </w:rPr>
+    </w:lvl>
+  </w:abstractNum>
+  <w:abstractNum w:abstractNumId="30" w15:restartNumberingAfterBreak="0">
+    <w:nsid w:val="70B229EC"/>
+    <w:multiLevelType w:val="multilevel"/>
+    <w:tmpl w:val="E30033FE"/>
+    <w:lvl w:ilvl="0">
+      <w:start w:val="1"/>
+      <w:numFmt w:val="bullet"/>
+      <w:lvlText w:val=""/>
+      <w:lvlJc w:val="left"/>
+      <w:pPr>
+        <w:tabs>
+          <w:tab w:val="num" w:pos="720"/>
+        </w:tabs>
+        <w:ind w:left="720" w:hanging="360"/>
+      </w:pPr>
+      <w:rPr>
+        <w:rFonts w:ascii="Symbol" w:hAnsi="Symbol" w:hint="default"/>
+        <w:sz w:val="20"/>
+      </w:rPr>
+    </w:lvl>
+    <w:lvl w:ilvl="1" w:tentative="1">
+      <w:start w:val="1"/>
+      <w:numFmt w:val="bullet"/>
+      <w:lvlText w:val="o"/>
+      <w:lvlJc w:val="left"/>
+      <w:pPr>
+        <w:tabs>
+          <w:tab w:val="num" w:pos="1440"/>
+        </w:tabs>
+        <w:ind w:left="1440" w:hanging="360"/>
+      </w:pPr>
+      <w:rPr>
+        <w:rFonts w:ascii="Courier New" w:hAnsi="Courier New" w:hint="default"/>
+        <w:sz w:val="20"/>
+      </w:rPr>
+    </w:lvl>
+    <w:lvl w:ilvl="2" w:tentative="1">
+      <w:start w:val="1"/>
+      <w:numFmt w:val="bullet"/>
+      <w:lvlText w:val=""/>
+      <w:lvlJc w:val="left"/>
+      <w:pPr>
+        <w:tabs>
+          <w:tab w:val="num" w:pos="2160"/>
+        </w:tabs>
+        <w:ind w:left="2160" w:hanging="360"/>
+      </w:pPr>
+      <w:rPr>
+        <w:rFonts w:ascii="Wingdings" w:hAnsi="Wingdings" w:hint="default"/>
+        <w:sz w:val="20"/>
+      </w:rPr>
+    </w:lvl>
+    <w:lvl w:ilvl="3" w:tentative="1">
+      <w:start w:val="1"/>
+      <w:numFmt w:val="bullet"/>
+      <w:lvlText w:val=""/>
+      <w:lvlJc w:val="left"/>
+      <w:pPr>
+        <w:tabs>
+          <w:tab w:val="num" w:pos="2880"/>
+        </w:tabs>
+        <w:ind w:left="2880" w:hanging="360"/>
+      </w:pPr>
+      <w:rPr>
+        <w:rFonts w:ascii="Wingdings" w:hAnsi="Wingdings" w:hint="default"/>
+        <w:sz w:val="20"/>
+      </w:rPr>
+    </w:lvl>
+    <w:lvl w:ilvl="4" w:tentative="1">
+      <w:start w:val="1"/>
+      <w:numFmt w:val="bullet"/>
+      <w:lvlText w:val=""/>
+      <w:lvlJc w:val="left"/>
+      <w:pPr>
+        <w:tabs>
+          <w:tab w:val="num" w:pos="3600"/>
+        </w:tabs>
+        <w:ind w:left="3600" w:hanging="360"/>
+      </w:pPr>
+      <w:rPr>
+        <w:rFonts w:ascii="Wingdings" w:hAnsi="Wingdings" w:hint="default"/>
+        <w:sz w:val="20"/>
+      </w:rPr>
+    </w:lvl>
+    <w:lvl w:ilvl="5" w:tentative="1">
+      <w:start w:val="1"/>
+      <w:numFmt w:val="bullet"/>
+      <w:lvlText w:val=""/>
+      <w:lvlJc w:val="left"/>
+      <w:pPr>
+        <w:tabs>
+          <w:tab w:val="num" w:pos="4320"/>
+        </w:tabs>
+        <w:ind w:left="4320" w:hanging="360"/>
+      </w:pPr>
+      <w:rPr>
+        <w:rFonts w:ascii="Wingdings" w:hAnsi="Wingdings" w:hint="default"/>
+        <w:sz w:val="20"/>
+      </w:rPr>
+    </w:lvl>
+    <w:lvl w:ilvl="6" w:tentative="1">
+      <w:start w:val="1"/>
+      <w:numFmt w:val="bullet"/>
+      <w:lvlText w:val=""/>
+      <w:lvlJc w:val="left"/>
+      <w:pPr>
+        <w:tabs>
+          <w:tab w:val="num" w:pos="5040"/>
+        </w:tabs>
+        <w:ind w:left="5040" w:hanging="360"/>
+      </w:pPr>
+      <w:rPr>
+        <w:rFonts w:ascii="Wingdings" w:hAnsi="Wingdings" w:hint="default"/>
+        <w:sz w:val="20"/>
+      </w:rPr>
+    </w:lvl>
+    <w:lvl w:ilvl="7" w:tentative="1">
+      <w:start w:val="1"/>
+      <w:numFmt w:val="bullet"/>
+      <w:lvlText w:val=""/>
+      <w:lvlJc w:val="left"/>
+      <w:pPr>
+        <w:tabs>
+          <w:tab w:val="num" w:pos="5760"/>
+        </w:tabs>
+        <w:ind w:left="5760" w:hanging="360"/>
+      </w:pPr>
+      <w:rPr>
+        <w:rFonts w:ascii="Wingdings" w:hAnsi="Wingdings" w:hint="default"/>
+        <w:sz w:val="20"/>
+      </w:rPr>
+    </w:lvl>
+    <w:lvl w:ilvl="8" w:tentative="1">
+      <w:start w:val="1"/>
+      <w:numFmt w:val="bullet"/>
+      <w:lvlText w:val=""/>
+      <w:lvlJc w:val="left"/>
+      <w:pPr>
+        <w:tabs>
+          <w:tab w:val="num" w:pos="6480"/>
+        </w:tabs>
+        <w:ind w:left="6480" w:hanging="360"/>
+      </w:pPr>
+      <w:rPr>
+        <w:rFonts w:ascii="Wingdings" w:hAnsi="Wingdings" w:hint="default"/>
+        <w:sz w:val="20"/>
+      </w:rPr>
+    </w:lvl>
+  </w:abstractNum>
+  <w:abstractNum w:abstractNumId="31" w15:restartNumberingAfterBreak="0">
     <w:nsid w:val="78356A83"/>
     <w:multiLevelType w:val="multilevel"/>
     <w:tmpl w:val="CE0AFD76"/>
@@ -3672,7 +6126,7 @@
       </w:rPr>
     </w:lvl>
   </w:abstractNum>
-  <w:abstractNum w:abstractNumId="22" w15:restartNumberingAfterBreak="0">
+  <w:abstractNum w:abstractNumId="32" w15:restartNumberingAfterBreak="0">
     <w:nsid w:val="792D745E"/>
     <w:multiLevelType w:val="hybridMultilevel"/>
     <w:tmpl w:val="F0FA448E"/>
@@ -3761,74 +6215,220 @@
       </w:pPr>
     </w:lvl>
   </w:abstractNum>
+  <w:abstractNum w:abstractNumId="33" w15:restartNumberingAfterBreak="0">
+    <w:nsid w:val="79417DAA"/>
+    <w:multiLevelType w:val="hybridMultilevel"/>
+    <w:tmpl w:val="500430C8"/>
+    <w:lvl w:ilvl="0" w:tplc="080A0001">
+      <w:start w:val="1"/>
+      <w:numFmt w:val="bullet"/>
+      <w:lvlText w:val=""/>
+      <w:lvlJc w:val="left"/>
+      <w:pPr>
+        <w:ind w:left="720" w:hanging="360"/>
+      </w:pPr>
+      <w:rPr>
+        <w:rFonts w:ascii="Symbol" w:hAnsi="Symbol" w:hint="default"/>
+      </w:rPr>
+    </w:lvl>
+    <w:lvl w:ilvl="1" w:tplc="080A0003" w:tentative="1">
+      <w:start w:val="1"/>
+      <w:numFmt w:val="bullet"/>
+      <w:lvlText w:val="o"/>
+      <w:lvlJc w:val="left"/>
+      <w:pPr>
+        <w:ind w:left="1440" w:hanging="360"/>
+      </w:pPr>
+      <w:rPr>
+        <w:rFonts w:ascii="Courier New" w:hAnsi="Courier New" w:cs="Courier New" w:hint="default"/>
+      </w:rPr>
+    </w:lvl>
+    <w:lvl w:ilvl="2" w:tplc="080A0005" w:tentative="1">
+      <w:start w:val="1"/>
+      <w:numFmt w:val="bullet"/>
+      <w:lvlText w:val=""/>
+      <w:lvlJc w:val="left"/>
+      <w:pPr>
+        <w:ind w:left="2160" w:hanging="360"/>
+      </w:pPr>
+      <w:rPr>
+        <w:rFonts w:ascii="Wingdings" w:hAnsi="Wingdings" w:hint="default"/>
+      </w:rPr>
+    </w:lvl>
+    <w:lvl w:ilvl="3" w:tplc="080A0001" w:tentative="1">
+      <w:start w:val="1"/>
+      <w:numFmt w:val="bullet"/>
+      <w:lvlText w:val=""/>
+      <w:lvlJc w:val="left"/>
+      <w:pPr>
+        <w:ind w:left="2880" w:hanging="360"/>
+      </w:pPr>
+      <w:rPr>
+        <w:rFonts w:ascii="Symbol" w:hAnsi="Symbol" w:hint="default"/>
+      </w:rPr>
+    </w:lvl>
+    <w:lvl w:ilvl="4" w:tplc="080A0003" w:tentative="1">
+      <w:start w:val="1"/>
+      <w:numFmt w:val="bullet"/>
+      <w:lvlText w:val="o"/>
+      <w:lvlJc w:val="left"/>
+      <w:pPr>
+        <w:ind w:left="3600" w:hanging="360"/>
+      </w:pPr>
+      <w:rPr>
+        <w:rFonts w:ascii="Courier New" w:hAnsi="Courier New" w:cs="Courier New" w:hint="default"/>
+      </w:rPr>
+    </w:lvl>
+    <w:lvl w:ilvl="5" w:tplc="080A0005" w:tentative="1">
+      <w:start w:val="1"/>
+      <w:numFmt w:val="bullet"/>
+      <w:lvlText w:val=""/>
+      <w:lvlJc w:val="left"/>
+      <w:pPr>
+        <w:ind w:left="4320" w:hanging="360"/>
+      </w:pPr>
+      <w:rPr>
+        <w:rFonts w:ascii="Wingdings" w:hAnsi="Wingdings" w:hint="default"/>
+      </w:rPr>
+    </w:lvl>
+    <w:lvl w:ilvl="6" w:tplc="080A0001" w:tentative="1">
+      <w:start w:val="1"/>
+      <w:numFmt w:val="bullet"/>
+      <w:lvlText w:val=""/>
+      <w:lvlJc w:val="left"/>
+      <w:pPr>
+        <w:ind w:left="5040" w:hanging="360"/>
+      </w:pPr>
+      <w:rPr>
+        <w:rFonts w:ascii="Symbol" w:hAnsi="Symbol" w:hint="default"/>
+      </w:rPr>
+    </w:lvl>
+    <w:lvl w:ilvl="7" w:tplc="080A0003" w:tentative="1">
+      <w:start w:val="1"/>
+      <w:numFmt w:val="bullet"/>
+      <w:lvlText w:val="o"/>
+      <w:lvlJc w:val="left"/>
+      <w:pPr>
+        <w:ind w:left="5760" w:hanging="360"/>
+      </w:pPr>
+      <w:rPr>
+        <w:rFonts w:ascii="Courier New" w:hAnsi="Courier New" w:cs="Courier New" w:hint="default"/>
+      </w:rPr>
+    </w:lvl>
+    <w:lvl w:ilvl="8" w:tplc="080A0005" w:tentative="1">
+      <w:start w:val="1"/>
+      <w:numFmt w:val="bullet"/>
+      <w:lvlText w:val=""/>
+      <w:lvlJc w:val="left"/>
+      <w:pPr>
+        <w:ind w:left="6480" w:hanging="360"/>
+      </w:pPr>
+      <w:rPr>
+        <w:rFonts w:ascii="Wingdings" w:hAnsi="Wingdings" w:hint="default"/>
+      </w:rPr>
+    </w:lvl>
+  </w:abstractNum>
   <w:num w:numId="1">
+    <w:abstractNumId w:val="24"/>
+  </w:num>
+  <w:num w:numId="2">
+    <w:abstractNumId w:val="26"/>
+  </w:num>
+  <w:num w:numId="3">
     <w:abstractNumId w:val="16"/>
   </w:num>
-  <w:num w:numId="2">
+  <w:num w:numId="4">
+    <w:abstractNumId w:val="14"/>
+  </w:num>
+  <w:num w:numId="5">
+    <w:abstractNumId w:val="9"/>
+  </w:num>
+  <w:num w:numId="6">
+    <w:abstractNumId w:val="3"/>
+  </w:num>
+  <w:num w:numId="7">
+    <w:abstractNumId w:val="13"/>
+  </w:num>
+  <w:num w:numId="8">
+    <w:abstractNumId w:val="32"/>
+  </w:num>
+  <w:num w:numId="9">
+    <w:abstractNumId w:val="28"/>
+  </w:num>
+  <w:num w:numId="10">
+    <w:abstractNumId w:val="19"/>
+  </w:num>
+  <w:num w:numId="11">
+    <w:abstractNumId w:val="23"/>
+  </w:num>
+  <w:num w:numId="12">
+    <w:abstractNumId w:val="10"/>
+  </w:num>
+  <w:num w:numId="13">
+    <w:abstractNumId w:val="17"/>
+  </w:num>
+  <w:num w:numId="14">
+    <w:abstractNumId w:val="7"/>
+  </w:num>
+  <w:num w:numId="15">
+    <w:abstractNumId w:val="27"/>
+  </w:num>
+  <w:num w:numId="16">
+    <w:abstractNumId w:val="25"/>
+  </w:num>
+  <w:num w:numId="17">
+    <w:abstractNumId w:val="4"/>
+  </w:num>
+  <w:num w:numId="18">
+    <w:abstractNumId w:val="1"/>
+  </w:num>
+  <w:num w:numId="19">
+    <w:abstractNumId w:val="2"/>
+  </w:num>
+  <w:num w:numId="20">
+    <w:abstractNumId w:val="31"/>
+  </w:num>
+  <w:num w:numId="21">
     <w:abstractNumId w:val="18"/>
   </w:num>
-  <w:num w:numId="3">
+  <w:num w:numId="22">
+    <w:abstractNumId w:val="6"/>
+  </w:num>
+  <w:num w:numId="23">
     <w:abstractNumId w:val="11"/>
   </w:num>
-  <w:num w:numId="4">
-    <w:abstractNumId w:val="10"/>
+  <w:num w:numId="24">
+    <w:abstractNumId w:val="12"/>
   </w:num>
-  <w:num w:numId="5">
-    <w:abstractNumId w:val="6"/>
+  <w:num w:numId="25">
+    <w:abstractNumId w:val="21"/>
   </w:num>
-  <w:num w:numId="6">
-    <w:abstractNumId w:val="2"/>
+  <w:num w:numId="26">
+    <w:abstractNumId w:val="15"/>
   </w:num>
-  <w:num w:numId="7">
-    <w:abstractNumId w:val="9"/>
+  <w:num w:numId="27">
+    <w:abstractNumId w:val="30"/>
   </w:num>
-  <w:num w:numId="8">
+  <w:num w:numId="28">
+    <w:abstractNumId w:val="29"/>
+  </w:num>
+  <w:num w:numId="29">
+    <w:abstractNumId w:val="5"/>
+  </w:num>
+  <w:num w:numId="30">
     <w:abstractNumId w:val="22"/>
   </w:num>
-  <w:num w:numId="9">
-    <w:abstractNumId w:val="20"/>
+  <w:num w:numId="31">
+    <w:abstractNumId w:val="33"/>
   </w:num>
-  <w:num w:numId="10">
-    <w:abstractNumId w:val="14"/>
-  </w:num>
-  <w:num w:numId="11">
-    <w:abstractNumId w:val="15"/>
-  </w:num>
-  <w:num w:numId="12">
-    <w:abstractNumId w:val="7"/>
-  </w:num>
-  <w:num w:numId="13">
-    <w:abstractNumId w:val="12"/>
-  </w:num>
-  <w:num w:numId="14">
-    <w:abstractNumId w:val="5"/>
-  </w:num>
-  <w:num w:numId="15">
-    <w:abstractNumId w:val="19"/>
-  </w:num>
-  <w:num w:numId="16">
-    <w:abstractNumId w:val="17"/>
-  </w:num>
-  <w:num w:numId="17">
-    <w:abstractNumId w:val="3"/>
-  </w:num>
-  <w:num w:numId="18">
+  <w:num w:numId="32">
     <w:abstractNumId w:val="0"/>
   </w:num>
-  <w:num w:numId="19">
-    <w:abstractNumId w:val="1"/>
+  <w:num w:numId="33">
+    <w:abstractNumId w:val="8"/>
   </w:num>
-  <w:num w:numId="20">
-    <w:abstractNumId w:val="21"/>
-  </w:num>
-  <w:num w:numId="21">
-    <w:abstractNumId w:val="13"/>
-  </w:num>
-  <w:num w:numId="22">
-    <w:abstractNumId w:val="4"/>
-  </w:num>
-  <w:num w:numId="23">
-    <w:abstractNumId w:val="8"/>
+  <w:num w:numId="34">
+    <w:abstractNumId w:val="20"/>
   </w:num>
 </w:numbering>
 </file>
@@ -4232,6 +6832,29 @@
     <w:qFormat/>
     <w:rsid w:val="00223479"/>
   </w:style>
+  <w:style w:type="paragraph" w:styleId="Ttulo3">
+    <w:name w:val="heading 3"/>
+    <w:basedOn w:val="Normal"/>
+    <w:next w:val="Normal"/>
+    <w:link w:val="Ttulo3Car"/>
+    <w:uiPriority w:val="9"/>
+    <w:semiHidden/>
+    <w:unhideWhenUsed/>
+    <w:qFormat/>
+    <w:rsid w:val="00B55B24"/>
+    <w:pPr>
+      <w:keepNext/>
+      <w:keepLines/>
+      <w:spacing w:before="40" w:after="0"/>
+      <w:outlineLvl w:val="2"/>
+    </w:pPr>
+    <w:rPr>
+      <w:rFonts w:asciiTheme="majorHAnsi" w:eastAsiaTheme="majorEastAsia" w:hAnsiTheme="majorHAnsi" w:cstheme="majorBidi"/>
+      <w:color w:val="1F3763" w:themeColor="accent1" w:themeShade="7F"/>
+      <w:sz w:val="24"/>
+      <w:szCs w:val="24"/>
+    </w:rPr>
+  </w:style>
   <w:style w:type="paragraph" w:styleId="Ttulo6">
     <w:name w:val="heading 6"/>
     <w:basedOn w:val="Normal"/>
@@ -4385,6 +7008,20 @@
       <w:sz w:val="15"/>
       <w:szCs w:val="15"/>
       <w:lang w:eastAsia="es-MX"/>
+    </w:rPr>
+  </w:style>
+  <w:style w:type="character" w:customStyle="1" w:styleId="Ttulo3Car">
+    <w:name w:val="Título 3 Car"/>
+    <w:basedOn w:val="Fuentedeprrafopredeter"/>
+    <w:link w:val="Ttulo3"/>
+    <w:uiPriority w:val="9"/>
+    <w:semiHidden/>
+    <w:rsid w:val="00B55B24"/>
+    <w:rPr>
+      <w:rFonts w:asciiTheme="majorHAnsi" w:eastAsiaTheme="majorEastAsia" w:hAnsiTheme="majorHAnsi" w:cstheme="majorBidi"/>
+      <w:color w:val="1F3763" w:themeColor="accent1" w:themeShade="7F"/>
+      <w:sz w:val="24"/>
+      <w:szCs w:val="24"/>
     </w:rPr>
   </w:style>
 </w:styles>

--- a/Entregables_individuales/Requerimientos_funcionales.docx
+++ b/Entregables_individuales/Requerimientos_funcionales.docx
@@ -4,23 +4,29 @@
   <w:body>
     <w:p>
       <w:pPr>
+        <w:pStyle w:val="Prrafodelista"/>
+        <w:numPr>
+          <w:ilvl w:val="0"/>
+          <w:numId w:val="35"/>
+        </w:numPr>
         <w:spacing w:line="360" w:lineRule="auto"/>
         <w:jc w:val="both"/>
         <w:rPr>
           <w:rFonts w:ascii="Arial" w:hAnsi="Arial" w:cs="Arial"/>
           <w:b/>
-          <w:sz w:val="20"/>
-          <w:szCs w:val="20"/>
-        </w:rPr>
-      </w:pPr>
+          <w:sz w:val="24"/>
+          <w:szCs w:val="24"/>
+        </w:rPr>
+      </w:pPr>
+      <w:bookmarkStart w:id="0" w:name="_Hlk210728585"/>
       <w:r>
         <w:rPr>
           <w:rFonts w:ascii="Arial" w:hAnsi="Arial" w:cs="Arial"/>
           <w:b/>
-          <w:sz w:val="20"/>
-          <w:szCs w:val="20"/>
-        </w:rPr>
-        <w:t>REQUERIMIENTOS FUNCIONALES</w:t>
+          <w:sz w:val="24"/>
+          <w:szCs w:val="24"/>
+        </w:rPr>
+        <w:t>Requerimientos Funcionales</w:t>
       </w:r>
     </w:p>
     <w:p>
@@ -30,18 +36,18 @@
         <w:rPr>
           <w:rFonts w:ascii="Arial" w:hAnsi="Arial" w:cs="Arial"/>
           <w:b/>
-          <w:sz w:val="20"/>
-          <w:szCs w:val="20"/>
+          <w:sz w:val="24"/>
+          <w:szCs w:val="24"/>
         </w:rPr>
       </w:pPr>
       <w:r>
         <w:rPr>
           <w:rFonts w:ascii="Arial" w:hAnsi="Arial" w:cs="Arial"/>
           <w:b/>
-          <w:sz w:val="20"/>
-          <w:szCs w:val="20"/>
-        </w:rPr>
-        <w:t>USUARIO PACIENTE</w:t>
+          <w:sz w:val="24"/>
+          <w:szCs w:val="24"/>
+        </w:rPr>
+        <w:t>Usuario Paciente</w:t>
       </w:r>
     </w:p>
     <w:p>
@@ -55,16 +61,16 @@
         <w:jc w:val="both"/>
         <w:rPr>
           <w:rFonts w:ascii="Arial" w:eastAsia="Times New Roman" w:hAnsi="Arial" w:cs="Arial"/>
-          <w:sz w:val="20"/>
-          <w:szCs w:val="20"/>
+          <w:sz w:val="24"/>
+          <w:szCs w:val="24"/>
           <w:lang w:eastAsia="es-MX"/>
         </w:rPr>
       </w:pPr>
       <w:r>
         <w:rPr>
           <w:rFonts w:ascii="Arial" w:eastAsia="Times New Roman" w:hAnsi="Arial" w:cs="Arial"/>
-          <w:sz w:val="20"/>
-          <w:szCs w:val="20"/>
+          <w:sz w:val="24"/>
+          <w:szCs w:val="24"/>
           <w:lang w:eastAsia="es-MX"/>
         </w:rPr>
         <w:t>El sistema permitirá al usuario agendar una cita en cuatro sencillos pasos: primero, deberá ingresar su nombre completo; luego, proporcionar su número de teléfono; después, seleccionar el tipo de servicio que desea solicitar; y, por último, elegir la fecha y hora disponibles para su cita.</w:t>
@@ -81,16 +87,16 @@
         <w:jc w:val="both"/>
         <w:rPr>
           <w:rFonts w:ascii="Arial" w:eastAsia="Times New Roman" w:hAnsi="Arial" w:cs="Arial"/>
-          <w:sz w:val="20"/>
-          <w:szCs w:val="20"/>
+          <w:sz w:val="24"/>
+          <w:szCs w:val="24"/>
           <w:lang w:eastAsia="es-MX"/>
         </w:rPr>
       </w:pPr>
       <w:r>
         <w:rPr>
           <w:rFonts w:ascii="Arial" w:hAnsi="Arial" w:cs="Arial"/>
-          <w:sz w:val="20"/>
-          <w:szCs w:val="20"/>
+          <w:sz w:val="24"/>
+          <w:szCs w:val="24"/>
         </w:rPr>
         <w:t>El sistema mostrará la lista completa de servicios disponibles mediante un campo de selección (combo box), que cargará automáticamente toda la información correspondiente.</w:t>
       </w:r>
@@ -106,16 +112,16 @@
         <w:jc w:val="both"/>
         <w:rPr>
           <w:rFonts w:ascii="Arial" w:eastAsia="Times New Roman" w:hAnsi="Arial" w:cs="Arial"/>
-          <w:sz w:val="20"/>
-          <w:szCs w:val="20"/>
+          <w:sz w:val="24"/>
+          <w:szCs w:val="24"/>
           <w:lang w:eastAsia="es-MX"/>
         </w:rPr>
       </w:pPr>
       <w:r>
         <w:rPr>
           <w:rFonts w:ascii="Arial" w:hAnsi="Arial" w:cs="Arial"/>
-          <w:sz w:val="20"/>
-          <w:szCs w:val="20"/>
+          <w:sz w:val="24"/>
+          <w:szCs w:val="24"/>
         </w:rPr>
         <w:t>Al hacer clic en “Seleccionar horario”, el sistema mostrará en un panel los horarios disponibles y agendados dentro de los próximos seis meses, diferenciándolos por color: gris para los agendados y verde para los disponibles.</w:t>
       </w:r>
@@ -131,16 +137,16 @@
         <w:jc w:val="both"/>
         <w:rPr>
           <w:rFonts w:ascii="Arial" w:eastAsia="Times New Roman" w:hAnsi="Arial" w:cs="Arial"/>
-          <w:sz w:val="20"/>
-          <w:szCs w:val="20"/>
+          <w:sz w:val="24"/>
+          <w:szCs w:val="24"/>
           <w:lang w:eastAsia="es-MX"/>
         </w:rPr>
       </w:pPr>
       <w:r>
         <w:rPr>
           <w:rFonts w:ascii="Arial" w:hAnsi="Arial" w:cs="Arial"/>
-          <w:sz w:val="20"/>
-          <w:szCs w:val="20"/>
+          <w:sz w:val="24"/>
+          <w:szCs w:val="24"/>
         </w:rPr>
         <w:t>El panel de horarios permitirá navegar entre los días mediante un encabezado semanal, mostrando las fechas de lunes a domingo a partir de la fecha actual, con el día y el mes indicados debajo de cada día.</w:t>
       </w:r>
@@ -156,31 +162,23 @@
         <w:jc w:val="both"/>
         <w:rPr>
           <w:rFonts w:ascii="Arial" w:hAnsi="Arial" w:cs="Arial"/>
-          <w:sz w:val="20"/>
-          <w:szCs w:val="20"/>
-        </w:rPr>
-      </w:pPr>
-      <w:r>
-        <w:rPr>
-          <w:rFonts w:ascii="Arial" w:hAnsi="Arial" w:cs="Arial"/>
-          <w:sz w:val="20"/>
-          <w:szCs w:val="20"/>
+        </w:rPr>
+      </w:pPr>
+      <w:r>
+        <w:rPr>
+          <w:rFonts w:ascii="Arial" w:hAnsi="Arial" w:cs="Arial"/>
         </w:rPr>
         <w:t>El sistema permitirá enviar la confirmación de la cita por medio de WhatsApp</w:t>
       </w:r>
       <w:r>
         <w:rPr>
           <w:rFonts w:ascii="Arial" w:hAnsi="Arial" w:cs="Arial"/>
-          <w:sz w:val="20"/>
-          <w:szCs w:val="20"/>
         </w:rPr>
         <w:t xml:space="preserve"> al momento de agendar cita</w:t>
       </w:r>
       <w:r>
         <w:rPr>
           <w:rFonts w:ascii="Arial" w:hAnsi="Arial" w:cs="Arial"/>
-          <w:sz w:val="20"/>
-          <w:szCs w:val="20"/>
         </w:rPr>
         <w:t>, incluyendo: nombre completo del paciente, servicio solicitado, fecha, ubicación del consultorio y un mensaje recordatorio de asistencia.</w:t>
       </w:r>
@@ -196,16 +194,16 @@
         <w:jc w:val="both"/>
         <w:rPr>
           <w:rFonts w:ascii="Arial" w:eastAsia="Times New Roman" w:hAnsi="Arial" w:cs="Arial"/>
-          <w:sz w:val="20"/>
-          <w:szCs w:val="20"/>
+          <w:sz w:val="24"/>
+          <w:szCs w:val="24"/>
           <w:lang w:eastAsia="es-MX"/>
         </w:rPr>
       </w:pPr>
       <w:r>
         <w:rPr>
           <w:rFonts w:ascii="Arial" w:eastAsia="Times New Roman" w:hAnsi="Arial" w:cs="Arial"/>
-          <w:sz w:val="20"/>
-          <w:szCs w:val="20"/>
+          <w:sz w:val="24"/>
+          <w:szCs w:val="24"/>
           <w:lang w:eastAsia="es-MX"/>
         </w:rPr>
         <w:t xml:space="preserve">El usuario podrá consultar su cita más próxima ingresando el número de teléfono registrado. Al hacer clic en la opción “Consultar”, el sistema mostrará un modal con la siguiente información: nombre completo, fecha (en formato DD/MM/YYYY), nombre del servicio, estatus, descripción (si aplica), ubicación del consultorio y el mensaje “Te esperamos en Medical </w:t>
@@ -214,8 +212,8 @@
       <w:r>
         <w:rPr>
           <w:rFonts w:ascii="Arial" w:eastAsia="Times New Roman" w:hAnsi="Arial" w:cs="Arial"/>
-          <w:sz w:val="20"/>
-          <w:szCs w:val="20"/>
+          <w:sz w:val="24"/>
+          <w:szCs w:val="24"/>
           <w:lang w:eastAsia="es-MX"/>
         </w:rPr>
         <w:t>Isor</w:t>
@@ -224,8 +222,8 @@
       <w:r>
         <w:rPr>
           <w:rFonts w:ascii="Arial" w:eastAsia="Times New Roman" w:hAnsi="Arial" w:cs="Arial"/>
-          <w:sz w:val="20"/>
-          <w:szCs w:val="20"/>
+          <w:sz w:val="24"/>
+          <w:szCs w:val="24"/>
           <w:lang w:eastAsia="es-MX"/>
         </w:rPr>
         <w:t>”.</w:t>
@@ -242,31 +240,23 @@
         <w:jc w:val="both"/>
         <w:rPr>
           <w:rFonts w:ascii="Arial" w:hAnsi="Arial" w:cs="Arial"/>
-          <w:sz w:val="20"/>
-          <w:szCs w:val="20"/>
-        </w:rPr>
-      </w:pPr>
-      <w:r>
-        <w:rPr>
-          <w:rFonts w:ascii="Arial" w:hAnsi="Arial" w:cs="Arial"/>
-          <w:sz w:val="20"/>
-          <w:szCs w:val="20"/>
+        </w:rPr>
+      </w:pPr>
+      <w:r>
+        <w:rPr>
+          <w:rFonts w:ascii="Arial" w:hAnsi="Arial" w:cs="Arial"/>
         </w:rPr>
         <w:t>El sistema enviará un recordatorio por WhatsApp un día antes</w:t>
       </w:r>
       <w:r>
         <w:rPr>
           <w:rFonts w:ascii="Arial" w:hAnsi="Arial" w:cs="Arial"/>
-          <w:sz w:val="20"/>
-          <w:szCs w:val="20"/>
         </w:rPr>
         <w:t xml:space="preserve"> de la cita</w:t>
       </w:r>
       <w:r>
         <w:rPr>
           <w:rFonts w:ascii="Arial" w:hAnsi="Arial" w:cs="Arial"/>
-          <w:sz w:val="20"/>
-          <w:szCs w:val="20"/>
         </w:rPr>
         <w:t>, incluyendo un mensaje de confirmación, el nombre del paciente, fecha, hora, ubicación del consultorio y un aviso para contactar en caso de necesitar reprogramar.</w:t>
       </w:r>
@@ -278,18 +268,18 @@
         <w:rPr>
           <w:rFonts w:ascii="Arial" w:hAnsi="Arial" w:cs="Arial"/>
           <w:b/>
-          <w:sz w:val="20"/>
-          <w:szCs w:val="20"/>
+          <w:sz w:val="24"/>
+          <w:szCs w:val="24"/>
         </w:rPr>
       </w:pPr>
       <w:r>
         <w:rPr>
           <w:rFonts w:ascii="Arial" w:hAnsi="Arial" w:cs="Arial"/>
           <w:b/>
-          <w:sz w:val="20"/>
-          <w:szCs w:val="20"/>
-        </w:rPr>
-        <w:t>ADMINISTRADOR</w:t>
+          <w:sz w:val="24"/>
+          <w:szCs w:val="24"/>
+        </w:rPr>
+        <w:t>Administrador</w:t>
       </w:r>
     </w:p>
     <w:p>
@@ -303,15 +293,11 @@
         <w:jc w:val="both"/>
         <w:rPr>
           <w:rFonts w:ascii="Arial" w:hAnsi="Arial" w:cs="Arial"/>
-          <w:sz w:val="20"/>
-          <w:szCs w:val="20"/>
-        </w:rPr>
-      </w:pPr>
-      <w:r>
-        <w:rPr>
-          <w:rFonts w:ascii="Arial" w:hAnsi="Arial" w:cs="Arial"/>
-          <w:sz w:val="20"/>
-          <w:szCs w:val="20"/>
+        </w:rPr>
+      </w:pPr>
+      <w:r>
+        <w:rPr>
+          <w:rFonts w:ascii="Arial" w:hAnsi="Arial" w:cs="Arial"/>
         </w:rPr>
         <w:t>El sistema permitirá al usuario administrador iniciar sesión usando un nombre de usuario y contraseña definidos por los ingenieros de sistemas.</w:t>
       </w:r>
@@ -327,16 +313,16 @@
         <w:jc w:val="both"/>
         <w:rPr>
           <w:rFonts w:ascii="Arial" w:eastAsia="Times New Roman" w:hAnsi="Arial" w:cs="Arial"/>
-          <w:sz w:val="20"/>
-          <w:szCs w:val="20"/>
+          <w:sz w:val="24"/>
+          <w:szCs w:val="24"/>
           <w:lang w:eastAsia="es-MX"/>
         </w:rPr>
       </w:pPr>
       <w:r>
         <w:rPr>
           <w:rFonts w:ascii="Arial" w:eastAsia="Times New Roman" w:hAnsi="Arial" w:cs="Arial"/>
-          <w:sz w:val="20"/>
-          <w:szCs w:val="20"/>
+          <w:sz w:val="24"/>
+          <w:szCs w:val="24"/>
           <w:lang w:eastAsia="es-MX"/>
         </w:rPr>
         <w:t>El sistema permitirá al administrador consultar citas mediante filtros seleccionables en orden: primero mes, luego día y finalmente hora. No es necesario completar todos los filtros, pero sí respetar el orden. La información se mostrará en un modal e incluirá: fecha completa (día, mes y hora), nombre completo del paciente, tipo de servicio, duración del servicio (hora de inicio y fin)</w:t>
@@ -344,8 +330,8 @@
       <w:r>
         <w:rPr>
           <w:rFonts w:ascii="Arial" w:eastAsia="Times New Roman" w:hAnsi="Arial" w:cs="Arial"/>
-          <w:sz w:val="20"/>
-          <w:szCs w:val="20"/>
+          <w:sz w:val="24"/>
+          <w:szCs w:val="24"/>
           <w:lang w:eastAsia="es-MX"/>
         </w:rPr>
         <w:t>,</w:t>
@@ -353,8 +339,8 @@
       <w:r>
         <w:rPr>
           <w:rFonts w:ascii="Arial" w:eastAsia="Times New Roman" w:hAnsi="Arial" w:cs="Arial"/>
-          <w:sz w:val="20"/>
-          <w:szCs w:val="20"/>
+          <w:sz w:val="24"/>
+          <w:szCs w:val="24"/>
           <w:lang w:eastAsia="es-MX"/>
         </w:rPr>
         <w:t>descripción, si aplica</w:t>
@@ -362,8 +348,8 @@
       <w:r>
         <w:rPr>
           <w:rFonts w:ascii="Arial" w:eastAsia="Times New Roman" w:hAnsi="Arial" w:cs="Arial"/>
-          <w:sz w:val="20"/>
-          <w:szCs w:val="20"/>
+          <w:sz w:val="24"/>
+          <w:szCs w:val="24"/>
           <w:lang w:eastAsia="es-MX"/>
         </w:rPr>
         <w:t xml:space="preserve"> y por último los iconos de editar y cancelar.</w:t>
@@ -380,16 +366,13 @@
         <w:jc w:val="both"/>
         <w:rPr>
           <w:rFonts w:ascii="Arial" w:hAnsi="Arial" w:cs="Arial"/>
-          <w:sz w:val="20"/>
-          <w:szCs w:val="20"/>
-        </w:rPr>
-      </w:pPr>
-      <w:r>
-        <w:rPr>
-          <w:rFonts w:ascii="Arial" w:hAnsi="Arial" w:cs="Arial"/>
-          <w:sz w:val="20"/>
-          <w:szCs w:val="20"/>
-        </w:rPr>
+        </w:rPr>
+      </w:pPr>
+      <w:r>
+        <w:rPr>
+          <w:rFonts w:ascii="Arial" w:hAnsi="Arial" w:cs="Arial"/>
+        </w:rPr>
+        <w:lastRenderedPageBreak/>
         <w:t>El sistema permitirá, desde el panel de consulta, filtrar los registros por nombre, de manera que la búsqueda será insensible a mayúsculas o minúsculas y se mostrarán todos los registros que coincidan con los caracteres ingresados.</w:t>
       </w:r>
     </w:p>
@@ -404,15 +387,11 @@
         <w:jc w:val="both"/>
         <w:rPr>
           <w:rFonts w:ascii="Arial" w:hAnsi="Arial" w:cs="Arial"/>
-          <w:sz w:val="20"/>
-          <w:szCs w:val="20"/>
-        </w:rPr>
-      </w:pPr>
-      <w:r>
-        <w:rPr>
-          <w:rFonts w:ascii="Arial" w:hAnsi="Arial" w:cs="Arial"/>
-          <w:sz w:val="20"/>
-          <w:szCs w:val="20"/>
+        </w:rPr>
+      </w:pPr>
+      <w:r>
+        <w:rPr>
+          <w:rFonts w:ascii="Arial" w:hAnsi="Arial" w:cs="Arial"/>
         </w:rPr>
         <w:t>El sistema permitirá al administrador visualizar, mediante un panel, todos los horarios disponibles y las citas agendadas dentro de un periodo máximo de seis meses a partir de la fecha actual, identificadas por colores según el servicio previamente agendado.</w:t>
       </w:r>
@@ -428,26 +407,13 @@
         <w:jc w:val="both"/>
         <w:rPr>
           <w:rFonts w:ascii="Arial" w:hAnsi="Arial" w:cs="Arial"/>
-          <w:sz w:val="20"/>
-          <w:szCs w:val="20"/>
-        </w:rPr>
-      </w:pPr>
-      <w:r>
-        <w:rPr>
-          <w:rFonts w:ascii="Arial" w:hAnsi="Arial" w:cs="Arial"/>
-          <w:sz w:val="20"/>
-          <w:szCs w:val="20"/>
-        </w:rPr>
-        <w:t xml:space="preserve">El sistema permitirá al administrador gestionar el agendamiento de citas de manera sencilla: primero, podrá ingresar los datos del paciente, incluyendo nombre completo y número de teléfono; luego, seleccionar el tipo </w:t>
-      </w:r>
-      <w:r>
-        <w:rPr>
-          <w:rFonts w:ascii="Arial" w:hAnsi="Arial" w:cs="Arial"/>
-          <w:sz w:val="20"/>
-          <w:szCs w:val="20"/>
-        </w:rPr>
-        <w:lastRenderedPageBreak/>
-        <w:t>de servicio solicitado; y, finalmente, asignar la fecha y hora disponibles. Además, el sistema mostrará la lista completa de servicios disponibles mediante un campo de selección.</w:t>
+        </w:rPr>
+      </w:pPr>
+      <w:r>
+        <w:rPr>
+          <w:rFonts w:ascii="Arial" w:hAnsi="Arial" w:cs="Arial"/>
+        </w:rPr>
+        <w:t>El sistema permitirá al administrador gestionar el agendamiento de citas de manera sencilla: primero, podrá ingresar los datos del paciente, incluyendo nombre completo y número de teléfono; luego, seleccionar el tipo de servicio solicitado; y, finalmente, asignar la fecha y hora disponibles. Además, el sistema mostrará la lista completa de servicios disponibles mediante un campo de selección.</w:t>
       </w:r>
     </w:p>
     <w:p>
@@ -461,15 +427,11 @@
         <w:jc w:val="both"/>
         <w:rPr>
           <w:rFonts w:ascii="Arial" w:hAnsi="Arial" w:cs="Arial"/>
-          <w:sz w:val="20"/>
-          <w:szCs w:val="20"/>
-        </w:rPr>
-      </w:pPr>
-      <w:r>
-        <w:rPr>
-          <w:rFonts w:ascii="Arial" w:hAnsi="Arial" w:cs="Arial"/>
-          <w:sz w:val="20"/>
-          <w:szCs w:val="20"/>
+        </w:rPr>
+      </w:pPr>
+      <w:r>
+        <w:rPr>
+          <w:rFonts w:ascii="Arial" w:hAnsi="Arial" w:cs="Arial"/>
         </w:rPr>
         <w:t>El sistema contará con una barra de herramientas (</w:t>
       </w:r>
@@ -477,8 +439,6 @@
       <w:r>
         <w:rPr>
           <w:rFonts w:ascii="Arial" w:hAnsi="Arial" w:cs="Arial"/>
-          <w:sz w:val="20"/>
-          <w:szCs w:val="20"/>
         </w:rPr>
         <w:t>toolbar</w:t>
       </w:r>
@@ -486,8 +446,6 @@
       <w:r>
         <w:rPr>
           <w:rFonts w:ascii="Arial" w:hAnsi="Arial" w:cs="Arial"/>
-          <w:sz w:val="20"/>
-          <w:szCs w:val="20"/>
         </w:rPr>
         <w:t xml:space="preserve">) que incluirá el apartado </w:t>
       </w:r>
@@ -496,16 +454,12 @@
           <w:rStyle w:val="Textoennegrita"/>
           <w:rFonts w:ascii="Arial" w:hAnsi="Arial" w:cs="Arial"/>
           <w:b w:val="0"/>
-          <w:sz w:val="20"/>
-          <w:szCs w:val="20"/>
         </w:rPr>
         <w:t>Servicios</w:t>
       </w:r>
       <w:r>
         <w:rPr>
           <w:rFonts w:ascii="Arial" w:hAnsi="Arial" w:cs="Arial"/>
-          <w:sz w:val="20"/>
-          <w:szCs w:val="20"/>
         </w:rPr>
         <w:t>, permitiendo al administrador gestionar la creación de nuevos servicios completando los siguientes campos: nombre del servicio, duración en minutos y color.</w:t>
       </w:r>
@@ -521,15 +475,11 @@
         <w:jc w:val="both"/>
         <w:rPr>
           <w:rFonts w:ascii="Arial" w:hAnsi="Arial" w:cs="Arial"/>
-          <w:sz w:val="20"/>
-          <w:szCs w:val="20"/>
-        </w:rPr>
-      </w:pPr>
-      <w:r>
-        <w:rPr>
-          <w:rFonts w:ascii="Arial" w:hAnsi="Arial" w:cs="Arial"/>
-          <w:sz w:val="20"/>
-          <w:szCs w:val="20"/>
+        </w:rPr>
+      </w:pPr>
+      <w:r>
+        <w:rPr>
+          <w:rFonts w:ascii="Arial" w:hAnsi="Arial" w:cs="Arial"/>
         </w:rPr>
         <w:t xml:space="preserve">El sistema permitirá la edición de un servicio, habilitando únicamente el campo </w:t>
       </w:r>
@@ -538,16 +488,12 @@
           <w:rStyle w:val="Textoennegrita"/>
           <w:rFonts w:ascii="Arial" w:hAnsi="Arial" w:cs="Arial"/>
           <w:b w:val="0"/>
-          <w:sz w:val="20"/>
-          <w:szCs w:val="20"/>
         </w:rPr>
         <w:t>color</w:t>
       </w:r>
       <w:r>
         <w:rPr>
           <w:rFonts w:ascii="Arial" w:hAnsi="Arial" w:cs="Arial"/>
-          <w:sz w:val="20"/>
-          <w:szCs w:val="20"/>
         </w:rPr>
         <w:t xml:space="preserve"> al hacer clic en el ícono de </w:t>
       </w:r>
@@ -556,16 +502,12 @@
           <w:rStyle w:val="Textoennegrita"/>
           <w:rFonts w:ascii="Arial" w:hAnsi="Arial" w:cs="Arial"/>
           <w:b w:val="0"/>
-          <w:sz w:val="20"/>
-          <w:szCs w:val="20"/>
         </w:rPr>
         <w:t>Editar</w:t>
       </w:r>
       <w:r>
         <w:rPr>
           <w:rFonts w:ascii="Arial" w:hAnsi="Arial" w:cs="Arial"/>
-          <w:sz w:val="20"/>
-          <w:szCs w:val="20"/>
         </w:rPr>
         <w:t>.</w:t>
       </w:r>
@@ -581,15 +523,11 @@
         <w:jc w:val="both"/>
         <w:rPr>
           <w:rFonts w:ascii="Arial" w:hAnsi="Arial" w:cs="Arial"/>
-          <w:sz w:val="20"/>
-          <w:szCs w:val="20"/>
-        </w:rPr>
-      </w:pPr>
-      <w:r>
-        <w:rPr>
-          <w:rFonts w:ascii="Arial" w:hAnsi="Arial" w:cs="Arial"/>
-          <w:sz w:val="20"/>
-          <w:szCs w:val="20"/>
+        </w:rPr>
+      </w:pPr>
+      <w:r>
+        <w:rPr>
+          <w:rFonts w:ascii="Arial" w:hAnsi="Arial" w:cs="Arial"/>
         </w:rPr>
         <w:t xml:space="preserve">El sistema permitirá eliminar un servicio al hacer clic en el ícono de </w:t>
       </w:r>
@@ -598,16 +536,12 @@
           <w:rStyle w:val="Textoennegrita"/>
           <w:rFonts w:ascii="Arial" w:hAnsi="Arial" w:cs="Arial"/>
           <w:b w:val="0"/>
-          <w:sz w:val="20"/>
-          <w:szCs w:val="20"/>
         </w:rPr>
         <w:t>Eliminar</w:t>
       </w:r>
       <w:r>
         <w:rPr>
           <w:rFonts w:ascii="Arial" w:hAnsi="Arial" w:cs="Arial"/>
-          <w:sz w:val="20"/>
-          <w:szCs w:val="20"/>
         </w:rPr>
         <w:t>, mostrando previamente una alerta de confirmación antes de efectuar la acción.</w:t>
       </w:r>
@@ -623,33 +557,33 @@
         <w:jc w:val="both"/>
         <w:rPr>
           <w:rFonts w:ascii="Arial" w:hAnsi="Arial" w:cs="Arial"/>
-          <w:sz w:val="20"/>
-          <w:szCs w:val="20"/>
-        </w:rPr>
-      </w:pPr>
-      <w:r>
-        <w:rPr>
-          <w:rFonts w:ascii="Arial" w:hAnsi="Arial" w:cs="Arial"/>
-          <w:sz w:val="20"/>
-          <w:szCs w:val="20"/>
+        </w:rPr>
+      </w:pPr>
+      <w:r>
+        <w:rPr>
+          <w:rFonts w:ascii="Arial" w:hAnsi="Arial" w:cs="Arial"/>
         </w:rPr>
         <w:t xml:space="preserve">El sistema asignará horarios con un rango de </w:t>
       </w:r>
       <w:r>
         <w:rPr>
           <w:rFonts w:ascii="Arial" w:hAnsi="Arial" w:cs="Arial"/>
-          <w:sz w:val="20"/>
-          <w:szCs w:val="20"/>
         </w:rPr>
         <w:t>20</w:t>
       </w:r>
       <w:r>
         <w:rPr>
           <w:rFonts w:ascii="Arial" w:hAnsi="Arial" w:cs="Arial"/>
-          <w:sz w:val="20"/>
-          <w:szCs w:val="20"/>
-        </w:rPr>
-        <w:t xml:space="preserve"> min por defecto según la disponibilidad establecida dentro de la jornada laboral, considerando únicamente un periodo máximo de seis meses a partir de la fecha actual.</w:t>
+        </w:rPr>
+        <w:t xml:space="preserve"> min por defecto según la disponibilidad establecida dentro de la jornada lab</w:t>
+      </w:r>
+      <w:bookmarkStart w:id="1" w:name="_GoBack"/>
+      <w:bookmarkEnd w:id="1"/>
+      <w:r>
+        <w:rPr>
+          <w:rFonts w:ascii="Arial" w:hAnsi="Arial" w:cs="Arial"/>
+        </w:rPr>
+        <w:t>oral, considerando únicamente un periodo máximo de seis meses a partir de la fecha actual.</w:t>
       </w:r>
     </w:p>
     <w:p>
@@ -663,31 +597,23 @@
         <w:jc w:val="both"/>
         <w:rPr>
           <w:rFonts w:ascii="Arial" w:hAnsi="Arial" w:cs="Arial"/>
-          <w:sz w:val="20"/>
-          <w:szCs w:val="20"/>
-        </w:rPr>
-      </w:pPr>
-      <w:r>
-        <w:rPr>
-          <w:rFonts w:ascii="Arial" w:hAnsi="Arial" w:cs="Arial"/>
-          <w:sz w:val="20"/>
-          <w:szCs w:val="20"/>
+        </w:rPr>
+      </w:pPr>
+      <w:r>
+        <w:rPr>
+          <w:rFonts w:ascii="Arial" w:hAnsi="Arial" w:cs="Arial"/>
         </w:rPr>
         <w:t xml:space="preserve">El sistema gestionará los horarios en intervalos de </w:t>
       </w:r>
       <w:r>
         <w:rPr>
           <w:rFonts w:ascii="Arial" w:hAnsi="Arial" w:cs="Arial"/>
-          <w:sz w:val="20"/>
-          <w:szCs w:val="20"/>
         </w:rPr>
         <w:t>20</w:t>
       </w:r>
       <w:r>
         <w:rPr>
           <w:rFonts w:ascii="Arial" w:hAnsi="Arial" w:cs="Arial"/>
-          <w:sz w:val="20"/>
-          <w:szCs w:val="20"/>
         </w:rPr>
         <w:t xml:space="preserve"> minutos, organizando las citas de acuerdo con la duración de cada servicio.</w:t>
       </w:r>
@@ -703,15 +629,11 @@
         <w:jc w:val="both"/>
         <w:rPr>
           <w:rFonts w:ascii="Arial" w:hAnsi="Arial" w:cs="Arial"/>
-          <w:sz w:val="20"/>
-          <w:szCs w:val="20"/>
-        </w:rPr>
-      </w:pPr>
-      <w:r>
-        <w:rPr>
-          <w:rFonts w:ascii="Arial" w:hAnsi="Arial" w:cs="Arial"/>
-          <w:sz w:val="20"/>
-          <w:szCs w:val="20"/>
+        </w:rPr>
+      </w:pPr>
+      <w:r>
+        <w:rPr>
+          <w:rFonts w:ascii="Arial" w:hAnsi="Arial" w:cs="Arial"/>
         </w:rPr>
         <w:t>El sistema deberá gestionar la duración de las citas utilizando intervalos de 20 minutos.</w:t>
       </w:r>
@@ -727,15 +649,11 @@
         <w:jc w:val="both"/>
         <w:rPr>
           <w:rFonts w:ascii="Arial" w:hAnsi="Arial" w:cs="Arial"/>
-          <w:sz w:val="20"/>
-          <w:szCs w:val="20"/>
-        </w:rPr>
-      </w:pPr>
-      <w:r>
-        <w:rPr>
-          <w:rFonts w:ascii="Arial" w:hAnsi="Arial" w:cs="Arial"/>
-          <w:sz w:val="20"/>
-          <w:szCs w:val="20"/>
+        </w:rPr>
+      </w:pPr>
+      <w:r>
+        <w:rPr>
+          <w:rFonts w:ascii="Arial" w:hAnsi="Arial" w:cs="Arial"/>
         </w:rPr>
         <w:t>La duración del servicio determinará el número de intervalos necesarios.</w:t>
       </w:r>
@@ -751,15 +669,11 @@
         <w:jc w:val="both"/>
         <w:rPr>
           <w:rFonts w:ascii="Arial" w:hAnsi="Arial" w:cs="Arial"/>
-          <w:sz w:val="20"/>
-          <w:szCs w:val="20"/>
-        </w:rPr>
-      </w:pPr>
-      <w:r>
-        <w:rPr>
-          <w:rFonts w:ascii="Arial" w:hAnsi="Arial" w:cs="Arial"/>
-          <w:sz w:val="20"/>
-          <w:szCs w:val="20"/>
+        </w:rPr>
+      </w:pPr>
+      <w:r>
+        <w:rPr>
+          <w:rFonts w:ascii="Arial" w:hAnsi="Arial" w:cs="Arial"/>
         </w:rPr>
         <w:t xml:space="preserve">Por ejemplo: si un servicio dura </w:t>
       </w:r>
@@ -768,16 +682,12 @@
           <w:rStyle w:val="Textoennegrita"/>
           <w:rFonts w:ascii="Arial" w:hAnsi="Arial" w:cs="Arial"/>
           <w:b w:val="0"/>
-          <w:sz w:val="20"/>
-          <w:szCs w:val="20"/>
         </w:rPr>
         <w:t>1 hora 40 minutos (100 minutos)</w:t>
       </w:r>
       <w:r>
         <w:rPr>
           <w:rFonts w:ascii="Arial" w:hAnsi="Arial" w:cs="Arial"/>
-          <w:sz w:val="20"/>
-          <w:szCs w:val="20"/>
         </w:rPr>
         <w:t xml:space="preserve"> y se agenda a las </w:t>
       </w:r>
@@ -786,16 +696,12 @@
           <w:rStyle w:val="Textoennegrita"/>
           <w:rFonts w:ascii="Arial" w:hAnsi="Arial" w:cs="Arial"/>
           <w:b w:val="0"/>
-          <w:sz w:val="20"/>
-          <w:szCs w:val="20"/>
         </w:rPr>
         <w:t>9:00 a.m.</w:t>
       </w:r>
       <w:r>
         <w:rPr>
           <w:rFonts w:ascii="Arial" w:hAnsi="Arial" w:cs="Arial"/>
-          <w:sz w:val="20"/>
-          <w:szCs w:val="20"/>
         </w:rPr>
         <w:t xml:space="preserve">, la cita finalizará a las </w:t>
       </w:r>
@@ -804,16 +710,12 @@
           <w:rStyle w:val="Textoennegrita"/>
           <w:rFonts w:ascii="Arial" w:hAnsi="Arial" w:cs="Arial"/>
           <w:b w:val="0"/>
-          <w:sz w:val="20"/>
-          <w:szCs w:val="20"/>
         </w:rPr>
         <w:t>10:40 a.m.</w:t>
       </w:r>
       <w:r>
         <w:rPr>
           <w:rFonts w:ascii="Arial" w:hAnsi="Arial" w:cs="Arial"/>
-          <w:sz w:val="20"/>
-          <w:szCs w:val="20"/>
         </w:rPr>
         <w:t xml:space="preserve"> y ocupará </w:t>
       </w:r>
@@ -822,24 +724,18 @@
           <w:rStyle w:val="Textoennegrita"/>
           <w:rFonts w:ascii="Arial" w:hAnsi="Arial" w:cs="Arial"/>
           <w:b w:val="0"/>
-          <w:sz w:val="20"/>
-          <w:szCs w:val="20"/>
         </w:rPr>
         <w:t>5 intervalos consecutivos</w:t>
       </w:r>
       <w:r>
         <w:rPr>
           <w:rFonts w:ascii="Arial" w:hAnsi="Arial" w:cs="Arial"/>
-          <w:sz w:val="20"/>
-          <w:szCs w:val="20"/>
         </w:rPr>
         <w:t xml:space="preserve"> que irán </w:t>
       </w:r>
       <w:r>
         <w:rPr>
           <w:rFonts w:ascii="Arial" w:hAnsi="Arial" w:cs="Arial"/>
-          <w:sz w:val="20"/>
-          <w:szCs w:val="20"/>
         </w:rPr>
         <w:t>asignados con un color predefinido por tipo de servicio. La valoración inicial color azul, Procedimiento facial color rosa, masaje post quirúrgico color amarillo.</w:t>
       </w:r>
@@ -855,16 +751,16 @@
         <w:jc w:val="both"/>
         <w:rPr>
           <w:rFonts w:ascii="Arial" w:eastAsia="Times New Roman" w:hAnsi="Arial" w:cs="Arial"/>
-          <w:sz w:val="20"/>
-          <w:szCs w:val="20"/>
+          <w:sz w:val="24"/>
+          <w:szCs w:val="24"/>
           <w:lang w:eastAsia="es-MX"/>
         </w:rPr>
       </w:pPr>
       <w:r>
         <w:rPr>
           <w:rFonts w:ascii="Arial" w:eastAsia="Times New Roman" w:hAnsi="Arial" w:cs="Arial"/>
-          <w:sz w:val="20"/>
-          <w:szCs w:val="20"/>
+          <w:sz w:val="24"/>
+          <w:szCs w:val="24"/>
           <w:lang w:eastAsia="es-MX"/>
         </w:rPr>
         <w:t>El sistema permitirá al administrador cancelar citas de la siguiente manera: primero, deberá hacer clic en el botón “Consultar” para visualizar el panel con todos los registros de citas. Luego, seleccionará el mes, día y hora correspondientes, mostrando los registros existentes, y finalmente hará clic en el ícono “Cancelar” de la cita deseada.</w:t>
@@ -878,16 +774,16 @@
         <w:jc w:val="both"/>
         <w:rPr>
           <w:rFonts w:ascii="Arial" w:eastAsia="Times New Roman" w:hAnsi="Arial" w:cs="Arial"/>
-          <w:sz w:val="20"/>
-          <w:szCs w:val="20"/>
+          <w:sz w:val="24"/>
+          <w:szCs w:val="24"/>
           <w:lang w:eastAsia="es-MX"/>
         </w:rPr>
       </w:pPr>
       <w:r>
         <w:rPr>
           <w:rFonts w:ascii="Arial" w:eastAsia="Times New Roman" w:hAnsi="Arial" w:cs="Arial"/>
-          <w:sz w:val="20"/>
-          <w:szCs w:val="20"/>
+          <w:sz w:val="24"/>
+          <w:szCs w:val="24"/>
           <w:lang w:eastAsia="es-MX"/>
         </w:rPr>
         <w:t>Al hacerlo, se mostrará una alerta de confirmación y, una vez aceptada, la cita será eliminada y la fecha quedará nuevamente disponible.</w:t>
@@ -904,16 +800,16 @@
         <w:jc w:val="both"/>
         <w:rPr>
           <w:rFonts w:ascii="Arial" w:eastAsia="Times New Roman" w:hAnsi="Arial" w:cs="Arial"/>
-          <w:sz w:val="20"/>
-          <w:szCs w:val="20"/>
+          <w:sz w:val="24"/>
+          <w:szCs w:val="24"/>
           <w:lang w:eastAsia="es-MX"/>
         </w:rPr>
       </w:pPr>
       <w:r>
         <w:rPr>
           <w:rFonts w:ascii="Arial" w:eastAsia="Times New Roman" w:hAnsi="Arial" w:cs="Arial"/>
-          <w:sz w:val="20"/>
-          <w:szCs w:val="20"/>
+          <w:sz w:val="24"/>
+          <w:szCs w:val="24"/>
           <w:lang w:eastAsia="es-MX"/>
         </w:rPr>
         <w:t>El sistema permitirá al administrador modificar citas previamente agendadas, restringiendo los cambios únicamente al tipo de servicio. Para ello, deberá hacer clic en el botón “Consultar”, que mostrará un panel con todos los registros de citas. Luego, seleccionará el mes, día y hora correspondientes y hará clic en el ícono “Editar” de la cita deseada.</w:t>
@@ -927,16 +823,16 @@
         <w:jc w:val="both"/>
         <w:rPr>
           <w:rFonts w:ascii="Arial" w:eastAsia="Times New Roman" w:hAnsi="Arial" w:cs="Arial"/>
-          <w:sz w:val="20"/>
-          <w:szCs w:val="20"/>
+          <w:sz w:val="24"/>
+          <w:szCs w:val="24"/>
           <w:lang w:eastAsia="es-MX"/>
         </w:rPr>
       </w:pPr>
       <w:r>
         <w:rPr>
           <w:rFonts w:ascii="Arial" w:eastAsia="Times New Roman" w:hAnsi="Arial" w:cs="Arial"/>
-          <w:sz w:val="20"/>
-          <w:szCs w:val="20"/>
+          <w:sz w:val="24"/>
+          <w:szCs w:val="24"/>
           <w:lang w:eastAsia="es-MX"/>
         </w:rPr>
         <w:t>Al abrirse, únicamente se habilitará el campo de servicio junto con los botones “Guardar” y “Cancelar”. Antes de confirmar el cambio, el sistema verificará si la modificación es posible, considerando la duración específica de cada servicio: valoración inicial (20 minutos), procedimiento facial (40 minutos) y masaje postquirúrgico (100 minutos). Si el cambio es válido, se realizará la modificación; en caso contrario, se mostrará un mensaje en el modal indicando que no es posible efectuar la acción debido a que ya existe una cita en ese horario.</w:t>
@@ -949,8 +845,8 @@
         <w:rPr>
           <w:rFonts w:ascii="Arial" w:eastAsia="Times New Roman" w:hAnsi="Arial" w:cs="Arial"/>
           <w:b/>
-          <w:sz w:val="20"/>
-          <w:szCs w:val="20"/>
+          <w:sz w:val="24"/>
+          <w:szCs w:val="24"/>
           <w:lang w:eastAsia="es-MX"/>
         </w:rPr>
       </w:pPr>
@@ -958,11 +854,11 @@
         <w:rPr>
           <w:rFonts w:ascii="Arial" w:eastAsia="Times New Roman" w:hAnsi="Arial" w:cs="Arial"/>
           <w:b/>
-          <w:sz w:val="20"/>
-          <w:szCs w:val="20"/>
+          <w:sz w:val="24"/>
+          <w:szCs w:val="24"/>
           <w:lang w:eastAsia="es-MX"/>
         </w:rPr>
-        <w:t>REQUERIMIENTOS NO FUNCIONALES</w:t>
+        <w:t>Requerimientos No Funcionales</w:t>
       </w:r>
     </w:p>
     <w:p>
@@ -973,8 +869,8 @@
         <w:jc w:val="both"/>
         <w:rPr>
           <w:rFonts w:ascii="Arial" w:eastAsia="Times New Roman" w:hAnsi="Arial" w:cs="Arial"/>
-          <w:sz w:val="20"/>
-          <w:szCs w:val="20"/>
+          <w:sz w:val="24"/>
+          <w:szCs w:val="24"/>
           <w:lang w:eastAsia="es-MX"/>
         </w:rPr>
       </w:pPr>
@@ -990,16 +886,16 @@
         <w:jc w:val="both"/>
         <w:rPr>
           <w:rFonts w:ascii="Arial" w:eastAsia="Times New Roman" w:hAnsi="Arial" w:cs="Arial"/>
-          <w:sz w:val="20"/>
-          <w:szCs w:val="20"/>
+          <w:sz w:val="24"/>
+          <w:szCs w:val="24"/>
           <w:lang w:eastAsia="es-MX"/>
         </w:rPr>
       </w:pPr>
       <w:r>
         <w:rPr>
           <w:rFonts w:ascii="Arial" w:eastAsia="Times New Roman" w:hAnsi="Arial" w:cs="Arial"/>
-          <w:sz w:val="20"/>
-          <w:szCs w:val="20"/>
+          <w:sz w:val="24"/>
+          <w:szCs w:val="24"/>
           <w:lang w:eastAsia="es-MX"/>
         </w:rPr>
         <w:t>Los datos sensibles, como contraseñas, se mostrarán enmascarados mediante el carácter “*” para proteger la privacidad del usuario.</w:t>
@@ -1016,16 +912,16 @@
         <w:jc w:val="both"/>
         <w:rPr>
           <w:rFonts w:ascii="Arial" w:eastAsia="Times New Roman" w:hAnsi="Arial" w:cs="Arial"/>
-          <w:sz w:val="20"/>
-          <w:szCs w:val="20"/>
+          <w:sz w:val="24"/>
+          <w:szCs w:val="24"/>
           <w:lang w:eastAsia="es-MX"/>
         </w:rPr>
       </w:pPr>
       <w:r>
         <w:rPr>
           <w:rFonts w:ascii="Arial" w:eastAsia="Times New Roman" w:hAnsi="Arial" w:cs="Arial"/>
-          <w:sz w:val="20"/>
-          <w:szCs w:val="20"/>
+          <w:sz w:val="24"/>
+          <w:szCs w:val="24"/>
           <w:lang w:eastAsia="es-MX"/>
         </w:rPr>
         <w:t xml:space="preserve">El diseño del sitio web será adaptable al tamaño de la pantalla (diseño </w:t>
@@ -1034,8 +930,8 @@
       <w:r>
         <w:rPr>
           <w:rFonts w:ascii="Arial" w:eastAsia="Times New Roman" w:hAnsi="Arial" w:cs="Arial"/>
-          <w:sz w:val="20"/>
-          <w:szCs w:val="20"/>
+          <w:sz w:val="24"/>
+          <w:szCs w:val="24"/>
           <w:lang w:eastAsia="es-MX"/>
         </w:rPr>
         <w:t>responsive</w:t>
@@ -1044,20 +940,11 @@
       <w:r>
         <w:rPr>
           <w:rFonts w:ascii="Arial" w:eastAsia="Times New Roman" w:hAnsi="Arial" w:cs="Arial"/>
-          <w:sz w:val="20"/>
-          <w:szCs w:val="20"/>
+          <w:sz w:val="24"/>
+          <w:szCs w:val="24"/>
           <w:lang w:eastAsia="es-MX"/>
         </w:rPr>
-        <w:t>)</w:t>
-      </w:r>
-      <w:r>
-        <w:rPr>
-          <w:rFonts w:ascii="Arial" w:eastAsia="Times New Roman" w:hAnsi="Arial" w:cs="Arial"/>
-          <w:sz w:val="20"/>
-          <w:szCs w:val="20"/>
-          <w:lang w:eastAsia="es-MX"/>
-        </w:rPr>
-        <w:t>.</w:t>
+        <w:t>).</w:t>
       </w:r>
     </w:p>
     <w:p>
@@ -1071,16 +958,16 @@
         <w:jc w:val="both"/>
         <w:rPr>
           <w:rFonts w:ascii="Arial" w:eastAsia="Times New Roman" w:hAnsi="Arial" w:cs="Arial"/>
-          <w:sz w:val="20"/>
-          <w:szCs w:val="20"/>
+          <w:sz w:val="24"/>
+          <w:szCs w:val="24"/>
           <w:lang w:eastAsia="es-MX"/>
         </w:rPr>
       </w:pPr>
       <w:r>
         <w:rPr>
           <w:rFonts w:ascii="Arial" w:eastAsia="Times New Roman" w:hAnsi="Arial" w:cs="Arial"/>
-          <w:sz w:val="20"/>
-          <w:szCs w:val="20"/>
+          <w:sz w:val="24"/>
+          <w:szCs w:val="24"/>
           <w:lang w:eastAsia="es-MX"/>
         </w:rPr>
         <w:t>El panel administrativo mostrará las citas agendadas diferenciadas por colores según el tipo de servicio: valoración inicial en azul, procedimiento facial en rosa, masaje postquirúrgico en amarillo y horarios ya ocupados en gris.</w:t>
@@ -1097,16 +984,16 @@
         <w:jc w:val="both"/>
         <w:rPr>
           <w:rFonts w:ascii="Arial" w:eastAsia="Times New Roman" w:hAnsi="Arial" w:cs="Arial"/>
-          <w:sz w:val="20"/>
-          <w:szCs w:val="20"/>
+          <w:sz w:val="24"/>
+          <w:szCs w:val="24"/>
           <w:lang w:eastAsia="es-MX"/>
         </w:rPr>
       </w:pPr>
       <w:r>
         <w:rPr>
           <w:rFonts w:ascii="Arial" w:eastAsia="Times New Roman" w:hAnsi="Arial" w:cs="Arial"/>
-          <w:sz w:val="20"/>
-          <w:szCs w:val="20"/>
+          <w:sz w:val="24"/>
+          <w:szCs w:val="24"/>
           <w:lang w:eastAsia="es-MX"/>
         </w:rPr>
         <w:t>El panel del paciente mostrará los horarios disponibles en verde y los horarios ya agendados en gris.</w:t>
@@ -1123,16 +1010,16 @@
         <w:jc w:val="both"/>
         <w:rPr>
           <w:rFonts w:ascii="Arial" w:eastAsia="Times New Roman" w:hAnsi="Arial" w:cs="Arial"/>
-          <w:sz w:val="20"/>
-          <w:szCs w:val="20"/>
+          <w:sz w:val="24"/>
+          <w:szCs w:val="24"/>
           <w:lang w:eastAsia="es-MX"/>
         </w:rPr>
       </w:pPr>
       <w:r>
         <w:rPr>
           <w:rFonts w:ascii="Arial" w:eastAsia="Times New Roman" w:hAnsi="Arial" w:cs="Arial"/>
-          <w:sz w:val="20"/>
-          <w:szCs w:val="20"/>
+          <w:sz w:val="24"/>
+          <w:szCs w:val="24"/>
           <w:lang w:eastAsia="es-MX"/>
         </w:rPr>
         <w:t xml:space="preserve">El logotipo del consultorio “Medical </w:t>
@@ -1141,8 +1028,8 @@
       <w:r>
         <w:rPr>
           <w:rFonts w:ascii="Arial" w:eastAsia="Times New Roman" w:hAnsi="Arial" w:cs="Arial"/>
-          <w:sz w:val="20"/>
-          <w:szCs w:val="20"/>
+          <w:sz w:val="24"/>
+          <w:szCs w:val="24"/>
           <w:lang w:eastAsia="es-MX"/>
         </w:rPr>
         <w:t>Isor</w:t>
@@ -1151,8 +1038,8 @@
       <w:r>
         <w:rPr>
           <w:rFonts w:ascii="Arial" w:eastAsia="Times New Roman" w:hAnsi="Arial" w:cs="Arial"/>
-          <w:sz w:val="20"/>
-          <w:szCs w:val="20"/>
+          <w:sz w:val="24"/>
+          <w:szCs w:val="24"/>
           <w:lang w:eastAsia="es-MX"/>
         </w:rPr>
         <w:t>” en la página principal redirigirá a la página de inicio de sesión del panel administrativo.</w:t>
@@ -1169,16 +1056,16 @@
         <w:jc w:val="both"/>
         <w:rPr>
           <w:rFonts w:ascii="Arial" w:eastAsia="Times New Roman" w:hAnsi="Arial" w:cs="Arial"/>
-          <w:sz w:val="20"/>
-          <w:szCs w:val="20"/>
+          <w:sz w:val="24"/>
+          <w:szCs w:val="24"/>
           <w:lang w:eastAsia="es-MX"/>
         </w:rPr>
       </w:pPr>
       <w:r>
         <w:rPr>
           <w:rFonts w:ascii="Arial" w:eastAsia="Times New Roman" w:hAnsi="Arial" w:cs="Arial"/>
-          <w:sz w:val="20"/>
-          <w:szCs w:val="20"/>
+          <w:sz w:val="24"/>
+          <w:szCs w:val="24"/>
           <w:lang w:eastAsia="es-MX"/>
         </w:rPr>
         <w:t>Los íconos de las redes sociales redirigirán a las páginas oficiales del consultorio.</w:t>
@@ -1195,16 +1082,16 @@
         <w:jc w:val="both"/>
         <w:rPr>
           <w:rFonts w:ascii="Arial" w:eastAsia="Times New Roman" w:hAnsi="Arial" w:cs="Arial"/>
-          <w:sz w:val="20"/>
-          <w:szCs w:val="20"/>
+          <w:sz w:val="24"/>
+          <w:szCs w:val="24"/>
           <w:lang w:eastAsia="es-MX"/>
         </w:rPr>
       </w:pPr>
       <w:r>
         <w:rPr>
           <w:rFonts w:ascii="Arial" w:eastAsia="Times New Roman" w:hAnsi="Arial" w:cs="Arial"/>
-          <w:sz w:val="20"/>
-          <w:szCs w:val="20"/>
+          <w:sz w:val="24"/>
+          <w:szCs w:val="24"/>
           <w:lang w:eastAsia="es-MX"/>
         </w:rPr>
         <w:t xml:space="preserve">La interfaz de usuario, tanto para pacientes como para administradores, empleará tonalidades acordes a los colores del logotipo del consultorio “Medical </w:t>
@@ -1213,8 +1100,8 @@
       <w:r>
         <w:rPr>
           <w:rFonts w:ascii="Arial" w:eastAsia="Times New Roman" w:hAnsi="Arial" w:cs="Arial"/>
-          <w:sz w:val="20"/>
-          <w:szCs w:val="20"/>
+          <w:sz w:val="24"/>
+          <w:szCs w:val="24"/>
           <w:lang w:eastAsia="es-MX"/>
         </w:rPr>
         <w:t>Isor</w:t>
@@ -1223,8 +1110,8 @@
       <w:r>
         <w:rPr>
           <w:rFonts w:ascii="Arial" w:eastAsia="Times New Roman" w:hAnsi="Arial" w:cs="Arial"/>
-          <w:sz w:val="20"/>
-          <w:szCs w:val="20"/>
+          <w:sz w:val="24"/>
+          <w:szCs w:val="24"/>
           <w:lang w:eastAsia="es-MX"/>
         </w:rPr>
         <w:t>”.</w:t>
@@ -1232,47 +1119,473 @@
     </w:p>
     <w:p>
       <w:pPr>
+        <w:spacing w:line="360" w:lineRule="auto"/>
+        <w:jc w:val="both"/>
         <w:rPr>
           <w:rFonts w:ascii="Arial" w:hAnsi="Arial" w:cs="Arial"/>
           <w:b/>
-          <w:sz w:val="20"/>
-          <w:szCs w:val="20"/>
+          <w:sz w:val="24"/>
+          <w:szCs w:val="24"/>
         </w:rPr>
       </w:pPr>
       <w:r>
         <w:rPr>
           <w:rFonts w:ascii="Arial" w:hAnsi="Arial" w:cs="Arial"/>
           <w:b/>
-          <w:sz w:val="20"/>
-          <w:szCs w:val="20"/>
-        </w:rPr>
-        <w:t>REQUERIMIENTOS TÉCNICOS</w:t>
+          <w:sz w:val="24"/>
+          <w:szCs w:val="24"/>
+        </w:rPr>
+        <w:t>b) Requerimientos Técnicos</w:t>
       </w:r>
     </w:p>
     <w:p>
       <w:pPr>
-        <w:pStyle w:val="NormalWeb"/>
+        <w:spacing w:line="360" w:lineRule="auto"/>
+        <w:jc w:val="both"/>
+        <w:rPr>
+          <w:rFonts w:ascii="Arial" w:hAnsi="Arial" w:cs="Arial"/>
+          <w:sz w:val="24"/>
+          <w:szCs w:val="24"/>
+        </w:rPr>
+      </w:pPr>
+      <w:r>
+        <w:rPr>
+          <w:rFonts w:ascii="Arial" w:hAnsi="Arial" w:cs="Arial"/>
+          <w:sz w:val="24"/>
+          <w:szCs w:val="24"/>
+        </w:rPr>
+        <w:t>Desarrollo</w:t>
+      </w:r>
+    </w:p>
+    <w:p>
+      <w:pPr>
+        <w:spacing w:line="360" w:lineRule="auto"/>
+        <w:jc w:val="both"/>
+        <w:rPr>
+          <w:rFonts w:ascii="Arial" w:hAnsi="Arial" w:cs="Arial"/>
+          <w:sz w:val="24"/>
+          <w:szCs w:val="24"/>
+        </w:rPr>
+      </w:pPr>
+      <w:r>
+        <w:rPr>
+          <w:rFonts w:ascii="Arial" w:hAnsi="Arial" w:cs="Arial"/>
+          <w:sz w:val="24"/>
+          <w:szCs w:val="24"/>
+        </w:rPr>
+        <w:t>Hardware:</w:t>
+      </w:r>
+    </w:p>
+    <w:p>
+      <w:pPr>
         <w:numPr>
           <w:ilvl w:val="0"/>
-          <w:numId w:val="34"/>
+          <w:numId w:val="36"/>
         </w:numPr>
         <w:spacing w:line="360" w:lineRule="auto"/>
         <w:jc w:val="both"/>
         <w:rPr>
-          <w:rStyle w:val="Textoennegrita"/>
-          <w:rFonts w:ascii="Arial" w:hAnsi="Arial" w:cs="Arial"/>
-          <w:sz w:val="20"/>
-          <w:szCs w:val="20"/>
-        </w:rPr>
-      </w:pPr>
-      <w:r>
-        <w:rPr>
-          <w:rStyle w:val="Textoennegrita"/>
-          <w:rFonts w:ascii="Arial" w:hAnsi="Arial" w:cs="Arial"/>
-          <w:sz w:val="20"/>
-          <w:szCs w:val="20"/>
-        </w:rPr>
-        <w:t>Software</w:t>
+          <w:rFonts w:ascii="Arial" w:hAnsi="Arial" w:cs="Arial"/>
+          <w:sz w:val="24"/>
+          <w:szCs w:val="24"/>
+        </w:rPr>
+      </w:pPr>
+      <w:r>
+        <w:rPr>
+          <w:rFonts w:ascii="Arial" w:hAnsi="Arial" w:cs="Arial"/>
+          <w:sz w:val="24"/>
+          <w:szCs w:val="24"/>
+        </w:rPr>
+        <w:t>Computadora de escritorio o portátil.</w:t>
+      </w:r>
+    </w:p>
+    <w:p>
+      <w:pPr>
+        <w:numPr>
+          <w:ilvl w:val="0"/>
+          <w:numId w:val="36"/>
+        </w:numPr>
+        <w:spacing w:line="360" w:lineRule="auto"/>
+        <w:jc w:val="both"/>
+        <w:rPr>
+          <w:rFonts w:ascii="Arial" w:hAnsi="Arial" w:cs="Arial"/>
+          <w:sz w:val="24"/>
+          <w:szCs w:val="24"/>
+        </w:rPr>
+      </w:pPr>
+      <w:r>
+        <w:rPr>
+          <w:rFonts w:ascii="Arial" w:hAnsi="Arial" w:cs="Arial"/>
+          <w:sz w:val="24"/>
+          <w:szCs w:val="24"/>
+        </w:rPr>
+        <w:t>Procesador de al menos 4 núcleos.</w:t>
+      </w:r>
+    </w:p>
+    <w:p>
+      <w:pPr>
+        <w:numPr>
+          <w:ilvl w:val="0"/>
+          <w:numId w:val="36"/>
+        </w:numPr>
+        <w:spacing w:line="360" w:lineRule="auto"/>
+        <w:jc w:val="both"/>
+        <w:rPr>
+          <w:rFonts w:ascii="Arial" w:hAnsi="Arial" w:cs="Arial"/>
+          <w:sz w:val="24"/>
+          <w:szCs w:val="24"/>
+        </w:rPr>
+      </w:pPr>
+      <w:r>
+        <w:rPr>
+          <w:rFonts w:ascii="Arial" w:hAnsi="Arial" w:cs="Arial"/>
+          <w:sz w:val="24"/>
+          <w:szCs w:val="24"/>
+        </w:rPr>
+        <w:t>Memoria RAM mínima de 8 GB (recomendado 16 GB).</w:t>
+      </w:r>
+    </w:p>
+    <w:p>
+      <w:pPr>
+        <w:numPr>
+          <w:ilvl w:val="0"/>
+          <w:numId w:val="36"/>
+        </w:numPr>
+        <w:spacing w:line="360" w:lineRule="auto"/>
+        <w:jc w:val="both"/>
+        <w:rPr>
+          <w:rFonts w:ascii="Arial" w:hAnsi="Arial" w:cs="Arial"/>
+          <w:sz w:val="24"/>
+          <w:szCs w:val="24"/>
+        </w:rPr>
+      </w:pPr>
+      <w:r>
+        <w:rPr>
+          <w:rFonts w:ascii="Arial" w:hAnsi="Arial" w:cs="Arial"/>
+          <w:sz w:val="24"/>
+          <w:szCs w:val="24"/>
+        </w:rPr>
+        <w:t>Almacenamiento mínimo de 256 GB en unidad de estado sólido.</w:t>
+      </w:r>
+    </w:p>
+    <w:p>
+      <w:pPr>
+        <w:numPr>
+          <w:ilvl w:val="0"/>
+          <w:numId w:val="36"/>
+        </w:numPr>
+        <w:spacing w:line="360" w:lineRule="auto"/>
+        <w:jc w:val="both"/>
+        <w:rPr>
+          <w:rFonts w:ascii="Arial" w:hAnsi="Arial" w:cs="Arial"/>
+          <w:sz w:val="24"/>
+          <w:szCs w:val="24"/>
+        </w:rPr>
+      </w:pPr>
+      <w:r>
+        <w:rPr>
+          <w:rFonts w:ascii="Arial" w:hAnsi="Arial" w:cs="Arial"/>
+          <w:sz w:val="24"/>
+          <w:szCs w:val="24"/>
+        </w:rPr>
+        <w:t>Conexión a internet estable de 20 Mbps o más.</w:t>
+      </w:r>
+    </w:p>
+    <w:p>
+      <w:pPr>
+        <w:spacing w:line="360" w:lineRule="auto"/>
+        <w:jc w:val="both"/>
+        <w:rPr>
+          <w:rFonts w:ascii="Arial" w:hAnsi="Arial" w:cs="Arial"/>
+          <w:sz w:val="24"/>
+          <w:szCs w:val="24"/>
+        </w:rPr>
+      </w:pPr>
+      <w:r>
+        <w:rPr>
+          <w:rFonts w:ascii="Arial" w:hAnsi="Arial" w:cs="Arial"/>
+          <w:sz w:val="24"/>
+          <w:szCs w:val="24"/>
+        </w:rPr>
+        <w:t>Software:</w:t>
+      </w:r>
+    </w:p>
+    <w:p>
+      <w:pPr>
+        <w:numPr>
+          <w:ilvl w:val="0"/>
+          <w:numId w:val="37"/>
+        </w:numPr>
+        <w:spacing w:line="360" w:lineRule="auto"/>
+        <w:jc w:val="both"/>
+        <w:rPr>
+          <w:rFonts w:ascii="Arial" w:hAnsi="Arial" w:cs="Arial"/>
+          <w:sz w:val="24"/>
+          <w:szCs w:val="24"/>
+        </w:rPr>
+      </w:pPr>
+      <w:proofErr w:type="spellStart"/>
+      <w:r>
+        <w:rPr>
+          <w:rFonts w:ascii="Arial" w:hAnsi="Arial" w:cs="Arial"/>
+          <w:sz w:val="24"/>
+          <w:szCs w:val="24"/>
+        </w:rPr>
+        <w:t>Frontend</w:t>
+      </w:r>
+      <w:proofErr w:type="spellEnd"/>
+      <w:r>
+        <w:rPr>
+          <w:rFonts w:ascii="Arial" w:hAnsi="Arial" w:cs="Arial"/>
+          <w:sz w:val="24"/>
+          <w:szCs w:val="24"/>
+        </w:rPr>
+        <w:t>: Angular 20.</w:t>
+      </w:r>
+    </w:p>
+    <w:p>
+      <w:pPr>
+        <w:numPr>
+          <w:ilvl w:val="0"/>
+          <w:numId w:val="37"/>
+        </w:numPr>
+        <w:spacing w:line="360" w:lineRule="auto"/>
+        <w:jc w:val="both"/>
+        <w:rPr>
+          <w:rFonts w:ascii="Arial" w:hAnsi="Arial" w:cs="Arial"/>
+          <w:sz w:val="24"/>
+          <w:szCs w:val="24"/>
+        </w:rPr>
+      </w:pPr>
+      <w:r>
+        <w:rPr>
+          <w:rFonts w:ascii="Arial" w:hAnsi="Arial" w:cs="Arial"/>
+          <w:sz w:val="24"/>
+          <w:szCs w:val="24"/>
+        </w:rPr>
+        <w:t xml:space="preserve">Editor de código Visual Studio </w:t>
+      </w:r>
+      <w:proofErr w:type="spellStart"/>
+      <w:r>
+        <w:rPr>
+          <w:rFonts w:ascii="Arial" w:hAnsi="Arial" w:cs="Arial"/>
+          <w:sz w:val="24"/>
+          <w:szCs w:val="24"/>
+        </w:rPr>
+        <w:t>Code</w:t>
+      </w:r>
+      <w:proofErr w:type="spellEnd"/>
+      <w:r>
+        <w:rPr>
+          <w:rFonts w:ascii="Arial" w:hAnsi="Arial" w:cs="Arial"/>
+          <w:sz w:val="24"/>
+          <w:szCs w:val="24"/>
+        </w:rPr>
+        <w:t>.</w:t>
+      </w:r>
+    </w:p>
+    <w:p>
+      <w:pPr>
+        <w:numPr>
+          <w:ilvl w:val="0"/>
+          <w:numId w:val="37"/>
+        </w:numPr>
+        <w:spacing w:line="360" w:lineRule="auto"/>
+        <w:jc w:val="both"/>
+        <w:rPr>
+          <w:rFonts w:ascii="Arial" w:hAnsi="Arial" w:cs="Arial"/>
+          <w:sz w:val="24"/>
+          <w:szCs w:val="24"/>
+        </w:rPr>
+      </w:pPr>
+      <w:r>
+        <w:rPr>
+          <w:rFonts w:ascii="Arial" w:hAnsi="Arial" w:cs="Arial"/>
+          <w:sz w:val="24"/>
+          <w:szCs w:val="24"/>
+        </w:rPr>
+        <w:t xml:space="preserve">Lenguajes de programación: </w:t>
+      </w:r>
+      <w:proofErr w:type="spellStart"/>
+      <w:r>
+        <w:rPr>
+          <w:rFonts w:ascii="Arial" w:hAnsi="Arial" w:cs="Arial"/>
+          <w:sz w:val="24"/>
+          <w:szCs w:val="24"/>
+        </w:rPr>
+        <w:t>TypeScript</w:t>
+      </w:r>
+      <w:proofErr w:type="spellEnd"/>
+      <w:r>
+        <w:rPr>
+          <w:rFonts w:ascii="Arial" w:hAnsi="Arial" w:cs="Arial"/>
+          <w:sz w:val="24"/>
+          <w:szCs w:val="24"/>
+        </w:rPr>
+        <w:t>, HTML5, CSS3.</w:t>
+      </w:r>
+    </w:p>
+    <w:p>
+      <w:pPr>
+        <w:numPr>
+          <w:ilvl w:val="0"/>
+          <w:numId w:val="37"/>
+        </w:numPr>
+        <w:spacing w:line="360" w:lineRule="auto"/>
+        <w:jc w:val="both"/>
+        <w:rPr>
+          <w:rFonts w:ascii="Arial" w:hAnsi="Arial" w:cs="Arial"/>
+          <w:sz w:val="24"/>
+          <w:szCs w:val="24"/>
+        </w:rPr>
+      </w:pPr>
+      <w:proofErr w:type="spellStart"/>
+      <w:r>
+        <w:rPr>
+          <w:rFonts w:ascii="Arial" w:hAnsi="Arial" w:cs="Arial"/>
+          <w:sz w:val="24"/>
+          <w:szCs w:val="24"/>
+        </w:rPr>
+        <w:t>Backend</w:t>
+      </w:r>
+      <w:proofErr w:type="spellEnd"/>
+      <w:r>
+        <w:rPr>
+          <w:rFonts w:ascii="Arial" w:hAnsi="Arial" w:cs="Arial"/>
+          <w:sz w:val="24"/>
+          <w:szCs w:val="24"/>
+        </w:rPr>
+        <w:t>: Spring Tool Suite con Java.</w:t>
+      </w:r>
+    </w:p>
+    <w:p>
+      <w:pPr>
+        <w:numPr>
+          <w:ilvl w:val="0"/>
+          <w:numId w:val="37"/>
+        </w:numPr>
+        <w:spacing w:line="360" w:lineRule="auto"/>
+        <w:jc w:val="both"/>
+        <w:rPr>
+          <w:rFonts w:ascii="Arial" w:hAnsi="Arial" w:cs="Arial"/>
+          <w:sz w:val="24"/>
+          <w:szCs w:val="24"/>
+        </w:rPr>
+      </w:pPr>
+      <w:r>
+        <w:rPr>
+          <w:rFonts w:ascii="Arial" w:hAnsi="Arial" w:cs="Arial"/>
+          <w:sz w:val="24"/>
+          <w:szCs w:val="24"/>
+        </w:rPr>
+        <w:t>Servicios REST con Java.</w:t>
+      </w:r>
+    </w:p>
+    <w:p>
+      <w:pPr>
+        <w:numPr>
+          <w:ilvl w:val="0"/>
+          <w:numId w:val="37"/>
+        </w:numPr>
+        <w:spacing w:line="360" w:lineRule="auto"/>
+        <w:jc w:val="both"/>
+        <w:rPr>
+          <w:rFonts w:ascii="Arial" w:hAnsi="Arial" w:cs="Arial"/>
+          <w:sz w:val="24"/>
+          <w:szCs w:val="24"/>
+        </w:rPr>
+      </w:pPr>
+      <w:r>
+        <w:rPr>
+          <w:rFonts w:ascii="Arial" w:hAnsi="Arial" w:cs="Arial"/>
+          <w:sz w:val="24"/>
+          <w:szCs w:val="24"/>
+        </w:rPr>
+        <w:t>Servidor local: Node.js (para Angular) y un servidor de aplicaciones compatible con Java.</w:t>
+      </w:r>
+    </w:p>
+    <w:p>
+      <w:pPr>
+        <w:numPr>
+          <w:ilvl w:val="0"/>
+          <w:numId w:val="37"/>
+        </w:numPr>
+        <w:spacing w:line="360" w:lineRule="auto"/>
+        <w:jc w:val="both"/>
+        <w:rPr>
+          <w:rFonts w:ascii="Arial" w:hAnsi="Arial" w:cs="Arial"/>
+          <w:sz w:val="24"/>
+          <w:szCs w:val="24"/>
+        </w:rPr>
+      </w:pPr>
+      <w:r>
+        <w:rPr>
+          <w:rFonts w:ascii="Arial" w:hAnsi="Arial" w:cs="Arial"/>
+          <w:sz w:val="24"/>
+          <w:szCs w:val="24"/>
+        </w:rPr>
+        <w:t>Base de datos: MySQL.</w:t>
+      </w:r>
+    </w:p>
+    <w:p>
+      <w:pPr>
+        <w:numPr>
+          <w:ilvl w:val="0"/>
+          <w:numId w:val="37"/>
+        </w:numPr>
+        <w:spacing w:line="360" w:lineRule="auto"/>
+        <w:jc w:val="both"/>
+        <w:rPr>
+          <w:rFonts w:ascii="Arial" w:hAnsi="Arial" w:cs="Arial"/>
+          <w:sz w:val="24"/>
+          <w:szCs w:val="24"/>
+        </w:rPr>
+      </w:pPr>
+      <w:r>
+        <w:rPr>
+          <w:rFonts w:ascii="Arial" w:hAnsi="Arial" w:cs="Arial"/>
+          <w:sz w:val="24"/>
+          <w:szCs w:val="24"/>
+        </w:rPr>
+        <w:t>Control de versiones: GitHub.</w:t>
+      </w:r>
+    </w:p>
+    <w:p>
+      <w:pPr>
+        <w:spacing w:line="360" w:lineRule="auto"/>
+        <w:jc w:val="both"/>
+        <w:rPr>
+          <w:rFonts w:ascii="Arial" w:hAnsi="Arial" w:cs="Arial"/>
+          <w:sz w:val="24"/>
+          <w:szCs w:val="24"/>
+        </w:rPr>
+      </w:pPr>
+      <w:r>
+        <w:rPr>
+          <w:rFonts w:ascii="Arial" w:hAnsi="Arial" w:cs="Arial"/>
+          <w:sz w:val="24"/>
+          <w:szCs w:val="24"/>
+        </w:rPr>
+        <w:t>Uso</w:t>
+      </w:r>
+    </w:p>
+    <w:p>
+      <w:pPr>
+        <w:spacing w:line="360" w:lineRule="auto"/>
+        <w:jc w:val="both"/>
+        <w:rPr>
+          <w:rFonts w:ascii="Arial" w:hAnsi="Arial" w:cs="Arial"/>
+          <w:sz w:val="24"/>
+          <w:szCs w:val="24"/>
+        </w:rPr>
+      </w:pPr>
+      <w:r>
+        <w:rPr>
+          <w:rFonts w:ascii="Arial" w:hAnsi="Arial" w:cs="Arial"/>
+          <w:sz w:val="24"/>
+          <w:szCs w:val="24"/>
+        </w:rPr>
+        <w:t>Hardware:</w:t>
       </w:r>
     </w:p>
     <w:p>
@@ -1280,45 +1593,23 @@
         <w:pStyle w:val="Prrafodelista"/>
         <w:numPr>
           <w:ilvl w:val="0"/>
-          <w:numId w:val="33"/>
+          <w:numId w:val="39"/>
         </w:numPr>
-        <w:spacing w:before="100" w:beforeAutospacing="1" w:after="100" w:afterAutospacing="1" w:line="360" w:lineRule="auto"/>
+        <w:spacing w:line="360" w:lineRule="auto"/>
         <w:jc w:val="both"/>
         <w:rPr>
-          <w:rFonts w:ascii="Arial" w:eastAsia="Times New Roman" w:hAnsi="Arial" w:cs="Arial"/>
-          <w:sz w:val="20"/>
-          <w:szCs w:val="20"/>
-          <w:lang w:eastAsia="es-MX"/>
-        </w:rPr>
-      </w:pPr>
-      <w:r>
-        <w:rPr>
-          <w:rFonts w:ascii="Arial" w:eastAsia="Times New Roman" w:hAnsi="Arial" w:cs="Arial"/>
-          <w:sz w:val="20"/>
-          <w:szCs w:val="20"/>
-          <w:lang w:eastAsia="es-MX"/>
-        </w:rPr>
-        <w:t xml:space="preserve">Navegadores </w:t>
-      </w:r>
-      <w:proofErr w:type="gramStart"/>
-      <w:r>
-        <w:rPr>
-          <w:rFonts w:ascii="Arial" w:eastAsia="Times New Roman" w:hAnsi="Arial" w:cs="Arial"/>
-          <w:sz w:val="20"/>
-          <w:szCs w:val="20"/>
-          <w:lang w:eastAsia="es-MX"/>
-        </w:rPr>
-        <w:t>web compatibles</w:t>
-      </w:r>
-      <w:proofErr w:type="gramEnd"/>
-      <w:r>
-        <w:rPr>
-          <w:rFonts w:ascii="Arial" w:eastAsia="Times New Roman" w:hAnsi="Arial" w:cs="Arial"/>
-          <w:sz w:val="20"/>
-          <w:szCs w:val="20"/>
-          <w:lang w:eastAsia="es-MX"/>
-        </w:rPr>
-        <w:t>: Chrome, Firefox y Edge.</w:t>
+          <w:rFonts w:ascii="Arial" w:hAnsi="Arial" w:cs="Arial"/>
+          <w:sz w:val="24"/>
+          <w:szCs w:val="24"/>
+        </w:rPr>
+      </w:pPr>
+      <w:r>
+        <w:rPr>
+          <w:rFonts w:ascii="Arial" w:hAnsi="Arial" w:cs="Arial"/>
+          <w:sz w:val="24"/>
+          <w:szCs w:val="24"/>
+        </w:rPr>
+        <w:t>PC o laptop con acceso a Internet.</w:t>
       </w:r>
     </w:p>
     <w:p>
@@ -1326,45 +1617,42 @@
         <w:pStyle w:val="Prrafodelista"/>
         <w:numPr>
           <w:ilvl w:val="0"/>
-          <w:numId w:val="33"/>
+          <w:numId w:val="39"/>
         </w:numPr>
-        <w:spacing w:before="100" w:beforeAutospacing="1" w:after="100" w:afterAutospacing="1" w:line="360" w:lineRule="auto"/>
+        <w:spacing w:line="360" w:lineRule="auto"/>
         <w:jc w:val="both"/>
         <w:rPr>
-          <w:rFonts w:ascii="Arial" w:eastAsia="Times New Roman" w:hAnsi="Arial" w:cs="Arial"/>
-          <w:sz w:val="20"/>
-          <w:szCs w:val="20"/>
-          <w:lang w:eastAsia="es-MX"/>
-        </w:rPr>
-      </w:pPr>
-      <w:r>
-        <w:rPr>
-          <w:rFonts w:ascii="Arial" w:eastAsia="Times New Roman" w:hAnsi="Arial" w:cs="Arial"/>
-          <w:sz w:val="20"/>
-          <w:szCs w:val="20"/>
-          <w:lang w:eastAsia="es-MX"/>
-        </w:rPr>
-        <w:t xml:space="preserve">Sistema adaptable a dispositivos móviles y smartphones mediante diseño </w:t>
-      </w:r>
-      <w:proofErr w:type="spellStart"/>
-      <w:r>
-        <w:rPr>
-          <w:rFonts w:ascii="Arial" w:eastAsia="Times New Roman" w:hAnsi="Arial" w:cs="Arial"/>
-          <w:sz w:val="20"/>
-          <w:szCs w:val="20"/>
-          <w:lang w:eastAsia="es-MX"/>
-        </w:rPr>
-        <w:t>responsive</w:t>
-      </w:r>
-      <w:proofErr w:type="spellEnd"/>
-      <w:r>
-        <w:rPr>
-          <w:rFonts w:ascii="Arial" w:eastAsia="Times New Roman" w:hAnsi="Arial" w:cs="Arial"/>
-          <w:sz w:val="20"/>
-          <w:szCs w:val="20"/>
-          <w:lang w:eastAsia="es-MX"/>
-        </w:rPr>
-        <w:t>.</w:t>
+          <w:rFonts w:ascii="Arial" w:hAnsi="Arial" w:cs="Arial"/>
+          <w:sz w:val="24"/>
+          <w:szCs w:val="24"/>
+        </w:rPr>
+      </w:pPr>
+      <w:r>
+        <w:rPr>
+          <w:rFonts w:ascii="Arial" w:hAnsi="Arial" w:cs="Arial"/>
+          <w:sz w:val="24"/>
+          <w:szCs w:val="24"/>
+        </w:rPr>
+        <w:t>Resolución de pantalla mínima de 1280x720.</w:t>
+      </w:r>
+    </w:p>
+    <w:p>
+      <w:pPr>
+        <w:spacing w:line="360" w:lineRule="auto"/>
+        <w:jc w:val="both"/>
+        <w:rPr>
+          <w:rFonts w:ascii="Arial" w:hAnsi="Arial" w:cs="Arial"/>
+          <w:sz w:val="24"/>
+          <w:szCs w:val="24"/>
+        </w:rPr>
+      </w:pPr>
+      <w:r>
+        <w:rPr>
+          <w:rFonts w:ascii="Arial" w:hAnsi="Arial" w:cs="Arial"/>
+          <w:sz w:val="24"/>
+          <w:szCs w:val="24"/>
+        </w:rPr>
+        <w:t>Software:</w:t>
       </w:r>
     </w:p>
     <w:p>
@@ -1372,25 +1660,23 @@
         <w:pStyle w:val="Prrafodelista"/>
         <w:numPr>
           <w:ilvl w:val="0"/>
-          <w:numId w:val="33"/>
+          <w:numId w:val="38"/>
         </w:numPr>
-        <w:spacing w:before="100" w:beforeAutospacing="1" w:after="100" w:afterAutospacing="1" w:line="360" w:lineRule="auto"/>
+        <w:spacing w:line="360" w:lineRule="auto"/>
         <w:jc w:val="both"/>
         <w:rPr>
-          <w:rFonts w:ascii="Arial" w:eastAsia="Times New Roman" w:hAnsi="Arial" w:cs="Arial"/>
-          <w:sz w:val="20"/>
-          <w:szCs w:val="20"/>
-          <w:lang w:eastAsia="es-MX"/>
-        </w:rPr>
-      </w:pPr>
-      <w:r>
-        <w:rPr>
-          <w:rFonts w:ascii="Arial" w:eastAsia="Times New Roman" w:hAnsi="Arial" w:cs="Arial"/>
-          <w:sz w:val="20"/>
-          <w:szCs w:val="20"/>
-          <w:lang w:eastAsia="es-MX"/>
-        </w:rPr>
-        <w:t>Herramienta de base de datos instalada y configurada para almacenamiento seguro de información.</w:t>
+          <w:rFonts w:ascii="Arial" w:hAnsi="Arial" w:cs="Arial"/>
+          <w:sz w:val="24"/>
+          <w:szCs w:val="24"/>
+        </w:rPr>
+      </w:pPr>
+      <w:r>
+        <w:rPr>
+          <w:rFonts w:ascii="Arial" w:hAnsi="Arial" w:cs="Arial"/>
+          <w:sz w:val="24"/>
+          <w:szCs w:val="24"/>
+        </w:rPr>
+        <w:t>Navegador Web: Google Chrome, Mozilla Firefox o Microsoft Edge.</w:t>
       </w:r>
     </w:p>
     <w:p>
@@ -1398,25 +1684,44 @@
         <w:pStyle w:val="Prrafodelista"/>
         <w:numPr>
           <w:ilvl w:val="0"/>
-          <w:numId w:val="33"/>
+          <w:numId w:val="38"/>
         </w:numPr>
-        <w:spacing w:before="100" w:beforeAutospacing="1" w:after="100" w:afterAutospacing="1" w:line="360" w:lineRule="auto"/>
+        <w:spacing w:line="360" w:lineRule="auto"/>
         <w:jc w:val="both"/>
         <w:rPr>
-          <w:rFonts w:ascii="Arial" w:eastAsia="Times New Roman" w:hAnsi="Arial" w:cs="Arial"/>
-          <w:sz w:val="20"/>
-          <w:szCs w:val="20"/>
-          <w:lang w:eastAsia="es-MX"/>
-        </w:rPr>
-      </w:pPr>
-      <w:r>
-        <w:rPr>
-          <w:rFonts w:ascii="Arial" w:eastAsia="Times New Roman" w:hAnsi="Arial" w:cs="Arial"/>
-          <w:sz w:val="20"/>
-          <w:szCs w:val="20"/>
-          <w:lang w:eastAsia="es-MX"/>
-        </w:rPr>
-        <w:t>Herramientas para la gestión administrativa del sistema.</w:t>
+          <w:rFonts w:ascii="Arial" w:hAnsi="Arial" w:cs="Arial"/>
+          <w:sz w:val="24"/>
+          <w:szCs w:val="24"/>
+        </w:rPr>
+      </w:pPr>
+      <w:r>
+        <w:rPr>
+          <w:rFonts w:ascii="Arial" w:hAnsi="Arial" w:cs="Arial"/>
+          <w:sz w:val="24"/>
+          <w:szCs w:val="24"/>
+        </w:rPr>
+        <w:t>Conexión a Internet.</w:t>
+      </w:r>
+    </w:p>
+    <w:p>
+      <w:pPr>
+        <w:spacing w:line="360" w:lineRule="auto"/>
+        <w:jc w:val="both"/>
+        <w:rPr>
+          <w:rFonts w:ascii="Arial" w:hAnsi="Arial" w:cs="Arial"/>
+          <w:b/>
+          <w:sz w:val="24"/>
+          <w:szCs w:val="24"/>
+        </w:rPr>
+      </w:pPr>
+      <w:r>
+        <w:rPr>
+          <w:rFonts w:ascii="Arial" w:hAnsi="Arial" w:cs="Arial"/>
+          <w:b/>
+          <w:sz w:val="24"/>
+          <w:szCs w:val="24"/>
+        </w:rPr>
+        <w:t>c) Requerimientos Económicos/Materiales</w:t>
       </w:r>
     </w:p>
     <w:p>
@@ -1424,65 +1729,23 @@
         <w:pStyle w:val="Prrafodelista"/>
         <w:numPr>
           <w:ilvl w:val="0"/>
-          <w:numId w:val="33"/>
+          <w:numId w:val="40"/>
         </w:numPr>
-        <w:spacing w:before="100" w:beforeAutospacing="1" w:after="100" w:afterAutospacing="1" w:line="360" w:lineRule="auto"/>
+        <w:spacing w:line="360" w:lineRule="auto"/>
         <w:jc w:val="both"/>
         <w:rPr>
-          <w:rFonts w:ascii="Arial" w:eastAsia="Times New Roman" w:hAnsi="Arial" w:cs="Arial"/>
-          <w:sz w:val="20"/>
-          <w:szCs w:val="20"/>
-          <w:lang w:eastAsia="es-MX"/>
-        </w:rPr>
-      </w:pPr>
-      <w:r>
-        <w:rPr>
-          <w:rFonts w:ascii="Arial" w:eastAsia="Times New Roman" w:hAnsi="Arial" w:cs="Arial"/>
-          <w:sz w:val="20"/>
-          <w:szCs w:val="20"/>
-          <w:lang w:eastAsia="es-MX"/>
-        </w:rPr>
-        <w:t xml:space="preserve">Programas adecuados para el desarrollo de </w:t>
-      </w:r>
-      <w:proofErr w:type="spellStart"/>
-      <w:r>
-        <w:rPr>
-          <w:rFonts w:ascii="Arial" w:eastAsia="Times New Roman" w:hAnsi="Arial" w:cs="Arial"/>
-          <w:sz w:val="20"/>
-          <w:szCs w:val="20"/>
-          <w:lang w:eastAsia="es-MX"/>
-        </w:rPr>
-        <w:t>APIs</w:t>
-      </w:r>
-      <w:proofErr w:type="spellEnd"/>
-      <w:r>
-        <w:rPr>
-          <w:rFonts w:ascii="Arial" w:eastAsia="Times New Roman" w:hAnsi="Arial" w:cs="Arial"/>
-          <w:sz w:val="20"/>
-          <w:szCs w:val="20"/>
-          <w:lang w:eastAsia="es-MX"/>
-        </w:rPr>
-        <w:t xml:space="preserve"> y </w:t>
-      </w:r>
-      <w:proofErr w:type="spellStart"/>
-      <w:r>
-        <w:rPr>
-          <w:rFonts w:ascii="Arial" w:eastAsia="Times New Roman" w:hAnsi="Arial" w:cs="Arial"/>
-          <w:sz w:val="20"/>
-          <w:szCs w:val="20"/>
-          <w:lang w:eastAsia="es-MX"/>
-        </w:rPr>
-        <w:t>endpoints</w:t>
-      </w:r>
-      <w:proofErr w:type="spellEnd"/>
-      <w:r>
-        <w:rPr>
-          <w:rFonts w:ascii="Arial" w:eastAsia="Times New Roman" w:hAnsi="Arial" w:cs="Arial"/>
-          <w:sz w:val="20"/>
-          <w:szCs w:val="20"/>
-          <w:lang w:eastAsia="es-MX"/>
-        </w:rPr>
-        <w:t>.</w:t>
+          <w:rFonts w:ascii="Arial" w:hAnsi="Arial" w:cs="Arial"/>
+          <w:sz w:val="24"/>
+          <w:szCs w:val="24"/>
+        </w:rPr>
+      </w:pPr>
+      <w:r>
+        <w:rPr>
+          <w:rFonts w:ascii="Arial" w:hAnsi="Arial" w:cs="Arial"/>
+          <w:sz w:val="24"/>
+          <w:szCs w:val="24"/>
+        </w:rPr>
+        <w:t>Dispositivos de acceso (PC/Laptop) para usar la página.</w:t>
       </w:r>
     </w:p>
     <w:p>
@@ -1490,25 +1753,23 @@
         <w:pStyle w:val="Prrafodelista"/>
         <w:numPr>
           <w:ilvl w:val="0"/>
-          <w:numId w:val="33"/>
+          <w:numId w:val="40"/>
         </w:numPr>
-        <w:spacing w:before="100" w:beforeAutospacing="1" w:after="100" w:afterAutospacing="1" w:line="360" w:lineRule="auto"/>
+        <w:spacing w:line="360" w:lineRule="auto"/>
         <w:jc w:val="both"/>
         <w:rPr>
-          <w:rFonts w:ascii="Arial" w:eastAsia="Times New Roman" w:hAnsi="Arial" w:cs="Arial"/>
-          <w:sz w:val="20"/>
-          <w:szCs w:val="20"/>
-          <w:lang w:eastAsia="es-MX"/>
-        </w:rPr>
-      </w:pPr>
-      <w:r>
-        <w:rPr>
-          <w:rFonts w:ascii="Arial" w:eastAsia="Times New Roman" w:hAnsi="Arial" w:cs="Arial"/>
-          <w:sz w:val="20"/>
-          <w:szCs w:val="20"/>
-          <w:lang w:eastAsia="es-MX"/>
-        </w:rPr>
-        <w:t>Software para pruebas y validación del sistema en distintos escenarios.</w:t>
+          <w:rFonts w:ascii="Arial" w:hAnsi="Arial" w:cs="Arial"/>
+          <w:sz w:val="24"/>
+          <w:szCs w:val="24"/>
+        </w:rPr>
+      </w:pPr>
+      <w:r>
+        <w:rPr>
+          <w:rFonts w:ascii="Arial" w:hAnsi="Arial" w:cs="Arial"/>
+          <w:sz w:val="24"/>
+          <w:szCs w:val="24"/>
+        </w:rPr>
+        <w:t>Conexión a internet.</w:t>
       </w:r>
     </w:p>
     <w:p>
@@ -1516,629 +1777,49 @@
         <w:pStyle w:val="Prrafodelista"/>
         <w:numPr>
           <w:ilvl w:val="0"/>
-          <w:numId w:val="33"/>
-        </w:numPr>
-        <w:spacing w:before="100" w:beforeAutospacing="1" w:after="100" w:afterAutospacing="1" w:line="360" w:lineRule="auto"/>
-        <w:jc w:val="both"/>
-        <w:rPr>
-          <w:rFonts w:ascii="Arial" w:eastAsia="Times New Roman" w:hAnsi="Arial" w:cs="Arial"/>
-          <w:sz w:val="20"/>
-          <w:szCs w:val="20"/>
-          <w:lang w:eastAsia="es-MX"/>
-        </w:rPr>
-      </w:pPr>
-      <w:r>
-        <w:rPr>
-          <w:rFonts w:ascii="Arial" w:eastAsia="Times New Roman" w:hAnsi="Arial" w:cs="Arial"/>
-          <w:sz w:val="20"/>
-          <w:szCs w:val="20"/>
-          <w:lang w:eastAsia="es-MX"/>
-        </w:rPr>
-        <w:t>Herramienta de control de versiones y gestión de repositorios.</w:t>
-      </w:r>
-    </w:p>
-    <w:p>
-      <w:pPr>
-        <w:pStyle w:val="Prrafodelista"/>
-        <w:numPr>
-          <w:ilvl w:val="0"/>
-          <w:numId w:val="33"/>
-        </w:numPr>
-        <w:spacing w:before="100" w:beforeAutospacing="1" w:after="100" w:afterAutospacing="1" w:line="360" w:lineRule="auto"/>
-        <w:jc w:val="both"/>
-        <w:rPr>
-          <w:rFonts w:ascii="Arial" w:eastAsia="Times New Roman" w:hAnsi="Arial" w:cs="Arial"/>
-          <w:sz w:val="20"/>
-          <w:szCs w:val="20"/>
-          <w:lang w:eastAsia="es-MX"/>
-        </w:rPr>
-      </w:pPr>
-      <w:r>
-        <w:rPr>
-          <w:rFonts w:ascii="Arial" w:eastAsia="Times New Roman" w:hAnsi="Arial" w:cs="Arial"/>
-          <w:sz w:val="20"/>
-          <w:szCs w:val="20"/>
-          <w:lang w:eastAsia="es-MX"/>
-        </w:rPr>
-        <w:t>Aplicaciones profesionales para comunicación y coordinación del equipo de trabajo.</w:t>
-      </w:r>
-    </w:p>
-    <w:p>
-      <w:pPr>
-        <w:pStyle w:val="Prrafodelista"/>
-        <w:numPr>
-          <w:ilvl w:val="0"/>
-          <w:numId w:val="33"/>
-        </w:numPr>
-        <w:spacing w:before="100" w:beforeAutospacing="1" w:after="100" w:afterAutospacing="1" w:line="360" w:lineRule="auto"/>
-        <w:jc w:val="both"/>
-        <w:rPr>
-          <w:rFonts w:ascii="Arial" w:eastAsia="Times New Roman" w:hAnsi="Arial" w:cs="Arial"/>
-          <w:sz w:val="20"/>
-          <w:szCs w:val="20"/>
-          <w:lang w:eastAsia="es-MX"/>
-        </w:rPr>
-      </w:pPr>
-      <w:r>
-        <w:rPr>
-          <w:rFonts w:ascii="Arial" w:eastAsia="Times New Roman" w:hAnsi="Arial" w:cs="Arial"/>
-          <w:sz w:val="20"/>
-          <w:szCs w:val="20"/>
-          <w:lang w:eastAsia="es-MX"/>
-        </w:rPr>
-        <w:t>Herramientas que permitan realizar videoconferencias de manera eficiente.</w:t>
-      </w:r>
-    </w:p>
-    <w:p>
-      <w:pPr>
-        <w:pStyle w:val="NormalWeb"/>
-        <w:spacing w:line="360" w:lineRule="auto"/>
-        <w:jc w:val="both"/>
-        <w:rPr>
-          <w:rFonts w:ascii="Arial" w:hAnsi="Arial" w:cs="Arial"/>
-          <w:sz w:val="20"/>
-          <w:szCs w:val="20"/>
-        </w:rPr>
-      </w:pPr>
-      <w:r>
-        <w:rPr>
-          <w:rStyle w:val="Textoennegrita"/>
-          <w:rFonts w:ascii="Arial" w:hAnsi="Arial" w:cs="Arial"/>
-          <w:sz w:val="20"/>
-          <w:szCs w:val="20"/>
-        </w:rPr>
-        <w:t xml:space="preserve">      </w:t>
-      </w:r>
-      <w:r>
-        <w:rPr>
-          <w:rStyle w:val="Textoennegrita"/>
-          <w:rFonts w:ascii="Arial" w:hAnsi="Arial" w:cs="Arial"/>
-          <w:sz w:val="20"/>
-          <w:szCs w:val="20"/>
-        </w:rPr>
-        <w:t>2. Hardware</w:t>
-      </w:r>
-    </w:p>
-    <w:p>
-      <w:pPr>
-        <w:pStyle w:val="NormalWeb"/>
-        <w:numPr>
-          <w:ilvl w:val="0"/>
-          <w:numId w:val="28"/>
+          <w:numId w:val="40"/>
         </w:numPr>
         <w:spacing w:line="360" w:lineRule="auto"/>
         <w:jc w:val="both"/>
         <w:rPr>
           <w:rFonts w:ascii="Arial" w:hAnsi="Arial" w:cs="Arial"/>
-          <w:sz w:val="20"/>
-          <w:szCs w:val="20"/>
-        </w:rPr>
-      </w:pPr>
-      <w:r>
-        <w:rPr>
-          <w:rStyle w:val="Textoennegrita"/>
-          <w:rFonts w:ascii="Arial" w:hAnsi="Arial" w:cs="Arial"/>
-          <w:b w:val="0"/>
-          <w:sz w:val="20"/>
-          <w:szCs w:val="20"/>
-        </w:rPr>
-        <w:t>Procesador:</w:t>
-      </w:r>
-      <w:r>
-        <w:rPr>
-          <w:rFonts w:ascii="Arial" w:hAnsi="Arial" w:cs="Arial"/>
-          <w:sz w:val="20"/>
-          <w:szCs w:val="20"/>
-        </w:rPr>
-        <w:t xml:space="preserve"> </w:t>
-      </w:r>
-      <w:r>
-        <w:rPr>
-          <w:rFonts w:ascii="Arial" w:hAnsi="Arial" w:cs="Arial"/>
-          <w:sz w:val="20"/>
-        </w:rPr>
-        <w:t xml:space="preserve">Mínimo de </w:t>
-      </w:r>
-      <w:r>
-        <w:rPr>
-          <w:rFonts w:ascii="Arial" w:hAnsi="Arial" w:cs="Arial"/>
-          <w:sz w:val="20"/>
-        </w:rPr>
-        <w:t xml:space="preserve"> cuatro núcleos o más, con velocidad mínima de 2.5 GH</w:t>
-      </w:r>
-      <w:r>
-        <w:rPr>
-          <w:rFonts w:ascii="Arial" w:hAnsi="Arial" w:cs="Arial"/>
-          <w:sz w:val="20"/>
-        </w:rPr>
-        <w:t>z</w:t>
-      </w:r>
-      <w:bookmarkStart w:id="0" w:name="_GoBack"/>
-      <w:bookmarkEnd w:id="0"/>
+          <w:sz w:val="24"/>
+          <w:szCs w:val="24"/>
+        </w:rPr>
+      </w:pPr>
+      <w:r>
+        <w:rPr>
+          <w:rFonts w:ascii="Arial" w:hAnsi="Arial" w:cs="Arial"/>
+          <w:sz w:val="24"/>
+          <w:szCs w:val="24"/>
+        </w:rPr>
+        <w:t>Hosting.</w:t>
+      </w:r>
     </w:p>
     <w:p>
       <w:pPr>
-        <w:pStyle w:val="NormalWeb"/>
-        <w:numPr>
-          <w:ilvl w:val="0"/>
-          <w:numId w:val="28"/>
-        </w:numPr>
         <w:spacing w:line="360" w:lineRule="auto"/>
         <w:jc w:val="both"/>
         <w:rPr>
           <w:rFonts w:ascii="Arial" w:hAnsi="Arial" w:cs="Arial"/>
-          <w:sz w:val="20"/>
-          <w:szCs w:val="20"/>
-        </w:rPr>
-      </w:pPr>
-      <w:r>
-        <w:rPr>
-          <w:rStyle w:val="Textoennegrita"/>
-          <w:rFonts w:ascii="Arial" w:hAnsi="Arial" w:cs="Arial"/>
-          <w:b w:val="0"/>
-          <w:sz w:val="20"/>
-          <w:szCs w:val="20"/>
-        </w:rPr>
-        <w:t>Memoria RAM:</w:t>
-      </w:r>
-      <w:r>
-        <w:rPr>
-          <w:rFonts w:ascii="Arial" w:hAnsi="Arial" w:cs="Arial"/>
-          <w:sz w:val="20"/>
-          <w:szCs w:val="20"/>
-        </w:rPr>
-        <w:t xml:space="preserve"> 16 GB mínimo.</w:t>
-      </w:r>
+          <w:sz w:val="24"/>
+          <w:szCs w:val="24"/>
+        </w:rPr>
+      </w:pPr>
     </w:p>
+    <w:bookmarkEnd w:id="0"/>
     <w:p>
       <w:pPr>
-        <w:pStyle w:val="NormalWeb"/>
-        <w:numPr>
-          <w:ilvl w:val="0"/>
-          <w:numId w:val="28"/>
-        </w:numPr>
-        <w:spacing w:line="360" w:lineRule="auto"/>
-        <w:jc w:val="both"/>
-        <w:rPr>
-          <w:rFonts w:ascii="Arial" w:hAnsi="Arial" w:cs="Arial"/>
-          <w:sz w:val="20"/>
-          <w:szCs w:val="20"/>
-        </w:rPr>
-      </w:pPr>
-      <w:r>
-        <w:rPr>
-          <w:rStyle w:val="Textoennegrita"/>
-          <w:rFonts w:ascii="Arial" w:hAnsi="Arial" w:cs="Arial"/>
-          <w:b w:val="0"/>
-          <w:sz w:val="20"/>
-          <w:szCs w:val="20"/>
-        </w:rPr>
-        <w:t>Almacenamiento:</w:t>
-      </w:r>
-      <w:r>
-        <w:rPr>
-          <w:rFonts w:ascii="Arial" w:hAnsi="Arial" w:cs="Arial"/>
-          <w:sz w:val="20"/>
-          <w:szCs w:val="20"/>
-        </w:rPr>
-        <w:t xml:space="preserve"> Disco </w:t>
-      </w:r>
-      <w:r>
-        <w:rPr>
-          <w:rFonts w:ascii="Arial" w:hAnsi="Arial" w:cs="Arial"/>
-          <w:sz w:val="20"/>
-          <w:szCs w:val="20"/>
-        </w:rPr>
-        <w:t xml:space="preserve">duro </w:t>
-      </w:r>
-      <w:r>
-        <w:rPr>
-          <w:rFonts w:ascii="Arial" w:hAnsi="Arial" w:cs="Arial"/>
-          <w:sz w:val="20"/>
-          <w:szCs w:val="20"/>
-        </w:rPr>
-        <w:t>de 512 GB o superior.</w:t>
-      </w:r>
-    </w:p>
-    <w:p>
-      <w:pPr>
-        <w:pStyle w:val="NormalWeb"/>
-        <w:numPr>
-          <w:ilvl w:val="0"/>
-          <w:numId w:val="28"/>
-        </w:numPr>
-        <w:spacing w:line="360" w:lineRule="auto"/>
-        <w:jc w:val="both"/>
-        <w:rPr>
-          <w:rFonts w:ascii="Arial" w:hAnsi="Arial" w:cs="Arial"/>
-          <w:sz w:val="20"/>
-          <w:szCs w:val="20"/>
-        </w:rPr>
-      </w:pPr>
-      <w:r>
-        <w:rPr>
-          <w:rStyle w:val="Textoennegrita"/>
-          <w:rFonts w:ascii="Arial" w:hAnsi="Arial" w:cs="Arial"/>
-          <w:b w:val="0"/>
-          <w:sz w:val="20"/>
-          <w:szCs w:val="20"/>
-        </w:rPr>
-        <w:t>Tarjeta gráfica:</w:t>
-      </w:r>
-      <w:r>
-        <w:rPr>
-          <w:rFonts w:ascii="Arial" w:hAnsi="Arial" w:cs="Arial"/>
-          <w:sz w:val="20"/>
-          <w:szCs w:val="20"/>
-        </w:rPr>
-        <w:t xml:space="preserve"> Integrada suficiente para desarrollo web, opcional dedicada para pruebas de interfaces.</w:t>
-      </w:r>
-    </w:p>
-    <w:p>
-      <w:pPr>
-        <w:pStyle w:val="NormalWeb"/>
-        <w:numPr>
-          <w:ilvl w:val="0"/>
-          <w:numId w:val="28"/>
-        </w:numPr>
-        <w:spacing w:line="360" w:lineRule="auto"/>
-        <w:jc w:val="both"/>
-        <w:rPr>
-          <w:rFonts w:ascii="Arial" w:hAnsi="Arial" w:cs="Arial"/>
-          <w:sz w:val="20"/>
-          <w:szCs w:val="20"/>
-        </w:rPr>
-      </w:pPr>
-      <w:r>
-        <w:rPr>
-          <w:rStyle w:val="Textoennegrita"/>
-          <w:rFonts w:ascii="Arial" w:hAnsi="Arial" w:cs="Arial"/>
-          <w:b w:val="0"/>
-          <w:sz w:val="20"/>
-          <w:szCs w:val="20"/>
-        </w:rPr>
-        <w:t>Pantalla:</w:t>
-      </w:r>
-      <w:r>
-        <w:rPr>
-          <w:rFonts w:ascii="Arial" w:hAnsi="Arial" w:cs="Arial"/>
-          <w:sz w:val="20"/>
-          <w:szCs w:val="20"/>
-        </w:rPr>
-        <w:t xml:space="preserve"> (1920x1080) </w:t>
-      </w:r>
-      <w:r>
-        <w:rPr>
-          <w:rFonts w:ascii="Arial" w:hAnsi="Arial" w:cs="Arial"/>
-          <w:sz w:val="20"/>
-          <w:szCs w:val="20"/>
-        </w:rPr>
-        <w:t>megapíxeles como mínimo.</w:t>
-      </w:r>
-    </w:p>
-    <w:p>
-      <w:pPr>
-        <w:pStyle w:val="NormalWeb"/>
-        <w:numPr>
-          <w:ilvl w:val="0"/>
-          <w:numId w:val="28"/>
-        </w:numPr>
-        <w:spacing w:line="360" w:lineRule="auto"/>
-        <w:jc w:val="both"/>
-        <w:rPr>
-          <w:rFonts w:ascii="Arial" w:hAnsi="Arial" w:cs="Arial"/>
-          <w:sz w:val="20"/>
-          <w:szCs w:val="20"/>
-        </w:rPr>
-      </w:pPr>
-      <w:r>
-        <w:rPr>
-          <w:rStyle w:val="Textoennegrita"/>
-          <w:rFonts w:ascii="Arial" w:hAnsi="Arial" w:cs="Arial"/>
-          <w:b w:val="0"/>
-          <w:sz w:val="20"/>
-          <w:szCs w:val="20"/>
-        </w:rPr>
-        <w:t>Conexión a internet:</w:t>
-      </w:r>
-      <w:r>
-        <w:rPr>
-          <w:rFonts w:ascii="Arial" w:hAnsi="Arial" w:cs="Arial"/>
-          <w:sz w:val="20"/>
-          <w:szCs w:val="20"/>
-        </w:rPr>
-        <w:t xml:space="preserve"> Estable y de alta velocidad (mínimo 20 Mbps).</w:t>
-      </w:r>
-    </w:p>
-    <w:p>
-      <w:pPr>
-        <w:pStyle w:val="NormalWeb"/>
-        <w:numPr>
-          <w:ilvl w:val="0"/>
-          <w:numId w:val="28"/>
-        </w:numPr>
-        <w:spacing w:line="360" w:lineRule="auto"/>
-        <w:jc w:val="both"/>
-        <w:rPr>
-          <w:rFonts w:ascii="Arial" w:hAnsi="Arial" w:cs="Arial"/>
-          <w:sz w:val="20"/>
-          <w:szCs w:val="20"/>
-        </w:rPr>
-      </w:pPr>
-      <w:r>
-        <w:rPr>
-          <w:rStyle w:val="Textoennegrita"/>
-          <w:rFonts w:ascii="Arial" w:hAnsi="Arial" w:cs="Arial"/>
-          <w:b w:val="0"/>
-          <w:sz w:val="20"/>
-          <w:szCs w:val="20"/>
-        </w:rPr>
-        <w:t>Periféricos:</w:t>
-      </w:r>
-      <w:r>
-        <w:rPr>
-          <w:rFonts w:ascii="Arial" w:hAnsi="Arial" w:cs="Arial"/>
-          <w:sz w:val="20"/>
-          <w:szCs w:val="20"/>
-        </w:rPr>
-        <w:t xml:space="preserve"> Teclado, ratón</w:t>
-      </w:r>
-      <w:r>
-        <w:rPr>
-          <w:rFonts w:ascii="Arial" w:hAnsi="Arial" w:cs="Arial"/>
-          <w:sz w:val="20"/>
-          <w:szCs w:val="20"/>
-        </w:rPr>
-        <w:t>, cámara</w:t>
-      </w:r>
-      <w:r>
-        <w:rPr>
-          <w:rFonts w:ascii="Arial" w:hAnsi="Arial" w:cs="Arial"/>
-          <w:sz w:val="20"/>
-          <w:szCs w:val="20"/>
-        </w:rPr>
-        <w:t xml:space="preserve"> y accesorios básicos para</w:t>
-      </w:r>
-      <w:r>
-        <w:rPr>
-          <w:rFonts w:ascii="Arial" w:hAnsi="Arial" w:cs="Arial"/>
-          <w:sz w:val="20"/>
-          <w:szCs w:val="20"/>
-        </w:rPr>
-        <w:t xml:space="preserve"> gestión y</w:t>
-      </w:r>
-      <w:r>
-        <w:rPr>
-          <w:rFonts w:ascii="Arial" w:hAnsi="Arial" w:cs="Arial"/>
-          <w:sz w:val="20"/>
-          <w:szCs w:val="20"/>
-        </w:rPr>
-        <w:t xml:space="preserve"> desarrollo.</w:t>
-      </w:r>
-    </w:p>
-    <w:p>
-      <w:pPr>
-        <w:spacing w:before="100" w:beforeAutospacing="1" w:after="100" w:afterAutospacing="1" w:line="360" w:lineRule="auto"/>
-        <w:ind w:left="360"/>
-        <w:jc w:val="both"/>
-        <w:rPr>
-          <w:rFonts w:ascii="Arial" w:eastAsia="Times New Roman" w:hAnsi="Arial" w:cs="Arial"/>
-          <w:b/>
-          <w:sz w:val="20"/>
-          <w:szCs w:val="20"/>
-          <w:lang w:eastAsia="es-MX"/>
-        </w:rPr>
-      </w:pPr>
-      <w:r>
-        <w:rPr>
-          <w:rFonts w:ascii="Arial" w:eastAsia="Times New Roman" w:hAnsi="Arial" w:cs="Arial"/>
-          <w:b/>
-          <w:sz w:val="20"/>
-          <w:szCs w:val="20"/>
-          <w:lang w:eastAsia="es-MX"/>
-        </w:rPr>
-        <w:t>REQUERIMIENTOS ECNOMICOS/MATERIALES</w:t>
-      </w:r>
-    </w:p>
-    <w:p>
-      <w:pPr>
         <w:pStyle w:val="Prrafodelista"/>
-        <w:numPr>
-          <w:ilvl w:val="0"/>
-          <w:numId w:val="28"/>
-        </w:numPr>
         <w:spacing w:before="100" w:beforeAutospacing="1" w:after="100" w:afterAutospacing="1" w:line="360" w:lineRule="auto"/>
         <w:jc w:val="both"/>
         <w:rPr>
           <w:rFonts w:ascii="Arial" w:eastAsia="Times New Roman" w:hAnsi="Arial" w:cs="Arial"/>
-          <w:sz w:val="20"/>
-          <w:szCs w:val="20"/>
+          <w:sz w:val="24"/>
+          <w:szCs w:val="24"/>
           <w:lang w:eastAsia="es-MX"/>
         </w:rPr>
       </w:pPr>
-      <w:r>
-        <w:rPr>
-          <w:rFonts w:ascii="Arial" w:eastAsia="Times New Roman" w:hAnsi="Arial" w:cs="Arial"/>
-          <w:bCs/>
-          <w:sz w:val="20"/>
-          <w:szCs w:val="20"/>
-          <w:lang w:eastAsia="es-MX"/>
-        </w:rPr>
-        <w:t>Hosting y dominio</w:t>
-      </w:r>
-      <w:r>
-        <w:rPr>
-          <w:rFonts w:ascii="Arial" w:eastAsia="Times New Roman" w:hAnsi="Arial" w:cs="Arial"/>
-          <w:sz w:val="20"/>
-          <w:szCs w:val="20"/>
-          <w:lang w:eastAsia="es-MX"/>
-        </w:rPr>
-        <w:t xml:space="preserve"> para alojar el sistema web.</w:t>
-      </w:r>
-    </w:p>
-    <w:p>
-      <w:pPr>
-        <w:pStyle w:val="Prrafodelista"/>
-        <w:numPr>
-          <w:ilvl w:val="0"/>
-          <w:numId w:val="28"/>
-        </w:numPr>
-        <w:spacing w:before="100" w:beforeAutospacing="1" w:after="100" w:afterAutospacing="1" w:line="360" w:lineRule="auto"/>
-        <w:jc w:val="both"/>
-        <w:rPr>
-          <w:rFonts w:ascii="Arial" w:eastAsia="Times New Roman" w:hAnsi="Arial" w:cs="Arial"/>
-          <w:sz w:val="20"/>
-          <w:szCs w:val="20"/>
-          <w:lang w:eastAsia="es-MX"/>
-        </w:rPr>
-      </w:pPr>
-      <w:r>
-        <w:rPr>
-          <w:rFonts w:ascii="Arial" w:eastAsia="Times New Roman" w:hAnsi="Arial" w:cs="Arial"/>
-          <w:bCs/>
-          <w:sz w:val="20"/>
-          <w:szCs w:val="20"/>
-          <w:lang w:eastAsia="es-MX"/>
-        </w:rPr>
-        <w:t>API de WhatsApp</w:t>
-      </w:r>
-      <w:r>
-        <w:rPr>
-          <w:rFonts w:ascii="Arial" w:eastAsia="Times New Roman" w:hAnsi="Arial" w:cs="Arial"/>
-          <w:sz w:val="20"/>
-          <w:szCs w:val="20"/>
-          <w:lang w:eastAsia="es-MX"/>
-        </w:rPr>
-        <w:t xml:space="preserve"> para el envío automático de confirmaciones y recordatorios.</w:t>
-      </w:r>
-    </w:p>
-    <w:p>
-      <w:pPr>
-        <w:pStyle w:val="Prrafodelista"/>
-        <w:numPr>
-          <w:ilvl w:val="0"/>
-          <w:numId w:val="28"/>
-        </w:numPr>
-        <w:spacing w:before="100" w:beforeAutospacing="1" w:after="100" w:afterAutospacing="1" w:line="360" w:lineRule="auto"/>
-        <w:jc w:val="both"/>
-        <w:rPr>
-          <w:rFonts w:ascii="Arial" w:eastAsia="Times New Roman" w:hAnsi="Arial" w:cs="Arial"/>
-          <w:sz w:val="20"/>
-          <w:szCs w:val="20"/>
-          <w:lang w:eastAsia="es-MX"/>
-        </w:rPr>
-      </w:pPr>
-      <w:r>
-        <w:rPr>
-          <w:rFonts w:ascii="Arial" w:eastAsia="Times New Roman" w:hAnsi="Arial" w:cs="Arial"/>
-          <w:bCs/>
-          <w:sz w:val="20"/>
-          <w:szCs w:val="20"/>
-          <w:lang w:eastAsia="es-MX"/>
-        </w:rPr>
-        <w:t>Impresiones y materiales de oficina</w:t>
-      </w:r>
-      <w:r>
-        <w:rPr>
-          <w:rFonts w:ascii="Arial" w:eastAsia="Times New Roman" w:hAnsi="Arial" w:cs="Arial"/>
-          <w:sz w:val="20"/>
-          <w:szCs w:val="20"/>
-          <w:lang w:eastAsia="es-MX"/>
-        </w:rPr>
-        <w:t xml:space="preserve"> para documentación y reportes.</w:t>
-      </w:r>
-    </w:p>
-    <w:p>
-      <w:pPr>
-        <w:pStyle w:val="Prrafodelista"/>
-        <w:numPr>
-          <w:ilvl w:val="0"/>
-          <w:numId w:val="28"/>
-        </w:numPr>
-        <w:spacing w:before="100" w:beforeAutospacing="1" w:after="100" w:afterAutospacing="1" w:line="360" w:lineRule="auto"/>
-        <w:jc w:val="both"/>
-        <w:rPr>
-          <w:rFonts w:ascii="Arial" w:eastAsia="Times New Roman" w:hAnsi="Arial" w:cs="Arial"/>
-          <w:sz w:val="20"/>
-          <w:szCs w:val="20"/>
-          <w:lang w:eastAsia="es-MX"/>
-        </w:rPr>
-      </w:pPr>
-      <w:r>
-        <w:rPr>
-          <w:rFonts w:ascii="Arial" w:eastAsia="Times New Roman" w:hAnsi="Arial" w:cs="Arial"/>
-          <w:bCs/>
-          <w:sz w:val="20"/>
-          <w:szCs w:val="20"/>
-          <w:lang w:eastAsia="es-MX"/>
-        </w:rPr>
-        <w:t>Equipo de cómputo</w:t>
-      </w:r>
-      <w:r>
-        <w:rPr>
-          <w:rFonts w:ascii="Arial" w:eastAsia="Times New Roman" w:hAnsi="Arial" w:cs="Arial"/>
-          <w:sz w:val="20"/>
-          <w:szCs w:val="20"/>
-          <w:lang w:eastAsia="es-MX"/>
-        </w:rPr>
-        <w:t xml:space="preserve"> adecuado para desarrollo, pruebas y administración del sistema.</w:t>
-      </w:r>
-    </w:p>
-    <w:p>
-      <w:pPr>
-        <w:pStyle w:val="Prrafodelista"/>
-        <w:numPr>
-          <w:ilvl w:val="0"/>
-          <w:numId w:val="28"/>
-        </w:numPr>
-        <w:spacing w:before="100" w:beforeAutospacing="1" w:after="100" w:afterAutospacing="1" w:line="360" w:lineRule="auto"/>
-        <w:jc w:val="both"/>
-        <w:rPr>
-          <w:rFonts w:ascii="Arial" w:eastAsia="Times New Roman" w:hAnsi="Arial" w:cs="Arial"/>
-          <w:sz w:val="20"/>
-          <w:szCs w:val="20"/>
-          <w:lang w:eastAsia="es-MX"/>
-        </w:rPr>
-      </w:pPr>
-      <w:r>
-        <w:rPr>
-          <w:rFonts w:ascii="Arial" w:eastAsia="Times New Roman" w:hAnsi="Arial" w:cs="Arial"/>
-          <w:bCs/>
-          <w:sz w:val="20"/>
-          <w:szCs w:val="20"/>
-          <w:lang w:eastAsia="es-MX"/>
-        </w:rPr>
-        <w:t>Conexión a Internet</w:t>
-      </w:r>
-      <w:r>
-        <w:rPr>
-          <w:rFonts w:ascii="Arial" w:eastAsia="Times New Roman" w:hAnsi="Arial" w:cs="Arial"/>
-          <w:sz w:val="20"/>
-          <w:szCs w:val="20"/>
-          <w:lang w:eastAsia="es-MX"/>
-        </w:rPr>
-        <w:t xml:space="preserve"> estable y de alta velocidad para desarrollo y pruebas.</w:t>
-      </w:r>
     </w:p>
     <w:sectPr>
       <w:headerReference w:type="default" r:id="rId7"/>
@@ -2485,6 +2166,268 @@
     </w:lvl>
   </w:abstractNum>
   <w:abstractNum w:abstractNumId="2" w15:restartNumberingAfterBreak="0">
+    <w:nsid w:val="0C431D57"/>
+    <w:multiLevelType w:val="hybridMultilevel"/>
+    <w:tmpl w:val="7D742B80"/>
+    <w:lvl w:ilvl="0" w:tplc="04090001">
+      <w:start w:val="1"/>
+      <w:numFmt w:val="bullet"/>
+      <w:lvlText w:val=""/>
+      <w:lvlJc w:val="left"/>
+      <w:pPr>
+        <w:ind w:left="720" w:hanging="360"/>
+      </w:pPr>
+      <w:rPr>
+        <w:rFonts w:ascii="Symbol" w:hAnsi="Symbol" w:hint="default"/>
+      </w:rPr>
+    </w:lvl>
+    <w:lvl w:ilvl="1" w:tplc="04090003" w:tentative="1">
+      <w:start w:val="1"/>
+      <w:numFmt w:val="bullet"/>
+      <w:lvlText w:val="o"/>
+      <w:lvlJc w:val="left"/>
+      <w:pPr>
+        <w:ind w:left="1440" w:hanging="360"/>
+      </w:pPr>
+      <w:rPr>
+        <w:rFonts w:ascii="Courier New" w:hAnsi="Courier New" w:cs="Courier New" w:hint="default"/>
+      </w:rPr>
+    </w:lvl>
+    <w:lvl w:ilvl="2" w:tplc="04090005" w:tentative="1">
+      <w:start w:val="1"/>
+      <w:numFmt w:val="bullet"/>
+      <w:lvlText w:val=""/>
+      <w:lvlJc w:val="left"/>
+      <w:pPr>
+        <w:ind w:left="2160" w:hanging="360"/>
+      </w:pPr>
+      <w:rPr>
+        <w:rFonts w:ascii="Wingdings" w:hAnsi="Wingdings" w:hint="default"/>
+      </w:rPr>
+    </w:lvl>
+    <w:lvl w:ilvl="3" w:tplc="04090001" w:tentative="1">
+      <w:start w:val="1"/>
+      <w:numFmt w:val="bullet"/>
+      <w:lvlText w:val=""/>
+      <w:lvlJc w:val="left"/>
+      <w:pPr>
+        <w:ind w:left="2880" w:hanging="360"/>
+      </w:pPr>
+      <w:rPr>
+        <w:rFonts w:ascii="Symbol" w:hAnsi="Symbol" w:hint="default"/>
+      </w:rPr>
+    </w:lvl>
+    <w:lvl w:ilvl="4" w:tplc="04090003" w:tentative="1">
+      <w:start w:val="1"/>
+      <w:numFmt w:val="bullet"/>
+      <w:lvlText w:val="o"/>
+      <w:lvlJc w:val="left"/>
+      <w:pPr>
+        <w:ind w:left="3600" w:hanging="360"/>
+      </w:pPr>
+      <w:rPr>
+        <w:rFonts w:ascii="Courier New" w:hAnsi="Courier New" w:cs="Courier New" w:hint="default"/>
+      </w:rPr>
+    </w:lvl>
+    <w:lvl w:ilvl="5" w:tplc="04090005" w:tentative="1">
+      <w:start w:val="1"/>
+      <w:numFmt w:val="bullet"/>
+      <w:lvlText w:val=""/>
+      <w:lvlJc w:val="left"/>
+      <w:pPr>
+        <w:ind w:left="4320" w:hanging="360"/>
+      </w:pPr>
+      <w:rPr>
+        <w:rFonts w:ascii="Wingdings" w:hAnsi="Wingdings" w:hint="default"/>
+      </w:rPr>
+    </w:lvl>
+    <w:lvl w:ilvl="6" w:tplc="04090001" w:tentative="1">
+      <w:start w:val="1"/>
+      <w:numFmt w:val="bullet"/>
+      <w:lvlText w:val=""/>
+      <w:lvlJc w:val="left"/>
+      <w:pPr>
+        <w:ind w:left="5040" w:hanging="360"/>
+      </w:pPr>
+      <w:rPr>
+        <w:rFonts w:ascii="Symbol" w:hAnsi="Symbol" w:hint="default"/>
+      </w:rPr>
+    </w:lvl>
+    <w:lvl w:ilvl="7" w:tplc="04090003" w:tentative="1">
+      <w:start w:val="1"/>
+      <w:numFmt w:val="bullet"/>
+      <w:lvlText w:val="o"/>
+      <w:lvlJc w:val="left"/>
+      <w:pPr>
+        <w:ind w:left="5760" w:hanging="360"/>
+      </w:pPr>
+      <w:rPr>
+        <w:rFonts w:ascii="Courier New" w:hAnsi="Courier New" w:cs="Courier New" w:hint="default"/>
+      </w:rPr>
+    </w:lvl>
+    <w:lvl w:ilvl="8" w:tplc="04090005" w:tentative="1">
+      <w:start w:val="1"/>
+      <w:numFmt w:val="bullet"/>
+      <w:lvlText w:val=""/>
+      <w:lvlJc w:val="left"/>
+      <w:pPr>
+        <w:ind w:left="6480" w:hanging="360"/>
+      </w:pPr>
+      <w:rPr>
+        <w:rFonts w:ascii="Wingdings" w:hAnsi="Wingdings" w:hint="default"/>
+      </w:rPr>
+    </w:lvl>
+  </w:abstractNum>
+  <w:abstractNum w:abstractNumId="3" w15:restartNumberingAfterBreak="0">
+    <w:nsid w:val="0DFA60D0"/>
+    <w:multiLevelType w:val="multilevel"/>
+    <w:tmpl w:val="8CC86BFC"/>
+    <w:lvl w:ilvl="0">
+      <w:start w:val="1"/>
+      <w:numFmt w:val="bullet"/>
+      <w:lvlText w:val=""/>
+      <w:lvlJc w:val="left"/>
+      <w:pPr>
+        <w:tabs>
+          <w:tab w:val="num" w:pos="720"/>
+        </w:tabs>
+        <w:ind w:left="720" w:hanging="360"/>
+      </w:pPr>
+      <w:rPr>
+        <w:rFonts w:ascii="Symbol" w:hAnsi="Symbol" w:hint="default"/>
+        <w:sz w:val="20"/>
+      </w:rPr>
+    </w:lvl>
+    <w:lvl w:ilvl="1" w:tentative="1">
+      <w:start w:val="1"/>
+      <w:numFmt w:val="bullet"/>
+      <w:lvlText w:val="o"/>
+      <w:lvlJc w:val="left"/>
+      <w:pPr>
+        <w:tabs>
+          <w:tab w:val="num" w:pos="1440"/>
+        </w:tabs>
+        <w:ind w:left="1440" w:hanging="360"/>
+      </w:pPr>
+      <w:rPr>
+        <w:rFonts w:ascii="Courier New" w:hAnsi="Courier New" w:hint="default"/>
+        <w:sz w:val="20"/>
+      </w:rPr>
+    </w:lvl>
+    <w:lvl w:ilvl="2" w:tentative="1">
+      <w:start w:val="1"/>
+      <w:numFmt w:val="bullet"/>
+      <w:lvlText w:val=""/>
+      <w:lvlJc w:val="left"/>
+      <w:pPr>
+        <w:tabs>
+          <w:tab w:val="num" w:pos="2160"/>
+        </w:tabs>
+        <w:ind w:left="2160" w:hanging="360"/>
+      </w:pPr>
+      <w:rPr>
+        <w:rFonts w:ascii="Wingdings" w:hAnsi="Wingdings" w:hint="default"/>
+        <w:sz w:val="20"/>
+      </w:rPr>
+    </w:lvl>
+    <w:lvl w:ilvl="3" w:tentative="1">
+      <w:start w:val="1"/>
+      <w:numFmt w:val="bullet"/>
+      <w:lvlText w:val=""/>
+      <w:lvlJc w:val="left"/>
+      <w:pPr>
+        <w:tabs>
+          <w:tab w:val="num" w:pos="2880"/>
+        </w:tabs>
+        <w:ind w:left="2880" w:hanging="360"/>
+      </w:pPr>
+      <w:rPr>
+        <w:rFonts w:ascii="Wingdings" w:hAnsi="Wingdings" w:hint="default"/>
+        <w:sz w:val="20"/>
+      </w:rPr>
+    </w:lvl>
+    <w:lvl w:ilvl="4" w:tentative="1">
+      <w:start w:val="1"/>
+      <w:numFmt w:val="bullet"/>
+      <w:lvlText w:val=""/>
+      <w:lvlJc w:val="left"/>
+      <w:pPr>
+        <w:tabs>
+          <w:tab w:val="num" w:pos="3600"/>
+        </w:tabs>
+        <w:ind w:left="3600" w:hanging="360"/>
+      </w:pPr>
+      <w:rPr>
+        <w:rFonts w:ascii="Wingdings" w:hAnsi="Wingdings" w:hint="default"/>
+        <w:sz w:val="20"/>
+      </w:rPr>
+    </w:lvl>
+    <w:lvl w:ilvl="5" w:tentative="1">
+      <w:start w:val="1"/>
+      <w:numFmt w:val="bullet"/>
+      <w:lvlText w:val=""/>
+      <w:lvlJc w:val="left"/>
+      <w:pPr>
+        <w:tabs>
+          <w:tab w:val="num" w:pos="4320"/>
+        </w:tabs>
+        <w:ind w:left="4320" w:hanging="360"/>
+      </w:pPr>
+      <w:rPr>
+        <w:rFonts w:ascii="Wingdings" w:hAnsi="Wingdings" w:hint="default"/>
+        <w:sz w:val="20"/>
+      </w:rPr>
+    </w:lvl>
+    <w:lvl w:ilvl="6" w:tentative="1">
+      <w:start w:val="1"/>
+      <w:numFmt w:val="bullet"/>
+      <w:lvlText w:val=""/>
+      <w:lvlJc w:val="left"/>
+      <w:pPr>
+        <w:tabs>
+          <w:tab w:val="num" w:pos="5040"/>
+        </w:tabs>
+        <w:ind w:left="5040" w:hanging="360"/>
+      </w:pPr>
+      <w:rPr>
+        <w:rFonts w:ascii="Wingdings" w:hAnsi="Wingdings" w:hint="default"/>
+        <w:sz w:val="20"/>
+      </w:rPr>
+    </w:lvl>
+    <w:lvl w:ilvl="7" w:tentative="1">
+      <w:start w:val="1"/>
+      <w:numFmt w:val="bullet"/>
+      <w:lvlText w:val=""/>
+      <w:lvlJc w:val="left"/>
+      <w:pPr>
+        <w:tabs>
+          <w:tab w:val="num" w:pos="5760"/>
+        </w:tabs>
+        <w:ind w:left="5760" w:hanging="360"/>
+      </w:pPr>
+      <w:rPr>
+        <w:rFonts w:ascii="Wingdings" w:hAnsi="Wingdings" w:hint="default"/>
+        <w:sz w:val="20"/>
+      </w:rPr>
+    </w:lvl>
+    <w:lvl w:ilvl="8" w:tentative="1">
+      <w:start w:val="1"/>
+      <w:numFmt w:val="bullet"/>
+      <w:lvlText w:val=""/>
+      <w:lvlJc w:val="left"/>
+      <w:pPr>
+        <w:tabs>
+          <w:tab w:val="num" w:pos="6480"/>
+        </w:tabs>
+        <w:ind w:left="6480" w:hanging="360"/>
+      </w:pPr>
+      <w:rPr>
+        <w:rFonts w:ascii="Wingdings" w:hAnsi="Wingdings" w:hint="default"/>
+        <w:sz w:val="20"/>
+      </w:rPr>
+    </w:lvl>
+  </w:abstractNum>
+  <w:abstractNum w:abstractNumId="4" w15:restartNumberingAfterBreak="0">
     <w:nsid w:val="0E987D58"/>
     <w:multiLevelType w:val="multilevel"/>
     <w:tmpl w:val="C17EA0DA"/>
@@ -2633,7 +2576,7 @@
       </w:rPr>
     </w:lvl>
   </w:abstractNum>
-  <w:abstractNum w:abstractNumId="3" w15:restartNumberingAfterBreak="0">
+  <w:abstractNum w:abstractNumId="5" w15:restartNumberingAfterBreak="0">
     <w:nsid w:val="122C5066"/>
     <w:multiLevelType w:val="multilevel"/>
     <w:tmpl w:val="6304071C"/>
@@ -2746,7 +2689,96 @@
       </w:pPr>
     </w:lvl>
   </w:abstractNum>
-  <w:abstractNum w:abstractNumId="4" w15:restartNumberingAfterBreak="0">
+  <w:abstractNum w:abstractNumId="6" w15:restartNumberingAfterBreak="0">
+    <w:nsid w:val="132D576E"/>
+    <w:multiLevelType w:val="hybridMultilevel"/>
+    <w:tmpl w:val="2C06269E"/>
+    <w:lvl w:ilvl="0" w:tplc="080A0017">
+      <w:start w:val="1"/>
+      <w:numFmt w:val="lowerLetter"/>
+      <w:lvlText w:val="%1)"/>
+      <w:lvlJc w:val="left"/>
+      <w:pPr>
+        <w:ind w:left="720" w:hanging="360"/>
+      </w:pPr>
+      <w:rPr>
+        <w:rFonts w:hint="default"/>
+      </w:rPr>
+    </w:lvl>
+    <w:lvl w:ilvl="1" w:tplc="080A0019" w:tentative="1">
+      <w:start w:val="1"/>
+      <w:numFmt w:val="lowerLetter"/>
+      <w:lvlText w:val="%2."/>
+      <w:lvlJc w:val="left"/>
+      <w:pPr>
+        <w:ind w:left="1440" w:hanging="360"/>
+      </w:pPr>
+    </w:lvl>
+    <w:lvl w:ilvl="2" w:tplc="080A001B" w:tentative="1">
+      <w:start w:val="1"/>
+      <w:numFmt w:val="lowerRoman"/>
+      <w:lvlText w:val="%3."/>
+      <w:lvlJc w:val="right"/>
+      <w:pPr>
+        <w:ind w:left="2160" w:hanging="180"/>
+      </w:pPr>
+    </w:lvl>
+    <w:lvl w:ilvl="3" w:tplc="080A000F" w:tentative="1">
+      <w:start w:val="1"/>
+      <w:numFmt w:val="decimal"/>
+      <w:lvlText w:val="%4."/>
+      <w:lvlJc w:val="left"/>
+      <w:pPr>
+        <w:ind w:left="2880" w:hanging="360"/>
+      </w:pPr>
+    </w:lvl>
+    <w:lvl w:ilvl="4" w:tplc="080A0019" w:tentative="1">
+      <w:start w:val="1"/>
+      <w:numFmt w:val="lowerLetter"/>
+      <w:lvlText w:val="%5."/>
+      <w:lvlJc w:val="left"/>
+      <w:pPr>
+        <w:ind w:left="3600" w:hanging="360"/>
+      </w:pPr>
+    </w:lvl>
+    <w:lvl w:ilvl="5" w:tplc="080A001B" w:tentative="1">
+      <w:start w:val="1"/>
+      <w:numFmt w:val="lowerRoman"/>
+      <w:lvlText w:val="%6."/>
+      <w:lvlJc w:val="right"/>
+      <w:pPr>
+        <w:ind w:left="4320" w:hanging="180"/>
+      </w:pPr>
+    </w:lvl>
+    <w:lvl w:ilvl="6" w:tplc="080A000F" w:tentative="1">
+      <w:start w:val="1"/>
+      <w:numFmt w:val="decimal"/>
+      <w:lvlText w:val="%7."/>
+      <w:lvlJc w:val="left"/>
+      <w:pPr>
+        <w:ind w:left="5040" w:hanging="360"/>
+      </w:pPr>
+    </w:lvl>
+    <w:lvl w:ilvl="7" w:tplc="080A0019" w:tentative="1">
+      <w:start w:val="1"/>
+      <w:numFmt w:val="lowerLetter"/>
+      <w:lvlText w:val="%8."/>
+      <w:lvlJc w:val="left"/>
+      <w:pPr>
+        <w:ind w:left="5760" w:hanging="360"/>
+      </w:pPr>
+    </w:lvl>
+    <w:lvl w:ilvl="8" w:tplc="080A001B" w:tentative="1">
+      <w:start w:val="1"/>
+      <w:numFmt w:val="lowerRoman"/>
+      <w:lvlText w:val="%9."/>
+      <w:lvlJc w:val="right"/>
+      <w:pPr>
+        <w:ind w:left="6480" w:hanging="180"/>
+      </w:pPr>
+    </w:lvl>
+  </w:abstractNum>
+  <w:abstractNum w:abstractNumId="7" w15:restartNumberingAfterBreak="0">
     <w:nsid w:val="167B321E"/>
     <w:multiLevelType w:val="multilevel"/>
     <w:tmpl w:val="DB1692EA"/>
@@ -2895,7 +2927,7 @@
       </w:rPr>
     </w:lvl>
   </w:abstractNum>
-  <w:abstractNum w:abstractNumId="5" w15:restartNumberingAfterBreak="0">
+  <w:abstractNum w:abstractNumId="8" w15:restartNumberingAfterBreak="0">
     <w:nsid w:val="1710735D"/>
     <w:multiLevelType w:val="hybridMultilevel"/>
     <w:tmpl w:val="CF880AA6"/>
@@ -2984,7 +3016,7 @@
       </w:pPr>
     </w:lvl>
   </w:abstractNum>
-  <w:abstractNum w:abstractNumId="6" w15:restartNumberingAfterBreak="0">
+  <w:abstractNum w:abstractNumId="9" w15:restartNumberingAfterBreak="0">
     <w:nsid w:val="18B511EE"/>
     <w:multiLevelType w:val="multilevel"/>
     <w:tmpl w:val="162E4130"/>
@@ -3133,7 +3165,156 @@
       </w:rPr>
     </w:lvl>
   </w:abstractNum>
-  <w:abstractNum w:abstractNumId="7" w15:restartNumberingAfterBreak="0">
+  <w:abstractNum w:abstractNumId="10" w15:restartNumberingAfterBreak="0">
+    <w:nsid w:val="1AEA3D50"/>
+    <w:multiLevelType w:val="multilevel"/>
+    <w:tmpl w:val="C63EECC2"/>
+    <w:lvl w:ilvl="0">
+      <w:start w:val="1"/>
+      <w:numFmt w:val="bullet"/>
+      <w:lvlText w:val=""/>
+      <w:lvlJc w:val="left"/>
+      <w:pPr>
+        <w:tabs>
+          <w:tab w:val="num" w:pos="720"/>
+        </w:tabs>
+        <w:ind w:left="720" w:hanging="360"/>
+      </w:pPr>
+      <w:rPr>
+        <w:rFonts w:ascii="Symbol" w:hAnsi="Symbol" w:hint="default"/>
+        <w:sz w:val="20"/>
+      </w:rPr>
+    </w:lvl>
+    <w:lvl w:ilvl="1" w:tentative="1">
+      <w:start w:val="1"/>
+      <w:numFmt w:val="bullet"/>
+      <w:lvlText w:val="o"/>
+      <w:lvlJc w:val="left"/>
+      <w:pPr>
+        <w:tabs>
+          <w:tab w:val="num" w:pos="1440"/>
+        </w:tabs>
+        <w:ind w:left="1440" w:hanging="360"/>
+      </w:pPr>
+      <w:rPr>
+        <w:rFonts w:ascii="Courier New" w:hAnsi="Courier New" w:hint="default"/>
+        <w:sz w:val="20"/>
+      </w:rPr>
+    </w:lvl>
+    <w:lvl w:ilvl="2" w:tentative="1">
+      <w:start w:val="1"/>
+      <w:numFmt w:val="bullet"/>
+      <w:lvlText w:val=""/>
+      <w:lvlJc w:val="left"/>
+      <w:pPr>
+        <w:tabs>
+          <w:tab w:val="num" w:pos="2160"/>
+        </w:tabs>
+        <w:ind w:left="2160" w:hanging="360"/>
+      </w:pPr>
+      <w:rPr>
+        <w:rFonts w:ascii="Wingdings" w:hAnsi="Wingdings" w:hint="default"/>
+        <w:sz w:val="20"/>
+      </w:rPr>
+    </w:lvl>
+    <w:lvl w:ilvl="3" w:tentative="1">
+      <w:start w:val="1"/>
+      <w:numFmt w:val="bullet"/>
+      <w:lvlText w:val=""/>
+      <w:lvlJc w:val="left"/>
+      <w:pPr>
+        <w:tabs>
+          <w:tab w:val="num" w:pos="2880"/>
+        </w:tabs>
+        <w:ind w:left="2880" w:hanging="360"/>
+      </w:pPr>
+      <w:rPr>
+        <w:rFonts w:ascii="Wingdings" w:hAnsi="Wingdings" w:hint="default"/>
+        <w:sz w:val="20"/>
+      </w:rPr>
+    </w:lvl>
+    <w:lvl w:ilvl="4" w:tentative="1">
+      <w:start w:val="1"/>
+      <w:numFmt w:val="bullet"/>
+      <w:lvlText w:val=""/>
+      <w:lvlJc w:val="left"/>
+      <w:pPr>
+        <w:tabs>
+          <w:tab w:val="num" w:pos="3600"/>
+        </w:tabs>
+        <w:ind w:left="3600" w:hanging="360"/>
+      </w:pPr>
+      <w:rPr>
+        <w:rFonts w:ascii="Wingdings" w:hAnsi="Wingdings" w:hint="default"/>
+        <w:sz w:val="20"/>
+      </w:rPr>
+    </w:lvl>
+    <w:lvl w:ilvl="5" w:tentative="1">
+      <w:start w:val="1"/>
+      <w:numFmt w:val="bullet"/>
+      <w:lvlText w:val=""/>
+      <w:lvlJc w:val="left"/>
+      <w:pPr>
+        <w:tabs>
+          <w:tab w:val="num" w:pos="4320"/>
+        </w:tabs>
+        <w:ind w:left="4320" w:hanging="360"/>
+      </w:pPr>
+      <w:rPr>
+        <w:rFonts w:ascii="Wingdings" w:hAnsi="Wingdings" w:hint="default"/>
+        <w:sz w:val="20"/>
+      </w:rPr>
+    </w:lvl>
+    <w:lvl w:ilvl="6" w:tentative="1">
+      <w:start w:val="1"/>
+      <w:numFmt w:val="bullet"/>
+      <w:lvlText w:val=""/>
+      <w:lvlJc w:val="left"/>
+      <w:pPr>
+        <w:tabs>
+          <w:tab w:val="num" w:pos="5040"/>
+        </w:tabs>
+        <w:ind w:left="5040" w:hanging="360"/>
+      </w:pPr>
+      <w:rPr>
+        <w:rFonts w:ascii="Wingdings" w:hAnsi="Wingdings" w:hint="default"/>
+        <w:sz w:val="20"/>
+      </w:rPr>
+    </w:lvl>
+    <w:lvl w:ilvl="7" w:tentative="1">
+      <w:start w:val="1"/>
+      <w:numFmt w:val="bullet"/>
+      <w:lvlText w:val=""/>
+      <w:lvlJc w:val="left"/>
+      <w:pPr>
+        <w:tabs>
+          <w:tab w:val="num" w:pos="5760"/>
+        </w:tabs>
+        <w:ind w:left="5760" w:hanging="360"/>
+      </w:pPr>
+      <w:rPr>
+        <w:rFonts w:ascii="Wingdings" w:hAnsi="Wingdings" w:hint="default"/>
+        <w:sz w:val="20"/>
+      </w:rPr>
+    </w:lvl>
+    <w:lvl w:ilvl="8" w:tentative="1">
+      <w:start w:val="1"/>
+      <w:numFmt w:val="bullet"/>
+      <w:lvlText w:val=""/>
+      <w:lvlJc w:val="left"/>
+      <w:pPr>
+        <w:tabs>
+          <w:tab w:val="num" w:pos="6480"/>
+        </w:tabs>
+        <w:ind w:left="6480" w:hanging="360"/>
+      </w:pPr>
+      <w:rPr>
+        <w:rFonts w:ascii="Wingdings" w:hAnsi="Wingdings" w:hint="default"/>
+        <w:sz w:val="20"/>
+      </w:rPr>
+    </w:lvl>
+  </w:abstractNum>
+  <w:abstractNum w:abstractNumId="11" w15:restartNumberingAfterBreak="0">
     <w:nsid w:val="1D1F6D6D"/>
     <w:multiLevelType w:val="multilevel"/>
     <w:tmpl w:val="9F46C42E"/>
@@ -3282,7 +3463,7 @@
       </w:rPr>
     </w:lvl>
   </w:abstractNum>
-  <w:abstractNum w:abstractNumId="8" w15:restartNumberingAfterBreak="0">
+  <w:abstractNum w:abstractNumId="12" w15:restartNumberingAfterBreak="0">
     <w:nsid w:val="2C294960"/>
     <w:multiLevelType w:val="hybridMultilevel"/>
     <w:tmpl w:val="5760983E"/>
@@ -3395,7 +3576,7 @@
       </w:rPr>
     </w:lvl>
   </w:abstractNum>
-  <w:abstractNum w:abstractNumId="9" w15:restartNumberingAfterBreak="0">
+  <w:abstractNum w:abstractNumId="13" w15:restartNumberingAfterBreak="0">
     <w:nsid w:val="2E8264EF"/>
     <w:multiLevelType w:val="hybridMultilevel"/>
     <w:tmpl w:val="01DCAAA0"/>
@@ -3481,7 +3662,7 @@
       </w:pPr>
     </w:lvl>
   </w:abstractNum>
-  <w:abstractNum w:abstractNumId="10" w15:restartNumberingAfterBreak="0">
+  <w:abstractNum w:abstractNumId="14" w15:restartNumberingAfterBreak="0">
     <w:nsid w:val="2FE04E05"/>
     <w:multiLevelType w:val="multilevel"/>
     <w:tmpl w:val="AC98BB50"/>
@@ -3630,7 +3811,7 @@
       </w:rPr>
     </w:lvl>
   </w:abstractNum>
-  <w:abstractNum w:abstractNumId="11" w15:restartNumberingAfterBreak="0">
+  <w:abstractNum w:abstractNumId="15" w15:restartNumberingAfterBreak="0">
     <w:nsid w:val="2FE40CD1"/>
     <w:multiLevelType w:val="hybridMultilevel"/>
     <w:tmpl w:val="9C4EFF76"/>
@@ -3743,7 +3924,7 @@
       </w:rPr>
     </w:lvl>
   </w:abstractNum>
-  <w:abstractNum w:abstractNumId="12" w15:restartNumberingAfterBreak="0">
+  <w:abstractNum w:abstractNumId="16" w15:restartNumberingAfterBreak="0">
     <w:nsid w:val="32B03EA1"/>
     <w:multiLevelType w:val="hybridMultilevel"/>
     <w:tmpl w:val="DDEE80B2"/>
@@ -3856,7 +4037,7 @@
       </w:rPr>
     </w:lvl>
   </w:abstractNum>
-  <w:abstractNum w:abstractNumId="13" w15:restartNumberingAfterBreak="0">
+  <w:abstractNum w:abstractNumId="17" w15:restartNumberingAfterBreak="0">
     <w:nsid w:val="38392FD5"/>
     <w:multiLevelType w:val="multilevel"/>
     <w:tmpl w:val="7CB6BB6C"/>
@@ -4005,7 +4186,7 @@
       </w:rPr>
     </w:lvl>
   </w:abstractNum>
-  <w:abstractNum w:abstractNumId="14" w15:restartNumberingAfterBreak="0">
+  <w:abstractNum w:abstractNumId="18" w15:restartNumberingAfterBreak="0">
     <w:nsid w:val="3AF04B62"/>
     <w:multiLevelType w:val="hybridMultilevel"/>
     <w:tmpl w:val="7CA8B59E"/>
@@ -4091,7 +4272,7 @@
       </w:pPr>
     </w:lvl>
   </w:abstractNum>
-  <w:abstractNum w:abstractNumId="15" w15:restartNumberingAfterBreak="0">
+  <w:abstractNum w:abstractNumId="19" w15:restartNumberingAfterBreak="0">
     <w:nsid w:val="3B3D515B"/>
     <w:multiLevelType w:val="hybridMultilevel"/>
     <w:tmpl w:val="C80855E0"/>
@@ -4177,7 +4358,7 @@
       </w:pPr>
     </w:lvl>
   </w:abstractNum>
-  <w:abstractNum w:abstractNumId="16" w15:restartNumberingAfterBreak="0">
+  <w:abstractNum w:abstractNumId="20" w15:restartNumberingAfterBreak="0">
     <w:nsid w:val="3B9F733E"/>
     <w:multiLevelType w:val="hybridMultilevel"/>
     <w:tmpl w:val="D71AA740"/>
@@ -4263,7 +4444,7 @@
       </w:pPr>
     </w:lvl>
   </w:abstractNum>
-  <w:abstractNum w:abstractNumId="17" w15:restartNumberingAfterBreak="0">
+  <w:abstractNum w:abstractNumId="21" w15:restartNumberingAfterBreak="0">
     <w:nsid w:val="4B3C11EC"/>
     <w:multiLevelType w:val="multilevel"/>
     <w:tmpl w:val="83C8FD72"/>
@@ -4412,7 +4593,7 @@
       </w:rPr>
     </w:lvl>
   </w:abstractNum>
-  <w:abstractNum w:abstractNumId="18" w15:restartNumberingAfterBreak="0">
+  <w:abstractNum w:abstractNumId="22" w15:restartNumberingAfterBreak="0">
     <w:nsid w:val="51740EB5"/>
     <w:multiLevelType w:val="multilevel"/>
     <w:tmpl w:val="D50A7E6C"/>
@@ -4561,7 +4742,7 @@
       </w:rPr>
     </w:lvl>
   </w:abstractNum>
-  <w:abstractNum w:abstractNumId="19" w15:restartNumberingAfterBreak="0">
+  <w:abstractNum w:abstractNumId="23" w15:restartNumberingAfterBreak="0">
     <w:nsid w:val="51D35D7B"/>
     <w:multiLevelType w:val="multilevel"/>
     <w:tmpl w:val="1D688750"/>
@@ -4710,7 +4891,7 @@
       </w:rPr>
     </w:lvl>
   </w:abstractNum>
-  <w:abstractNum w:abstractNumId="20" w15:restartNumberingAfterBreak="0">
+  <w:abstractNum w:abstractNumId="24" w15:restartNumberingAfterBreak="0">
     <w:nsid w:val="52C92B22"/>
     <w:multiLevelType w:val="hybridMultilevel"/>
     <w:tmpl w:val="E5CA11F6"/>
@@ -4796,7 +4977,7 @@
       </w:pPr>
     </w:lvl>
   </w:abstractNum>
-  <w:abstractNum w:abstractNumId="21" w15:restartNumberingAfterBreak="0">
+  <w:abstractNum w:abstractNumId="25" w15:restartNumberingAfterBreak="0">
     <w:nsid w:val="530E0AD4"/>
     <w:multiLevelType w:val="hybridMultilevel"/>
     <w:tmpl w:val="55A03F78"/>
@@ -4882,7 +5063,120 @@
       </w:pPr>
     </w:lvl>
   </w:abstractNum>
-  <w:abstractNum w:abstractNumId="22" w15:restartNumberingAfterBreak="0">
+  <w:abstractNum w:abstractNumId="26" w15:restartNumberingAfterBreak="0">
+    <w:nsid w:val="53E242EC"/>
+    <w:multiLevelType w:val="hybridMultilevel"/>
+    <w:tmpl w:val="3D7641DA"/>
+    <w:lvl w:ilvl="0" w:tplc="04090001">
+      <w:start w:val="1"/>
+      <w:numFmt w:val="bullet"/>
+      <w:lvlText w:val=""/>
+      <w:lvlJc w:val="left"/>
+      <w:pPr>
+        <w:ind w:left="720" w:hanging="360"/>
+      </w:pPr>
+      <w:rPr>
+        <w:rFonts w:ascii="Symbol" w:hAnsi="Symbol" w:hint="default"/>
+      </w:rPr>
+    </w:lvl>
+    <w:lvl w:ilvl="1" w:tplc="04090003" w:tentative="1">
+      <w:start w:val="1"/>
+      <w:numFmt w:val="bullet"/>
+      <w:lvlText w:val="o"/>
+      <w:lvlJc w:val="left"/>
+      <w:pPr>
+        <w:ind w:left="1440" w:hanging="360"/>
+      </w:pPr>
+      <w:rPr>
+        <w:rFonts w:ascii="Courier New" w:hAnsi="Courier New" w:cs="Courier New" w:hint="default"/>
+      </w:rPr>
+    </w:lvl>
+    <w:lvl w:ilvl="2" w:tplc="04090005" w:tentative="1">
+      <w:start w:val="1"/>
+      <w:numFmt w:val="bullet"/>
+      <w:lvlText w:val=""/>
+      <w:lvlJc w:val="left"/>
+      <w:pPr>
+        <w:ind w:left="2160" w:hanging="360"/>
+      </w:pPr>
+      <w:rPr>
+        <w:rFonts w:ascii="Wingdings" w:hAnsi="Wingdings" w:hint="default"/>
+      </w:rPr>
+    </w:lvl>
+    <w:lvl w:ilvl="3" w:tplc="04090001" w:tentative="1">
+      <w:start w:val="1"/>
+      <w:numFmt w:val="bullet"/>
+      <w:lvlText w:val=""/>
+      <w:lvlJc w:val="left"/>
+      <w:pPr>
+        <w:ind w:left="2880" w:hanging="360"/>
+      </w:pPr>
+      <w:rPr>
+        <w:rFonts w:ascii="Symbol" w:hAnsi="Symbol" w:hint="default"/>
+      </w:rPr>
+    </w:lvl>
+    <w:lvl w:ilvl="4" w:tplc="04090003" w:tentative="1">
+      <w:start w:val="1"/>
+      <w:numFmt w:val="bullet"/>
+      <w:lvlText w:val="o"/>
+      <w:lvlJc w:val="left"/>
+      <w:pPr>
+        <w:ind w:left="3600" w:hanging="360"/>
+      </w:pPr>
+      <w:rPr>
+        <w:rFonts w:ascii="Courier New" w:hAnsi="Courier New" w:cs="Courier New" w:hint="default"/>
+      </w:rPr>
+    </w:lvl>
+    <w:lvl w:ilvl="5" w:tplc="04090005" w:tentative="1">
+      <w:start w:val="1"/>
+      <w:numFmt w:val="bullet"/>
+      <w:lvlText w:val=""/>
+      <w:lvlJc w:val="left"/>
+      <w:pPr>
+        <w:ind w:left="4320" w:hanging="360"/>
+      </w:pPr>
+      <w:rPr>
+        <w:rFonts w:ascii="Wingdings" w:hAnsi="Wingdings" w:hint="default"/>
+      </w:rPr>
+    </w:lvl>
+    <w:lvl w:ilvl="6" w:tplc="04090001" w:tentative="1">
+      <w:start w:val="1"/>
+      <w:numFmt w:val="bullet"/>
+      <w:lvlText w:val=""/>
+      <w:lvlJc w:val="left"/>
+      <w:pPr>
+        <w:ind w:left="5040" w:hanging="360"/>
+      </w:pPr>
+      <w:rPr>
+        <w:rFonts w:ascii="Symbol" w:hAnsi="Symbol" w:hint="default"/>
+      </w:rPr>
+    </w:lvl>
+    <w:lvl w:ilvl="7" w:tplc="04090003" w:tentative="1">
+      <w:start w:val="1"/>
+      <w:numFmt w:val="bullet"/>
+      <w:lvlText w:val="o"/>
+      <w:lvlJc w:val="left"/>
+      <w:pPr>
+        <w:ind w:left="5760" w:hanging="360"/>
+      </w:pPr>
+      <w:rPr>
+        <w:rFonts w:ascii="Courier New" w:hAnsi="Courier New" w:cs="Courier New" w:hint="default"/>
+      </w:rPr>
+    </w:lvl>
+    <w:lvl w:ilvl="8" w:tplc="04090005" w:tentative="1">
+      <w:start w:val="1"/>
+      <w:numFmt w:val="bullet"/>
+      <w:lvlText w:val=""/>
+      <w:lvlJc w:val="left"/>
+      <w:pPr>
+        <w:ind w:left="6480" w:hanging="360"/>
+      </w:pPr>
+      <w:rPr>
+        <w:rFonts w:ascii="Wingdings" w:hAnsi="Wingdings" w:hint="default"/>
+      </w:rPr>
+    </w:lvl>
+  </w:abstractNum>
+  <w:abstractNum w:abstractNumId="27" w15:restartNumberingAfterBreak="0">
     <w:nsid w:val="54D538C7"/>
     <w:multiLevelType w:val="hybridMultilevel"/>
     <w:tmpl w:val="D362EFE4"/>
@@ -4971,7 +5265,7 @@
       </w:pPr>
     </w:lvl>
   </w:abstractNum>
-  <w:abstractNum w:abstractNumId="23" w15:restartNumberingAfterBreak="0">
+  <w:abstractNum w:abstractNumId="28" w15:restartNumberingAfterBreak="0">
     <w:nsid w:val="588D54F8"/>
     <w:multiLevelType w:val="multilevel"/>
     <w:tmpl w:val="091A7284"/>
@@ -5120,7 +5414,120 @@
       </w:rPr>
     </w:lvl>
   </w:abstractNum>
-  <w:abstractNum w:abstractNumId="24" w15:restartNumberingAfterBreak="0">
+  <w:abstractNum w:abstractNumId="29" w15:restartNumberingAfterBreak="0">
+    <w:nsid w:val="618C75A3"/>
+    <w:multiLevelType w:val="hybridMultilevel"/>
+    <w:tmpl w:val="6966FF14"/>
+    <w:lvl w:ilvl="0" w:tplc="04090001">
+      <w:start w:val="1"/>
+      <w:numFmt w:val="bullet"/>
+      <w:lvlText w:val=""/>
+      <w:lvlJc w:val="left"/>
+      <w:pPr>
+        <w:ind w:left="720" w:hanging="360"/>
+      </w:pPr>
+      <w:rPr>
+        <w:rFonts w:ascii="Symbol" w:hAnsi="Symbol" w:hint="default"/>
+      </w:rPr>
+    </w:lvl>
+    <w:lvl w:ilvl="1" w:tplc="04090003" w:tentative="1">
+      <w:start w:val="1"/>
+      <w:numFmt w:val="bullet"/>
+      <w:lvlText w:val="o"/>
+      <w:lvlJc w:val="left"/>
+      <w:pPr>
+        <w:ind w:left="1440" w:hanging="360"/>
+      </w:pPr>
+      <w:rPr>
+        <w:rFonts w:ascii="Courier New" w:hAnsi="Courier New" w:cs="Courier New" w:hint="default"/>
+      </w:rPr>
+    </w:lvl>
+    <w:lvl w:ilvl="2" w:tplc="04090005" w:tentative="1">
+      <w:start w:val="1"/>
+      <w:numFmt w:val="bullet"/>
+      <w:lvlText w:val=""/>
+      <w:lvlJc w:val="left"/>
+      <w:pPr>
+        <w:ind w:left="2160" w:hanging="360"/>
+      </w:pPr>
+      <w:rPr>
+        <w:rFonts w:ascii="Wingdings" w:hAnsi="Wingdings" w:hint="default"/>
+      </w:rPr>
+    </w:lvl>
+    <w:lvl w:ilvl="3" w:tplc="04090001" w:tentative="1">
+      <w:start w:val="1"/>
+      <w:numFmt w:val="bullet"/>
+      <w:lvlText w:val=""/>
+      <w:lvlJc w:val="left"/>
+      <w:pPr>
+        <w:ind w:left="2880" w:hanging="360"/>
+      </w:pPr>
+      <w:rPr>
+        <w:rFonts w:ascii="Symbol" w:hAnsi="Symbol" w:hint="default"/>
+      </w:rPr>
+    </w:lvl>
+    <w:lvl w:ilvl="4" w:tplc="04090003" w:tentative="1">
+      <w:start w:val="1"/>
+      <w:numFmt w:val="bullet"/>
+      <w:lvlText w:val="o"/>
+      <w:lvlJc w:val="left"/>
+      <w:pPr>
+        <w:ind w:left="3600" w:hanging="360"/>
+      </w:pPr>
+      <w:rPr>
+        <w:rFonts w:ascii="Courier New" w:hAnsi="Courier New" w:cs="Courier New" w:hint="default"/>
+      </w:rPr>
+    </w:lvl>
+    <w:lvl w:ilvl="5" w:tplc="04090005" w:tentative="1">
+      <w:start w:val="1"/>
+      <w:numFmt w:val="bullet"/>
+      <w:lvlText w:val=""/>
+      <w:lvlJc w:val="left"/>
+      <w:pPr>
+        <w:ind w:left="4320" w:hanging="360"/>
+      </w:pPr>
+      <w:rPr>
+        <w:rFonts w:ascii="Wingdings" w:hAnsi="Wingdings" w:hint="default"/>
+      </w:rPr>
+    </w:lvl>
+    <w:lvl w:ilvl="6" w:tplc="04090001" w:tentative="1">
+      <w:start w:val="1"/>
+      <w:numFmt w:val="bullet"/>
+      <w:lvlText w:val=""/>
+      <w:lvlJc w:val="left"/>
+      <w:pPr>
+        <w:ind w:left="5040" w:hanging="360"/>
+      </w:pPr>
+      <w:rPr>
+        <w:rFonts w:ascii="Symbol" w:hAnsi="Symbol" w:hint="default"/>
+      </w:rPr>
+    </w:lvl>
+    <w:lvl w:ilvl="7" w:tplc="04090003" w:tentative="1">
+      <w:start w:val="1"/>
+      <w:numFmt w:val="bullet"/>
+      <w:lvlText w:val="o"/>
+      <w:lvlJc w:val="left"/>
+      <w:pPr>
+        <w:ind w:left="5760" w:hanging="360"/>
+      </w:pPr>
+      <w:rPr>
+        <w:rFonts w:ascii="Courier New" w:hAnsi="Courier New" w:cs="Courier New" w:hint="default"/>
+      </w:rPr>
+    </w:lvl>
+    <w:lvl w:ilvl="8" w:tplc="04090005" w:tentative="1">
+      <w:start w:val="1"/>
+      <w:numFmt w:val="bullet"/>
+      <w:lvlText w:val=""/>
+      <w:lvlJc w:val="left"/>
+      <w:pPr>
+        <w:ind w:left="6480" w:hanging="360"/>
+      </w:pPr>
+      <w:rPr>
+        <w:rFonts w:ascii="Wingdings" w:hAnsi="Wingdings" w:hint="default"/>
+      </w:rPr>
+    </w:lvl>
+  </w:abstractNum>
+  <w:abstractNum w:abstractNumId="30" w15:restartNumberingAfterBreak="0">
     <w:nsid w:val="61985BD7"/>
     <w:multiLevelType w:val="hybridMultilevel"/>
     <w:tmpl w:val="204ECA54"/>
@@ -5206,7 +5613,7 @@
       </w:pPr>
     </w:lvl>
   </w:abstractNum>
-  <w:abstractNum w:abstractNumId="25" w15:restartNumberingAfterBreak="0">
+  <w:abstractNum w:abstractNumId="31" w15:restartNumberingAfterBreak="0">
     <w:nsid w:val="644A3846"/>
     <w:multiLevelType w:val="multilevel"/>
     <w:tmpl w:val="2CAE7F72"/>
@@ -5355,7 +5762,7 @@
       </w:rPr>
     </w:lvl>
   </w:abstractNum>
-  <w:abstractNum w:abstractNumId="26" w15:restartNumberingAfterBreak="0">
+  <w:abstractNum w:abstractNumId="32" w15:restartNumberingAfterBreak="0">
     <w:nsid w:val="654F4F00"/>
     <w:multiLevelType w:val="hybridMultilevel"/>
     <w:tmpl w:val="D4648E64"/>
@@ -5441,7 +5848,7 @@
       </w:pPr>
     </w:lvl>
   </w:abstractNum>
-  <w:abstractNum w:abstractNumId="27" w15:restartNumberingAfterBreak="0">
+  <w:abstractNum w:abstractNumId="33" w15:restartNumberingAfterBreak="0">
     <w:nsid w:val="68EE33C5"/>
     <w:multiLevelType w:val="multilevel"/>
     <w:tmpl w:val="82B840D2"/>
@@ -5590,7 +5997,7 @@
       </w:rPr>
     </w:lvl>
   </w:abstractNum>
-  <w:abstractNum w:abstractNumId="28" w15:restartNumberingAfterBreak="0">
+  <w:abstractNum w:abstractNumId="34" w15:restartNumberingAfterBreak="0">
     <w:nsid w:val="6C5D0C0D"/>
     <w:multiLevelType w:val="hybridMultilevel"/>
     <w:tmpl w:val="F31C3E7C"/>
@@ -5679,7 +6086,7 @@
       </w:pPr>
     </w:lvl>
   </w:abstractNum>
-  <w:abstractNum w:abstractNumId="29" w15:restartNumberingAfterBreak="0">
+  <w:abstractNum w:abstractNumId="35" w15:restartNumberingAfterBreak="0">
     <w:nsid w:val="6F8224F4"/>
     <w:multiLevelType w:val="multilevel"/>
     <w:tmpl w:val="D61A6058"/>
@@ -5828,7 +6235,7 @@
       </w:rPr>
     </w:lvl>
   </w:abstractNum>
-  <w:abstractNum w:abstractNumId="30" w15:restartNumberingAfterBreak="0">
+  <w:abstractNum w:abstractNumId="36" w15:restartNumberingAfterBreak="0">
     <w:nsid w:val="70B229EC"/>
     <w:multiLevelType w:val="multilevel"/>
     <w:tmpl w:val="E30033FE"/>
@@ -5977,7 +6384,7 @@
       </w:rPr>
     </w:lvl>
   </w:abstractNum>
-  <w:abstractNum w:abstractNumId="31" w15:restartNumberingAfterBreak="0">
+  <w:abstractNum w:abstractNumId="37" w15:restartNumberingAfterBreak="0">
     <w:nsid w:val="78356A83"/>
     <w:multiLevelType w:val="multilevel"/>
     <w:tmpl w:val="CE0AFD76"/>
@@ -6126,7 +6533,7 @@
       </w:rPr>
     </w:lvl>
   </w:abstractNum>
-  <w:abstractNum w:abstractNumId="32" w15:restartNumberingAfterBreak="0">
+  <w:abstractNum w:abstractNumId="38" w15:restartNumberingAfterBreak="0">
     <w:nsid w:val="792D745E"/>
     <w:multiLevelType w:val="hybridMultilevel"/>
     <w:tmpl w:val="F0FA448E"/>
@@ -6215,7 +6622,7 @@
       </w:pPr>
     </w:lvl>
   </w:abstractNum>
-  <w:abstractNum w:abstractNumId="33" w15:restartNumberingAfterBreak="0">
+  <w:abstractNum w:abstractNumId="39" w15:restartNumberingAfterBreak="0">
     <w:nsid w:val="79417DAA"/>
     <w:multiLevelType w:val="hybridMultilevel"/>
     <w:tmpl w:val="500430C8"/>
@@ -6329,106 +6736,124 @@
     </w:lvl>
   </w:abstractNum>
   <w:num w:numId="1">
-    <w:abstractNumId w:val="24"/>
+    <w:abstractNumId w:val="30"/>
   </w:num>
   <w:num w:numId="2">
-    <w:abstractNumId w:val="26"/>
+    <w:abstractNumId w:val="32"/>
   </w:num>
   <w:num w:numId="3">
-    <w:abstractNumId w:val="16"/>
+    <w:abstractNumId w:val="20"/>
   </w:num>
   <w:num w:numId="4">
+    <w:abstractNumId w:val="18"/>
+  </w:num>
+  <w:num w:numId="5">
+    <w:abstractNumId w:val="13"/>
+  </w:num>
+  <w:num w:numId="6">
+    <w:abstractNumId w:val="5"/>
+  </w:num>
+  <w:num w:numId="7">
+    <w:abstractNumId w:val="17"/>
+  </w:num>
+  <w:num w:numId="8">
+    <w:abstractNumId w:val="38"/>
+  </w:num>
+  <w:num w:numId="9">
+    <w:abstractNumId w:val="34"/>
+  </w:num>
+  <w:num w:numId="10">
+    <w:abstractNumId w:val="23"/>
+  </w:num>
+  <w:num w:numId="11">
+    <w:abstractNumId w:val="28"/>
+  </w:num>
+  <w:num w:numId="12">
     <w:abstractNumId w:val="14"/>
   </w:num>
-  <w:num w:numId="5">
-    <w:abstractNumId w:val="9"/>
-  </w:num>
-  <w:num w:numId="6">
-    <w:abstractNumId w:val="3"/>
-  </w:num>
-  <w:num w:numId="7">
-    <w:abstractNumId w:val="13"/>
-  </w:num>
-  <w:num w:numId="8">
-    <w:abstractNumId w:val="32"/>
-  </w:num>
-  <w:num w:numId="9">
-    <w:abstractNumId w:val="28"/>
-  </w:num>
-  <w:num w:numId="10">
-    <w:abstractNumId w:val="19"/>
-  </w:num>
-  <w:num w:numId="11">
-    <w:abstractNumId w:val="23"/>
-  </w:num>
-  <w:num w:numId="12">
-    <w:abstractNumId w:val="10"/>
-  </w:num>
   <w:num w:numId="13">
-    <w:abstractNumId w:val="17"/>
+    <w:abstractNumId w:val="21"/>
   </w:num>
   <w:num w:numId="14">
-    <w:abstractNumId w:val="7"/>
+    <w:abstractNumId w:val="11"/>
   </w:num>
   <w:num w:numId="15">
-    <w:abstractNumId w:val="27"/>
+    <w:abstractNumId w:val="33"/>
   </w:num>
   <w:num w:numId="16">
-    <w:abstractNumId w:val="25"/>
+    <w:abstractNumId w:val="31"/>
   </w:num>
   <w:num w:numId="17">
-    <w:abstractNumId w:val="4"/>
+    <w:abstractNumId w:val="7"/>
   </w:num>
   <w:num w:numId="18">
     <w:abstractNumId w:val="1"/>
   </w:num>
   <w:num w:numId="19">
-    <w:abstractNumId w:val="2"/>
+    <w:abstractNumId w:val="4"/>
   </w:num>
   <w:num w:numId="20">
-    <w:abstractNumId w:val="31"/>
+    <w:abstractNumId w:val="37"/>
   </w:num>
   <w:num w:numId="21">
-    <w:abstractNumId w:val="18"/>
+    <w:abstractNumId w:val="22"/>
   </w:num>
   <w:num w:numId="22">
-    <w:abstractNumId w:val="6"/>
+    <w:abstractNumId w:val="9"/>
   </w:num>
   <w:num w:numId="23">
-    <w:abstractNumId w:val="11"/>
+    <w:abstractNumId w:val="15"/>
   </w:num>
   <w:num w:numId="24">
-    <w:abstractNumId w:val="12"/>
+    <w:abstractNumId w:val="16"/>
   </w:num>
   <w:num w:numId="25">
-    <w:abstractNumId w:val="21"/>
+    <w:abstractNumId w:val="25"/>
   </w:num>
   <w:num w:numId="26">
-    <w:abstractNumId w:val="15"/>
+    <w:abstractNumId w:val="19"/>
   </w:num>
   <w:num w:numId="27">
-    <w:abstractNumId w:val="30"/>
+    <w:abstractNumId w:val="36"/>
   </w:num>
   <w:num w:numId="28">
-    <w:abstractNumId w:val="29"/>
+    <w:abstractNumId w:val="35"/>
   </w:num>
   <w:num w:numId="29">
-    <w:abstractNumId w:val="5"/>
+    <w:abstractNumId w:val="8"/>
   </w:num>
   <w:num w:numId="30">
-    <w:abstractNumId w:val="22"/>
+    <w:abstractNumId w:val="27"/>
   </w:num>
   <w:num w:numId="31">
-    <w:abstractNumId w:val="33"/>
+    <w:abstractNumId w:val="39"/>
   </w:num>
   <w:num w:numId="32">
     <w:abstractNumId w:val="0"/>
   </w:num>
   <w:num w:numId="33">
-    <w:abstractNumId w:val="8"/>
+    <w:abstractNumId w:val="12"/>
   </w:num>
   <w:num w:numId="34">
-    <w:abstractNumId w:val="20"/>
+    <w:abstractNumId w:val="24"/>
+  </w:num>
+  <w:num w:numId="35">
+    <w:abstractNumId w:val="6"/>
+  </w:num>
+  <w:num w:numId="36">
+    <w:abstractNumId w:val="3"/>
+  </w:num>
+  <w:num w:numId="37">
+    <w:abstractNumId w:val="10"/>
+  </w:num>
+  <w:num w:numId="38">
+    <w:abstractNumId w:val="26"/>
+  </w:num>
+  <w:num w:numId="39">
+    <w:abstractNumId w:val="29"/>
+  </w:num>
+  <w:num w:numId="40">
+    <w:abstractNumId w:val="2"/>
   </w:num>
 </w:numbering>
 </file>
